--- a/nir/РПЗ.docx
+++ b/nir/РПЗ.docx
@@ -1375,7 +1375,7 @@
           <w:lang w:val="ru-RU"/>
         </w:rPr>
       </w:pPr>
-      <w:bookmarkStart w:id="0" w:name="_Toc215227089"/>
+      <w:bookmarkStart w:id="0" w:name="_Toc224983920"/>
       <w:r>
         <w:rPr>
           <w:rFonts w:cs="Times New Roman"/>
@@ -1494,7 +1494,7 @@
           <w:sz w:val="28"/>
           <w:szCs w:val="28"/>
         </w:rPr>
-        <w:t>реализацию</w:t>
+        <w:t>исследование</w:t>
       </w:r>
       <w:r>
         <w:rPr>
@@ -1579,7 +1579,105 @@
           <w:sz w:val="28"/>
           <w:szCs w:val="28"/>
         </w:rPr>
-        <w:t>В работе описаны особенности программной реализации метода перевода дактильных жестов в текст с использованием рекуррентных нейронных сетей, приведены форматы входных и выходных данных, описано функционирование разработанного программного обеспечения, выполнено его тестирование</w:t>
+        <w:t xml:space="preserve">В работе </w:t>
+      </w:r>
+      <w:r>
+        <w:rPr>
+          <w:sz w:val="28"/>
+          <w:szCs w:val="28"/>
+        </w:rPr>
+        <w:t>приведены</w:t>
+      </w:r>
+      <w:r>
+        <w:rPr>
+          <w:sz w:val="28"/>
+          <w:szCs w:val="28"/>
+        </w:rPr>
+        <w:t xml:space="preserve"> </w:t>
+      </w:r>
+      <w:r>
+        <w:rPr>
+          <w:sz w:val="28"/>
+          <w:szCs w:val="28"/>
+        </w:rPr>
+        <w:t>метрики для оценки качества перевода жестов рук в текс</w:t>
+      </w:r>
+      <w:r>
+        <w:rPr>
+          <w:sz w:val="28"/>
+          <w:szCs w:val="28"/>
+        </w:rPr>
+        <w:t>т</w:t>
+      </w:r>
+      <w:r>
+        <w:rPr>
+          <w:sz w:val="28"/>
+          <w:szCs w:val="28"/>
+        </w:rPr>
+        <w:t xml:space="preserve">, </w:t>
+      </w:r>
+      <w:r>
+        <w:rPr>
+          <w:sz w:val="28"/>
+          <w:szCs w:val="28"/>
+        </w:rPr>
+        <w:t>результаты</w:t>
+      </w:r>
+      <w:r>
+        <w:rPr>
+          <w:sz w:val="28"/>
+          <w:szCs w:val="28"/>
+        </w:rPr>
+        <w:t xml:space="preserve"> зависимост</w:t>
+      </w:r>
+      <w:r>
+        <w:rPr>
+          <w:sz w:val="28"/>
+          <w:szCs w:val="28"/>
+        </w:rPr>
+        <w:t>и</w:t>
+      </w:r>
+      <w:r>
+        <w:rPr>
+          <w:sz w:val="28"/>
+          <w:szCs w:val="28"/>
+        </w:rPr>
+        <w:t xml:space="preserve"> качества перевода от настроечных параметров метода</w:t>
+      </w:r>
+      <w:r>
+        <w:rPr>
+          <w:sz w:val="28"/>
+          <w:szCs w:val="28"/>
+        </w:rPr>
+        <w:t xml:space="preserve"> и</w:t>
+      </w:r>
+      <w:r>
+        <w:rPr>
+          <w:sz w:val="28"/>
+          <w:szCs w:val="28"/>
+        </w:rPr>
+        <w:t xml:space="preserve"> </w:t>
+      </w:r>
+      <w:r>
+        <w:rPr>
+          <w:sz w:val="28"/>
+          <w:szCs w:val="28"/>
+        </w:rPr>
+        <w:t>скорост</w:t>
+      </w:r>
+      <w:r>
+        <w:rPr>
+          <w:sz w:val="28"/>
+          <w:szCs w:val="28"/>
+        </w:rPr>
+        <w:t>и</w:t>
+      </w:r>
+      <w:r>
+        <w:rPr>
+          <w:sz w:val="28"/>
+          <w:szCs w:val="28"/>
+        </w:rPr>
+        <w:t xml:space="preserve"> работы предложенного программного обеспечения</w:t>
       </w:r>
       <w:r>
         <w:rPr>
@@ -1661,6 +1759,7 @@
             </w:tabs>
             <w:rPr>
               <w:rFonts w:asciiTheme="minorHAnsi" w:eastAsiaTheme="minorEastAsia" w:hAnsiTheme="minorHAnsi" w:cstheme="minorBidi"/>
+              <w:b/>
               <w:noProof/>
               <w:sz w:val="32"/>
               <w:szCs w:val="32"/>
@@ -1669,7 +1768,7 @@
           </w:pPr>
           <w:r>
             <w:rPr>
-              <w:bCs/>
+              <w:b/>
               <w:sz w:val="32"/>
               <w:szCs w:val="32"/>
             </w:rPr>
@@ -1677,7 +1776,7 @@
           </w:r>
           <w:r>
             <w:rPr>
-              <w:bCs/>
+              <w:b/>
               <w:sz w:val="32"/>
               <w:szCs w:val="32"/>
             </w:rPr>
@@ -1685,18 +1784,17 @@
           </w:r>
           <w:r>
             <w:rPr>
-              <w:bCs/>
+              <w:b/>
               <w:sz w:val="32"/>
               <w:szCs w:val="32"/>
             </w:rPr>
             <w:fldChar w:fldCharType="separate"/>
           </w:r>
-          <w:hyperlink w:anchor="_Toc215227089" w:history="1">
+          <w:hyperlink w:anchor="_Toc224983920" w:history="1">
             <w:r>
               <w:rPr>
                 <w:rStyle w:val="Hyperlink"/>
                 <w:b/>
-                <w:bCs/>
                 <w:noProof/>
                 <w:sz w:val="32"/>
                 <w:szCs w:val="32"/>
@@ -1705,6 +1803,7 @@
             </w:r>
             <w:r>
               <w:rPr>
+                <w:b/>
                 <w:noProof/>
                 <w:webHidden/>
                 <w:sz w:val="32"/>
@@ -1714,6 +1813,7 @@
             </w:r>
             <w:r>
               <w:rPr>
+                <w:b/>
                 <w:noProof/>
                 <w:webHidden/>
                 <w:sz w:val="32"/>
@@ -1723,15 +1823,17 @@
             </w:r>
             <w:r>
               <w:rPr>
+                <w:b/>
                 <w:noProof/>
                 <w:webHidden/>
                 <w:sz w:val="32"/>
                 <w:szCs w:val="32"/>
               </w:rPr>
-              <w:instrText xml:space="preserve"> PAGEREF _Toc215227089 \h </w:instrText>
+              <w:instrText xml:space="preserve"> PAGEREF _Toc224983920 \h </w:instrText>
             </w:r>
             <w:r>
               <w:rPr>
+                <w:b/>
                 <w:noProof/>
                 <w:webHidden/>
                 <w:sz w:val="32"/>
@@ -1740,6 +1842,7 @@
             </w:r>
             <w:r>
               <w:rPr>
+                <w:b/>
                 <w:noProof/>
                 <w:webHidden/>
                 <w:sz w:val="32"/>
@@ -1749,6 +1852,7 @@
             </w:r>
             <w:r>
               <w:rPr>
+                <w:b/>
                 <w:noProof/>
                 <w:webHidden/>
                 <w:sz w:val="32"/>
@@ -1758,6 +1862,7 @@
             </w:r>
             <w:r>
               <w:rPr>
+                <w:b/>
                 <w:noProof/>
                 <w:webHidden/>
                 <w:sz w:val="32"/>
@@ -1775,18 +1880,18 @@
             </w:tabs>
             <w:rPr>
               <w:rFonts w:asciiTheme="minorHAnsi" w:eastAsiaTheme="minorEastAsia" w:hAnsiTheme="minorHAnsi" w:cstheme="minorBidi"/>
+              <w:b/>
               <w:noProof/>
               <w:sz w:val="32"/>
               <w:szCs w:val="32"/>
               <w:lang w:val="en-US"/>
             </w:rPr>
           </w:pPr>
-          <w:hyperlink w:anchor="_Toc215227090" w:history="1">
+          <w:hyperlink w:anchor="_Toc224983921" w:history="1">
             <w:r>
               <w:rPr>
                 <w:rStyle w:val="Hyperlink"/>
                 <w:b/>
-                <w:bCs/>
                 <w:noProof/>
                 <w:sz w:val="32"/>
                 <w:szCs w:val="32"/>
@@ -1795,6 +1900,7 @@
             </w:r>
             <w:r>
               <w:rPr>
+                <w:b/>
                 <w:noProof/>
                 <w:webHidden/>
                 <w:sz w:val="32"/>
@@ -1804,6 +1910,7 @@
             </w:r>
             <w:r>
               <w:rPr>
+                <w:b/>
                 <w:noProof/>
                 <w:webHidden/>
                 <w:sz w:val="32"/>
@@ -1813,15 +1920,17 @@
             </w:r>
             <w:r>
               <w:rPr>
+                <w:b/>
                 <w:noProof/>
                 <w:webHidden/>
                 <w:sz w:val="32"/>
                 <w:szCs w:val="32"/>
               </w:rPr>
-              <w:instrText xml:space="preserve"> PAGEREF _Toc215227090 \h </w:instrText>
+              <w:instrText xml:space="preserve"> PAGEREF _Toc224983921 \h </w:instrText>
             </w:r>
             <w:r>
               <w:rPr>
+                <w:b/>
                 <w:noProof/>
                 <w:webHidden/>
                 <w:sz w:val="32"/>
@@ -1830,6 +1939,7 @@
             </w:r>
             <w:r>
               <w:rPr>
+                <w:b/>
                 <w:noProof/>
                 <w:webHidden/>
                 <w:sz w:val="32"/>
@@ -1839,6 +1949,7 @@
             </w:r>
             <w:r>
               <w:rPr>
+                <w:b/>
                 <w:noProof/>
                 <w:webHidden/>
                 <w:sz w:val="32"/>
@@ -1848,6 +1959,7 @@
             </w:r>
             <w:r>
               <w:rPr>
+                <w:b/>
                 <w:noProof/>
                 <w:webHidden/>
                 <w:sz w:val="32"/>
@@ -1865,24 +1977,27 @@
             </w:tabs>
             <w:rPr>
               <w:rFonts w:asciiTheme="minorHAnsi" w:eastAsiaTheme="minorEastAsia" w:hAnsiTheme="minorHAnsi" w:cstheme="minorBidi"/>
+              <w:b/>
               <w:noProof/>
               <w:sz w:val="32"/>
               <w:szCs w:val="32"/>
               <w:lang w:val="en-US"/>
             </w:rPr>
           </w:pPr>
-          <w:hyperlink w:anchor="_Toc215227091" w:history="1">
+          <w:hyperlink w:anchor="_Toc224983922" w:history="1">
             <w:r>
               <w:rPr>
                 <w:rStyle w:val="Hyperlink"/>
+                <w:b/>
                 <w:noProof/>
                 <w:sz w:val="32"/>
                 <w:szCs w:val="32"/>
               </w:rPr>
-              <w:t>1. Выбор средств программной реализации</w:t>
+              <w:t>1. Метрики оценки качества</w:t>
             </w:r>
             <w:r>
               <w:rPr>
+                <w:b/>
                 <w:noProof/>
                 <w:webHidden/>
                 <w:sz w:val="32"/>
@@ -1892,6 +2007,7 @@
             </w:r>
             <w:r>
               <w:rPr>
+                <w:b/>
                 <w:noProof/>
                 <w:webHidden/>
                 <w:sz w:val="32"/>
@@ -1901,15 +2017,17 @@
             </w:r>
             <w:r>
               <w:rPr>
+                <w:b/>
                 <w:noProof/>
                 <w:webHidden/>
                 <w:sz w:val="32"/>
                 <w:szCs w:val="32"/>
               </w:rPr>
-              <w:instrText xml:space="preserve"> PAGEREF _Toc215227091 \h </w:instrText>
+              <w:instrText xml:space="preserve"> PAGEREF _Toc224983922 \h </w:instrText>
             </w:r>
             <w:r>
               <w:rPr>
+                <w:b/>
                 <w:noProof/>
                 <w:webHidden/>
                 <w:sz w:val="32"/>
@@ -1918,6 +2036,7 @@
             </w:r>
             <w:r>
               <w:rPr>
+                <w:b/>
                 <w:noProof/>
                 <w:webHidden/>
                 <w:sz w:val="32"/>
@@ -1927,6 +2046,7 @@
             </w:r>
             <w:r>
               <w:rPr>
+                <w:b/>
                 <w:noProof/>
                 <w:webHidden/>
                 <w:sz w:val="32"/>
@@ -1936,6 +2056,7 @@
             </w:r>
             <w:r>
               <w:rPr>
+                <w:b/>
                 <w:noProof/>
                 <w:webHidden/>
                 <w:sz w:val="32"/>
@@ -1953,24 +2074,27 @@
             </w:tabs>
             <w:rPr>
               <w:rFonts w:asciiTheme="minorHAnsi" w:eastAsiaTheme="minorEastAsia" w:hAnsiTheme="minorHAnsi" w:cstheme="minorBidi"/>
+              <w:b/>
               <w:noProof/>
               <w:sz w:val="32"/>
               <w:szCs w:val="32"/>
               <w:lang w:val="en-US"/>
             </w:rPr>
           </w:pPr>
-          <w:hyperlink w:anchor="_Toc215227092" w:history="1">
+          <w:hyperlink w:anchor="_Toc224983923" w:history="1">
             <w:r>
               <w:rPr>
                 <w:rStyle w:val="Hyperlink"/>
+                <w:b/>
                 <w:noProof/>
                 <w:sz w:val="32"/>
                 <w:szCs w:val="32"/>
               </w:rPr>
-              <w:t>2. Структура программного обеспечения</w:t>
+              <w:t>2. Зависимость точности метода от эпох</w:t>
             </w:r>
             <w:r>
               <w:rPr>
+                <w:b/>
                 <w:noProof/>
                 <w:webHidden/>
                 <w:sz w:val="32"/>
@@ -1980,6 +2104,7 @@
             </w:r>
             <w:r>
               <w:rPr>
+                <w:b/>
                 <w:noProof/>
                 <w:webHidden/>
                 <w:sz w:val="32"/>
@@ -1989,15 +2114,17 @@
             </w:r>
             <w:r>
               <w:rPr>
+                <w:b/>
                 <w:noProof/>
                 <w:webHidden/>
                 <w:sz w:val="32"/>
                 <w:szCs w:val="32"/>
               </w:rPr>
-              <w:instrText xml:space="preserve"> PAGEREF _Toc215227092 \h </w:instrText>
+              <w:instrText xml:space="preserve"> PAGEREF _Toc224983923 \h </w:instrText>
             </w:r>
             <w:r>
               <w:rPr>
+                <w:b/>
                 <w:noProof/>
                 <w:webHidden/>
                 <w:sz w:val="32"/>
@@ -2006,6 +2133,7 @@
             </w:r>
             <w:r>
               <w:rPr>
+                <w:b/>
                 <w:noProof/>
                 <w:webHidden/>
                 <w:sz w:val="32"/>
@@ -2015,15 +2143,17 @@
             </w:r>
             <w:r>
               <w:rPr>
+                <w:b/>
                 <w:noProof/>
                 <w:webHidden/>
                 <w:sz w:val="32"/>
                 <w:szCs w:val="32"/>
               </w:rPr>
-              <w:t>7</w:t>
+              <w:t>8</w:t>
             </w:r>
             <w:r>
               <w:rPr>
+                <w:b/>
                 <w:noProof/>
                 <w:webHidden/>
                 <w:sz w:val="32"/>
@@ -2041,24 +2171,27 @@
             </w:tabs>
             <w:rPr>
               <w:rFonts w:asciiTheme="minorHAnsi" w:eastAsiaTheme="minorEastAsia" w:hAnsiTheme="minorHAnsi" w:cstheme="minorBidi"/>
+              <w:b/>
               <w:noProof/>
               <w:sz w:val="32"/>
               <w:szCs w:val="32"/>
               <w:lang w:val="en-US"/>
             </w:rPr>
           </w:pPr>
-          <w:hyperlink w:anchor="_Toc215227093" w:history="1">
+          <w:hyperlink w:anchor="_Toc224983924" w:history="1">
             <w:r>
               <w:rPr>
                 <w:rStyle w:val="Hyperlink"/>
+                <w:b/>
                 <w:noProof/>
                 <w:sz w:val="32"/>
                 <w:szCs w:val="32"/>
               </w:rPr>
-              <w:t>3. Описание формата входных и выходных данных</w:t>
+              <w:t>3. Зависимость качества перевода от настроечных параметров метода</w:t>
             </w:r>
             <w:r>
               <w:rPr>
+                <w:b/>
                 <w:noProof/>
                 <w:webHidden/>
                 <w:sz w:val="32"/>
@@ -2068,6 +2201,7 @@
             </w:r>
             <w:r>
               <w:rPr>
+                <w:b/>
                 <w:noProof/>
                 <w:webHidden/>
                 <w:sz w:val="32"/>
@@ -2077,15 +2211,17 @@
             </w:r>
             <w:r>
               <w:rPr>
+                <w:b/>
                 <w:noProof/>
                 <w:webHidden/>
                 <w:sz w:val="32"/>
                 <w:szCs w:val="32"/>
               </w:rPr>
-              <w:instrText xml:space="preserve"> PAGEREF _Toc215227093 \h </w:instrText>
+              <w:instrText xml:space="preserve"> PAGEREF _Toc224983924 \h </w:instrText>
             </w:r>
             <w:r>
               <w:rPr>
+                <w:b/>
                 <w:noProof/>
                 <w:webHidden/>
                 <w:sz w:val="32"/>
@@ -2094,6 +2230,7 @@
             </w:r>
             <w:r>
               <w:rPr>
+                <w:b/>
                 <w:noProof/>
                 <w:webHidden/>
                 <w:sz w:val="32"/>
@@ -2103,15 +2240,17 @@
             </w:r>
             <w:r>
               <w:rPr>
+                <w:b/>
                 <w:noProof/>
                 <w:webHidden/>
                 <w:sz w:val="32"/>
                 <w:szCs w:val="32"/>
               </w:rPr>
-              <w:t>8</w:t>
+              <w:t>10</w:t>
             </w:r>
             <w:r>
               <w:rPr>
+                <w:b/>
                 <w:noProof/>
                 <w:webHidden/>
                 <w:sz w:val="32"/>
@@ -2129,24 +2268,27 @@
             </w:tabs>
             <w:rPr>
               <w:rFonts w:asciiTheme="minorHAnsi" w:eastAsiaTheme="minorEastAsia" w:hAnsiTheme="minorHAnsi" w:cstheme="minorBidi"/>
+              <w:b/>
               <w:noProof/>
               <w:sz w:val="32"/>
               <w:szCs w:val="32"/>
               <w:lang w:val="en-US"/>
             </w:rPr>
           </w:pPr>
-          <w:hyperlink w:anchor="_Toc215227094" w:history="1">
+          <w:hyperlink w:anchor="_Toc224983925" w:history="1">
             <w:r>
               <w:rPr>
                 <w:rStyle w:val="Hyperlink"/>
+                <w:b/>
                 <w:noProof/>
                 <w:sz w:val="32"/>
                 <w:szCs w:val="32"/>
               </w:rPr>
-              <w:t>4. Сборка ПО</w:t>
+              <w:t>4. Метрики скорости работы системы</w:t>
             </w:r>
             <w:r>
               <w:rPr>
+                <w:b/>
                 <w:noProof/>
                 <w:webHidden/>
                 <w:sz w:val="32"/>
@@ -2156,6 +2298,7 @@
             </w:r>
             <w:r>
               <w:rPr>
+                <w:b/>
                 <w:noProof/>
                 <w:webHidden/>
                 <w:sz w:val="32"/>
@@ -2165,15 +2308,17 @@
             </w:r>
             <w:r>
               <w:rPr>
+                <w:b/>
                 <w:noProof/>
                 <w:webHidden/>
                 <w:sz w:val="32"/>
                 <w:szCs w:val="32"/>
               </w:rPr>
-              <w:instrText xml:space="preserve"> PAGEREF _Toc215227094 \h </w:instrText>
+              <w:instrText xml:space="preserve"> PAGEREF _Toc224983925 \h </w:instrText>
             </w:r>
             <w:r>
               <w:rPr>
+                <w:b/>
                 <w:noProof/>
                 <w:webHidden/>
                 <w:sz w:val="32"/>
@@ -2182,6 +2327,7 @@
             </w:r>
             <w:r>
               <w:rPr>
+                <w:b/>
                 <w:noProof/>
                 <w:webHidden/>
                 <w:sz w:val="32"/>
@@ -2191,191 +2337,17 @@
             </w:r>
             <w:r>
               <w:rPr>
+                <w:b/>
                 <w:noProof/>
                 <w:webHidden/>
                 <w:sz w:val="32"/>
                 <w:szCs w:val="32"/>
               </w:rPr>
-              <w:t>9</w:t>
+              <w:t>15</w:t>
             </w:r>
             <w:r>
               <w:rPr>
-                <w:noProof/>
-                <w:webHidden/>
-                <w:sz w:val="32"/>
-                <w:szCs w:val="32"/>
-              </w:rPr>
-              <w:fldChar w:fldCharType="end"/>
-            </w:r>
-          </w:hyperlink>
-        </w:p>
-        <w:p>
-          <w:pPr>
-            <w:pStyle w:val="TOC2"/>
-            <w:tabs>
-              <w:tab w:val="right" w:leader="dot" w:pos="9962"/>
-            </w:tabs>
-            <w:rPr>
-              <w:rFonts w:asciiTheme="minorHAnsi" w:eastAsiaTheme="minorEastAsia" w:hAnsiTheme="minorHAnsi" w:cstheme="minorBidi"/>
-              <w:noProof/>
-              <w:sz w:val="32"/>
-              <w:szCs w:val="32"/>
-              <w:lang w:val="en-US"/>
-            </w:rPr>
-          </w:pPr>
-          <w:hyperlink w:anchor="_Toc215227095" w:history="1">
-            <w:r>
-              <w:rPr>
-                <w:rStyle w:val="Hyperlink"/>
-                <w:noProof/>
-                <w:sz w:val="32"/>
-                <w:szCs w:val="32"/>
-              </w:rPr>
-              <w:t>5. Демонстрация работы программы</w:t>
-            </w:r>
-            <w:r>
-              <w:rPr>
-                <w:noProof/>
-                <w:webHidden/>
-                <w:sz w:val="32"/>
-                <w:szCs w:val="32"/>
-              </w:rPr>
-              <w:tab/>
-            </w:r>
-            <w:r>
-              <w:rPr>
-                <w:noProof/>
-                <w:webHidden/>
-                <w:sz w:val="32"/>
-                <w:szCs w:val="32"/>
-              </w:rPr>
-              <w:fldChar w:fldCharType="begin"/>
-            </w:r>
-            <w:r>
-              <w:rPr>
-                <w:noProof/>
-                <w:webHidden/>
-                <w:sz w:val="32"/>
-                <w:szCs w:val="32"/>
-              </w:rPr>
-              <w:instrText xml:space="preserve"> PAGEREF _Toc215227095 \h </w:instrText>
-            </w:r>
-            <w:r>
-              <w:rPr>
-                <w:noProof/>
-                <w:webHidden/>
-                <w:sz w:val="32"/>
-                <w:szCs w:val="32"/>
-              </w:rPr>
-            </w:r>
-            <w:r>
-              <w:rPr>
-                <w:noProof/>
-                <w:webHidden/>
-                <w:sz w:val="32"/>
-                <w:szCs w:val="32"/>
-              </w:rPr>
-              <w:fldChar w:fldCharType="separate"/>
-            </w:r>
-            <w:r>
-              <w:rPr>
-                <w:noProof/>
-                <w:webHidden/>
-                <w:sz w:val="32"/>
-                <w:szCs w:val="32"/>
-              </w:rPr>
-              <w:t>11</w:t>
-            </w:r>
-            <w:r>
-              <w:rPr>
-                <w:noProof/>
-                <w:webHidden/>
-                <w:sz w:val="32"/>
-                <w:szCs w:val="32"/>
-              </w:rPr>
-              <w:fldChar w:fldCharType="end"/>
-            </w:r>
-          </w:hyperlink>
-        </w:p>
-        <w:p>
-          <w:pPr>
-            <w:pStyle w:val="TOC2"/>
-            <w:tabs>
-              <w:tab w:val="right" w:leader="dot" w:pos="9962"/>
-            </w:tabs>
-            <w:rPr>
-              <w:rFonts w:asciiTheme="minorHAnsi" w:eastAsiaTheme="minorEastAsia" w:hAnsiTheme="minorHAnsi" w:cstheme="minorBidi"/>
-              <w:noProof/>
-              <w:sz w:val="32"/>
-              <w:szCs w:val="32"/>
-              <w:lang w:val="en-US"/>
-            </w:rPr>
-          </w:pPr>
-          <w:hyperlink w:anchor="_Toc215227096" w:history="1">
-            <w:r>
-              <w:rPr>
-                <w:rStyle w:val="Hyperlink"/>
-                <w:noProof/>
-                <w:sz w:val="32"/>
-                <w:szCs w:val="32"/>
-              </w:rPr>
-              <w:t>6. Тестирование</w:t>
-            </w:r>
-            <w:r>
-              <w:rPr>
-                <w:noProof/>
-                <w:webHidden/>
-                <w:sz w:val="32"/>
-                <w:szCs w:val="32"/>
-              </w:rPr>
-              <w:tab/>
-            </w:r>
-            <w:r>
-              <w:rPr>
-                <w:noProof/>
-                <w:webHidden/>
-                <w:sz w:val="32"/>
-                <w:szCs w:val="32"/>
-              </w:rPr>
-              <w:fldChar w:fldCharType="begin"/>
-            </w:r>
-            <w:r>
-              <w:rPr>
-                <w:noProof/>
-                <w:webHidden/>
-                <w:sz w:val="32"/>
-                <w:szCs w:val="32"/>
-              </w:rPr>
-              <w:instrText xml:space="preserve"> PAGEREF _Toc215227096 \h </w:instrText>
-            </w:r>
-            <w:r>
-              <w:rPr>
-                <w:noProof/>
-                <w:webHidden/>
-                <w:sz w:val="32"/>
-                <w:szCs w:val="32"/>
-              </w:rPr>
-            </w:r>
-            <w:r>
-              <w:rPr>
-                <w:noProof/>
-                <w:webHidden/>
-                <w:sz w:val="32"/>
-                <w:szCs w:val="32"/>
-              </w:rPr>
-              <w:fldChar w:fldCharType="separate"/>
-            </w:r>
-            <w:r>
-              <w:rPr>
-                <w:noProof/>
-                <w:webHidden/>
-                <w:sz w:val="32"/>
-                <w:szCs w:val="32"/>
-              </w:rPr>
-              <w:t>13</w:t>
-            </w:r>
-            <w:r>
-              <w:rPr>
+                <w:b/>
                 <w:noProof/>
                 <w:webHidden/>
                 <w:sz w:val="32"/>
@@ -2393,18 +2365,18 @@
             </w:tabs>
             <w:rPr>
               <w:rFonts w:asciiTheme="minorHAnsi" w:eastAsiaTheme="minorEastAsia" w:hAnsiTheme="minorHAnsi" w:cstheme="minorBidi"/>
+              <w:b/>
               <w:noProof/>
               <w:sz w:val="32"/>
               <w:szCs w:val="32"/>
               <w:lang w:val="en-US"/>
             </w:rPr>
           </w:pPr>
-          <w:hyperlink w:anchor="_Toc215227097" w:history="1">
+          <w:hyperlink w:anchor="_Toc224983926" w:history="1">
             <w:r>
               <w:rPr>
                 <w:rStyle w:val="Hyperlink"/>
                 <w:b/>
-                <w:bCs/>
                 <w:noProof/>
                 <w:sz w:val="32"/>
                 <w:szCs w:val="32"/>
@@ -2413,6 +2385,7 @@
             </w:r>
             <w:r>
               <w:rPr>
+                <w:b/>
                 <w:noProof/>
                 <w:webHidden/>
                 <w:sz w:val="32"/>
@@ -2422,6 +2395,7 @@
             </w:r>
             <w:r>
               <w:rPr>
+                <w:b/>
                 <w:noProof/>
                 <w:webHidden/>
                 <w:sz w:val="32"/>
@@ -2431,15 +2405,17 @@
             </w:r>
             <w:r>
               <w:rPr>
+                <w:b/>
                 <w:noProof/>
                 <w:webHidden/>
                 <w:sz w:val="32"/>
                 <w:szCs w:val="32"/>
               </w:rPr>
-              <w:instrText xml:space="preserve"> PAGEREF _Toc215227097 \h </w:instrText>
+              <w:instrText xml:space="preserve"> PAGEREF _Toc224983926 \h </w:instrText>
             </w:r>
             <w:r>
               <w:rPr>
+                <w:b/>
                 <w:noProof/>
                 <w:webHidden/>
                 <w:sz w:val="32"/>
@@ -2448,6 +2424,7 @@
             </w:r>
             <w:r>
               <w:rPr>
+                <w:b/>
                 <w:noProof/>
                 <w:webHidden/>
                 <w:sz w:val="32"/>
@@ -2457,15 +2434,17 @@
             </w:r>
             <w:r>
               <w:rPr>
+                <w:b/>
                 <w:noProof/>
                 <w:webHidden/>
                 <w:sz w:val="32"/>
                 <w:szCs w:val="32"/>
               </w:rPr>
-              <w:t>15</w:t>
+              <w:t>19</w:t>
             </w:r>
             <w:r>
               <w:rPr>
+                <w:b/>
                 <w:noProof/>
                 <w:webHidden/>
                 <w:sz w:val="32"/>
@@ -2483,18 +2462,18 @@
             </w:tabs>
             <w:rPr>
               <w:rFonts w:asciiTheme="minorHAnsi" w:eastAsiaTheme="minorEastAsia" w:hAnsiTheme="minorHAnsi" w:cstheme="minorBidi"/>
+              <w:b/>
               <w:noProof/>
               <w:sz w:val="32"/>
               <w:szCs w:val="32"/>
               <w:lang w:val="en-US"/>
             </w:rPr>
           </w:pPr>
-          <w:hyperlink w:anchor="_Toc215227098" w:history="1">
+          <w:hyperlink w:anchor="_Toc224983927" w:history="1">
             <w:r>
               <w:rPr>
                 <w:rStyle w:val="Hyperlink"/>
                 <w:b/>
-                <w:bCs/>
                 <w:noProof/>
                 <w:sz w:val="32"/>
                 <w:szCs w:val="32"/>
@@ -2503,6 +2482,7 @@
             </w:r>
             <w:r>
               <w:rPr>
+                <w:b/>
                 <w:noProof/>
                 <w:webHidden/>
                 <w:sz w:val="32"/>
@@ -2512,6 +2492,7 @@
             </w:r>
             <w:r>
               <w:rPr>
+                <w:b/>
                 <w:noProof/>
                 <w:webHidden/>
                 <w:sz w:val="32"/>
@@ -2521,15 +2502,17 @@
             </w:r>
             <w:r>
               <w:rPr>
+                <w:b/>
                 <w:noProof/>
                 <w:webHidden/>
                 <w:sz w:val="32"/>
                 <w:szCs w:val="32"/>
               </w:rPr>
-              <w:instrText xml:space="preserve"> PAGEREF _Toc215227098 \h </w:instrText>
+              <w:instrText xml:space="preserve"> PAGEREF _Toc224983927 \h </w:instrText>
             </w:r>
             <w:r>
               <w:rPr>
+                <w:b/>
                 <w:noProof/>
                 <w:webHidden/>
                 <w:sz w:val="32"/>
@@ -2538,6 +2521,7 @@
             </w:r>
             <w:r>
               <w:rPr>
+                <w:b/>
                 <w:noProof/>
                 <w:webHidden/>
                 <w:sz w:val="32"/>
@@ -2547,15 +2531,17 @@
             </w:r>
             <w:r>
               <w:rPr>
+                <w:b/>
                 <w:noProof/>
                 <w:webHidden/>
                 <w:sz w:val="32"/>
                 <w:szCs w:val="32"/>
               </w:rPr>
-              <w:t>16</w:t>
+              <w:t>20</w:t>
             </w:r>
             <w:r>
               <w:rPr>
+                <w:b/>
                 <w:noProof/>
                 <w:webHidden/>
                 <w:sz w:val="32"/>
@@ -2568,7 +2554,7 @@
         <w:p>
           <w:r>
             <w:rPr>
-              <w:bCs/>
+              <w:b/>
               <w:noProof/>
               <w:sz w:val="32"/>
               <w:szCs w:val="32"/>
@@ -2607,7 +2593,7 @@
           <w:lang w:val="ru-RU"/>
         </w:rPr>
       </w:pPr>
-      <w:bookmarkStart w:id="1" w:name="_Toc215227090"/>
+      <w:bookmarkStart w:id="1" w:name="_Toc224983921"/>
       <w:r>
         <w:rPr>
           <w:rFonts w:cs="Times New Roman"/>
@@ -2637,7 +2623,7 @@
           <w:sz w:val="28"/>
           <w:szCs w:val="28"/>
         </w:rPr>
-        <w:t>В современном мире технологии глубокого обучения открывают новые возможности для решения задач, связанных с обработкой и интерпретацией данных, включая те, что направлены на улучшение качества жизни людей с ограниченными возможностями. Одной из таких задач является разработка метода автоматического перевода дактильных жестов в текст. Дактильная речь, используемая людьми с нарушениями слуха и речи, представляет собой систему жестов, соответствующих буквам алфавита, и служит важным инструментом коммуникации. Однако её восприятие и интерпретация требуют специальных навыков, что ограничивает круг лиц, способных эффективно взаимодействовать с носителями дактильной речи.</w:t>
+        <w:t>Несмотря на достигнутый прогресс, существует ряд нерешенных проблем и открытых вопросов в области распознавания жестового языка. Во-первых, большинство существующих систем ориентированы на распознавание ограниченного словаря жестов в контролируемых условиях съемки с хорошим освещением, нейтральным фоном и фронтальным положением пользователя относительно камеры. Переход к работе в реальных неконтролируемых условиях с вариативным освещением, сложным фоном и произвольным положением пользователя остается серьезным вызовом. Во-вторых, большинство исследований фокусируются на распознавании отдельных изолированных жестов, в то время как реальная коммуникация на жестовом языке представляет собой непрерывный поток жестов, часто без четких границ между ними.</w:t>
       </w:r>
     </w:p>
     <w:p>
@@ -2655,21 +2641,7 @@
           <w:sz w:val="28"/>
           <w:szCs w:val="28"/>
         </w:rPr>
-        <w:t xml:space="preserve">Разработка автоматизированного метода перевода дактильных жестов в текст с использованием </w:t>
-      </w:r>
-      <w:r>
-        <w:rPr>
-          <w:sz w:val="28"/>
-          <w:szCs w:val="28"/>
-        </w:rPr>
-        <w:t>рекуррентных нейронных сетей</w:t>
-      </w:r>
-      <w:r>
-        <w:rPr>
-          <w:sz w:val="28"/>
-          <w:szCs w:val="28"/>
-        </w:rPr>
-        <w:t xml:space="preserve"> имеет целью преодоление этих барьеров. Такие системы могут значительно облегчить общение, повысить доступность информации и способствовать социальной интеграции людей с нарушениями слуха. В данном конструкторском разделе рассматривается процесс разработки метода перевода дактильных жестов в текст, включая выбор архитектуры модели глубокого обучения, подготовку данных, обучение.</w:t>
+        <w:t>Важным аспектом является также проблема вычислительной эффективности. Это требует тщательной оптимизации архитектуры нейронных сетей, балансирования между точностью распознавания и скоростью обработки, а также эффективного использования доступных аппаратных ускорителей. Разработка компактных, но эффективных моделей, способных обеспечить высокую точность распознавания при минимальных вычислительных затратах, остается актуальной исследовательской задачей.</w:t>
       </w:r>
     </w:p>
     <w:p>
@@ -2694,7 +2666,7 @@
           <w:sz w:val="28"/>
           <w:szCs w:val="28"/>
         </w:rPr>
-        <w:t>реализация</w:t>
+        <w:t>исследование</w:t>
       </w:r>
       <w:r>
         <w:rPr>
@@ -2755,7 +2727,14 @@
           <w:szCs w:val="28"/>
           <w:lang w:val="ru-RU"/>
         </w:rPr>
-        <w:t>Обосновать выбор средств программной реализации</w:t>
+        <w:t xml:space="preserve">Изучить </w:t>
+      </w:r>
+      <w:r>
+        <w:rPr>
+          <w:szCs w:val="28"/>
+          <w:lang w:val="ru-RU"/>
+        </w:rPr>
+        <w:t>метрики для оценки качества перевода</w:t>
       </w:r>
       <w:r>
         <w:rPr>
@@ -2783,7 +2762,7 @@
           <w:szCs w:val="28"/>
           <w:lang w:val="ru-RU"/>
         </w:rPr>
-        <w:t>Разработать структуру программного обеспечения</w:t>
+        <w:t>Исследовать зависимость качества перевода от настроечных параметров метода</w:t>
       </w:r>
       <w:r>
         <w:rPr>
@@ -2811,7 +2790,7 @@
           <w:szCs w:val="28"/>
           <w:lang w:val="ru-RU"/>
         </w:rPr>
-        <w:t>Реализовать метод перевода жестов рук в текст</w:t>
+        <w:t>Оценить скорость работы предложенного программного обеспечения</w:t>
       </w:r>
       <w:r>
         <w:rPr>
@@ -2819,6 +2798,70 @@
           <w:lang w:val="ru-RU"/>
         </w:rPr>
         <w:t>.</w:t>
+      </w:r>
+      <w:r>
+        <w:rPr>
+          <w:szCs w:val="28"/>
+          <w:lang w:val="ru-RU"/>
+        </w:rPr>
+        <w:t xml:space="preserve"> </w:t>
+      </w:r>
+      <w:r>
+        <w:rPr>
+          <w:szCs w:val="28"/>
+          <w:lang w:val="ru-RU"/>
+        </w:rPr>
+        <w:br w:type="page"/>
+      </w:r>
+    </w:p>
+    <w:p>
+      <w:pPr>
+        <w:pStyle w:val="Heading2"/>
+        <w:rPr>
+          <w:szCs w:val="28"/>
+          <w:lang w:val="ru-RU"/>
+        </w:rPr>
+      </w:pPr>
+      <w:bookmarkStart w:id="2" w:name="_Toc224983922"/>
+      <w:r>
+        <w:rPr>
+          <w:szCs w:val="28"/>
+          <w:lang w:val="ru-RU"/>
+        </w:rPr>
+        <w:lastRenderedPageBreak/>
+        <w:t>1</w:t>
+      </w:r>
+      <w:r>
+        <w:rPr>
+          <w:szCs w:val="28"/>
+          <w:lang w:val="ru-RU"/>
+        </w:rPr>
+        <w:t xml:space="preserve">. </w:t>
+      </w:r>
+      <w:r>
+        <w:rPr>
+          <w:lang w:val="ru-RU"/>
+        </w:rPr>
+        <w:t>Метрики оценки качества</w:t>
+      </w:r>
+      <w:bookmarkEnd w:id="2"/>
+    </w:p>
+    <w:p>
+      <w:pPr>
+        <w:spacing w:line="360" w:lineRule="auto"/>
+        <w:ind w:firstLine="720"/>
+        <w:jc w:val="both"/>
+        <w:rPr>
+          <w:sz w:val="28"/>
+          <w:szCs w:val="28"/>
+        </w:rPr>
+      </w:pPr>
+      <w:r>
+        <w:rPr>
+          <w:sz w:val="28"/>
+          <w:szCs w:val="28"/>
+        </w:rPr>
+        <w:t>Ниже представлены характеристики компьютера, на котором проводилось исследование программы:</w:t>
       </w:r>
     </w:p>
     <w:p>
@@ -2826,9 +2869,8 @@
         <w:pStyle w:val="ListParagraph"/>
         <w:numPr>
           <w:ilvl w:val="0"/>
-          <w:numId w:val="22"/>
+          <w:numId w:val="30"/>
         </w:numPr>
-        <w:ind w:left="924" w:hanging="357"/>
         <w:rPr>
           <w:szCs w:val="28"/>
           <w:lang w:val="ru-RU"/>
@@ -2839,40 +2881,106 @@
           <w:szCs w:val="28"/>
           <w:lang w:val="ru-RU"/>
         </w:rPr>
-        <w:t>Выполнить тестирование разработанного программного обеспечения.</w:t>
+        <w:t>операционная система: Ubuntu 22.04.1 Linux x86_64</w:t>
       </w:r>
       <w:r>
         <w:rPr>
           <w:szCs w:val="28"/>
           <w:lang w:val="ru-RU"/>
         </w:rPr>
-        <w:br w:type="page"/>
-      </w:r>
-    </w:p>
-    <w:p>
-      <w:pPr>
-        <w:pStyle w:val="Heading2"/>
-        <w:rPr>
-          <w:szCs w:val="28"/>
-          <w:lang w:val="vi-VN"/>
-        </w:rPr>
-      </w:pPr>
-      <w:bookmarkStart w:id="2" w:name="_Toc215227091"/>
+        <w:t xml:space="preserve"> </w:t>
+      </w:r>
       <w:r>
         <w:rPr>
           <w:szCs w:val="28"/>
           <w:lang w:val="ru-RU"/>
         </w:rPr>
-        <w:lastRenderedPageBreak/>
-        <w:t xml:space="preserve">1. </w:t>
-      </w:r>
-      <w:bookmarkEnd w:id="2"/>
+        <w:t>[</w:t>
+      </w:r>
       <w:r>
         <w:rPr>
           <w:szCs w:val="28"/>
           <w:lang w:val="ru-RU"/>
         </w:rPr>
-        <w:t>Технические характеристики</w:t>
+        <w:t>1</w:t>
+      </w:r>
+      <w:r>
+        <w:rPr>
+          <w:szCs w:val="28"/>
+          <w:lang w:val="ru-RU"/>
+        </w:rPr>
+        <w:t>];</w:t>
+      </w:r>
+      <w:r>
+        <w:rPr>
+          <w:szCs w:val="28"/>
+          <w:lang w:val="ru-RU"/>
+        </w:rPr>
+        <w:t xml:space="preserve"> </w:t>
+      </w:r>
+    </w:p>
+    <w:p>
+      <w:pPr>
+        <w:pStyle w:val="ListParagraph"/>
+        <w:numPr>
+          <w:ilvl w:val="0"/>
+          <w:numId w:val="30"/>
+        </w:numPr>
+        <w:rPr>
+          <w:szCs w:val="28"/>
+          <w:lang w:val="ru-RU"/>
+        </w:rPr>
+      </w:pPr>
+      <w:r>
+        <w:rPr>
+          <w:szCs w:val="28"/>
+          <w:lang w:val="ru-RU"/>
+        </w:rPr>
+        <w:t xml:space="preserve">оперативная память: 8 Гбайт; </w:t>
+      </w:r>
+    </w:p>
+    <w:p>
+      <w:pPr>
+        <w:pStyle w:val="ListParagraph"/>
+        <w:numPr>
+          <w:ilvl w:val="0"/>
+          <w:numId w:val="30"/>
+        </w:numPr>
+        <w:rPr>
+          <w:szCs w:val="28"/>
+        </w:rPr>
+      </w:pPr>
+      <w:r>
+        <w:rPr>
+          <w:szCs w:val="28"/>
+          <w:lang w:val="ru-RU"/>
+        </w:rPr>
+        <w:t>процессор</w:t>
+      </w:r>
+      <w:r>
+        <w:rPr>
+          <w:szCs w:val="28"/>
+        </w:rPr>
+        <w:t>: 11th Gen Intel® Core™ i5-1135G7 @ 4.20</w:t>
+      </w:r>
+      <w:r>
+        <w:rPr>
+          <w:szCs w:val="28"/>
+          <w:lang w:val="ru-RU"/>
+        </w:rPr>
+        <w:t>ГГц</w:t>
+      </w:r>
+      <w:r>
+        <w:rPr>
+          <w:szCs w:val="28"/>
+        </w:rPr>
+        <w:t xml:space="preserve"> [</w:t>
+      </w:r>
+      <w:r>
+        <w:rPr>
+          <w:szCs w:val="28"/>
+        </w:rPr>
+        <w:t>2].</w:t>
       </w:r>
     </w:p>
     <w:p>
@@ -2885,131 +2993,6 @@
           <w:szCs w:val="28"/>
         </w:rPr>
       </w:pPr>
-    </w:p>
-    <w:p>
-      <w:pPr>
-        <w:spacing w:line="360" w:lineRule="auto"/>
-        <w:ind w:firstLine="720"/>
-        <w:jc w:val="both"/>
-        <w:rPr>
-          <w:sz w:val="28"/>
-          <w:szCs w:val="28"/>
-        </w:rPr>
-      </w:pPr>
-      <w:r>
-        <w:rPr>
-          <w:sz w:val="28"/>
-          <w:szCs w:val="28"/>
-        </w:rPr>
-        <w:t>операционная система: Ubuntu 22.04.1 Linux x86_64 [</w:t>
-      </w:r>
-      <w:r>
-        <w:rPr>
-          <w:sz w:val="28"/>
-          <w:szCs w:val="28"/>
-        </w:rPr>
-        <w:t>24];</w:t>
-      </w:r>
-      <w:r>
-        <w:rPr>
-          <w:sz w:val="28"/>
-          <w:szCs w:val="28"/>
-        </w:rPr>
-        <w:t xml:space="preserve"> </w:t>
-      </w:r>
-    </w:p>
-    <w:p>
-      <w:pPr>
-        <w:spacing w:line="360" w:lineRule="auto"/>
-        <w:ind w:firstLine="720"/>
-        <w:jc w:val="both"/>
-        <w:rPr>
-          <w:sz w:val="28"/>
-          <w:szCs w:val="28"/>
-        </w:rPr>
-      </w:pPr>
-      <w:r>
-        <w:rPr>
-          <w:sz w:val="28"/>
-          <w:szCs w:val="28"/>
-        </w:rPr>
-        <w:t xml:space="preserve">оперативная память: 8 Гбайт; </w:t>
-      </w:r>
-    </w:p>
-    <w:p>
-      <w:pPr>
-        <w:spacing w:line="360" w:lineRule="auto"/>
-        <w:ind w:firstLine="720"/>
-        <w:jc w:val="both"/>
-        <w:rPr>
-          <w:sz w:val="28"/>
-          <w:szCs w:val="28"/>
-          <w:lang w:val="en-US"/>
-        </w:rPr>
-      </w:pPr>
-      <w:r>
-        <w:rPr>
-          <w:sz w:val="28"/>
-          <w:szCs w:val="28"/>
-        </w:rPr>
-        <w:t>процессор</w:t>
-      </w:r>
-      <w:r>
-        <w:rPr>
-          <w:sz w:val="28"/>
-          <w:szCs w:val="28"/>
-          <w:lang w:val="en-US"/>
-        </w:rPr>
-        <w:t>: 11th Gen Intel® Core™ i5-1135G7 @ 4.20</w:t>
-      </w:r>
-      <w:r>
-        <w:rPr>
-          <w:sz w:val="28"/>
-          <w:szCs w:val="28"/>
-        </w:rPr>
-        <w:t>ГГц</w:t>
-      </w:r>
-      <w:r>
-        <w:rPr>
-          <w:sz w:val="28"/>
-          <w:szCs w:val="28"/>
-          <w:lang w:val="en-US"/>
-        </w:rPr>
-        <w:t xml:space="preserve"> [25].</w:t>
-      </w:r>
-    </w:p>
-    <w:p>
-      <w:pPr>
-        <w:pStyle w:val="Heading2"/>
-        <w:rPr>
-          <w:szCs w:val="28"/>
-          <w:lang w:val="ru-RU"/>
-        </w:rPr>
-      </w:pPr>
-      <w:r>
-        <w:rPr>
-          <w:szCs w:val="28"/>
-          <w:lang w:val="ru-RU"/>
-        </w:rPr>
-        <w:t xml:space="preserve">2. </w:t>
-      </w:r>
-      <w:r>
-        <w:rPr>
-          <w:lang w:val="ru-RU"/>
-        </w:rPr>
-        <w:t>Метрики оценки качества</w:t>
-      </w:r>
-    </w:p>
-    <w:p>
-      <w:pPr>
-        <w:spacing w:line="360" w:lineRule="auto"/>
-        <w:ind w:firstLine="720"/>
-        <w:jc w:val="both"/>
-        <w:rPr>
-          <w:sz w:val="28"/>
-          <w:szCs w:val="28"/>
-        </w:rPr>
-      </w:pPr>
       <w:r>
         <w:rPr>
           <w:sz w:val="28"/>
@@ -3019,18 +3002,32 @@
       </w:r>
       <w:r>
         <w:rPr>
-          <w:color w:val="FF0000"/>
-          <w:sz w:val="28"/>
-          <w:szCs w:val="28"/>
-        </w:rPr>
-        <w:t>Общий объем сформированного набора данных составил 300 видеороликов или 9000 кадров</w:t>
-      </w:r>
-      <w:r>
-        <w:rPr>
-          <w:sz w:val="28"/>
-          <w:szCs w:val="28"/>
-        </w:rPr>
-        <w:t xml:space="preserve">. Объем обучающей выборки составил 80% от общего числа видеороликов, контрольной выборки – 20%. </w:t>
+          <w:sz w:val="28"/>
+          <w:szCs w:val="28"/>
+        </w:rPr>
+        <w:t xml:space="preserve">Общий объем сформированного набора данных составил 300 видеороликов или </w:t>
+      </w:r>
+      <w:r>
+        <w:rPr>
+          <w:sz w:val="28"/>
+          <w:szCs w:val="28"/>
+          <w:lang w:val="vi-VN"/>
+        </w:rPr>
+        <w:t>6</w:t>
+      </w:r>
+      <w:r>
+        <w:rPr>
+          <w:sz w:val="28"/>
+          <w:szCs w:val="28"/>
+        </w:rPr>
+        <w:t xml:space="preserve">000 кадров. </w:t>
+      </w:r>
+      <w:r>
+        <w:rPr>
+          <w:sz w:val="28"/>
+          <w:szCs w:val="28"/>
+        </w:rPr>
+        <w:t xml:space="preserve">Объем обучающей выборки составил 80% от общего числа видеороликов, контрольной выборки – 20%. </w:t>
       </w:r>
     </w:p>
     <w:p>
@@ -3296,21 +3293,7 @@
                 <w:sz w:val="28"/>
                 <w:szCs w:val="28"/>
               </w:rPr>
-              <w:t>(4.</w:t>
-            </w:r>
-            <w:r>
-              <w:rPr>
-                <w:sz w:val="28"/>
-                <w:szCs w:val="28"/>
-              </w:rPr>
-              <w:t>2</w:t>
-            </w:r>
-            <w:r>
-              <w:rPr>
-                <w:sz w:val="28"/>
-                <w:szCs w:val="28"/>
-              </w:rPr>
-              <w:t>)</w:t>
+              <w:t>(4.2)</w:t>
             </w:r>
           </w:p>
         </w:tc>
@@ -3426,21 +3409,7 @@
                 <w:sz w:val="28"/>
                 <w:szCs w:val="28"/>
               </w:rPr>
-              <w:t>(4.</w:t>
-            </w:r>
-            <w:r>
-              <w:rPr>
-                <w:sz w:val="28"/>
-                <w:szCs w:val="28"/>
-              </w:rPr>
-              <w:t>3</w:t>
-            </w:r>
-            <w:r>
-              <w:rPr>
-                <w:sz w:val="28"/>
-                <w:szCs w:val="28"/>
-              </w:rPr>
-              <w:t>)</w:t>
+              <w:t>(4.3)</w:t>
             </w:r>
           </w:p>
         </w:tc>
@@ -3469,15 +3438,7 @@
                     <w:sz w:val="28"/>
                     <w:szCs w:val="28"/>
                   </w:rPr>
-                  <m:t>F1-Score</m:t>
-                </m:r>
-                <m:r>
-                  <w:rPr>
-                    <w:rFonts w:ascii="Cambria Math" w:hAnsi="Cambria Math"/>
-                    <w:sz w:val="28"/>
-                    <w:szCs w:val="28"/>
-                  </w:rPr>
-                  <m:t>=2×</m:t>
+                  <m:t>F1-Score=2×</m:t>
                 </m:r>
                 <m:f>
                   <m:fPr>
@@ -3534,21 +3495,7 @@
                 <w:sz w:val="28"/>
                 <w:szCs w:val="28"/>
               </w:rPr>
-              <w:t>(4.</w:t>
-            </w:r>
-            <w:r>
-              <w:rPr>
-                <w:sz w:val="28"/>
-                <w:szCs w:val="28"/>
-              </w:rPr>
-              <w:t>4</w:t>
-            </w:r>
-            <w:r>
-              <w:rPr>
-                <w:sz w:val="28"/>
-                <w:szCs w:val="28"/>
-              </w:rPr>
-              <w:t>)</w:t>
+              <w:t>(4.4)</w:t>
             </w:r>
           </w:p>
         </w:tc>
@@ -3569,14 +3516,7 @@
           <w:sz w:val="28"/>
           <w:szCs w:val="28"/>
         </w:rPr>
-        <w:t>где TP — истинно положительные, TN — истинно отрицательные, FP — ложноположительные, FN — ложноотрицательные результаты</w:t>
-      </w:r>
-      <w:r>
-        <w:rPr>
-          <w:sz w:val="28"/>
-          <w:szCs w:val="28"/>
-        </w:rPr>
-        <w:t>.</w:t>
+        <w:t>где TP — истинно положительные, TN — истинно отрицательные, FP — ложноположительные, FN — ложноотрицательные результаты.</w:t>
       </w:r>
     </w:p>
     <w:p>
@@ -3595,39 +3535,7 @@
           <w:szCs w:val="28"/>
         </w:rPr>
         <w:lastRenderedPageBreak/>
-        <w:t>В таблице 1 показаны результаты экспериментальных исследований для распознавания по метрике Accuracy.</w:t>
-      </w:r>
-    </w:p>
-    <w:p>
-      <w:pPr>
-        <w:pStyle w:val="Heading2"/>
-        <w:rPr>
-          <w:szCs w:val="28"/>
-          <w:lang w:val="ru-RU"/>
-        </w:rPr>
-      </w:pPr>
-      <w:bookmarkStart w:id="3" w:name="_Toc215227092"/>
-      <w:r>
-        <w:rPr>
-          <w:szCs w:val="28"/>
-          <w:lang w:val="ru-RU"/>
-        </w:rPr>
-        <w:t>3</w:t>
-      </w:r>
-      <w:r>
-        <w:rPr>
-          <w:szCs w:val="28"/>
-          <w:lang w:val="ru-RU"/>
-        </w:rPr>
-        <w:t xml:space="preserve">. </w:t>
-      </w:r>
-      <w:bookmarkEnd w:id="3"/>
-      <w:r>
-        <w:rPr>
-          <w:szCs w:val="28"/>
-          <w:lang w:val="ru-RU"/>
-        </w:rPr>
-        <w:t>Зависимость точности метода от эпох</w:t>
+        <w:t>Матрица ошибок, также известная как матрица неточностей или confusion matrix, представляет собой один из наиболее информативных инструментов для оценки качества работы классификационных моделей машинного обучения. В контексте системы распознавания жестового языка матрица ошибок позволяет не только количественно оценить общую точность распознавания, но и детально проанализировать характер допускаемых системой ошибок, выявить классы жестов, которые часто путаются между собой, и понять причины этих путаниц. Это критически важная информация для дальнейшего улучшения системы, так как она указывает на конкретные направления работы: какие жесты требуют сбора дополнительных обучающих данных, какие признаки нуждаются в улучшении, и какие пары жестов могут быть визуально похожи и требуют особого внимания при проектировании системы.</w:t>
       </w:r>
     </w:p>
     <w:p>
@@ -3636,15 +3544,30 @@
         <w:ind w:firstLine="720"/>
         <w:jc w:val="both"/>
         <w:rPr>
-          <w:szCs w:val="28"/>
-        </w:rPr>
-      </w:pPr>
-      <w:r>
-        <w:rPr>
-          <w:sz w:val="28"/>
-          <w:szCs w:val="28"/>
-        </w:rPr>
-        <w:t>Количество эпох обучения является одним из ключевых гиперпараметров, определяющих качество работы нейронных сетей. Недостаточное количество эпох приводит к недообучению модели (underfitting), в то время как избыточное количество может вызвать переобучение (overfitting). Определение оптимального числа эпох критично для достижения максимальной точности при минимальных временных затратах</w:t>
+          <w:sz w:val="28"/>
+          <w:szCs w:val="28"/>
+        </w:rPr>
+      </w:pPr>
+      <w:r>
+        <w:rPr>
+          <w:sz w:val="28"/>
+          <w:szCs w:val="28"/>
+        </w:rPr>
+        <w:t>Матрица ошибок представлена в следующем формате, где строки соответствуют истинным классам (True Label), а столбцы - предсказанным классам (Predicted Label).</w:t>
+      </w:r>
+      <w:r>
+        <w:rPr>
+          <w:sz w:val="28"/>
+          <w:szCs w:val="28"/>
+        </w:rPr>
+        <w:t xml:space="preserve"> На рисунке 4.1 показана нормализованная матрица ошибок </w:t>
+      </w:r>
+      <w:r>
+        <w:rPr>
+          <w:sz w:val="28"/>
+          <w:szCs w:val="28"/>
+        </w:rPr>
+        <w:t>для некоторых наиболее популярных слов жестового русского языка</w:t>
       </w:r>
       <w:r>
         <w:rPr>
@@ -3652,12 +3575,6 @@
           <w:szCs w:val="28"/>
         </w:rPr>
         <w:t>.</w:t>
-      </w:r>
-      <w:r>
-        <w:rPr>
-          <w:szCs w:val="28"/>
-        </w:rPr>
-        <w:t xml:space="preserve"> </w:t>
       </w:r>
     </w:p>
     <w:p>
@@ -3675,35 +3592,7 @@
           <w:sz w:val="28"/>
           <w:szCs w:val="28"/>
         </w:rPr>
-        <w:t xml:space="preserve">При обучении нейронной сети подбиралось и анализировалось количество эпох. Графики потерь и категориальной точности для обучающейся модели (160 эпох) показали переобучение после 130-й эпохи, представленные на рисунках </w:t>
-      </w:r>
-      <w:r>
-        <w:rPr>
-          <w:sz w:val="28"/>
-          <w:szCs w:val="28"/>
-        </w:rPr>
-        <w:t>1,</w:t>
-      </w:r>
-      <w:r>
-        <w:rPr>
-          <w:sz w:val="28"/>
-          <w:szCs w:val="28"/>
-        </w:rPr>
-        <w:t xml:space="preserve"> </w:t>
-      </w:r>
-      <w:r>
-        <w:rPr>
-          <w:sz w:val="28"/>
-          <w:szCs w:val="28"/>
-        </w:rPr>
-        <w:t>2</w:t>
-      </w:r>
-      <w:r>
-        <w:rPr>
-          <w:sz w:val="28"/>
-          <w:szCs w:val="28"/>
-        </w:rPr>
-        <w:t>.</w:t>
+        <w:t>Систематический анализ ошибок позволяет принимать обоснованные решения о направлениях развития, оптимизации ресурсов на сбор и аннотацию данных, и приоритизации усилий по улучшению модели.</w:t>
       </w:r>
     </w:p>
     <w:p>
@@ -3713,22 +3602,22 @@
         <w:rPr>
           <w:sz w:val="28"/>
           <w:szCs w:val="28"/>
-        </w:rPr>
-      </w:pPr>
-      <w:r>
-        <w:rPr>
-          <w:bCs/>
+          <w:lang w:val="en-US"/>
+        </w:rPr>
+      </w:pPr>
+      <w:r>
+        <w:rPr>
           <w:noProof/>
-          <w:color w:val="000000" w:themeColor="text1"/>
           <w:sz w:val="28"/>
           <w:szCs w:val="28"/>
           <w:lang w:val="en-US"/>
         </w:rPr>
+        <w:lastRenderedPageBreak/>
         <w:drawing>
-          <wp:inline distT="0" distB="0" distL="0" distR="0" wp14:anchorId="5DA82073" wp14:editId="15F1B71E">
-            <wp:extent cx="5542596" cy="2724150"/>
-            <wp:effectExtent l="0" t="0" r="1270" b="0"/>
-            <wp:docPr id="4" name="Picture 4"/>
+          <wp:inline distT="0" distB="0" distL="0" distR="0" wp14:anchorId="16541E01" wp14:editId="73C3A10F">
+            <wp:extent cx="5362575" cy="4105822"/>
+            <wp:effectExtent l="0" t="0" r="0" b="9525"/>
+            <wp:docPr id="3" name="Picture 3"/>
             <wp:cNvGraphicFramePr>
               <a:graphicFrameLocks xmlns:a="http://schemas.openxmlformats.org/drawingml/2006/main" noChangeAspect="1"/>
             </wp:cNvGraphicFramePr>
@@ -3748,7 +3637,7 @@
                   <pic:spPr>
                     <a:xfrm>
                       <a:off x="0" y="0"/>
-                      <a:ext cx="5546888" cy="2726260"/>
+                      <a:ext cx="5374020" cy="4114585"/>
                     </a:xfrm>
                     <a:prstGeom prst="rect">
                       <a:avLst/>
@@ -3766,20 +3655,28 @@
         <w:spacing w:line="360" w:lineRule="auto"/>
         <w:jc w:val="center"/>
         <w:rPr>
+          <w:sz w:val="28"/>
+          <w:szCs w:val="28"/>
+        </w:rPr>
+      </w:pPr>
+      <w:r>
+        <w:rPr>
           <w:bCs/>
           <w:color w:val="000000" w:themeColor="text1"/>
           <w:sz w:val="28"/>
           <w:szCs w:val="28"/>
         </w:rPr>
-      </w:pPr>
+        <w:t xml:space="preserve">Рис. </w:t>
+      </w:r>
       <w:r>
         <w:rPr>
           <w:bCs/>
           <w:color w:val="000000" w:themeColor="text1"/>
           <w:sz w:val="28"/>
           <w:szCs w:val="28"/>
-        </w:rPr>
-        <w:t xml:space="preserve">Рис. </w:t>
+          <w:lang w:val="vi-VN"/>
+        </w:rPr>
+        <w:t>4.</w:t>
       </w:r>
       <w:r>
         <w:rPr>
@@ -3815,12 +3712,120 @@
           <w:sz w:val="28"/>
           <w:szCs w:val="28"/>
         </w:rPr>
-        <w:t xml:space="preserve"> График потерь для 160 эпох</w:t>
+        <w:t xml:space="preserve"> </w:t>
       </w:r>
       <w:r>
         <w:rPr>
           <w:bCs/>
           <w:color w:val="000000" w:themeColor="text1"/>
+          <w:sz w:val="28"/>
+          <w:szCs w:val="28"/>
+        </w:rPr>
+        <w:t>Нормализованная матрица ошибок.</w:t>
+      </w:r>
+    </w:p>
+    <w:p>
+      <w:pPr>
+        <w:pStyle w:val="Heading2"/>
+        <w:rPr>
+          <w:szCs w:val="28"/>
+          <w:lang w:val="ru-RU"/>
+        </w:rPr>
+      </w:pPr>
+      <w:bookmarkStart w:id="3" w:name="_Toc224983923"/>
+      <w:r>
+        <w:rPr>
+          <w:szCs w:val="28"/>
+          <w:lang w:val="ru-RU"/>
+        </w:rPr>
+        <w:t>2</w:t>
+      </w:r>
+      <w:r>
+        <w:rPr>
+          <w:szCs w:val="28"/>
+          <w:lang w:val="ru-RU"/>
+        </w:rPr>
+        <w:t xml:space="preserve">. </w:t>
+      </w:r>
+      <w:r>
+        <w:rPr>
+          <w:szCs w:val="28"/>
+          <w:lang w:val="ru-RU"/>
+        </w:rPr>
+        <w:t>Зависимость точности метода от эпох</w:t>
+      </w:r>
+      <w:bookmarkEnd w:id="3"/>
+    </w:p>
+    <w:p>
+      <w:pPr>
+        <w:spacing w:line="360" w:lineRule="auto"/>
+        <w:ind w:firstLine="720"/>
+        <w:jc w:val="both"/>
+        <w:rPr>
+          <w:szCs w:val="28"/>
+        </w:rPr>
+      </w:pPr>
+      <w:r>
+        <w:rPr>
+          <w:sz w:val="28"/>
+          <w:szCs w:val="28"/>
+        </w:rPr>
+        <w:t>Количество эпох обучения является одним из ключевых гиперпараметров, определяющих качество работы нейронных сетей. Недостаточное количество эпох приводит к недообучению модели (underfitting), в то время как избыточное количество может вызвать переобучение (overfitting). Определение оптимального числа эпох критично для достижения максимальной точности при минимальных временных затратах</w:t>
+      </w:r>
+      <w:r>
+        <w:rPr>
+          <w:sz w:val="28"/>
+          <w:szCs w:val="28"/>
+        </w:rPr>
+        <w:t>.</w:t>
+      </w:r>
+      <w:r>
+        <w:rPr>
+          <w:szCs w:val="28"/>
+        </w:rPr>
+        <w:t xml:space="preserve"> </w:t>
+      </w:r>
+    </w:p>
+    <w:p>
+      <w:pPr>
+        <w:spacing w:line="360" w:lineRule="auto"/>
+        <w:ind w:firstLine="720"/>
+        <w:jc w:val="both"/>
+        <w:rPr>
+          <w:sz w:val="28"/>
+          <w:szCs w:val="28"/>
+        </w:rPr>
+      </w:pPr>
+      <w:r>
+        <w:rPr>
+          <w:sz w:val="28"/>
+          <w:szCs w:val="28"/>
+        </w:rPr>
+        <w:t xml:space="preserve">При обучении нейронной сети подбиралось и анализировалось количество эпох. Графики потерь и категориальной точности для обучающейся модели (160 эпох) показали переобучение после 130-й эпохи, представленные на рисунках </w:t>
+      </w:r>
+      <w:r>
+        <w:rPr>
+          <w:sz w:val="28"/>
+          <w:szCs w:val="28"/>
+        </w:rPr>
+        <w:t>1,</w:t>
+      </w:r>
+      <w:r>
+        <w:rPr>
+          <w:sz w:val="28"/>
+          <w:szCs w:val="28"/>
+        </w:rPr>
+        <w:t xml:space="preserve"> </w:t>
+      </w:r>
+      <w:r>
+        <w:rPr>
+          <w:sz w:val="28"/>
+          <w:szCs w:val="28"/>
+        </w:rPr>
+        <w:t>2</w:t>
+      </w:r>
+      <w:r>
+        <w:rPr>
           <w:sz w:val="28"/>
           <w:szCs w:val="28"/>
         </w:rPr>
@@ -3843,13 +3848,14 @@
           <w:color w:val="000000" w:themeColor="text1"/>
           <w:sz w:val="28"/>
           <w:szCs w:val="28"/>
+          <w:lang w:val="en-US"/>
         </w:rPr>
         <w:lastRenderedPageBreak/>
         <w:drawing>
-          <wp:inline distT="0" distB="0" distL="0" distR="0" wp14:anchorId="7DAF7A9C" wp14:editId="4FFFA5B0">
-            <wp:extent cx="5438135" cy="2724150"/>
-            <wp:effectExtent l="0" t="0" r="0" b="0"/>
-            <wp:docPr id="5" name="Picture 5"/>
+          <wp:inline distT="0" distB="0" distL="0" distR="0" wp14:anchorId="5DA82073" wp14:editId="15F1B71E">
+            <wp:extent cx="5542596" cy="2724150"/>
+            <wp:effectExtent l="0" t="0" r="1270" b="0"/>
+            <wp:docPr id="4" name="Picture 4"/>
             <wp:cNvGraphicFramePr>
               <a:graphicFrameLocks xmlns:a="http://schemas.openxmlformats.org/drawingml/2006/main" noChangeAspect="1"/>
             </wp:cNvGraphicFramePr>
@@ -3869,7 +3875,7 @@
                   <pic:spPr>
                     <a:xfrm>
                       <a:off x="0" y="0"/>
-                      <a:ext cx="5447121" cy="2728651"/>
+                      <a:ext cx="5546888" cy="2726260"/>
                     </a:xfrm>
                     <a:prstGeom prst="rect">
                       <a:avLst/>
@@ -3887,17 +3893,19 @@
         <w:spacing w:line="360" w:lineRule="auto"/>
         <w:jc w:val="center"/>
         <w:rPr>
-          <w:sz w:val="28"/>
-          <w:szCs w:val="28"/>
-        </w:rPr>
-      </w:pPr>
-      <w:r>
-        <w:rPr>
           <w:bCs/>
           <w:color w:val="000000" w:themeColor="text1"/>
           <w:sz w:val="28"/>
           <w:szCs w:val="28"/>
         </w:rPr>
+      </w:pPr>
+      <w:r>
+        <w:rPr>
+          <w:bCs/>
+          <w:color w:val="000000" w:themeColor="text1"/>
+          <w:sz w:val="28"/>
+          <w:szCs w:val="28"/>
+        </w:rPr>
         <w:t xml:space="preserve">Рис. </w:t>
       </w:r>
       <w:r>
@@ -3906,6 +3914,16 @@
           <w:color w:val="000000" w:themeColor="text1"/>
           <w:sz w:val="28"/>
           <w:szCs w:val="28"/>
+          <w:lang w:val="vi-VN"/>
+        </w:rPr>
+        <w:t>4.</w:t>
+      </w:r>
+      <w:r>
+        <w:rPr>
+          <w:bCs/>
+          <w:color w:val="000000" w:themeColor="text1"/>
+          <w:sz w:val="28"/>
+          <w:szCs w:val="28"/>
         </w:rPr>
         <w:t>2</w:t>
       </w:r>
@@ -3916,7 +3934,7 @@
           <w:sz w:val="28"/>
           <w:szCs w:val="28"/>
         </w:rPr>
-        <w:t xml:space="preserve"> – График категориальной точности для 160 эпох</w:t>
+        <w:t xml:space="preserve"> </w:t>
       </w:r>
       <w:r>
         <w:rPr>
@@ -3925,57 +3943,16 @@
           <w:sz w:val="28"/>
           <w:szCs w:val="28"/>
         </w:rPr>
-        <w:t>.</w:t>
-      </w:r>
-    </w:p>
-    <w:p>
-      <w:pPr>
-        <w:spacing w:line="360" w:lineRule="auto"/>
-        <w:ind w:firstLine="709"/>
-        <w:jc w:val="both"/>
+        <w:t>–</w:t>
+      </w:r>
+      <w:r>
         <w:rPr>
           <w:bCs/>
           <w:color w:val="000000" w:themeColor="text1"/>
           <w:sz w:val="28"/>
           <w:szCs w:val="28"/>
         </w:rPr>
-      </w:pPr>
-      <w:r>
-        <w:rPr>
-          <w:bCs/>
-          <w:color w:val="000000" w:themeColor="text1"/>
-          <w:sz w:val="28"/>
-          <w:szCs w:val="28"/>
-        </w:rPr>
-        <w:t>Для повышения качества распознавания принято решение снизить количество эпох до 120</w:t>
-      </w:r>
-      <w:r>
-        <w:rPr>
-          <w:sz w:val="28"/>
-          <w:szCs w:val="28"/>
-        </w:rPr>
-        <w:t xml:space="preserve">, представленные на рисунках </w:t>
-      </w:r>
-      <w:r>
-        <w:rPr>
-          <w:sz w:val="28"/>
-          <w:szCs w:val="28"/>
-        </w:rPr>
-        <w:t>3</w:t>
-      </w:r>
-      <w:r>
-        <w:rPr>
-          <w:sz w:val="28"/>
-          <w:szCs w:val="28"/>
-        </w:rPr>
-        <w:t xml:space="preserve">, </w:t>
-      </w:r>
-      <w:r>
-        <w:rPr>
-          <w:sz w:val="28"/>
-          <w:szCs w:val="28"/>
-        </w:rPr>
-        <w:t>4</w:t>
+        <w:t xml:space="preserve"> График потерь для 160 эпох</w:t>
       </w:r>
       <w:r>
         <w:rPr>
@@ -3992,8 +3969,6 @@
         <w:spacing w:line="360" w:lineRule="auto"/>
         <w:jc w:val="center"/>
         <w:rPr>
-          <w:bCs/>
-          <w:color w:val="000000" w:themeColor="text1"/>
           <w:sz w:val="28"/>
           <w:szCs w:val="28"/>
         </w:rPr>
@@ -4007,10 +3982,10 @@
           <w:szCs w:val="28"/>
         </w:rPr>
         <w:drawing>
-          <wp:inline distT="0" distB="0" distL="0" distR="0" wp14:anchorId="2536CF9B" wp14:editId="42C73D8F">
-            <wp:extent cx="5438021" cy="2724150"/>
+          <wp:inline distT="0" distB="0" distL="0" distR="0" wp14:anchorId="7DAF7A9C" wp14:editId="4FFFA5B0">
+            <wp:extent cx="5438135" cy="2724150"/>
             <wp:effectExtent l="0" t="0" r="0" b="0"/>
-            <wp:docPr id="8" name="Picture 8"/>
+            <wp:docPr id="5" name="Picture 5"/>
             <wp:cNvGraphicFramePr>
               <a:graphicFrameLocks xmlns:a="http://schemas.openxmlformats.org/drawingml/2006/main" noChangeAspect="1"/>
             </wp:cNvGraphicFramePr>
@@ -4030,7 +4005,7 @@
                   <pic:spPr>
                     <a:xfrm>
                       <a:off x="0" y="0"/>
-                      <a:ext cx="5457965" cy="2734141"/>
+                      <a:ext cx="5447121" cy="2728651"/>
                     </a:xfrm>
                     <a:prstGeom prst="rect">
                       <a:avLst/>
@@ -4048,20 +4023,28 @@
         <w:spacing w:line="360" w:lineRule="auto"/>
         <w:jc w:val="center"/>
         <w:rPr>
+          <w:sz w:val="28"/>
+          <w:szCs w:val="28"/>
+        </w:rPr>
+      </w:pPr>
+      <w:r>
+        <w:rPr>
           <w:bCs/>
           <w:color w:val="000000" w:themeColor="text1"/>
           <w:sz w:val="28"/>
           <w:szCs w:val="28"/>
         </w:rPr>
-      </w:pPr>
+        <w:t xml:space="preserve">Рис. </w:t>
+      </w:r>
       <w:r>
         <w:rPr>
           <w:bCs/>
           <w:color w:val="000000" w:themeColor="text1"/>
           <w:sz w:val="28"/>
           <w:szCs w:val="28"/>
-        </w:rPr>
-        <w:t xml:space="preserve">Рис. </w:t>
+          <w:lang w:val="vi-VN"/>
+        </w:rPr>
+        <w:t>4.</w:t>
       </w:r>
       <w:r>
         <w:rPr>
@@ -4079,7 +4062,7 @@
           <w:sz w:val="28"/>
           <w:szCs w:val="28"/>
         </w:rPr>
-        <w:t xml:space="preserve"> </w:t>
+        <w:t xml:space="preserve"> – График категориальной точности для 160 эпох</w:t>
       </w:r>
       <w:r>
         <w:rPr>
@@ -4088,16 +4071,43 @@
           <w:sz w:val="28"/>
           <w:szCs w:val="28"/>
         </w:rPr>
-        <w:t>–</w:t>
-      </w:r>
-      <w:r>
+        <w:t>.</w:t>
+      </w:r>
+    </w:p>
+    <w:p>
+      <w:pPr>
+        <w:spacing w:line="360" w:lineRule="auto"/>
+        <w:ind w:firstLine="709"/>
+        <w:jc w:val="both"/>
         <w:rPr>
           <w:bCs/>
           <w:color w:val="000000" w:themeColor="text1"/>
           <w:sz w:val="28"/>
           <w:szCs w:val="28"/>
         </w:rPr>
-        <w:t xml:space="preserve"> График потерь для 120 эпох</w:t>
+      </w:pPr>
+      <w:r>
+        <w:rPr>
+          <w:bCs/>
+          <w:color w:val="000000" w:themeColor="text1"/>
+          <w:sz w:val="28"/>
+          <w:szCs w:val="28"/>
+        </w:rPr>
+        <w:t>Для повышения качества распознавания принято решение снизить количество эпох до 120</w:t>
+      </w:r>
+      <w:r>
+        <w:rPr>
+          <w:sz w:val="28"/>
+          <w:szCs w:val="28"/>
+        </w:rPr>
+        <w:t xml:space="preserve">, представленные на рисунках </w:t>
+      </w:r>
+      <w:r>
+        <w:rPr>
+          <w:sz w:val="28"/>
+          <w:szCs w:val="28"/>
+        </w:rPr>
+        <w:t>3, 4</w:t>
       </w:r>
       <w:r>
         <w:rPr>
@@ -4130,10 +4140,10 @@
         </w:rPr>
         <w:lastRenderedPageBreak/>
         <w:drawing>
-          <wp:inline distT="0" distB="0" distL="0" distR="0" wp14:anchorId="04EB2A10" wp14:editId="6AE78EB5">
-            <wp:extent cx="5324091" cy="2628489"/>
-            <wp:effectExtent l="0" t="0" r="0" b="635"/>
-            <wp:docPr id="9" name="Picture 9"/>
+          <wp:inline distT="0" distB="0" distL="0" distR="0" wp14:anchorId="2536CF9B" wp14:editId="42C73D8F">
+            <wp:extent cx="5438021" cy="2724150"/>
+            <wp:effectExtent l="0" t="0" r="0" b="0"/>
+            <wp:docPr id="8" name="Picture 8"/>
             <wp:cNvGraphicFramePr>
               <a:graphicFrameLocks xmlns:a="http://schemas.openxmlformats.org/drawingml/2006/main" noChangeAspect="1"/>
             </wp:cNvGraphicFramePr>
@@ -4153,7 +4163,7 @@
                   <pic:spPr>
                     <a:xfrm>
                       <a:off x="0" y="0"/>
-                      <a:ext cx="5343072" cy="2637860"/>
+                      <a:ext cx="5457965" cy="2734141"/>
                     </a:xfrm>
                     <a:prstGeom prst="rect">
                       <a:avLst/>
@@ -4184,7 +4194,7 @@
           <w:sz w:val="28"/>
           <w:szCs w:val="28"/>
         </w:rPr>
-        <w:t>Рис.</w:t>
+        <w:t xml:space="preserve">Рис. </w:t>
       </w:r>
       <w:r>
         <w:rPr>
@@ -4192,6 +4202,16 @@
           <w:color w:val="000000" w:themeColor="text1"/>
           <w:sz w:val="28"/>
           <w:szCs w:val="28"/>
+          <w:lang w:val="vi-VN"/>
+        </w:rPr>
+        <w:t>4.</w:t>
+      </w:r>
+      <w:r>
+        <w:rPr>
+          <w:bCs/>
+          <w:color w:val="000000" w:themeColor="text1"/>
+          <w:sz w:val="28"/>
+          <w:szCs w:val="28"/>
         </w:rPr>
         <w:t>4</w:t>
       </w:r>
@@ -4220,7 +4240,7 @@
           <w:sz w:val="28"/>
           <w:szCs w:val="28"/>
         </w:rPr>
-        <w:t xml:space="preserve"> График категориальной точности для 120 эпох</w:t>
+        <w:t xml:space="preserve"> График потерь для 120 эпох</w:t>
       </w:r>
       <w:r>
         <w:rPr>
@@ -4230,2330 +4250,6 @@
           <w:szCs w:val="28"/>
         </w:rPr>
         <w:t>.</w:t>
-      </w:r>
-    </w:p>
-    <w:p>
-      <w:pPr>
-        <w:spacing w:line="360" w:lineRule="auto"/>
-        <w:ind w:firstLine="720"/>
-        <w:jc w:val="both"/>
-        <w:rPr>
-          <w:sz w:val="28"/>
-          <w:szCs w:val="28"/>
-        </w:rPr>
-      </w:pPr>
-      <w:r>
-        <w:rPr>
-          <w:bCs/>
-          <w:color w:val="000000" w:themeColor="text1"/>
-          <w:sz w:val="28"/>
-          <w:szCs w:val="28"/>
-        </w:rPr>
-        <w:t>Результаты показали, что проблема переобучения решилась. При 120 эпохах категориальная точность составляет 92</w:t>
-      </w:r>
-      <w:r>
-        <w:rPr>
-          <w:bCs/>
-          <w:color w:val="000000" w:themeColor="text1"/>
-          <w:sz w:val="28"/>
-          <w:szCs w:val="28"/>
-        </w:rPr>
-        <w:t>,54</w:t>
-      </w:r>
-      <w:r>
-        <w:rPr>
-          <w:bCs/>
-          <w:color w:val="000000" w:themeColor="text1"/>
-          <w:sz w:val="28"/>
-          <w:szCs w:val="28"/>
-        </w:rPr>
-        <w:t>%, а при 160 эпохах – всего 63%, что явно недостаточно для качественного распознавания.</w:t>
-      </w:r>
-    </w:p>
-    <w:p>
-      <w:pPr>
-        <w:pStyle w:val="Heading2"/>
-        <w:rPr>
-          <w:szCs w:val="28"/>
-          <w:lang w:val="ru-RU"/>
-        </w:rPr>
-      </w:pPr>
-      <w:bookmarkStart w:id="4" w:name="_Toc215227093"/>
-      <w:r>
-        <w:rPr>
-          <w:szCs w:val="28"/>
-          <w:lang w:val="ru-RU"/>
-        </w:rPr>
-        <w:t>4</w:t>
-      </w:r>
-      <w:r>
-        <w:rPr>
-          <w:szCs w:val="28"/>
-          <w:lang w:val="ru-RU"/>
-        </w:rPr>
-        <w:t xml:space="preserve">. </w:t>
-      </w:r>
-      <w:r>
-        <w:rPr>
-          <w:szCs w:val="28"/>
-          <w:lang w:val="ru-RU"/>
-        </w:rPr>
-        <w:t>Описание формата входных и выходных данных</w:t>
-      </w:r>
-      <w:bookmarkEnd w:id="4"/>
-    </w:p>
-    <w:p>
-      <w:pPr>
-        <w:spacing w:line="360" w:lineRule="auto"/>
-        <w:ind w:firstLine="720"/>
-        <w:jc w:val="both"/>
-        <w:rPr>
-          <w:sz w:val="28"/>
-          <w:szCs w:val="28"/>
-        </w:rPr>
-      </w:pPr>
-      <w:r>
-        <w:rPr>
-          <w:sz w:val="28"/>
-          <w:szCs w:val="28"/>
-        </w:rPr>
-        <w:t>Проведено исследование влияния архитектуры сети на качество распознавания. Тестировались различные конфигурации LSTM-слоев:</w:t>
-      </w:r>
-    </w:p>
-    <w:p>
-      <w:pPr>
-        <w:spacing w:line="360" w:lineRule="auto"/>
-        <w:jc w:val="both"/>
-        <w:rPr>
-          <w:sz w:val="28"/>
-          <w:szCs w:val="28"/>
-        </w:rPr>
-      </w:pPr>
-      <w:r>
-        <w:rPr>
-          <w:sz w:val="28"/>
-          <w:szCs w:val="28"/>
-        </w:rPr>
-        <w:t xml:space="preserve">Таблица 4.1 </w:t>
-      </w:r>
-      <w:r>
-        <w:rPr>
-          <w:bCs/>
-          <w:color w:val="000000" w:themeColor="text1"/>
-          <w:sz w:val="28"/>
-          <w:szCs w:val="28"/>
-        </w:rPr>
-        <w:t>–</w:t>
-      </w:r>
-      <w:r>
-        <w:rPr>
-          <w:sz w:val="28"/>
-          <w:szCs w:val="28"/>
-        </w:rPr>
-        <w:t xml:space="preserve"> </w:t>
-      </w:r>
-    </w:p>
-    <w:tbl>
-      <w:tblPr>
-        <w:tblStyle w:val="TableGrid"/>
-        <w:tblW w:w="0" w:type="auto"/>
-        <w:tblLook w:val="04A0" w:firstRow="1" w:lastRow="0" w:firstColumn="1" w:lastColumn="0" w:noHBand="0" w:noVBand="1"/>
-      </w:tblPr>
-      <w:tblGrid>
-        <w:gridCol w:w="3397"/>
-        <w:gridCol w:w="2268"/>
-        <w:gridCol w:w="1985"/>
-        <w:gridCol w:w="2312"/>
-      </w:tblGrid>
-      <w:tr>
-        <w:tc>
-          <w:tcPr>
-            <w:tcW w:w="3397" w:type="dxa"/>
-            <w:hideMark/>
-          </w:tcPr>
-          <w:p>
-            <w:pPr>
-              <w:spacing w:line="360" w:lineRule="auto"/>
-              <w:jc w:val="center"/>
-              <w:rPr>
-                <w:sz w:val="28"/>
-                <w:szCs w:val="28"/>
-                <w:lang w:val="en-US"/>
-              </w:rPr>
-            </w:pPr>
-            <w:r>
-              <w:rPr>
-                <w:b/>
-                <w:bCs/>
-                <w:sz w:val="28"/>
-                <w:szCs w:val="28"/>
-              </w:rPr>
-              <w:t>Конфигурация LSTM</w:t>
-            </w:r>
-          </w:p>
-        </w:tc>
-        <w:tc>
-          <w:tcPr>
-            <w:tcW w:w="2268" w:type="dxa"/>
-            <w:hideMark/>
-          </w:tcPr>
-          <w:p>
-            <w:pPr>
-              <w:spacing w:line="360" w:lineRule="auto"/>
-              <w:jc w:val="center"/>
-              <w:rPr>
-                <w:sz w:val="28"/>
-                <w:szCs w:val="28"/>
-              </w:rPr>
-            </w:pPr>
-            <w:r>
-              <w:rPr>
-                <w:b/>
-                <w:bCs/>
-                <w:sz w:val="28"/>
-                <w:szCs w:val="28"/>
-              </w:rPr>
-              <w:t>Accuracy</w:t>
-            </w:r>
-          </w:p>
-        </w:tc>
-        <w:tc>
-          <w:tcPr>
-            <w:tcW w:w="1985" w:type="dxa"/>
-            <w:hideMark/>
-          </w:tcPr>
-          <w:p>
-            <w:pPr>
-              <w:spacing w:line="360" w:lineRule="auto"/>
-              <w:jc w:val="center"/>
-              <w:rPr>
-                <w:sz w:val="28"/>
-                <w:szCs w:val="28"/>
-              </w:rPr>
-            </w:pPr>
-            <w:r>
-              <w:rPr>
-                <w:b/>
-                <w:bCs/>
-                <w:sz w:val="28"/>
-                <w:szCs w:val="28"/>
-              </w:rPr>
-              <w:t>F1-Score</w:t>
-            </w:r>
-          </w:p>
-        </w:tc>
-        <w:tc>
-          <w:tcPr>
-            <w:tcW w:w="2312" w:type="dxa"/>
-            <w:hideMark/>
-          </w:tcPr>
-          <w:p>
-            <w:pPr>
-              <w:spacing w:line="360" w:lineRule="auto"/>
-              <w:jc w:val="center"/>
-              <w:rPr>
-                <w:sz w:val="28"/>
-                <w:szCs w:val="28"/>
-              </w:rPr>
-            </w:pPr>
-            <w:r>
-              <w:rPr>
-                <w:b/>
-                <w:bCs/>
-                <w:sz w:val="28"/>
-                <w:szCs w:val="28"/>
-              </w:rPr>
-              <w:t>Параметров</w:t>
-            </w:r>
-          </w:p>
-        </w:tc>
-      </w:tr>
-      <w:tr>
-        <w:tc>
-          <w:tcPr>
-            <w:tcW w:w="3397" w:type="dxa"/>
-            <w:hideMark/>
-          </w:tcPr>
-          <w:p>
-            <w:pPr>
-              <w:spacing w:line="360" w:lineRule="auto"/>
-              <w:jc w:val="center"/>
-              <w:rPr>
-                <w:sz w:val="28"/>
-                <w:szCs w:val="28"/>
-              </w:rPr>
-            </w:pPr>
-            <w:r>
-              <w:rPr>
-                <w:sz w:val="28"/>
-                <w:szCs w:val="28"/>
-              </w:rPr>
-              <w:t>32-64-32 (Small)</w:t>
-            </w:r>
-          </w:p>
-        </w:tc>
-        <w:tc>
-          <w:tcPr>
-            <w:tcW w:w="2268" w:type="dxa"/>
-            <w:hideMark/>
-          </w:tcPr>
-          <w:p>
-            <w:pPr>
-              <w:spacing w:line="360" w:lineRule="auto"/>
-              <w:jc w:val="center"/>
-              <w:rPr>
-                <w:sz w:val="28"/>
-                <w:szCs w:val="28"/>
-              </w:rPr>
-            </w:pPr>
-            <w:r>
-              <w:rPr>
-                <w:sz w:val="28"/>
-                <w:szCs w:val="28"/>
-              </w:rPr>
-              <w:t>89.33%</w:t>
-            </w:r>
-          </w:p>
-        </w:tc>
-        <w:tc>
-          <w:tcPr>
-            <w:tcW w:w="1985" w:type="dxa"/>
-            <w:hideMark/>
-          </w:tcPr>
-          <w:p>
-            <w:pPr>
-              <w:spacing w:line="360" w:lineRule="auto"/>
-              <w:jc w:val="center"/>
-              <w:rPr>
-                <w:sz w:val="28"/>
-                <w:szCs w:val="28"/>
-              </w:rPr>
-            </w:pPr>
-            <w:r>
-              <w:rPr>
-                <w:sz w:val="28"/>
-                <w:szCs w:val="28"/>
-              </w:rPr>
-              <w:t>0.8912</w:t>
-            </w:r>
-          </w:p>
-        </w:tc>
-        <w:tc>
-          <w:tcPr>
-            <w:tcW w:w="2312" w:type="dxa"/>
-            <w:hideMark/>
-          </w:tcPr>
-          <w:p>
-            <w:pPr>
-              <w:spacing w:line="360" w:lineRule="auto"/>
-              <w:jc w:val="center"/>
-              <w:rPr>
-                <w:sz w:val="28"/>
-                <w:szCs w:val="28"/>
-              </w:rPr>
-            </w:pPr>
-            <w:r>
-              <w:rPr>
-                <w:sz w:val="28"/>
-                <w:szCs w:val="28"/>
-              </w:rPr>
-              <w:t>127,402</w:t>
-            </w:r>
-          </w:p>
-        </w:tc>
-      </w:tr>
-      <w:tr>
-        <w:tc>
-          <w:tcPr>
-            <w:tcW w:w="3397" w:type="dxa"/>
-            <w:hideMark/>
-          </w:tcPr>
-          <w:p>
-            <w:pPr>
-              <w:spacing w:line="360" w:lineRule="auto"/>
-              <w:jc w:val="center"/>
-              <w:rPr>
-                <w:sz w:val="28"/>
-                <w:szCs w:val="28"/>
-              </w:rPr>
-            </w:pPr>
-            <w:r>
-              <w:rPr>
-                <w:sz w:val="28"/>
-                <w:szCs w:val="28"/>
-              </w:rPr>
-              <w:t>64-128-64 (Medium)</w:t>
-            </w:r>
-          </w:p>
-        </w:tc>
-        <w:tc>
-          <w:tcPr>
-            <w:tcW w:w="2268" w:type="dxa"/>
-            <w:hideMark/>
-          </w:tcPr>
-          <w:p>
-            <w:pPr>
-              <w:spacing w:line="360" w:lineRule="auto"/>
-              <w:jc w:val="center"/>
-              <w:rPr>
-                <w:sz w:val="28"/>
-                <w:szCs w:val="28"/>
-              </w:rPr>
-            </w:pPr>
-            <w:r>
-              <w:rPr>
-                <w:sz w:val="28"/>
-                <w:szCs w:val="28"/>
-              </w:rPr>
-              <w:t>95.67%</w:t>
-            </w:r>
-          </w:p>
-        </w:tc>
-        <w:tc>
-          <w:tcPr>
-            <w:tcW w:w="1985" w:type="dxa"/>
-            <w:hideMark/>
-          </w:tcPr>
-          <w:p>
-            <w:pPr>
-              <w:spacing w:line="360" w:lineRule="auto"/>
-              <w:jc w:val="center"/>
-              <w:rPr>
-                <w:sz w:val="28"/>
-                <w:szCs w:val="28"/>
-              </w:rPr>
-            </w:pPr>
-            <w:r>
-              <w:rPr>
-                <w:sz w:val="28"/>
-                <w:szCs w:val="28"/>
-              </w:rPr>
-              <w:t>0.9550</w:t>
-            </w:r>
-          </w:p>
-        </w:tc>
-        <w:tc>
-          <w:tcPr>
-            <w:tcW w:w="2312" w:type="dxa"/>
-            <w:hideMark/>
-          </w:tcPr>
-          <w:p>
-            <w:pPr>
-              <w:spacing w:line="360" w:lineRule="auto"/>
-              <w:jc w:val="center"/>
-              <w:rPr>
-                <w:sz w:val="28"/>
-                <w:szCs w:val="28"/>
-              </w:rPr>
-            </w:pPr>
-            <w:r>
-              <w:rPr>
-                <w:sz w:val="28"/>
-                <w:szCs w:val="28"/>
-              </w:rPr>
-              <w:t>495,498</w:t>
-            </w:r>
-          </w:p>
-        </w:tc>
-      </w:tr>
-      <w:tr>
-        <w:tc>
-          <w:tcPr>
-            <w:tcW w:w="3397" w:type="dxa"/>
-            <w:hideMark/>
-          </w:tcPr>
-          <w:p>
-            <w:pPr>
-              <w:spacing w:line="360" w:lineRule="auto"/>
-              <w:jc w:val="center"/>
-              <w:rPr>
-                <w:sz w:val="28"/>
-                <w:szCs w:val="28"/>
-              </w:rPr>
-            </w:pPr>
-            <w:r>
-              <w:rPr>
-                <w:sz w:val="28"/>
-                <w:szCs w:val="28"/>
-              </w:rPr>
-              <w:t>128-256-128 (Large)</w:t>
-            </w:r>
-          </w:p>
-        </w:tc>
-        <w:tc>
-          <w:tcPr>
-            <w:tcW w:w="2268" w:type="dxa"/>
-            <w:hideMark/>
-          </w:tcPr>
-          <w:p>
-            <w:pPr>
-              <w:spacing w:line="360" w:lineRule="auto"/>
-              <w:jc w:val="center"/>
-              <w:rPr>
-                <w:sz w:val="28"/>
-                <w:szCs w:val="28"/>
-              </w:rPr>
-            </w:pPr>
-            <w:r>
-              <w:rPr>
-                <w:sz w:val="28"/>
-                <w:szCs w:val="28"/>
-              </w:rPr>
-              <w:t>96.00%</w:t>
-            </w:r>
-          </w:p>
-        </w:tc>
-        <w:tc>
-          <w:tcPr>
-            <w:tcW w:w="1985" w:type="dxa"/>
-            <w:hideMark/>
-          </w:tcPr>
-          <w:p>
-            <w:pPr>
-              <w:spacing w:line="360" w:lineRule="auto"/>
-              <w:jc w:val="center"/>
-              <w:rPr>
-                <w:sz w:val="28"/>
-                <w:szCs w:val="28"/>
-              </w:rPr>
-            </w:pPr>
-            <w:r>
-              <w:rPr>
-                <w:sz w:val="28"/>
-                <w:szCs w:val="28"/>
-              </w:rPr>
-              <w:t>0.9591</w:t>
-            </w:r>
-          </w:p>
-        </w:tc>
-        <w:tc>
-          <w:tcPr>
-            <w:tcW w:w="2312" w:type="dxa"/>
-            <w:hideMark/>
-          </w:tcPr>
-          <w:p>
-            <w:pPr>
-              <w:spacing w:line="360" w:lineRule="auto"/>
-              <w:jc w:val="center"/>
-              <w:rPr>
-                <w:sz w:val="28"/>
-                <w:szCs w:val="28"/>
-              </w:rPr>
-            </w:pPr>
-            <w:r>
-              <w:rPr>
-                <w:sz w:val="28"/>
-                <w:szCs w:val="28"/>
-              </w:rPr>
-              <w:t>1,969,226</w:t>
-            </w:r>
-          </w:p>
-        </w:tc>
-      </w:tr>
-      <w:tr>
-        <w:tc>
-          <w:tcPr>
-            <w:tcW w:w="3397" w:type="dxa"/>
-            <w:hideMark/>
-          </w:tcPr>
-          <w:p>
-            <w:pPr>
-              <w:spacing w:line="360" w:lineRule="auto"/>
-              <w:jc w:val="center"/>
-              <w:rPr>
-                <w:sz w:val="28"/>
-                <w:szCs w:val="28"/>
-              </w:rPr>
-            </w:pPr>
-            <w:r>
-              <w:rPr>
-                <w:sz w:val="28"/>
-                <w:szCs w:val="28"/>
-              </w:rPr>
-              <w:t>64-64-64 (Uniform)</w:t>
-            </w:r>
-          </w:p>
-        </w:tc>
-        <w:tc>
-          <w:tcPr>
-            <w:tcW w:w="2268" w:type="dxa"/>
-            <w:hideMark/>
-          </w:tcPr>
-          <w:p>
-            <w:pPr>
-              <w:spacing w:line="360" w:lineRule="auto"/>
-              <w:jc w:val="center"/>
-              <w:rPr>
-                <w:sz w:val="28"/>
-                <w:szCs w:val="28"/>
-              </w:rPr>
-            </w:pPr>
-            <w:r>
-              <w:rPr>
-                <w:sz w:val="28"/>
-                <w:szCs w:val="28"/>
-              </w:rPr>
-              <w:t>93.00%</w:t>
-            </w:r>
-          </w:p>
-        </w:tc>
-        <w:tc>
-          <w:tcPr>
-            <w:tcW w:w="1985" w:type="dxa"/>
-            <w:hideMark/>
-          </w:tcPr>
-          <w:p>
-            <w:pPr>
-              <w:spacing w:line="360" w:lineRule="auto"/>
-              <w:jc w:val="center"/>
-              <w:rPr>
-                <w:sz w:val="28"/>
-                <w:szCs w:val="28"/>
-              </w:rPr>
-            </w:pPr>
-            <w:r>
-              <w:rPr>
-                <w:sz w:val="28"/>
-                <w:szCs w:val="28"/>
-              </w:rPr>
-              <w:t>0.9284</w:t>
-            </w:r>
-          </w:p>
-        </w:tc>
-        <w:tc>
-          <w:tcPr>
-            <w:tcW w:w="2312" w:type="dxa"/>
-            <w:hideMark/>
-          </w:tcPr>
-          <w:p>
-            <w:pPr>
-              <w:spacing w:line="360" w:lineRule="auto"/>
-              <w:jc w:val="center"/>
-              <w:rPr>
-                <w:sz w:val="28"/>
-                <w:szCs w:val="28"/>
-              </w:rPr>
-            </w:pPr>
-            <w:r>
-              <w:rPr>
-                <w:sz w:val="28"/>
-                <w:szCs w:val="28"/>
-              </w:rPr>
-              <w:t>438,218</w:t>
-            </w:r>
-          </w:p>
-        </w:tc>
-      </w:tr>
-    </w:tbl>
-    <w:p>
-      <w:pPr>
-        <w:spacing w:line="360" w:lineRule="auto"/>
-        <w:ind w:firstLine="720"/>
-        <w:jc w:val="both"/>
-        <w:rPr>
-          <w:sz w:val="28"/>
-          <w:szCs w:val="28"/>
-        </w:rPr>
-      </w:pPr>
-    </w:p>
-    <w:p>
-      <w:pPr>
-        <w:spacing w:line="360" w:lineRule="auto"/>
-        <w:ind w:firstLine="720"/>
-        <w:jc w:val="both"/>
-        <w:rPr>
-          <w:b/>
-          <w:bCs/>
-          <w:sz w:val="28"/>
-          <w:szCs w:val="28"/>
-        </w:rPr>
-      </w:pPr>
-      <w:r>
-        <w:rPr>
-          <w:b/>
-          <w:bCs/>
-          <w:sz w:val="28"/>
-          <w:szCs w:val="28"/>
-        </w:rPr>
-        <w:t>Входные данные для обучения (датасет)</w:t>
-      </w:r>
-    </w:p>
-    <w:p>
-      <w:pPr>
-        <w:spacing w:line="360" w:lineRule="auto"/>
-        <w:ind w:firstLine="720"/>
-        <w:jc w:val="both"/>
-        <w:rPr>
-          <w:sz w:val="28"/>
-          <w:szCs w:val="28"/>
-        </w:rPr>
-      </w:pPr>
-      <w:r>
-        <w:rPr>
-          <w:sz w:val="28"/>
-          <w:szCs w:val="28"/>
-        </w:rPr>
-        <w:t xml:space="preserve">Датасет хранится в папке data/. Каждое действие (жест) представлено отдельной папкой с названием жеста на кириллице (например, стоп, привет, спасибо). Для каждого жеста собирается ровно 30 последовательностей (sequences), а каждая последовательность содержит ровно 10 кадров (frames). Таким образом, </w:t>
-      </w:r>
-      <w:r>
-        <w:rPr>
-          <w:sz w:val="28"/>
-          <w:szCs w:val="28"/>
-        </w:rPr>
-        <w:lastRenderedPageBreak/>
-        <w:t xml:space="preserve">для одного жеста создаётся 30 подпапок с именами от 0 до 29, а в каждой из них — 10 файлов с расширением .npy (от 0.npy до 9.npy). </w:t>
-      </w:r>
-    </w:p>
-    <w:p>
-      <w:pPr>
-        <w:spacing w:line="360" w:lineRule="auto"/>
-        <w:ind w:firstLine="720"/>
-        <w:jc w:val="both"/>
-        <w:rPr>
-          <w:sz w:val="28"/>
-          <w:szCs w:val="28"/>
-        </w:rPr>
-      </w:pPr>
-      <w:r>
-        <w:rPr>
-          <w:sz w:val="28"/>
-          <w:szCs w:val="28"/>
-        </w:rPr>
-        <w:t>Каждый файл с расширением .npy содержит одномерный массив NumPy размерности 126 (shape (126,)) и типа float32, в котором хранятся нормализованные координаты (x, y, z) 42 ключевых точек обеих рук для одного видеокадра.</w:t>
-      </w:r>
-      <w:r>
-        <w:rPr>
-          <w:sz w:val="28"/>
-          <w:szCs w:val="28"/>
-        </w:rPr>
-        <w:t xml:space="preserve"> Эти 126 значений — это координаты (x, y, z) 21 ключевой точки левой руки (21 × 3 = 63) и 21 ключевой точки правой руки (ещё 63). Координаты нормализованы в диапазон [0, 1] относительно размеров изображения. Если в кадре рука не обнаружена, вместо реальных координат записывается массив из 63 нулей.</w:t>
-      </w:r>
-    </w:p>
-    <w:p>
-      <w:pPr>
-        <w:spacing w:line="360" w:lineRule="auto"/>
-        <w:ind w:firstLine="720"/>
-        <w:jc w:val="both"/>
-        <w:rPr>
-          <w:b/>
-          <w:bCs/>
-          <w:sz w:val="28"/>
-          <w:szCs w:val="28"/>
-        </w:rPr>
-      </w:pPr>
-      <w:r>
-        <w:rPr>
-          <w:b/>
-          <w:bCs/>
-          <w:sz w:val="28"/>
-          <w:szCs w:val="28"/>
-        </w:rPr>
-        <w:t>Входные данные модели</w:t>
-      </w:r>
-    </w:p>
-    <w:p>
-      <w:pPr>
-        <w:spacing w:line="360" w:lineRule="auto"/>
-        <w:ind w:firstLine="720"/>
-        <w:jc w:val="both"/>
-        <w:rPr>
-          <w:sz w:val="28"/>
-          <w:szCs w:val="28"/>
-        </w:rPr>
-      </w:pPr>
-      <w:r>
-        <w:rPr>
-          <w:sz w:val="28"/>
-          <w:szCs w:val="28"/>
-        </w:rPr>
-        <w:t>Модель LSTM принимает на вход трёхмерный тензор размерности (1, 10, 126) — одна последовательность из 10 последовательных кадров по 126 координат в каждом.</w:t>
-      </w:r>
-      <w:r>
-        <w:rPr>
-          <w:sz w:val="28"/>
-          <w:szCs w:val="28"/>
-          <w:lang w:val="vi-VN"/>
-        </w:rPr>
-        <w:t xml:space="preserve"> </w:t>
-      </w:r>
-      <w:r>
-        <w:rPr>
-          <w:sz w:val="28"/>
-          <w:szCs w:val="28"/>
-        </w:rPr>
-        <w:t>В приложении main.py используется скользящий буфер длиной 10 кадров: как только накоплено 10 последовательных наборов ключевых точек, они немедленно подаются в модель. После предсказания буфер очищается, и сбор начинается заново. Такой подход обеспечивает частоту предсказаний около 2–4 раза в секунду при 30 FPS камеры.</w:t>
-      </w:r>
-    </w:p>
-    <w:p>
-      <w:pPr>
-        <w:spacing w:line="360" w:lineRule="auto"/>
-        <w:ind w:firstLine="720"/>
-        <w:jc w:val="both"/>
-        <w:rPr>
-          <w:b/>
-          <w:bCs/>
-          <w:sz w:val="28"/>
-          <w:szCs w:val="28"/>
-        </w:rPr>
-      </w:pPr>
-      <w:r>
-        <w:rPr>
-          <w:b/>
-          <w:bCs/>
-          <w:sz w:val="28"/>
-          <w:szCs w:val="28"/>
-        </w:rPr>
-        <w:t>Выходные данные модели</w:t>
-      </w:r>
-    </w:p>
-    <w:p>
-      <w:pPr>
-        <w:spacing w:line="360" w:lineRule="auto"/>
-        <w:ind w:firstLine="720"/>
-        <w:jc w:val="both"/>
-        <w:rPr>
-          <w:sz w:val="28"/>
-          <w:szCs w:val="28"/>
-        </w:rPr>
-      </w:pPr>
-      <w:r>
-        <w:rPr>
-          <w:sz w:val="28"/>
-          <w:szCs w:val="28"/>
-        </w:rPr>
-        <w:t>Применяется порог уверенности 0.9 (90%). Если максимальная вероятность превышает этот порог и предсказанный жест отличается от предыдущего, система фиксирует новое слово. Далее индекс с наибольшей вероятностью преобразуется в строковое название жеста с помощью массива actions.</w:t>
-      </w:r>
-    </w:p>
-    <w:p>
-      <w:pPr>
-        <w:spacing w:line="360" w:lineRule="auto"/>
-        <w:ind w:firstLine="720"/>
-        <w:jc w:val="both"/>
-        <w:rPr>
-          <w:b/>
-          <w:bCs/>
-          <w:sz w:val="28"/>
-          <w:szCs w:val="28"/>
-        </w:rPr>
-      </w:pPr>
-      <w:r>
-        <w:rPr>
-          <w:b/>
-          <w:bCs/>
-          <w:sz w:val="28"/>
-          <w:szCs w:val="28"/>
-        </w:rPr>
-        <w:t>Выходные данные приложения для пользователя</w:t>
-      </w:r>
-    </w:p>
-    <w:p>
-      <w:pPr>
-        <w:spacing w:line="360" w:lineRule="auto"/>
-        <w:ind w:firstLine="720"/>
-        <w:jc w:val="both"/>
-        <w:rPr>
-          <w:sz w:val="28"/>
-          <w:szCs w:val="28"/>
-        </w:rPr>
-      </w:pPr>
-      <w:r>
-        <w:rPr>
-          <w:sz w:val="28"/>
-          <w:szCs w:val="28"/>
-        </w:rPr>
-        <w:t xml:space="preserve">Распознанные жесты последовательно добавляются в список. Первое слово автоматически капитализируется. Если два подряд идущих предсказания содержат латинские буквы (защита от ошибок), они склеиваются в одно слово. Итоговое предложение отображается в виджете и ограничивается последними 7 словами. При нажатии кнопки «Проверка грамматики» текущее предложение переводится в </w:t>
-      </w:r>
-      <w:r>
-        <w:rPr>
-          <w:sz w:val="28"/>
-          <w:szCs w:val="28"/>
-        </w:rPr>
-        <w:lastRenderedPageBreak/>
-        <w:t>английский, проверяется и исправляется с помощью LanguageTool</w:t>
-      </w:r>
-      <w:r>
-        <w:rPr>
-          <w:sz w:val="28"/>
-          <w:szCs w:val="28"/>
-        </w:rPr>
-        <w:t xml:space="preserve"> [</w:t>
-      </w:r>
-      <w:r>
-        <w:rPr>
-          <w:sz w:val="28"/>
-          <w:szCs w:val="28"/>
-        </w:rPr>
-        <w:t>5</w:t>
-      </w:r>
-      <w:r>
-        <w:rPr>
-          <w:sz w:val="28"/>
-          <w:szCs w:val="28"/>
-        </w:rPr>
-        <w:t>]</w:t>
-      </w:r>
-      <w:r>
-        <w:rPr>
-          <w:sz w:val="28"/>
-          <w:szCs w:val="28"/>
-        </w:rPr>
-        <w:t xml:space="preserve"> (английская грамматика), а затем переводится обратно на русский язык и заменяет исходный текст.</w:t>
-      </w:r>
-    </w:p>
-    <w:p>
-      <w:pPr>
-        <w:pStyle w:val="Heading2"/>
-        <w:rPr>
-          <w:szCs w:val="28"/>
-          <w:lang w:val="ru-RU"/>
-        </w:rPr>
-      </w:pPr>
-      <w:bookmarkStart w:id="5" w:name="_Toc215227094"/>
-      <w:r>
-        <w:rPr>
-          <w:szCs w:val="28"/>
-          <w:lang w:val="ru-RU"/>
-        </w:rPr>
-        <w:t>4</w:t>
-      </w:r>
-      <w:r>
-        <w:rPr>
-          <w:szCs w:val="28"/>
-          <w:lang w:val="ru-RU"/>
-        </w:rPr>
-        <w:t xml:space="preserve">. </w:t>
-      </w:r>
-      <w:r>
-        <w:rPr>
-          <w:szCs w:val="28"/>
-          <w:lang w:val="ru-RU"/>
-        </w:rPr>
-        <w:t>Сборка ПО</w:t>
-      </w:r>
-      <w:bookmarkEnd w:id="5"/>
-    </w:p>
-    <w:p>
-      <w:pPr>
-        <w:spacing w:line="360" w:lineRule="auto"/>
-        <w:ind w:firstLine="720"/>
-        <w:jc w:val="both"/>
-        <w:rPr>
-          <w:sz w:val="28"/>
-          <w:szCs w:val="28"/>
-        </w:rPr>
-      </w:pPr>
-      <w:r>
-        <w:rPr>
-          <w:sz w:val="28"/>
-          <w:szCs w:val="28"/>
-        </w:rPr>
-        <w:t>Сборка программного обеспечения выполняется в изолированной среде с использованием виртуального окружения Python (</w:t>
-      </w:r>
-      <w:r>
-        <w:rPr>
-          <w:sz w:val="28"/>
-          <w:szCs w:val="28"/>
-        </w:rPr>
-        <w:t>VirtualEnv</w:t>
-      </w:r>
-      <w:r>
-        <w:rPr>
-          <w:sz w:val="28"/>
-          <w:szCs w:val="28"/>
-        </w:rPr>
-        <w:t>) [</w:t>
-      </w:r>
-      <w:r>
-        <w:rPr>
-          <w:sz w:val="28"/>
-          <w:szCs w:val="28"/>
-          <w:lang w:val="vi-VN"/>
-        </w:rPr>
-        <w:t>4</w:t>
-      </w:r>
-      <w:r>
-        <w:rPr>
-          <w:sz w:val="28"/>
-          <w:szCs w:val="28"/>
-        </w:rPr>
-        <w:t>]. Применение виртуального окружения гарантирует стабильную работу приложения и предотвращает конфликты между зависимостями различных библиотек.</w:t>
-      </w:r>
-    </w:p>
-    <w:p>
-      <w:pPr>
-        <w:spacing w:line="360" w:lineRule="auto"/>
-        <w:ind w:firstLine="720"/>
-        <w:jc w:val="both"/>
-        <w:rPr>
-          <w:sz w:val="28"/>
-          <w:szCs w:val="28"/>
-        </w:rPr>
-      </w:pPr>
-      <w:r>
-        <w:rPr>
-          <w:sz w:val="28"/>
-          <w:szCs w:val="28"/>
-        </w:rPr>
-        <w:t>Для работы в изолированной среде необходимо активировать виртуальное окружение.</w:t>
-      </w:r>
-      <w:r>
-        <w:rPr>
-          <w:sz w:val="28"/>
-          <w:szCs w:val="28"/>
-        </w:rPr>
-        <w:t xml:space="preserve"> </w:t>
-      </w:r>
-      <w:r>
-        <w:rPr>
-          <w:sz w:val="28"/>
-          <w:szCs w:val="28"/>
-        </w:rPr>
-        <w:t xml:space="preserve">На начальном этапе в корневой директории проекта создаётся </w:t>
-      </w:r>
-      <w:r>
-        <w:rPr>
-          <w:sz w:val="28"/>
-          <w:szCs w:val="28"/>
-        </w:rPr>
-        <w:t>и активир</w:t>
-      </w:r>
-      <w:r>
-        <w:rPr>
-          <w:sz w:val="28"/>
-          <w:szCs w:val="28"/>
-        </w:rPr>
-        <w:t>уется</w:t>
-      </w:r>
-      <w:r>
-        <w:rPr>
-          <w:sz w:val="28"/>
-          <w:szCs w:val="28"/>
-        </w:rPr>
-        <w:t xml:space="preserve"> виртуальное окружение следующей командой:</w:t>
-      </w:r>
-    </w:p>
-    <w:p>
-      <w:pPr>
-        <w:spacing w:line="360" w:lineRule="auto"/>
-        <w:rPr>
-          <w:bCs/>
-          <w:color w:val="000000"/>
-          <w:sz w:val="28"/>
-          <w:szCs w:val="28"/>
-        </w:rPr>
-      </w:pPr>
-    </w:p>
-    <w:p>
-      <w:pPr>
-        <w:spacing w:line="360" w:lineRule="auto"/>
-        <w:rPr>
-          <w:bCs/>
-          <w:color w:val="000000"/>
-          <w:sz w:val="28"/>
-          <w:szCs w:val="28"/>
-        </w:rPr>
-      </w:pPr>
-      <w:r>
-        <w:rPr>
-          <w:bCs/>
-          <w:color w:val="000000"/>
-          <w:sz w:val="28"/>
-          <w:szCs w:val="28"/>
-        </w:rPr>
-        <w:t>Листинг 3.</w:t>
-      </w:r>
-      <w:r>
-        <w:rPr>
-          <w:bCs/>
-          <w:color w:val="000000"/>
-          <w:sz w:val="28"/>
-          <w:szCs w:val="28"/>
-          <w:lang w:val="vi-VN"/>
-        </w:rPr>
-        <w:t>1</w:t>
-      </w:r>
-      <w:r>
-        <w:rPr>
-          <w:bCs/>
-          <w:color w:val="000000"/>
-          <w:sz w:val="28"/>
-          <w:szCs w:val="28"/>
-        </w:rPr>
-        <w:t xml:space="preserve"> – Ви</w:t>
-      </w:r>
-      <w:r>
-        <w:rPr>
-          <w:sz w:val="28"/>
-          <w:szCs w:val="28"/>
-        </w:rPr>
-        <w:t>ртуальное окружение</w:t>
-      </w:r>
-    </w:p>
-    <w:tbl>
-      <w:tblPr>
-        <w:tblStyle w:val="TableGrid"/>
-        <w:tblW w:w="0" w:type="auto"/>
-        <w:tblLook w:val="04A0" w:firstRow="1" w:lastRow="0" w:firstColumn="1" w:lastColumn="0" w:noHBand="0" w:noVBand="1"/>
-      </w:tblPr>
-      <w:tblGrid>
-        <w:gridCol w:w="9628"/>
-      </w:tblGrid>
-      <w:tr>
-        <w:tc>
-          <w:tcPr>
-            <w:tcW w:w="9628" w:type="dxa"/>
-          </w:tcPr>
-          <w:p>
-            <w:pPr>
-              <w:spacing w:line="360" w:lineRule="auto"/>
-              <w:jc w:val="both"/>
-              <w:rPr>
-                <w:bCs/>
-                <w:color w:val="000000"/>
-                <w:sz w:val="28"/>
-                <w:szCs w:val="28"/>
-                <w:lang w:val="en-US"/>
-              </w:rPr>
-            </w:pPr>
-            <w:r>
-              <w:rPr>
-                <w:bCs/>
-                <w:color w:val="000000"/>
-                <w:sz w:val="28"/>
-                <w:szCs w:val="28"/>
-                <w:lang w:val="en-US"/>
-              </w:rPr>
-              <w:t>virtualenv .</w:t>
-            </w:r>
-          </w:p>
-          <w:p>
-            <w:pPr>
-              <w:spacing w:line="360" w:lineRule="auto"/>
-              <w:jc w:val="both"/>
-              <w:rPr>
-                <w:bCs/>
-                <w:color w:val="000000"/>
-                <w:sz w:val="28"/>
-                <w:szCs w:val="28"/>
-                <w:lang w:val="en-US"/>
-              </w:rPr>
-            </w:pPr>
-            <w:r>
-              <w:rPr>
-                <w:bCs/>
-                <w:color w:val="000000"/>
-                <w:sz w:val="28"/>
-                <w:szCs w:val="28"/>
-                <w:lang w:val="en-US"/>
-              </w:rPr>
-              <w:t>cd Scripts</w:t>
-            </w:r>
-          </w:p>
-          <w:p>
-            <w:pPr>
-              <w:spacing w:line="360" w:lineRule="auto"/>
-              <w:jc w:val="both"/>
-              <w:rPr>
-                <w:bCs/>
-                <w:color w:val="000000"/>
-                <w:sz w:val="28"/>
-                <w:szCs w:val="28"/>
-                <w:lang w:val="en-US"/>
-              </w:rPr>
-            </w:pPr>
-            <w:r>
-              <w:rPr>
-                <w:bCs/>
-                <w:color w:val="000000"/>
-                <w:sz w:val="28"/>
-                <w:szCs w:val="28"/>
-                <w:lang w:val="en-US"/>
-              </w:rPr>
-              <w:t>.\activate</w:t>
-            </w:r>
-          </w:p>
-        </w:tc>
-      </w:tr>
-    </w:tbl>
-    <w:p>
-      <w:pPr>
-        <w:spacing w:line="360" w:lineRule="auto"/>
-        <w:ind w:firstLine="720"/>
-        <w:jc w:val="both"/>
-        <w:rPr>
-          <w:sz w:val="28"/>
-          <w:szCs w:val="28"/>
-        </w:rPr>
-      </w:pPr>
-      <w:r>
-        <w:rPr>
-          <w:sz w:val="28"/>
-          <w:szCs w:val="28"/>
-        </w:rPr>
-        <w:t xml:space="preserve">После активации в командной строке появится префикс (venv), указывающий, что вы находитесь в виртуальном окружении. Теперь все команды </w:t>
-      </w:r>
-      <w:r>
-        <w:rPr>
-          <w:sz w:val="28"/>
-          <w:szCs w:val="28"/>
-        </w:rPr>
-        <w:t>«</w:t>
-      </w:r>
-      <w:r>
-        <w:rPr>
-          <w:sz w:val="28"/>
-          <w:szCs w:val="28"/>
-        </w:rPr>
-        <w:t>pip</w:t>
-      </w:r>
-      <w:r>
-        <w:rPr>
-          <w:sz w:val="28"/>
-          <w:szCs w:val="28"/>
-        </w:rPr>
-        <w:t>»</w:t>
-      </w:r>
-      <w:r>
-        <w:rPr>
-          <w:sz w:val="28"/>
-          <w:szCs w:val="28"/>
-        </w:rPr>
-        <w:t xml:space="preserve"> и </w:t>
-      </w:r>
-      <w:r>
-        <w:rPr>
-          <w:sz w:val="28"/>
-          <w:szCs w:val="28"/>
-        </w:rPr>
-        <w:t>«</w:t>
-      </w:r>
-      <w:r>
-        <w:rPr>
-          <w:sz w:val="28"/>
-          <w:szCs w:val="28"/>
-        </w:rPr>
-        <w:t>python</w:t>
-      </w:r>
-      <w:r>
-        <w:rPr>
-          <w:sz w:val="28"/>
-          <w:szCs w:val="28"/>
-        </w:rPr>
-        <w:t>»</w:t>
-      </w:r>
-      <w:r>
-        <w:rPr>
-          <w:sz w:val="28"/>
-          <w:szCs w:val="28"/>
-        </w:rPr>
-        <w:t xml:space="preserve"> будут использовать изолированную среду, а не глобальную.</w:t>
-      </w:r>
-    </w:p>
-    <w:p>
-      <w:pPr>
-        <w:spacing w:line="360" w:lineRule="auto"/>
-        <w:ind w:firstLine="720"/>
-        <w:jc w:val="both"/>
-        <w:rPr>
-          <w:sz w:val="28"/>
-          <w:szCs w:val="28"/>
-        </w:rPr>
-      </w:pPr>
-      <w:r>
-        <w:rPr>
-          <w:sz w:val="28"/>
-          <w:szCs w:val="28"/>
-        </w:rPr>
-        <w:t xml:space="preserve">Все зависимости проекта указаны в файле </w:t>
-      </w:r>
-      <w:r>
-        <w:rPr>
-          <w:sz w:val="28"/>
-          <w:szCs w:val="28"/>
-        </w:rPr>
-        <w:t>«</w:t>
-      </w:r>
-      <w:r>
-        <w:rPr>
-          <w:sz w:val="28"/>
-          <w:szCs w:val="28"/>
-        </w:rPr>
-        <w:t>requirements.txt</w:t>
-      </w:r>
-      <w:r>
-        <w:rPr>
-          <w:sz w:val="28"/>
-          <w:szCs w:val="28"/>
-        </w:rPr>
-        <w:t>»</w:t>
-      </w:r>
-      <w:r>
-        <w:rPr>
-          <w:sz w:val="28"/>
-          <w:szCs w:val="28"/>
-        </w:rPr>
-        <w:t xml:space="preserve">. </w:t>
-      </w:r>
-      <w:r>
-        <w:rPr>
-          <w:sz w:val="28"/>
-          <w:szCs w:val="28"/>
-        </w:rPr>
-        <w:t>Внутри активированного виртуального окружения можно устанавливать библиотеки, необходимые для проекта, например, для обработки дактильных жестов.</w:t>
-      </w:r>
-      <w:r>
-        <w:rPr>
-          <w:sz w:val="28"/>
-          <w:szCs w:val="28"/>
-        </w:rPr>
-        <w:t xml:space="preserve"> </w:t>
-      </w:r>
-      <w:r>
-        <w:rPr>
-          <w:sz w:val="28"/>
-          <w:szCs w:val="28"/>
-        </w:rPr>
-        <w:t>Их установка осуществляется командой:</w:t>
-      </w:r>
-    </w:p>
-    <w:p>
-      <w:pPr>
-        <w:spacing w:line="360" w:lineRule="auto"/>
-        <w:rPr>
-          <w:bCs/>
-          <w:color w:val="000000"/>
-          <w:sz w:val="28"/>
-          <w:szCs w:val="28"/>
-        </w:rPr>
-      </w:pPr>
-      <w:r>
-        <w:rPr>
-          <w:bCs/>
-          <w:color w:val="000000"/>
-          <w:sz w:val="28"/>
-          <w:szCs w:val="28"/>
-        </w:rPr>
-        <w:t>Листинг 3.2 – Установить файл «</w:t>
-      </w:r>
-      <w:r>
-        <w:rPr>
-          <w:bCs/>
-          <w:color w:val="000000"/>
-          <w:sz w:val="28"/>
-          <w:szCs w:val="28"/>
-          <w:lang w:val="en-US"/>
-        </w:rPr>
-        <w:t>require</w:t>
-      </w:r>
-      <w:r>
-        <w:rPr>
-          <w:bCs/>
-          <w:color w:val="000000"/>
-          <w:sz w:val="28"/>
-          <w:szCs w:val="28"/>
-          <w:lang w:val="en-US"/>
-        </w:rPr>
-        <w:t>ments</w:t>
-      </w:r>
-      <w:r>
-        <w:rPr>
-          <w:bCs/>
-          <w:color w:val="000000"/>
-          <w:sz w:val="28"/>
-          <w:szCs w:val="28"/>
-        </w:rPr>
-        <w:t>.</w:t>
-      </w:r>
-      <w:r>
-        <w:rPr>
-          <w:bCs/>
-          <w:color w:val="000000"/>
-          <w:sz w:val="28"/>
-          <w:szCs w:val="28"/>
-          <w:lang w:val="en-US"/>
-        </w:rPr>
-        <w:t>txt</w:t>
-      </w:r>
-      <w:r>
-        <w:rPr>
-          <w:bCs/>
-          <w:color w:val="000000"/>
-          <w:sz w:val="28"/>
-          <w:szCs w:val="28"/>
-        </w:rPr>
-        <w:t>»</w:t>
-      </w:r>
-      <w:r>
-        <w:rPr>
-          <w:bCs/>
-          <w:color w:val="000000"/>
-          <w:sz w:val="28"/>
-          <w:szCs w:val="28"/>
-        </w:rPr>
-        <w:t>.</w:t>
-      </w:r>
-    </w:p>
-    <w:tbl>
-      <w:tblPr>
-        <w:tblStyle w:val="TableGrid"/>
-        <w:tblW w:w="0" w:type="auto"/>
-        <w:tblLook w:val="04A0" w:firstRow="1" w:lastRow="0" w:firstColumn="1" w:lastColumn="0" w:noHBand="0" w:noVBand="1"/>
-      </w:tblPr>
-      <w:tblGrid>
-        <w:gridCol w:w="9628"/>
-      </w:tblGrid>
-      <w:tr>
-        <w:tc>
-          <w:tcPr>
-            <w:tcW w:w="9628" w:type="dxa"/>
-          </w:tcPr>
-          <w:p>
-            <w:pPr>
-              <w:spacing w:line="360" w:lineRule="auto"/>
-              <w:jc w:val="both"/>
-              <w:rPr>
-                <w:bCs/>
-                <w:color w:val="000000"/>
-                <w:sz w:val="28"/>
-                <w:szCs w:val="28"/>
-                <w:lang w:val="en-US"/>
-              </w:rPr>
-            </w:pPr>
-            <w:r>
-              <w:rPr>
-                <w:bCs/>
-                <w:color w:val="000000"/>
-                <w:sz w:val="28"/>
-                <w:szCs w:val="28"/>
-                <w:lang w:val="en-US"/>
-              </w:rPr>
-              <w:t>pip install -r requirements.txt</w:t>
-            </w:r>
-          </w:p>
-        </w:tc>
-      </w:tr>
-    </w:tbl>
-    <w:p>
-      <w:pPr>
-        <w:spacing w:line="360" w:lineRule="auto"/>
-        <w:ind w:firstLine="720"/>
-        <w:jc w:val="both"/>
-        <w:rPr>
-          <w:sz w:val="28"/>
-          <w:szCs w:val="28"/>
-        </w:rPr>
-      </w:pPr>
-      <w:r>
-        <w:rPr>
-          <w:sz w:val="28"/>
-          <w:szCs w:val="28"/>
-        </w:rPr>
-        <w:t>На листинге 3.</w:t>
-      </w:r>
-      <w:r>
-        <w:rPr>
-          <w:sz w:val="28"/>
-          <w:szCs w:val="28"/>
-        </w:rPr>
-        <w:t>3</w:t>
-      </w:r>
-      <w:r>
-        <w:rPr>
-          <w:sz w:val="28"/>
-          <w:szCs w:val="28"/>
-        </w:rPr>
-        <w:t xml:space="preserve"> описаны библиотеки, необходимые для программы.</w:t>
-      </w:r>
-    </w:p>
-    <w:p>
-      <w:pPr>
-        <w:spacing w:line="360" w:lineRule="auto"/>
-        <w:rPr>
-          <w:bCs/>
-          <w:color w:val="000000"/>
-          <w:sz w:val="28"/>
-          <w:szCs w:val="28"/>
-        </w:rPr>
-      </w:pPr>
-      <w:r>
-        <w:rPr>
-          <w:bCs/>
-          <w:color w:val="000000"/>
-          <w:sz w:val="28"/>
-          <w:szCs w:val="28"/>
-        </w:rPr>
-        <w:t>Листинг</w:t>
-      </w:r>
-      <w:r>
-        <w:rPr>
-          <w:bCs/>
-          <w:color w:val="000000"/>
-          <w:sz w:val="28"/>
-          <w:szCs w:val="28"/>
-        </w:rPr>
-        <w:t xml:space="preserve"> </w:t>
-      </w:r>
-      <w:r>
-        <w:rPr>
-          <w:bCs/>
-          <w:color w:val="000000"/>
-          <w:sz w:val="28"/>
-          <w:szCs w:val="28"/>
-        </w:rPr>
-        <w:t>3</w:t>
-      </w:r>
-      <w:r>
-        <w:rPr>
-          <w:bCs/>
-          <w:color w:val="000000"/>
-          <w:sz w:val="28"/>
-          <w:szCs w:val="28"/>
-        </w:rPr>
-        <w:t>.</w:t>
-      </w:r>
-      <w:r>
-        <w:rPr>
-          <w:bCs/>
-          <w:color w:val="000000"/>
-          <w:sz w:val="28"/>
-          <w:szCs w:val="28"/>
-          <w:lang w:val="en-US"/>
-        </w:rPr>
-        <w:t>3</w:t>
-      </w:r>
-      <w:r>
-        <w:rPr>
-          <w:bCs/>
-          <w:color w:val="000000"/>
-          <w:sz w:val="28"/>
-          <w:szCs w:val="28"/>
-        </w:rPr>
-        <w:t xml:space="preserve"> – </w:t>
-      </w:r>
-      <w:r>
-        <w:rPr>
-          <w:bCs/>
-          <w:color w:val="000000"/>
-          <w:sz w:val="28"/>
-          <w:szCs w:val="28"/>
-        </w:rPr>
-        <w:t>Файл «</w:t>
-      </w:r>
-      <w:r>
-        <w:rPr>
-          <w:bCs/>
-          <w:color w:val="000000"/>
-          <w:sz w:val="28"/>
-          <w:szCs w:val="28"/>
-          <w:lang w:val="en-US"/>
-        </w:rPr>
-        <w:t>require</w:t>
-      </w:r>
-      <w:r>
-        <w:rPr>
-          <w:bCs/>
-          <w:color w:val="000000"/>
-          <w:sz w:val="28"/>
-          <w:szCs w:val="28"/>
-          <w:lang w:val="en-US"/>
-        </w:rPr>
-        <w:t>ments</w:t>
-      </w:r>
-      <w:r>
-        <w:rPr>
-          <w:bCs/>
-          <w:color w:val="000000"/>
-          <w:sz w:val="28"/>
-          <w:szCs w:val="28"/>
-        </w:rPr>
-        <w:t>.</w:t>
-      </w:r>
-      <w:r>
-        <w:rPr>
-          <w:bCs/>
-          <w:color w:val="000000"/>
-          <w:sz w:val="28"/>
-          <w:szCs w:val="28"/>
-          <w:lang w:val="en-US"/>
-        </w:rPr>
-        <w:t>txt</w:t>
-      </w:r>
-      <w:r>
-        <w:rPr>
-          <w:bCs/>
-          <w:color w:val="000000"/>
-          <w:sz w:val="28"/>
-          <w:szCs w:val="28"/>
-        </w:rPr>
-        <w:t>»</w:t>
-      </w:r>
-      <w:r>
-        <w:rPr>
-          <w:bCs/>
-          <w:color w:val="000000"/>
-          <w:sz w:val="28"/>
-          <w:szCs w:val="28"/>
-        </w:rPr>
-        <w:t>.</w:t>
-      </w:r>
-    </w:p>
-    <w:tbl>
-      <w:tblPr>
-        <w:tblStyle w:val="TableGrid"/>
-        <w:tblW w:w="0" w:type="auto"/>
-        <w:tblLook w:val="04A0" w:firstRow="1" w:lastRow="0" w:firstColumn="1" w:lastColumn="0" w:noHBand="0" w:noVBand="1"/>
-      </w:tblPr>
-      <w:tblGrid>
-        <w:gridCol w:w="9628"/>
-      </w:tblGrid>
-      <w:tr>
-        <w:tc>
-          <w:tcPr>
-            <w:tcW w:w="9628" w:type="dxa"/>
-          </w:tcPr>
-          <w:p>
-            <w:pPr>
-              <w:spacing w:line="360" w:lineRule="auto"/>
-              <w:rPr>
-                <w:bCs/>
-                <w:color w:val="000000"/>
-                <w:sz w:val="28"/>
-                <w:szCs w:val="28"/>
-                <w:lang w:val="en-US"/>
-              </w:rPr>
-            </w:pPr>
-            <w:r>
-              <w:rPr>
-                <w:bCs/>
-                <w:color w:val="000000"/>
-                <w:sz w:val="28"/>
-                <w:szCs w:val="28"/>
-                <w:lang w:val="en-US"/>
-              </w:rPr>
-              <w:lastRenderedPageBreak/>
-              <w:t>mediapipe==0.10.21</w:t>
-            </w:r>
-          </w:p>
-          <w:p>
-            <w:pPr>
-              <w:spacing w:line="360" w:lineRule="auto"/>
-              <w:rPr>
-                <w:bCs/>
-                <w:color w:val="000000"/>
-                <w:sz w:val="28"/>
-                <w:szCs w:val="28"/>
-                <w:lang w:val="en-US"/>
-              </w:rPr>
-            </w:pPr>
-            <w:r>
-              <w:rPr>
-                <w:bCs/>
-                <w:color w:val="000000"/>
-                <w:sz w:val="28"/>
-                <w:szCs w:val="28"/>
-                <w:lang w:val="en-US"/>
-              </w:rPr>
-              <w:t>opencv-python==4.11.0.86</w:t>
-            </w:r>
-          </w:p>
-          <w:p>
-            <w:pPr>
-              <w:spacing w:line="360" w:lineRule="auto"/>
-              <w:rPr>
-                <w:bCs/>
-                <w:color w:val="000000"/>
-                <w:sz w:val="28"/>
-                <w:szCs w:val="28"/>
-                <w:lang w:val="en-US"/>
-              </w:rPr>
-            </w:pPr>
-            <w:r>
-              <w:rPr>
-                <w:bCs/>
-                <w:color w:val="000000"/>
-                <w:sz w:val="28"/>
-                <w:szCs w:val="28"/>
-                <w:lang w:val="en-US"/>
-              </w:rPr>
-              <w:t>numpy==1.26.4</w:t>
-            </w:r>
-          </w:p>
-          <w:p>
-            <w:pPr>
-              <w:spacing w:line="360" w:lineRule="auto"/>
-              <w:rPr>
-                <w:bCs/>
-                <w:color w:val="000000"/>
-                <w:sz w:val="28"/>
-                <w:szCs w:val="28"/>
-                <w:lang w:val="en-US"/>
-              </w:rPr>
-            </w:pPr>
-            <w:r>
-              <w:rPr>
-                <w:bCs/>
-                <w:color w:val="000000"/>
-                <w:sz w:val="28"/>
-                <w:szCs w:val="28"/>
-                <w:lang w:val="en-US"/>
-              </w:rPr>
-              <w:t>tensorflow==2.19.0</w:t>
-            </w:r>
-          </w:p>
-          <w:p>
-            <w:pPr>
-              <w:spacing w:line="360" w:lineRule="auto"/>
-              <w:rPr>
-                <w:bCs/>
-                <w:color w:val="000000"/>
-                <w:sz w:val="28"/>
-                <w:szCs w:val="28"/>
-                <w:lang w:val="en-US"/>
-              </w:rPr>
-            </w:pPr>
-            <w:r>
-              <w:rPr>
-                <w:bCs/>
-                <w:color w:val="000000"/>
-                <w:sz w:val="28"/>
-                <w:szCs w:val="28"/>
-                <w:lang w:val="en-US"/>
-              </w:rPr>
-              <w:t>scikit-learn==1.6.1</w:t>
-            </w:r>
-          </w:p>
-          <w:p>
-            <w:pPr>
-              <w:spacing w:line="360" w:lineRule="auto"/>
-              <w:rPr>
-                <w:bCs/>
-                <w:color w:val="000000"/>
-                <w:sz w:val="28"/>
-                <w:szCs w:val="28"/>
-                <w:lang w:val="en-US"/>
-              </w:rPr>
-            </w:pPr>
-            <w:r>
-              <w:rPr>
-                <w:bCs/>
-                <w:color w:val="000000"/>
-                <w:sz w:val="28"/>
-                <w:szCs w:val="28"/>
-                <w:lang w:val="en-US"/>
-              </w:rPr>
-              <w:t>Pillow==11.0.0</w:t>
-            </w:r>
-          </w:p>
-          <w:p>
-            <w:pPr>
-              <w:spacing w:line="360" w:lineRule="auto"/>
-              <w:rPr>
-                <w:bCs/>
-                <w:color w:val="000000"/>
-                <w:sz w:val="28"/>
-                <w:szCs w:val="28"/>
-                <w:lang w:val="en-US"/>
-              </w:rPr>
-            </w:pPr>
-            <w:r>
-              <w:rPr>
-                <w:bCs/>
-                <w:color w:val="000000"/>
-                <w:sz w:val="28"/>
-                <w:szCs w:val="28"/>
-                <w:lang w:val="en-US"/>
-              </w:rPr>
-              <w:t>PyQt5==5.15.10</w:t>
-            </w:r>
-          </w:p>
-          <w:p>
-            <w:pPr>
-              <w:spacing w:line="360" w:lineRule="auto"/>
-              <w:rPr>
-                <w:bCs/>
-                <w:color w:val="000000"/>
-                <w:sz w:val="28"/>
-                <w:szCs w:val="28"/>
-                <w:lang w:val="en-US"/>
-              </w:rPr>
-            </w:pPr>
-            <w:r>
-              <w:rPr>
-                <w:bCs/>
-                <w:color w:val="000000"/>
-                <w:sz w:val="28"/>
-                <w:szCs w:val="28"/>
-                <w:lang w:val="en-US"/>
-              </w:rPr>
-              <w:t>googletrans==4.0.0-rc1</w:t>
-            </w:r>
-          </w:p>
-        </w:tc>
-      </w:tr>
-    </w:tbl>
-    <w:p>
-      <w:pPr>
-        <w:spacing w:line="360" w:lineRule="auto"/>
-        <w:jc w:val="both"/>
-        <w:rPr>
-          <w:sz w:val="28"/>
-          <w:szCs w:val="28"/>
-          <w:lang w:val="en-US"/>
-        </w:rPr>
-      </w:pPr>
-    </w:p>
-    <w:p>
-      <w:pPr>
-        <w:pStyle w:val="Heading2"/>
-        <w:rPr>
-          <w:szCs w:val="28"/>
-          <w:lang w:val="ru-RU"/>
-        </w:rPr>
-      </w:pPr>
-      <w:bookmarkStart w:id="6" w:name="_Toc215227095"/>
-      <w:r>
-        <w:rPr>
-          <w:szCs w:val="28"/>
-          <w:lang w:val="ru-RU"/>
-        </w:rPr>
-        <w:t>5</w:t>
-      </w:r>
-      <w:r>
-        <w:rPr>
-          <w:szCs w:val="28"/>
-          <w:lang w:val="ru-RU"/>
-        </w:rPr>
-        <w:t xml:space="preserve">. </w:t>
-      </w:r>
-      <w:r>
-        <w:rPr>
-          <w:szCs w:val="28"/>
-          <w:lang w:val="ru-RU"/>
-        </w:rPr>
-        <w:t>Демонстрация работы программы</w:t>
-      </w:r>
-      <w:bookmarkEnd w:id="6"/>
-    </w:p>
-    <w:p>
-      <w:pPr>
-        <w:spacing w:line="360" w:lineRule="auto"/>
-        <w:ind w:firstLine="720"/>
-        <w:jc w:val="both"/>
-        <w:rPr>
-          <w:sz w:val="28"/>
-          <w:szCs w:val="28"/>
-        </w:rPr>
-      </w:pPr>
-      <w:r>
-        <w:rPr>
-          <w:sz w:val="28"/>
-          <w:szCs w:val="28"/>
-        </w:rPr>
-        <w:t xml:space="preserve"> </w:t>
-      </w:r>
-      <w:r>
-        <w:rPr>
-          <w:sz w:val="28"/>
-          <w:szCs w:val="28"/>
-        </w:rPr>
-        <w:t xml:space="preserve">Программа запущена с использованием Python 3.11 и виртуального окружения, сформированного на основе файла </w:t>
-      </w:r>
-      <w:r>
-        <w:rPr>
-          <w:sz w:val="28"/>
-          <w:szCs w:val="28"/>
-        </w:rPr>
-        <w:t>«</w:t>
-      </w:r>
-      <w:r>
-        <w:rPr>
-          <w:sz w:val="28"/>
-          <w:szCs w:val="28"/>
-        </w:rPr>
-        <w:t>requirements.txt</w:t>
-      </w:r>
-      <w:r>
-        <w:rPr>
-          <w:sz w:val="28"/>
-          <w:szCs w:val="28"/>
-        </w:rPr>
-        <w:t>»</w:t>
-      </w:r>
-      <w:r>
-        <w:rPr>
-          <w:sz w:val="28"/>
-          <w:szCs w:val="28"/>
-        </w:rPr>
-        <w:t>.</w:t>
-      </w:r>
-    </w:p>
-    <w:p>
-      <w:pPr>
-        <w:spacing w:line="360" w:lineRule="auto"/>
-        <w:ind w:firstLine="720"/>
-        <w:jc w:val="both"/>
-        <w:rPr>
-          <w:b/>
-          <w:bCs/>
-          <w:sz w:val="28"/>
-          <w:szCs w:val="28"/>
-        </w:rPr>
-      </w:pPr>
-      <w:r>
-        <w:rPr>
-          <w:b/>
-          <w:bCs/>
-          <w:sz w:val="28"/>
-          <w:szCs w:val="28"/>
-        </w:rPr>
-        <w:t>Запуск приложения</w:t>
-      </w:r>
-    </w:p>
-    <w:p>
-      <w:pPr>
-        <w:spacing w:line="360" w:lineRule="auto"/>
-        <w:ind w:firstLine="720"/>
-        <w:jc w:val="both"/>
-        <w:rPr>
-          <w:sz w:val="28"/>
-          <w:szCs w:val="28"/>
-        </w:rPr>
-      </w:pPr>
-      <w:r>
-        <w:rPr>
-          <w:sz w:val="28"/>
-          <w:szCs w:val="28"/>
-        </w:rPr>
-        <w:t>После активации виртуального окружения и установки зависимостей программа запускается командой:</w:t>
-      </w:r>
-    </w:p>
-    <w:p>
-      <w:pPr>
-        <w:spacing w:line="360" w:lineRule="auto"/>
-        <w:rPr>
-          <w:bCs/>
-          <w:color w:val="000000"/>
-          <w:sz w:val="28"/>
-          <w:szCs w:val="28"/>
-        </w:rPr>
-      </w:pPr>
-      <w:r>
-        <w:rPr>
-          <w:bCs/>
-          <w:color w:val="000000"/>
-          <w:sz w:val="28"/>
-          <w:szCs w:val="28"/>
-        </w:rPr>
-        <w:t>Листинг 3.4 – Установка программы</w:t>
-      </w:r>
-    </w:p>
-    <w:tbl>
-      <w:tblPr>
-        <w:tblStyle w:val="TableGrid"/>
-        <w:tblW w:w="0" w:type="auto"/>
-        <w:tblLook w:val="04A0" w:firstRow="1" w:lastRow="0" w:firstColumn="1" w:lastColumn="0" w:noHBand="0" w:noVBand="1"/>
-      </w:tblPr>
-      <w:tblGrid>
-        <w:gridCol w:w="9628"/>
-      </w:tblGrid>
-      <w:tr>
-        <w:tc>
-          <w:tcPr>
-            <w:tcW w:w="9628" w:type="dxa"/>
-          </w:tcPr>
-          <w:p>
-            <w:pPr>
-              <w:spacing w:line="360" w:lineRule="auto"/>
-              <w:jc w:val="both"/>
-              <w:rPr>
-                <w:bCs/>
-                <w:color w:val="000000"/>
-                <w:sz w:val="28"/>
-                <w:szCs w:val="28"/>
-                <w:lang w:val="en-US"/>
-              </w:rPr>
-            </w:pPr>
-            <w:r>
-              <w:rPr>
-                <w:bCs/>
-                <w:color w:val="000000"/>
-                <w:sz w:val="28"/>
-                <w:szCs w:val="28"/>
-                <w:lang w:val="en-US"/>
-              </w:rPr>
-              <w:t>python main.py</w:t>
-            </w:r>
-          </w:p>
-        </w:tc>
-      </w:tr>
-    </w:tbl>
-    <w:p>
-      <w:pPr>
-        <w:spacing w:line="360" w:lineRule="auto"/>
-        <w:jc w:val="both"/>
-        <w:rPr>
-          <w:sz w:val="28"/>
-          <w:szCs w:val="28"/>
-          <w:lang w:val="en-US"/>
-        </w:rPr>
-      </w:pPr>
-    </w:p>
-    <w:p>
-      <w:pPr>
-        <w:spacing w:line="360" w:lineRule="auto"/>
-        <w:ind w:firstLine="720"/>
-        <w:jc w:val="both"/>
-        <w:rPr>
-          <w:sz w:val="28"/>
-          <w:szCs w:val="28"/>
-        </w:rPr>
-      </w:pPr>
-      <w:r>
-        <w:rPr>
-          <w:sz w:val="28"/>
-          <w:szCs w:val="28"/>
-        </w:rPr>
-        <w:t>При первом запуске автоматически:</w:t>
-      </w:r>
-    </w:p>
-    <w:p>
-      <w:pPr>
-        <w:pStyle w:val="ListParagraph"/>
-        <w:numPr>
-          <w:ilvl w:val="0"/>
-          <w:numId w:val="24"/>
-        </w:numPr>
-        <w:rPr>
-          <w:szCs w:val="28"/>
-        </w:rPr>
-      </w:pPr>
-      <w:r>
-        <w:rPr>
-          <w:szCs w:val="28"/>
-        </w:rPr>
-        <w:t>инициализируется веб-камера;</w:t>
-      </w:r>
-    </w:p>
-    <w:p>
-      <w:pPr>
-        <w:pStyle w:val="ListParagraph"/>
-        <w:numPr>
-          <w:ilvl w:val="0"/>
-          <w:numId w:val="24"/>
-        </w:numPr>
-        <w:rPr>
-          <w:szCs w:val="28"/>
-          <w:lang w:val="ru-RU"/>
-        </w:rPr>
-      </w:pPr>
-      <w:r>
-        <w:rPr>
-          <w:szCs w:val="28"/>
-          <w:lang w:val="ru-RU"/>
-        </w:rPr>
-        <w:t xml:space="preserve">загружается предобученная модель </w:t>
-      </w:r>
-      <w:r>
-        <w:rPr>
-          <w:szCs w:val="28"/>
-        </w:rPr>
-        <w:t>my</w:t>
-      </w:r>
-      <w:r>
-        <w:rPr>
-          <w:szCs w:val="28"/>
-          <w:lang w:val="ru-RU"/>
-        </w:rPr>
-        <w:t>_</w:t>
-      </w:r>
-      <w:r>
-        <w:rPr>
-          <w:szCs w:val="28"/>
-        </w:rPr>
-        <w:t>model</w:t>
-      </w:r>
-      <w:r>
-        <w:rPr>
-          <w:szCs w:val="28"/>
-          <w:lang w:val="ru-RU"/>
-        </w:rPr>
-        <w:t>.</w:t>
-      </w:r>
-      <w:r>
-        <w:rPr>
-          <w:szCs w:val="28"/>
-        </w:rPr>
-        <w:t>h</w:t>
-      </w:r>
-      <w:r>
-        <w:rPr>
-          <w:szCs w:val="28"/>
-          <w:lang w:val="ru-RU"/>
-        </w:rPr>
-        <w:t>5;</w:t>
-      </w:r>
-    </w:p>
-    <w:p>
-      <w:pPr>
-        <w:pStyle w:val="ListParagraph"/>
-        <w:numPr>
-          <w:ilvl w:val="0"/>
-          <w:numId w:val="24"/>
-        </w:numPr>
-        <w:rPr>
-          <w:szCs w:val="28"/>
-          <w:lang w:val="ru-RU"/>
-        </w:rPr>
-      </w:pPr>
-      <w:r>
-        <w:rPr>
-          <w:szCs w:val="28"/>
-          <w:lang w:val="ru-RU"/>
-        </w:rPr>
-        <w:t xml:space="preserve">поднимается локальный сервер </w:t>
-      </w:r>
-      <w:r>
-        <w:rPr>
-          <w:szCs w:val="28"/>
-        </w:rPr>
-        <w:t>LanguageTool</w:t>
-      </w:r>
-      <w:r>
-        <w:rPr>
-          <w:szCs w:val="28"/>
-          <w:lang w:val="ru-RU"/>
-        </w:rPr>
-        <w:t xml:space="preserve"> (порт 8083);</w:t>
-      </w:r>
-    </w:p>
-    <w:p>
-      <w:pPr>
-        <w:pStyle w:val="ListParagraph"/>
-        <w:numPr>
-          <w:ilvl w:val="0"/>
-          <w:numId w:val="24"/>
-        </w:numPr>
-        <w:rPr>
-          <w:szCs w:val="28"/>
-          <w:lang w:val="ru-RU"/>
-        </w:rPr>
-      </w:pPr>
-      <w:r>
-        <w:rPr>
-          <w:szCs w:val="28"/>
-          <w:lang w:val="ru-RU"/>
-        </w:rPr>
-        <w:t>открывается основное окно приложения с современным градиентным интерфейсом.</w:t>
-      </w:r>
-    </w:p>
-    <w:p>
-      <w:pPr>
-        <w:spacing w:line="360" w:lineRule="auto"/>
-        <w:ind w:firstLine="720"/>
-        <w:jc w:val="both"/>
-        <w:rPr>
-          <w:b/>
-          <w:bCs/>
-          <w:sz w:val="28"/>
-          <w:szCs w:val="28"/>
-        </w:rPr>
-      </w:pPr>
-      <w:r>
-        <w:rPr>
-          <w:b/>
-          <w:bCs/>
-          <w:sz w:val="28"/>
-          <w:szCs w:val="28"/>
-        </w:rPr>
-        <w:t>Основной интерфейс программы</w:t>
-      </w:r>
-    </w:p>
-    <w:p>
-      <w:pPr>
-        <w:spacing w:line="360" w:lineRule="auto"/>
-        <w:ind w:firstLine="720"/>
-        <w:jc w:val="both"/>
-        <w:rPr>
-          <w:sz w:val="28"/>
-          <w:szCs w:val="28"/>
-        </w:rPr>
-      </w:pPr>
-      <w:r>
-        <w:rPr>
-          <w:sz w:val="28"/>
-          <w:szCs w:val="28"/>
-        </w:rPr>
-        <w:t>Окно программы разделено на две части:</w:t>
-      </w:r>
-    </w:p>
-    <w:p>
-      <w:pPr>
-        <w:pStyle w:val="ListParagraph"/>
-        <w:numPr>
-          <w:ilvl w:val="0"/>
-          <w:numId w:val="25"/>
-        </w:numPr>
-        <w:rPr>
-          <w:szCs w:val="28"/>
-          <w:lang w:val="ru-RU"/>
-        </w:rPr>
-      </w:pPr>
-      <w:r>
-        <w:rPr>
-          <w:szCs w:val="28"/>
-          <w:lang w:val="ru-RU"/>
-        </w:rPr>
-        <w:t>Левая часть (70 % ширины): видеопоток с камеры.</w:t>
-      </w:r>
-    </w:p>
-    <w:p>
-      <w:pPr>
-        <w:pStyle w:val="ListParagraph"/>
-        <w:numPr>
-          <w:ilvl w:val="0"/>
-          <w:numId w:val="25"/>
-        </w:numPr>
-        <w:rPr>
-          <w:szCs w:val="28"/>
-          <w:lang w:val="ru-RU"/>
-        </w:rPr>
-      </w:pPr>
-      <w:r>
-        <w:rPr>
-          <w:szCs w:val="28"/>
-          <w:lang w:val="ru-RU"/>
-        </w:rPr>
-        <w:t>Правая часть: панель результатов, содержащая:</w:t>
-      </w:r>
-    </w:p>
-    <w:p>
-      <w:pPr>
-        <w:pStyle w:val="ListParagraph"/>
-        <w:numPr>
-          <w:ilvl w:val="0"/>
-          <w:numId w:val="26"/>
-        </w:numPr>
-        <w:rPr>
-          <w:szCs w:val="28"/>
-          <w:lang w:val="ru-RU"/>
-        </w:rPr>
-      </w:pPr>
-      <w:r>
-        <w:rPr>
-          <w:szCs w:val="28"/>
-          <w:lang w:val="ru-RU"/>
-        </w:rPr>
-        <w:lastRenderedPageBreak/>
-        <w:t>текущий распознанный жест с указанием уровня уверенности (в %);</w:t>
-      </w:r>
-    </w:p>
-    <w:p>
-      <w:pPr>
-        <w:pStyle w:val="ListParagraph"/>
-        <w:numPr>
-          <w:ilvl w:val="0"/>
-          <w:numId w:val="26"/>
-        </w:numPr>
-        <w:rPr>
-          <w:szCs w:val="28"/>
-        </w:rPr>
-      </w:pPr>
-      <w:r>
-        <w:rPr>
-          <w:szCs w:val="28"/>
-        </w:rPr>
-        <w:t>сформированное предложение;</w:t>
-      </w:r>
-    </w:p>
-    <w:p>
-      <w:pPr>
-        <w:pStyle w:val="ListParagraph"/>
-        <w:numPr>
-          <w:ilvl w:val="0"/>
-          <w:numId w:val="26"/>
-        </w:numPr>
-        <w:rPr>
-          <w:szCs w:val="28"/>
-          <w:lang w:val="ru-RU"/>
-        </w:rPr>
-      </w:pPr>
-      <w:r>
-        <w:rPr>
-          <w:szCs w:val="28"/>
-          <w:lang w:val="ru-RU"/>
-        </w:rPr>
-        <w:t>кнопки «Сброс» (Пробел) и «Проверка грамматики» (</w:t>
-      </w:r>
-      <w:r>
-        <w:rPr>
-          <w:szCs w:val="28"/>
-        </w:rPr>
-        <w:t>Enter</w:t>
-      </w:r>
-      <w:r>
-        <w:rPr>
-          <w:szCs w:val="28"/>
-          <w:lang w:val="ru-RU"/>
-        </w:rPr>
-        <w:t>);</w:t>
-      </w:r>
-    </w:p>
-    <w:p>
-      <w:pPr>
-        <w:pStyle w:val="ListParagraph"/>
-        <w:numPr>
-          <w:ilvl w:val="0"/>
-          <w:numId w:val="26"/>
-        </w:numPr>
-        <w:rPr>
-          <w:szCs w:val="28"/>
-        </w:rPr>
-      </w:pPr>
-      <w:r>
-        <w:rPr>
-          <w:szCs w:val="28"/>
-        </w:rPr>
-        <w:t>индикатор FPS.</w:t>
-      </w:r>
-    </w:p>
-    <w:p>
-      <w:pPr>
-        <w:spacing w:line="360" w:lineRule="auto"/>
-        <w:ind w:firstLine="720"/>
-        <w:jc w:val="both"/>
-        <w:rPr>
-          <w:b/>
-          <w:bCs/>
-          <w:sz w:val="28"/>
-          <w:szCs w:val="28"/>
-        </w:rPr>
-      </w:pPr>
-      <w:r>
-        <w:rPr>
-          <w:b/>
-          <w:bCs/>
-          <w:sz w:val="28"/>
-          <w:szCs w:val="28"/>
-        </w:rPr>
-        <w:t>Демонстрация распознавания отдельных жестов</w:t>
-      </w:r>
-    </w:p>
-    <w:p>
-      <w:pPr>
-        <w:spacing w:line="360" w:lineRule="auto"/>
-        <w:ind w:firstLine="720"/>
-        <w:jc w:val="both"/>
-        <w:rPr>
-          <w:sz w:val="28"/>
-          <w:szCs w:val="28"/>
-        </w:rPr>
-      </w:pPr>
-      <w:r>
-        <w:rPr>
-          <w:sz w:val="28"/>
-          <w:szCs w:val="28"/>
-        </w:rPr>
-        <w:t>Каждый жест отображался в поле «Текущий жест» с соответствующим процентом уверенности и добавлялся в предложение.</w:t>
       </w:r>
     </w:p>
     <w:p>
@@ -6561,20 +4257,25 @@
         <w:spacing w:line="360" w:lineRule="auto"/>
         <w:jc w:val="center"/>
         <w:rPr>
-          <w:sz w:val="28"/>
-          <w:szCs w:val="28"/>
-        </w:rPr>
-      </w:pPr>
-      <w:r>
-        <w:rPr>
+          <w:bCs/>
+          <w:color w:val="000000" w:themeColor="text1"/>
+          <w:sz w:val="28"/>
+          <w:szCs w:val="28"/>
+        </w:rPr>
+      </w:pPr>
+      <w:r>
+        <w:rPr>
+          <w:bCs/>
           <w:noProof/>
-          <w14:ligatures w14:val="standardContextual"/>
+          <w:color w:val="000000" w:themeColor="text1"/>
+          <w:sz w:val="28"/>
+          <w:szCs w:val="28"/>
         </w:rPr>
         <w:drawing>
-          <wp:inline distT="0" distB="0" distL="0" distR="0" wp14:anchorId="254706BB" wp14:editId="1F0EC276">
-            <wp:extent cx="5479253" cy="3638550"/>
-            <wp:effectExtent l="0" t="0" r="7620" b="0"/>
-            <wp:docPr id="2" name="Picture 2"/>
+          <wp:inline distT="0" distB="0" distL="0" distR="0" wp14:anchorId="04EB2A10" wp14:editId="6AE78EB5">
+            <wp:extent cx="5324091" cy="2628489"/>
+            <wp:effectExtent l="0" t="0" r="0" b="635"/>
+            <wp:docPr id="9" name="Picture 9"/>
             <wp:cNvGraphicFramePr>
               <a:graphicFrameLocks xmlns:a="http://schemas.openxmlformats.org/drawingml/2006/main" noChangeAspect="1"/>
             </wp:cNvGraphicFramePr>
@@ -6594,7 +4295,7 @@
                   <pic:spPr>
                     <a:xfrm>
                       <a:off x="0" y="0"/>
-                      <a:ext cx="5524814" cy="3668805"/>
+                      <a:ext cx="5343072" cy="2637860"/>
                     </a:xfrm>
                     <a:prstGeom prst="rect">
                       <a:avLst/>
@@ -6612,82 +4313,71 @@
         <w:spacing w:line="360" w:lineRule="auto"/>
         <w:jc w:val="center"/>
         <w:rPr>
-          <w:sz w:val="28"/>
-          <w:szCs w:val="28"/>
-        </w:rPr>
-      </w:pPr>
-      <w:r>
-        <w:rPr>
-          <w:sz w:val="28"/>
-          <w:szCs w:val="28"/>
-        </w:rPr>
-        <w:t xml:space="preserve">Рисунок </w:t>
-      </w:r>
-      <w:r>
-        <w:rPr>
-          <w:sz w:val="28"/>
-          <w:szCs w:val="28"/>
-        </w:rPr>
-        <w:t>3</w:t>
-      </w:r>
-      <w:r>
-        <w:rPr>
-          <w:sz w:val="28"/>
-          <w:szCs w:val="28"/>
-        </w:rPr>
-        <w:t>.</w:t>
-      </w:r>
-      <w:r>
-        <w:rPr>
-          <w:sz w:val="28"/>
-          <w:szCs w:val="28"/>
-        </w:rPr>
-        <w:t>2</w:t>
-      </w:r>
-      <w:r>
-        <w:rPr>
-          <w:sz w:val="28"/>
-          <w:szCs w:val="28"/>
-        </w:rPr>
-        <w:t xml:space="preserve"> - </w:t>
-      </w:r>
-      <w:r>
-        <w:rPr>
-          <w:sz w:val="28"/>
-          <w:szCs w:val="28"/>
-        </w:rPr>
-        <w:t xml:space="preserve">Жест «я» </w:t>
-      </w:r>
-      <w:r>
-        <w:rPr>
-          <w:sz w:val="28"/>
-          <w:szCs w:val="28"/>
-        </w:rPr>
-        <w:t>был распознан</w:t>
-      </w:r>
-      <w:r>
-        <w:rPr>
-          <w:sz w:val="28"/>
-          <w:szCs w:val="28"/>
-        </w:rPr>
-        <w:t xml:space="preserve"> с уверенностью 98,</w:t>
-      </w:r>
-      <w:r>
-        <w:rPr>
-          <w:sz w:val="28"/>
-          <w:szCs w:val="28"/>
-        </w:rPr>
-        <w:t>4</w:t>
-      </w:r>
-      <w:r>
-        <w:rPr>
-          <w:sz w:val="28"/>
-          <w:szCs w:val="28"/>
-        </w:rPr>
-        <w:t xml:space="preserve"> %</w:t>
-      </w:r>
-      <w:r>
-        <w:rPr>
+          <w:bCs/>
+          <w:color w:val="000000" w:themeColor="text1"/>
+          <w:sz w:val="28"/>
+          <w:szCs w:val="28"/>
+        </w:rPr>
+      </w:pPr>
+      <w:r>
+        <w:rPr>
+          <w:bCs/>
+          <w:color w:val="000000" w:themeColor="text1"/>
+          <w:sz w:val="28"/>
+          <w:szCs w:val="28"/>
+        </w:rPr>
+        <w:t>Рис.</w:t>
+      </w:r>
+      <w:r>
+        <w:rPr>
+          <w:bCs/>
+          <w:color w:val="000000" w:themeColor="text1"/>
+          <w:sz w:val="28"/>
+          <w:szCs w:val="28"/>
+          <w:lang w:val="vi-VN"/>
+        </w:rPr>
+        <w:t xml:space="preserve"> 4.</w:t>
+      </w:r>
+      <w:r>
+        <w:rPr>
+          <w:bCs/>
+          <w:color w:val="000000" w:themeColor="text1"/>
+          <w:sz w:val="28"/>
+          <w:szCs w:val="28"/>
+        </w:rPr>
+        <w:t>5</w:t>
+      </w:r>
+      <w:r>
+        <w:rPr>
+          <w:bCs/>
+          <w:color w:val="000000" w:themeColor="text1"/>
+          <w:sz w:val="28"/>
+          <w:szCs w:val="28"/>
+        </w:rPr>
+        <w:t xml:space="preserve"> </w:t>
+      </w:r>
+      <w:r>
+        <w:rPr>
+          <w:bCs/>
+          <w:color w:val="000000" w:themeColor="text1"/>
+          <w:sz w:val="28"/>
+          <w:szCs w:val="28"/>
+        </w:rPr>
+        <w:t>–</w:t>
+      </w:r>
+      <w:r>
+        <w:rPr>
+          <w:bCs/>
+          <w:color w:val="000000" w:themeColor="text1"/>
+          <w:sz w:val="28"/>
+          <w:szCs w:val="28"/>
+        </w:rPr>
+        <w:t xml:space="preserve"> График категориальной точности для 120 эпох</w:t>
+      </w:r>
+      <w:r>
+        <w:rPr>
+          <w:bCs/>
+          <w:color w:val="000000" w:themeColor="text1"/>
           <w:sz w:val="28"/>
           <w:szCs w:val="28"/>
         </w:rPr>
@@ -6706,10 +4396,193 @@
       </w:pPr>
       <w:r>
         <w:rPr>
-          <w:sz w:val="28"/>
-          <w:szCs w:val="28"/>
-        </w:rPr>
-        <w:t>После выполнения последовательности жестов в области «Сформированное предложение» появилось:</w:t>
+          <w:bCs/>
+          <w:color w:val="000000" w:themeColor="text1"/>
+          <w:sz w:val="28"/>
+          <w:szCs w:val="28"/>
+        </w:rPr>
+        <w:t>Результаты показали, что проблема переобучения решилась. При 120 эпохах категориальная точность составляет 92</w:t>
+      </w:r>
+      <w:r>
+        <w:rPr>
+          <w:bCs/>
+          <w:color w:val="000000" w:themeColor="text1"/>
+          <w:sz w:val="28"/>
+          <w:szCs w:val="28"/>
+        </w:rPr>
+        <w:t>,54</w:t>
+      </w:r>
+      <w:r>
+        <w:rPr>
+          <w:bCs/>
+          <w:color w:val="000000" w:themeColor="text1"/>
+          <w:sz w:val="28"/>
+          <w:szCs w:val="28"/>
+        </w:rPr>
+        <w:t>%, а при 160 эпохах – всего 63%, что явно недостаточно для качественного распознавания.</w:t>
+      </w:r>
+    </w:p>
+    <w:p>
+      <w:pPr>
+        <w:pStyle w:val="Heading2"/>
+        <w:rPr>
+          <w:szCs w:val="28"/>
+          <w:lang w:val="vi-VN"/>
+        </w:rPr>
+      </w:pPr>
+      <w:bookmarkStart w:id="4" w:name="_Toc224983924"/>
+      <w:r>
+        <w:rPr>
+          <w:szCs w:val="28"/>
+          <w:lang w:val="ru-RU"/>
+        </w:rPr>
+        <w:t>3</w:t>
+      </w:r>
+      <w:r>
+        <w:rPr>
+          <w:szCs w:val="28"/>
+          <w:lang w:val="ru-RU"/>
+        </w:rPr>
+        <w:t xml:space="preserve">. </w:t>
+      </w:r>
+      <w:r>
+        <w:rPr>
+          <w:szCs w:val="28"/>
+          <w:lang w:val="ru-RU"/>
+        </w:rPr>
+        <w:t>Зависимость качества перевода от настроечных параметров метода</w:t>
+      </w:r>
+      <w:bookmarkEnd w:id="4"/>
+    </w:p>
+    <w:p>
+      <w:pPr>
+        <w:spacing w:line="360" w:lineRule="auto"/>
+        <w:ind w:firstLine="720"/>
+        <w:jc w:val="both"/>
+        <w:rPr>
+          <w:sz w:val="28"/>
+          <w:szCs w:val="28"/>
+        </w:rPr>
+      </w:pPr>
+      <w:r>
+        <w:rPr>
+          <w:sz w:val="28"/>
+          <w:szCs w:val="28"/>
+        </w:rPr>
+        <w:t xml:space="preserve">В этой части представлены результаты комплексного исследования влияния различных параметров на производительность системы распознавания жестового языка. Проведена оптимизация трех ключевых категорий параметров: архитектуры LSTM, архитектуры Dense слоев и learning rate. Для каждой категории </w:t>
+      </w:r>
+      <w:r>
+        <w:rPr>
+          <w:sz w:val="28"/>
+          <w:szCs w:val="28"/>
+        </w:rPr>
+        <w:lastRenderedPageBreak/>
+        <w:t>проанализированы метрики производительности (точность, F1-score) и скорости (время обучения, время предсказания).</w:t>
+      </w:r>
+    </w:p>
+    <w:p>
+      <w:pPr>
+        <w:spacing w:line="360" w:lineRule="auto"/>
+        <w:ind w:firstLine="720"/>
+        <w:jc w:val="both"/>
+        <w:rPr>
+          <w:b/>
+          <w:bCs/>
+          <w:sz w:val="28"/>
+          <w:szCs w:val="28"/>
+        </w:rPr>
+      </w:pPr>
+      <w:r>
+        <w:rPr>
+          <w:b/>
+          <w:bCs/>
+          <w:sz w:val="28"/>
+          <w:szCs w:val="28"/>
+        </w:rPr>
+        <w:t>Анализ архитектур LSTM</w:t>
+      </w:r>
+    </w:p>
+    <w:p>
+      <w:pPr>
+        <w:spacing w:line="360" w:lineRule="auto"/>
+        <w:ind w:firstLine="720"/>
+        <w:jc w:val="both"/>
+        <w:rPr>
+          <w:sz w:val="28"/>
+          <w:szCs w:val="28"/>
+        </w:rPr>
+      </w:pPr>
+      <w:r>
+        <w:rPr>
+          <w:sz w:val="28"/>
+          <w:szCs w:val="28"/>
+        </w:rPr>
+        <w:t>Первая часть исследования была посвящена оптимизации архитектуры LSTM слоев, которые являются основой системы распознавания последовательностей жестов. Были протестированы пять различных конфигураций</w:t>
+      </w:r>
+      <w:r>
+        <w:rPr>
+          <w:sz w:val="28"/>
+          <w:szCs w:val="28"/>
+          <w:lang w:val="vi-VN"/>
+        </w:rPr>
+        <w:t xml:space="preserve"> </w:t>
+      </w:r>
+      <w:r>
+        <w:rPr>
+          <w:sz w:val="28"/>
+          <w:szCs w:val="28"/>
+          <w:lang w:val="vi-VN"/>
+        </w:rPr>
+        <w:t>с</w:t>
+      </w:r>
+      <w:r>
+        <w:rPr>
+          <w:sz w:val="28"/>
+          <w:szCs w:val="28"/>
+        </w:rPr>
+        <w:t xml:space="preserve"> Dense сло</w:t>
+      </w:r>
+      <w:r>
+        <w:rPr>
+          <w:sz w:val="28"/>
+          <w:szCs w:val="28"/>
+        </w:rPr>
+        <w:t>ями</w:t>
+      </w:r>
+      <w:r>
+        <w:rPr>
+          <w:sz w:val="28"/>
+          <w:szCs w:val="28"/>
+        </w:rPr>
+        <w:t xml:space="preserve"> 64-32 нейрона</w:t>
+      </w:r>
+      <w:r>
+        <w:rPr>
+          <w:sz w:val="28"/>
+          <w:szCs w:val="28"/>
+        </w:rPr>
+        <w:t>: минимальная архитектура Small с конфигурацией 32-64-32 юнита, сбалансированная архитектура Medium с конфигурацией 64-128-64 юнита, расширенная архитектура Large с конфигурацией 128-256-128 юнитов</w:t>
+      </w:r>
+      <w:r>
+        <w:rPr>
+          <w:sz w:val="28"/>
+          <w:szCs w:val="28"/>
+        </w:rPr>
+        <w:t xml:space="preserve"> </w:t>
+      </w:r>
+      <w:r>
+        <w:rPr>
+          <w:sz w:val="28"/>
+          <w:szCs w:val="28"/>
+        </w:rPr>
+        <w:t>и</w:t>
+      </w:r>
+      <w:r>
+        <w:rPr>
+          <w:sz w:val="28"/>
+          <w:szCs w:val="28"/>
+        </w:rPr>
+        <w:t xml:space="preserve"> равномерная архитектура Uniform с постоянной шириной 64 юнита во всех слоях, реализующая расширение в середине сети.</w:t>
       </w:r>
     </w:p>
     <w:p>
@@ -6724,14 +4597,14 @@
       <w:r>
         <w:rPr>
           <w:noProof/>
-          <w14:ligatures w14:val="standardContextual"/>
-        </w:rPr>
-        <w:lastRenderedPageBreak/>
+          <w:sz w:val="28"/>
+          <w:szCs w:val="28"/>
+        </w:rPr>
         <w:drawing>
-          <wp:inline distT="0" distB="0" distL="0" distR="0" wp14:anchorId="033DE2E7" wp14:editId="6AE47837">
-            <wp:extent cx="5505450" cy="3655947"/>
-            <wp:effectExtent l="0" t="0" r="0" b="1905"/>
-            <wp:docPr id="3" name="Picture 3"/>
+          <wp:inline distT="0" distB="0" distL="0" distR="0" wp14:anchorId="46EBE199" wp14:editId="329A88C2">
+            <wp:extent cx="4610100" cy="3598115"/>
+            <wp:effectExtent l="0" t="0" r="0" b="2540"/>
+            <wp:docPr id="12" name="Picture 12"/>
             <wp:cNvGraphicFramePr>
               <a:graphicFrameLocks xmlns:a="http://schemas.openxmlformats.org/drawingml/2006/main" noChangeAspect="1"/>
             </wp:cNvGraphicFramePr>
@@ -6751,7 +4624,7 @@
                   <pic:spPr>
                     <a:xfrm>
                       <a:off x="0" y="0"/>
-                      <a:ext cx="5547756" cy="3684041"/>
+                      <a:ext cx="4622073" cy="3607460"/>
                     </a:xfrm>
                     <a:prstGeom prst="rect">
                       <a:avLst/>
@@ -6763,287 +4636,141 @@
           </wp:inline>
         </w:drawing>
       </w:r>
+      <w:r>
+        <w:rPr>
+          <w:sz w:val="28"/>
+          <w:szCs w:val="28"/>
+        </w:rPr>
+        <w:t xml:space="preserve"> </w:t>
+      </w:r>
     </w:p>
     <w:p>
       <w:pPr>
         <w:spacing w:line="360" w:lineRule="auto"/>
         <w:jc w:val="center"/>
         <w:rPr>
-          <w:sz w:val="28"/>
-          <w:szCs w:val="28"/>
-        </w:rPr>
-      </w:pPr>
-      <w:r>
-        <w:rPr>
-          <w:sz w:val="28"/>
-          <w:szCs w:val="28"/>
-        </w:rPr>
-        <w:t xml:space="preserve">Рисунок </w:t>
-      </w:r>
-      <w:r>
-        <w:rPr>
-          <w:sz w:val="28"/>
-          <w:szCs w:val="28"/>
-        </w:rPr>
-        <w:t>3</w:t>
-      </w:r>
-      <w:r>
-        <w:rPr>
-          <w:sz w:val="28"/>
-          <w:szCs w:val="28"/>
+          <w:bCs/>
+          <w:color w:val="000000" w:themeColor="text1"/>
+          <w:sz w:val="28"/>
+          <w:szCs w:val="28"/>
+          <w:lang w:val="vi-VN"/>
+        </w:rPr>
+      </w:pPr>
+      <w:r>
+        <w:rPr>
+          <w:bCs/>
+          <w:color w:val="000000" w:themeColor="text1"/>
+          <w:sz w:val="28"/>
+          <w:szCs w:val="28"/>
+        </w:rPr>
+        <w:t>Рис.</w:t>
+      </w:r>
+      <w:r>
+        <w:rPr>
+          <w:bCs/>
+          <w:color w:val="000000" w:themeColor="text1"/>
+          <w:sz w:val="28"/>
+          <w:szCs w:val="28"/>
+          <w:lang w:val="vi-VN"/>
+        </w:rPr>
+        <w:t xml:space="preserve"> 4.</w:t>
+      </w:r>
+      <w:r>
+        <w:rPr>
+          <w:bCs/>
+          <w:color w:val="000000" w:themeColor="text1"/>
+          <w:sz w:val="28"/>
+          <w:szCs w:val="28"/>
+        </w:rPr>
+        <w:t>6</w:t>
+      </w:r>
+      <w:r>
+        <w:rPr>
+          <w:bCs/>
+          <w:color w:val="000000" w:themeColor="text1"/>
+          <w:sz w:val="28"/>
+          <w:szCs w:val="28"/>
+        </w:rPr>
+        <w:t xml:space="preserve"> </w:t>
+      </w:r>
+      <w:r>
+        <w:rPr>
+          <w:bCs/>
+          <w:color w:val="000000" w:themeColor="text1"/>
+          <w:sz w:val="28"/>
+          <w:szCs w:val="28"/>
+        </w:rPr>
+        <w:t>–</w:t>
+      </w:r>
+      <w:r>
+        <w:rPr>
+          <w:bCs/>
+          <w:color w:val="000000" w:themeColor="text1"/>
+          <w:sz w:val="28"/>
+          <w:szCs w:val="28"/>
+        </w:rPr>
+        <w:t xml:space="preserve"> </w:t>
+      </w:r>
+      <w:r>
+        <w:rPr>
+          <w:bCs/>
+          <w:color w:val="000000" w:themeColor="text1"/>
+          <w:sz w:val="28"/>
+          <w:szCs w:val="28"/>
+        </w:rPr>
+        <w:t>Метрики производительности от</w:t>
+      </w:r>
+      <w:r>
+        <w:rPr>
+          <w:bCs/>
+          <w:color w:val="000000" w:themeColor="text1"/>
+          <w:sz w:val="28"/>
+          <w:szCs w:val="28"/>
+          <w:lang w:val="vi-VN"/>
+        </w:rPr>
+        <w:t xml:space="preserve"> </w:t>
+      </w:r>
+      <w:r>
+        <w:rPr>
+          <w:sz w:val="28"/>
+          <w:szCs w:val="28"/>
+        </w:rPr>
+        <w:t>архитектуры LSTM слоев</w:t>
+      </w:r>
+      <w:r>
+        <w:rPr>
+          <w:bCs/>
+          <w:color w:val="000000" w:themeColor="text1"/>
+          <w:sz w:val="28"/>
+          <w:szCs w:val="28"/>
+          <w:lang w:val="vi-VN"/>
         </w:rPr>
         <w:t>.</w:t>
       </w:r>
-      <w:r>
-        <w:rPr>
-          <w:sz w:val="28"/>
-          <w:szCs w:val="28"/>
-        </w:rPr>
-        <w:t>3</w:t>
-      </w:r>
-      <w:r>
-        <w:rPr>
-          <w:sz w:val="28"/>
-          <w:szCs w:val="28"/>
-        </w:rPr>
-        <w:t xml:space="preserve"> - </w:t>
-      </w:r>
-      <w:r>
-        <w:rPr>
-          <w:sz w:val="28"/>
-          <w:szCs w:val="28"/>
-        </w:rPr>
-        <w:t>П</w:t>
-      </w:r>
-      <w:r>
-        <w:rPr>
-          <w:sz w:val="28"/>
-          <w:szCs w:val="28"/>
-        </w:rPr>
-        <w:t>оследовательности жестов</w:t>
-      </w:r>
-      <w:r>
-        <w:rPr>
-          <w:sz w:val="28"/>
-          <w:szCs w:val="28"/>
-        </w:rPr>
-        <w:t>.</w:t>
-      </w:r>
     </w:p>
     <w:p>
       <w:pPr>
         <w:spacing w:line="360" w:lineRule="auto"/>
-        <w:ind w:firstLine="720"/>
-        <w:jc w:val="both"/>
-        <w:rPr>
-          <w:sz w:val="28"/>
-          <w:szCs w:val="28"/>
-        </w:rPr>
-      </w:pPr>
-      <w:r>
-        <w:rPr>
-          <w:sz w:val="28"/>
-          <w:szCs w:val="28"/>
-        </w:rPr>
-        <w:t>При нажатии кнопки «Проверка грамматики» (или клавиши Enter) выполнились следующие действия:</w:t>
-      </w:r>
-    </w:p>
-    <w:p>
-      <w:pPr>
-        <w:pStyle w:val="ListParagraph"/>
-        <w:numPr>
-          <w:ilvl w:val="0"/>
-          <w:numId w:val="27"/>
-        </w:numPr>
-        <w:rPr>
-          <w:szCs w:val="28"/>
-          <w:lang w:val="ru-RU"/>
-        </w:rPr>
-      </w:pPr>
-      <w:r>
-        <w:rPr>
-          <w:szCs w:val="28"/>
-          <w:lang w:val="ru-RU"/>
-        </w:rPr>
-        <w:t>Текст «Я любить ты» переведён на английский: → "</w:t>
-      </w:r>
-      <w:r>
-        <w:rPr>
-          <w:szCs w:val="28"/>
-        </w:rPr>
-        <w:t>I</w:t>
-      </w:r>
-      <w:r>
-        <w:rPr>
-          <w:szCs w:val="28"/>
-          <w:lang w:val="ru-RU"/>
-        </w:rPr>
-        <w:t xml:space="preserve"> </w:t>
-      </w:r>
-      <w:r>
-        <w:rPr>
-          <w:szCs w:val="28"/>
-        </w:rPr>
-        <w:t>love</w:t>
-      </w:r>
-      <w:r>
-        <w:rPr>
-          <w:szCs w:val="28"/>
-          <w:lang w:val="ru-RU"/>
-        </w:rPr>
-        <w:t xml:space="preserve"> </w:t>
-      </w:r>
-      <w:r>
-        <w:rPr>
-          <w:szCs w:val="28"/>
-        </w:rPr>
-        <w:t>you</w:t>
-      </w:r>
-      <w:r>
-        <w:rPr>
-          <w:szCs w:val="28"/>
-          <w:lang w:val="ru-RU"/>
-        </w:rPr>
-        <w:t>"</w:t>
-      </w:r>
-    </w:p>
-    <w:p>
-      <w:pPr>
-        <w:pStyle w:val="ListParagraph"/>
-        <w:numPr>
-          <w:ilvl w:val="0"/>
-          <w:numId w:val="27"/>
-        </w:numPr>
-        <w:rPr>
-          <w:szCs w:val="28"/>
-          <w:lang w:val="ru-RU"/>
-        </w:rPr>
-      </w:pPr>
-      <w:r>
-        <w:rPr>
-          <w:szCs w:val="28"/>
-        </w:rPr>
-        <w:t>LanguageTool</w:t>
-      </w:r>
-      <w:r>
-        <w:rPr>
-          <w:szCs w:val="28"/>
-          <w:lang w:val="ru-RU"/>
-        </w:rPr>
-        <w:t xml:space="preserve"> (английский) исправил фразу до естественной: → "</w:t>
-      </w:r>
-      <w:r>
-        <w:rPr>
-          <w:szCs w:val="28"/>
-        </w:rPr>
-        <w:t>I</w:t>
-      </w:r>
-      <w:r>
-        <w:rPr>
-          <w:szCs w:val="28"/>
-          <w:lang w:val="ru-RU"/>
-        </w:rPr>
-        <w:t xml:space="preserve"> </w:t>
-      </w:r>
-      <w:r>
-        <w:rPr>
-          <w:szCs w:val="28"/>
-        </w:rPr>
-        <w:t>love</w:t>
-      </w:r>
-      <w:r>
-        <w:rPr>
-          <w:szCs w:val="28"/>
-          <w:lang w:val="ru-RU"/>
-        </w:rPr>
-        <w:t xml:space="preserve"> </w:t>
-      </w:r>
-      <w:r>
-        <w:rPr>
-          <w:szCs w:val="28"/>
-        </w:rPr>
-        <w:t>you</w:t>
-      </w:r>
-      <w:r>
-        <w:rPr>
-          <w:szCs w:val="28"/>
-          <w:lang w:val="ru-RU"/>
-        </w:rPr>
-        <w:t>"</w:t>
-      </w:r>
-    </w:p>
-    <w:p>
-      <w:pPr>
-        <w:pStyle w:val="ListParagraph"/>
-        <w:numPr>
-          <w:ilvl w:val="0"/>
-          <w:numId w:val="27"/>
-        </w:numPr>
-        <w:rPr>
-          <w:szCs w:val="28"/>
-          <w:lang w:val="ru-RU"/>
-        </w:rPr>
-      </w:pPr>
-      <w:r>
-        <w:rPr>
-          <w:szCs w:val="28"/>
-          <w:lang w:val="ru-RU"/>
-        </w:rPr>
-        <w:t>Обратный перевод на русский: → «Я тебя люблю»</w:t>
-      </w:r>
-    </w:p>
-    <w:p>
-      <w:pPr>
-        <w:spacing w:line="360" w:lineRule="auto"/>
-        <w:ind w:firstLine="720"/>
-        <w:jc w:val="both"/>
-        <w:rPr>
-          <w:sz w:val="28"/>
-          <w:szCs w:val="28"/>
-        </w:rPr>
-      </w:pPr>
-      <w:r>
-        <w:rPr>
-          <w:sz w:val="28"/>
-          <w:szCs w:val="28"/>
-        </w:rPr>
-        <w:t>Итоговый исправленный текст мгновенно заменил исходное предложение в интерфейсе</w:t>
-      </w:r>
-      <w:r>
-        <w:rPr>
-          <w:sz w:val="28"/>
-          <w:szCs w:val="28"/>
-        </w:rPr>
-        <w:t xml:space="preserve"> на рисунке 3.5</w:t>
-      </w:r>
-      <w:r>
-        <w:rPr>
-          <w:sz w:val="28"/>
-          <w:szCs w:val="28"/>
-        </w:rPr>
-        <w:t>.</w:t>
-      </w:r>
-    </w:p>
-    <w:p>
-      <w:pPr>
-        <w:spacing w:line="360" w:lineRule="auto"/>
-        <w:jc w:val="both"/>
-        <w:rPr>
-          <w:sz w:val="28"/>
-          <w:szCs w:val="28"/>
+        <w:jc w:val="center"/>
+        <w:rPr>
+          <w:sz w:val="28"/>
+          <w:szCs w:val="28"/>
+          <w:lang w:val="vi-VN"/>
         </w:rPr>
       </w:pPr>
       <w:r>
         <w:rPr>
           <w:noProof/>
-          <w14:ligatures w14:val="standardContextual"/>
+          <w:sz w:val="28"/>
+          <w:szCs w:val="28"/>
+          <w:lang w:val="vi-VN"/>
         </w:rPr>
         <w:lastRenderedPageBreak/>
         <w:drawing>
-          <wp:inline distT="0" distB="0" distL="0" distR="0" wp14:anchorId="2AE12C0F" wp14:editId="4528C678">
-            <wp:extent cx="6332220" cy="4204970"/>
-            <wp:effectExtent l="0" t="0" r="0" b="5080"/>
-            <wp:docPr id="6" name="Picture 6"/>
+          <wp:inline distT="0" distB="0" distL="0" distR="0" wp14:anchorId="293367F8" wp14:editId="74DC8A27">
+            <wp:extent cx="4848225" cy="3626932"/>
+            <wp:effectExtent l="0" t="0" r="0" b="0"/>
+            <wp:docPr id="13" name="Picture 13"/>
             <wp:cNvGraphicFramePr>
               <a:graphicFrameLocks xmlns:a="http://schemas.openxmlformats.org/drawingml/2006/main" noChangeAspect="1"/>
             </wp:cNvGraphicFramePr>
@@ -7063,7 +4790,7 @@
                   <pic:spPr>
                     <a:xfrm>
                       <a:off x="0" y="0"/>
-                      <a:ext cx="6332220" cy="4204970"/>
+                      <a:ext cx="4874765" cy="3646786"/>
                     </a:xfrm>
                     <a:prstGeom prst="rect">
                       <a:avLst/>
@@ -7087,17 +4814,84 @@
       </w:pPr>
       <w:r>
         <w:rPr>
-          <w:sz w:val="28"/>
-          <w:szCs w:val="28"/>
-        </w:rPr>
-        <w:t xml:space="preserve">Рисунок </w:t>
-      </w:r>
-      <w:r>
-        <w:rPr>
-          <w:sz w:val="28"/>
-          <w:szCs w:val="28"/>
-        </w:rPr>
-        <w:t>3</w:t>
+          <w:bCs/>
+          <w:color w:val="000000" w:themeColor="text1"/>
+          <w:sz w:val="28"/>
+          <w:szCs w:val="28"/>
+        </w:rPr>
+        <w:t>Рис.</w:t>
+      </w:r>
+      <w:r>
+        <w:rPr>
+          <w:bCs/>
+          <w:color w:val="000000" w:themeColor="text1"/>
+          <w:sz w:val="28"/>
+          <w:szCs w:val="28"/>
+          <w:lang w:val="vi-VN"/>
+        </w:rPr>
+        <w:t xml:space="preserve"> 4.</w:t>
+      </w:r>
+      <w:r>
+        <w:rPr>
+          <w:bCs/>
+          <w:color w:val="000000" w:themeColor="text1"/>
+          <w:sz w:val="28"/>
+          <w:szCs w:val="28"/>
+        </w:rPr>
+        <w:t>7</w:t>
+      </w:r>
+      <w:r>
+        <w:rPr>
+          <w:bCs/>
+          <w:color w:val="000000" w:themeColor="text1"/>
+          <w:sz w:val="28"/>
+          <w:szCs w:val="28"/>
+        </w:rPr>
+        <w:t xml:space="preserve"> </w:t>
+      </w:r>
+      <w:r>
+        <w:rPr>
+          <w:bCs/>
+          <w:color w:val="000000" w:themeColor="text1"/>
+          <w:sz w:val="28"/>
+          <w:szCs w:val="28"/>
+        </w:rPr>
+        <w:t>–</w:t>
+      </w:r>
+      <w:r>
+        <w:rPr>
+          <w:bCs/>
+          <w:color w:val="000000" w:themeColor="text1"/>
+          <w:sz w:val="28"/>
+          <w:szCs w:val="28"/>
+        </w:rPr>
+        <w:t xml:space="preserve"> </w:t>
+      </w:r>
+      <w:r>
+        <w:rPr>
+          <w:bCs/>
+          <w:color w:val="000000" w:themeColor="text1"/>
+          <w:sz w:val="28"/>
+          <w:szCs w:val="28"/>
+        </w:rPr>
+        <w:t>Метрики скорости от</w:t>
+      </w:r>
+      <w:r>
+        <w:rPr>
+          <w:bCs/>
+          <w:color w:val="000000" w:themeColor="text1"/>
+          <w:sz w:val="28"/>
+          <w:szCs w:val="28"/>
+          <w:lang w:val="vi-VN"/>
+        </w:rPr>
+        <w:t xml:space="preserve"> </w:t>
+      </w:r>
+      <w:r>
+        <w:rPr>
+          <w:sz w:val="28"/>
+          <w:szCs w:val="28"/>
+        </w:rPr>
+        <w:t>архитектуры LSTM слоев</w:t>
       </w:r>
       <w:r>
         <w:rPr>
@@ -7106,73 +4900,6 @@
         </w:rPr>
         <w:t>.</w:t>
       </w:r>
-      <w:r>
-        <w:rPr>
-          <w:sz w:val="28"/>
-          <w:szCs w:val="28"/>
-        </w:rPr>
-        <w:t>4</w:t>
-      </w:r>
-      <w:r>
-        <w:rPr>
-          <w:sz w:val="28"/>
-          <w:szCs w:val="28"/>
-        </w:rPr>
-        <w:t xml:space="preserve"> - </w:t>
-      </w:r>
-      <w:r>
-        <w:rPr>
-          <w:sz w:val="28"/>
-          <w:szCs w:val="28"/>
-        </w:rPr>
-        <w:t>Итоговый исправленный тек</w:t>
-      </w:r>
-      <w:r>
-        <w:rPr>
-          <w:sz w:val="28"/>
-          <w:szCs w:val="28"/>
-        </w:rPr>
-        <w:t>ст</w:t>
-      </w:r>
-      <w:r>
-        <w:rPr>
-          <w:sz w:val="28"/>
-          <w:szCs w:val="28"/>
-        </w:rPr>
-        <w:t>.</w:t>
-      </w:r>
-    </w:p>
-    <w:p>
-      <w:pPr>
-        <w:pStyle w:val="Heading2"/>
-        <w:rPr>
-          <w:szCs w:val="28"/>
-          <w:lang w:val="ru-RU"/>
-        </w:rPr>
-      </w:pPr>
-      <w:bookmarkStart w:id="7" w:name="_Toc215227096"/>
-      <w:r>
-        <w:rPr>
-          <w:szCs w:val="28"/>
-          <w:lang w:val="ru-RU"/>
-        </w:rPr>
-        <w:t>6</w:t>
-      </w:r>
-      <w:r>
-        <w:rPr>
-          <w:szCs w:val="28"/>
-          <w:lang w:val="ru-RU"/>
-        </w:rPr>
-        <w:t xml:space="preserve">. </w:t>
-      </w:r>
-      <w:r>
-        <w:rPr>
-          <w:szCs w:val="28"/>
-          <w:lang w:val="ru-RU"/>
-        </w:rPr>
-        <w:t>Тестирование</w:t>
-      </w:r>
-      <w:bookmarkEnd w:id="7"/>
     </w:p>
     <w:p>
       <w:pPr>
@@ -7189,21 +4916,7 @@
           <w:sz w:val="28"/>
           <w:szCs w:val="28"/>
         </w:rPr>
-        <w:t xml:space="preserve"> </w:t>
-      </w:r>
-      <w:r>
-        <w:rPr>
-          <w:sz w:val="28"/>
-          <w:szCs w:val="28"/>
-        </w:rPr>
-        <w:t>Было проведено тестирование разработанного метода перевода дактильных жестов в текст с использованием рекуррентных нейронных сетей после разработки программного обеспечения</w:t>
-      </w:r>
-      <w:r>
-        <w:rPr>
-          <w:sz w:val="28"/>
-          <w:szCs w:val="28"/>
-        </w:rPr>
-        <w:t>.</w:t>
+        <w:t>Среди трёх базовых LSTM-архитектур наилучшие показатели продемонстрировали малая (32–64–32) и средняя (64–128–64) модели. Их точность составила 96.67%, а F1-мера — 96.57% и 96.75% соответственно. При этом малая модель содержит 62 тысячи параметров и обучается быстрее всего — 17.7 секунды, что делает её эффективной для задач с ограниченными вычислительными ресурсами. Средняя модель включает 204 тысячи параметров, что незначительно улучшает F1, но увеличивает время обучения до 23.1 секунды.</w:t>
       </w:r>
     </w:p>
     <w:p>
@@ -7221,186 +4934,7 @@
           <w:sz w:val="28"/>
           <w:szCs w:val="28"/>
         </w:rPr>
-        <w:t>Был</w:t>
-      </w:r>
-      <w:r>
-        <w:rPr>
-          <w:sz w:val="28"/>
-          <w:szCs w:val="28"/>
-        </w:rPr>
-        <w:t>о</w:t>
-      </w:r>
-      <w:r>
-        <w:rPr>
-          <w:sz w:val="28"/>
-          <w:szCs w:val="28"/>
-        </w:rPr>
-        <w:t xml:space="preserve"> проведен</w:t>
-      </w:r>
-      <w:r>
-        <w:rPr>
-          <w:sz w:val="28"/>
-          <w:szCs w:val="28"/>
-        </w:rPr>
-        <w:t>о</w:t>
-      </w:r>
-      <w:r>
-        <w:rPr>
-          <w:sz w:val="28"/>
-          <w:szCs w:val="28"/>
-        </w:rPr>
-        <w:t xml:space="preserve"> </w:t>
-      </w:r>
-      <w:r>
-        <w:rPr>
-          <w:sz w:val="28"/>
-          <w:szCs w:val="28"/>
-        </w:rPr>
-        <w:t xml:space="preserve">тестирование </w:t>
-      </w:r>
-      <w:r>
-        <w:rPr>
-          <w:sz w:val="28"/>
-          <w:szCs w:val="28"/>
-        </w:rPr>
-        <w:t>в следующих случаях:</w:t>
-      </w:r>
-    </w:p>
-    <w:p>
-      <w:pPr>
-        <w:pStyle w:val="ListParagraph"/>
-        <w:numPr>
-          <w:ilvl w:val="0"/>
-          <w:numId w:val="29"/>
-        </w:numPr>
-        <w:rPr>
-          <w:szCs w:val="28"/>
-        </w:rPr>
-      </w:pPr>
-      <w:r>
-        <w:rPr>
-          <w:szCs w:val="28"/>
-        </w:rPr>
-        <w:t>видео с рукой;</w:t>
-      </w:r>
-    </w:p>
-    <w:p>
-      <w:pPr>
-        <w:pStyle w:val="ListParagraph"/>
-        <w:numPr>
-          <w:ilvl w:val="0"/>
-          <w:numId w:val="29"/>
-        </w:numPr>
-        <w:rPr>
-          <w:szCs w:val="28"/>
-          <w:lang w:val="ru-RU"/>
-        </w:rPr>
-      </w:pPr>
-      <w:r>
-        <w:rPr>
-          <w:szCs w:val="28"/>
-          <w:lang w:val="ru-RU"/>
-        </w:rPr>
-        <w:t>последовательное выполнение жестов двумя руками одновременно</w:t>
-      </w:r>
-      <w:r>
-        <w:rPr>
-          <w:szCs w:val="28"/>
-          <w:lang w:val="ru-RU"/>
-        </w:rPr>
-        <w:t>;</w:t>
-      </w:r>
-    </w:p>
-    <w:p>
-      <w:pPr>
-        <w:pStyle w:val="ListParagraph"/>
-        <w:numPr>
-          <w:ilvl w:val="0"/>
-          <w:numId w:val="29"/>
-        </w:numPr>
-        <w:rPr>
-          <w:szCs w:val="28"/>
-          <w:lang w:val="ru-RU"/>
-        </w:rPr>
-      </w:pPr>
-      <w:r>
-        <w:rPr>
-          <w:szCs w:val="28"/>
-          <w:lang w:val="ru-RU"/>
-        </w:rPr>
-        <w:t>выполнение жестов при движении камеры и смене ракурс</w:t>
-      </w:r>
-      <w:r>
-        <w:rPr>
-          <w:szCs w:val="28"/>
-          <w:lang w:val="ru-RU"/>
-        </w:rPr>
-        <w:t>;</w:t>
-      </w:r>
-    </w:p>
-    <w:p>
-      <w:pPr>
-        <w:pStyle w:val="ListParagraph"/>
-        <w:numPr>
-          <w:ilvl w:val="0"/>
-          <w:numId w:val="29"/>
-        </w:numPr>
-        <w:rPr>
-          <w:szCs w:val="28"/>
-        </w:rPr>
-      </w:pPr>
-      <w:r>
-        <w:rPr>
-          <w:szCs w:val="28"/>
-        </w:rPr>
-        <w:t>частичное перекрытие рук предметами;</w:t>
-      </w:r>
-    </w:p>
-    <w:p>
-      <w:pPr>
-        <w:pStyle w:val="ListParagraph"/>
-        <w:numPr>
-          <w:ilvl w:val="0"/>
-          <w:numId w:val="29"/>
-        </w:numPr>
-        <w:rPr>
-          <w:szCs w:val="28"/>
-          <w:lang w:val="ru-RU"/>
-        </w:rPr>
-      </w:pPr>
-      <w:r>
-        <w:rPr>
-          <w:szCs w:val="28"/>
-          <w:lang w:val="ru-RU"/>
-        </w:rPr>
-        <w:t>видео при слабом и неравномерном освещении;</w:t>
-      </w:r>
-    </w:p>
-    <w:p>
-      <w:pPr>
-        <w:pStyle w:val="ListParagraph"/>
-        <w:numPr>
-          <w:ilvl w:val="0"/>
-          <w:numId w:val="29"/>
-        </w:numPr>
-        <w:rPr>
-          <w:szCs w:val="28"/>
-          <w:lang w:val="ru-RU"/>
-        </w:rPr>
-      </w:pPr>
-      <w:r>
-        <w:rPr>
-          <w:szCs w:val="28"/>
-          <w:lang w:val="ru-RU"/>
-        </w:rPr>
-        <w:t>видео без рук, содержащие иные объекты</w:t>
-      </w:r>
-      <w:r>
-        <w:rPr>
-          <w:szCs w:val="28"/>
-          <w:lang w:val="ru-RU"/>
-        </w:rPr>
-        <w:t>.</w:t>
+        <w:t>Крупная архитектура (128–256–128) показала более низкие результаты: точность 91.67% и F1 — 91.65%, при самом большом количестве параметров (733 тысячи) и наибольшем времени обучения (25.7 секунды). Это указывает на переобучение или избыточность модели для данной задачи. Интересно, что обучение этой модели остановилось на 49 эпохах, что также говорит о возможных проблемах со сходимостью.</w:t>
       </w:r>
     </w:p>
     <w:p>
@@ -7409,302 +4943,22 @@
         <w:ind w:firstLine="720"/>
         <w:jc w:val="both"/>
         <w:rPr>
-          <w:sz w:val="28"/>
-          <w:szCs w:val="28"/>
-        </w:rPr>
-      </w:pPr>
-      <w:r>
-        <w:rPr>
-          <w:sz w:val="28"/>
-          <w:szCs w:val="28"/>
-        </w:rPr>
-        <w:lastRenderedPageBreak/>
-        <w:t xml:space="preserve">Для количественной оценки точности распознавания использовалась метрика, если эталонное количество жестов </w:t>
-      </w:r>
-      <m:oMath>
-        <m:sSub>
-          <m:sSubPr>
-            <m:ctrlPr>
-              <w:rPr>
-                <w:rFonts w:ascii="Cambria Math" w:hAnsi="Cambria Math"/>
-                <w:i/>
-                <w:sz w:val="28"/>
-                <w:szCs w:val="28"/>
-              </w:rPr>
-            </m:ctrlPr>
-          </m:sSubPr>
-          <m:e>
-            <m:r>
-              <w:rPr>
-                <w:rFonts w:ascii="Cambria Math" w:hAnsi="Cambria Math"/>
-                <w:sz w:val="28"/>
-                <w:szCs w:val="28"/>
-              </w:rPr>
-              <m:t>N</m:t>
-            </m:r>
-          </m:e>
-          <m:sub>
-            <m:r>
-              <m:rPr>
-                <m:sty m:val="p"/>
-              </m:rPr>
-              <w:rPr>
-                <w:rFonts w:ascii="Cambria Math" w:hAnsi="Cambria Math"/>
-                <w:sz w:val="28"/>
-                <w:szCs w:val="28"/>
-              </w:rPr>
-              <m:t>эталон</m:t>
-            </m:r>
-          </m:sub>
-        </m:sSub>
-      </m:oMath>
-      <w:r>
-        <w:rPr>
-          <w:sz w:val="28"/>
-          <w:szCs w:val="28"/>
-        </w:rPr>
-        <w:t xml:space="preserve"> &gt; 0, точность определялась по формуле 3.1:</w:t>
-      </w:r>
-    </w:p>
-    <w:tbl>
-      <w:tblPr>
-        <w:tblStyle w:val="TableGrid"/>
-        <w:tblW w:w="0" w:type="auto"/>
-        <w:tblBorders>
-          <w:top w:val="none" w:sz="0" w:space="0" w:color="auto"/>
-          <w:left w:val="none" w:sz="0" w:space="0" w:color="auto"/>
-          <w:bottom w:val="none" w:sz="0" w:space="0" w:color="auto"/>
-          <w:right w:val="none" w:sz="0" w:space="0" w:color="auto"/>
-          <w:insideH w:val="none" w:sz="0" w:space="0" w:color="auto"/>
-          <w:insideV w:val="none" w:sz="0" w:space="0" w:color="auto"/>
-        </w:tblBorders>
-        <w:tblLook w:val="04A0" w:firstRow="1" w:lastRow="0" w:firstColumn="1" w:lastColumn="0" w:noHBand="0" w:noVBand="1"/>
-      </w:tblPr>
-      <w:tblGrid>
-        <w:gridCol w:w="9209"/>
-        <w:gridCol w:w="753"/>
-      </w:tblGrid>
-      <w:tr>
-        <w:tc>
-          <w:tcPr>
-            <w:tcW w:w="9209" w:type="dxa"/>
-            <w:vAlign w:val="center"/>
-          </w:tcPr>
-          <w:p>
-            <w:pPr>
-              <w:spacing w:line="360" w:lineRule="auto"/>
-              <w:jc w:val="center"/>
-              <w:rPr>
-                <w:sz w:val="28"/>
-                <w:szCs w:val="28"/>
-              </w:rPr>
-            </w:pPr>
-            <w:r>
-              <w:rPr>
-                <w:sz w:val="28"/>
-                <w:szCs w:val="28"/>
-              </w:rPr>
-              <w:t xml:space="preserve">Точность = 100% </w:t>
-            </w:r>
-            <m:oMath>
-              <m:r>
-                <w:rPr>
-                  <w:rFonts w:ascii="Cambria Math" w:hAnsi="Cambria Math"/>
-                  <w:sz w:val="28"/>
-                  <w:szCs w:val="28"/>
-                </w:rPr>
-                <m:t>-</m:t>
-              </m:r>
-            </m:oMath>
-            <w:r>
-              <w:rPr>
-                <w:sz w:val="28"/>
-                <w:szCs w:val="28"/>
-              </w:rPr>
-              <w:t xml:space="preserve"> (</w:t>
-            </w:r>
-            <m:oMath>
-              <m:f>
-                <m:fPr>
-                  <m:ctrlPr>
-                    <w:rPr>
-                      <w:rFonts w:ascii="Cambria Math" w:hAnsi="Cambria Math"/>
-                      <w:i/>
-                      <w:sz w:val="28"/>
-                      <w:szCs w:val="28"/>
-                    </w:rPr>
-                  </m:ctrlPr>
-                </m:fPr>
-                <m:num>
-                  <m:d>
-                    <m:dPr>
-                      <m:begChr m:val="|"/>
-                      <m:endChr m:val="|"/>
-                      <m:ctrlPr>
-                        <w:rPr>
-                          <w:rFonts w:ascii="Cambria Math" w:hAnsi="Cambria Math"/>
-                          <w:i/>
-                          <w:sz w:val="28"/>
-                          <w:szCs w:val="28"/>
-                        </w:rPr>
-                      </m:ctrlPr>
-                    </m:dPr>
-                    <m:e>
-                      <m:sSub>
-                        <m:sSubPr>
-                          <m:ctrlPr>
-                            <w:rPr>
-                              <w:rFonts w:ascii="Cambria Math" w:hAnsi="Cambria Math"/>
-                              <w:i/>
-                              <w:sz w:val="28"/>
-                              <w:szCs w:val="28"/>
-                            </w:rPr>
-                          </m:ctrlPr>
-                        </m:sSubPr>
-                        <m:e>
-                          <m:r>
-                            <w:rPr>
-                              <w:rFonts w:ascii="Cambria Math" w:hAnsi="Cambria Math"/>
-                              <w:sz w:val="28"/>
-                              <w:szCs w:val="28"/>
-                            </w:rPr>
-                            <m:t>N</m:t>
-                          </m:r>
-                        </m:e>
-                        <m:sub>
-                          <m:r>
-                            <w:rPr>
-                              <w:rFonts w:ascii="Cambria Math" w:hAnsi="Cambria Math"/>
-                              <w:sz w:val="28"/>
-                              <w:szCs w:val="28"/>
-                            </w:rPr>
-                            <m:t>предсказано</m:t>
-                          </m:r>
-                        </m:sub>
-                      </m:sSub>
-                      <m:r>
-                        <w:rPr>
-                          <w:rFonts w:ascii="Cambria Math" w:hAnsi="Cambria Math"/>
-                          <w:sz w:val="28"/>
-                          <w:szCs w:val="28"/>
-                        </w:rPr>
-                        <m:t xml:space="preserve">- </m:t>
-                      </m:r>
-                      <m:sSub>
-                        <m:sSubPr>
-                          <m:ctrlPr>
-                            <w:rPr>
-                              <w:rFonts w:ascii="Cambria Math" w:hAnsi="Cambria Math"/>
-                              <w:i/>
-                              <w:sz w:val="28"/>
-                              <w:szCs w:val="28"/>
-                            </w:rPr>
-                          </m:ctrlPr>
-                        </m:sSubPr>
-                        <m:e>
-                          <m:r>
-                            <w:rPr>
-                              <w:rFonts w:ascii="Cambria Math" w:hAnsi="Cambria Math"/>
-                              <w:sz w:val="28"/>
-                              <w:szCs w:val="28"/>
-                            </w:rPr>
-                            <m:t>N</m:t>
-                          </m:r>
-                        </m:e>
-                        <m:sub>
-                          <m:r>
-                            <w:rPr>
-                              <w:rFonts w:ascii="Cambria Math" w:hAnsi="Cambria Math"/>
-                              <w:sz w:val="28"/>
-                              <w:szCs w:val="28"/>
-                            </w:rPr>
-                            <m:t>эталон</m:t>
-                          </m:r>
-                        </m:sub>
-                      </m:sSub>
-                    </m:e>
-                  </m:d>
-                </m:num>
-                <m:den>
-                  <m:sSub>
-                    <m:sSubPr>
-                      <m:ctrlPr>
-                        <w:rPr>
-                          <w:rFonts w:ascii="Cambria Math" w:hAnsi="Cambria Math"/>
-                          <w:i/>
-                          <w:sz w:val="28"/>
-                          <w:szCs w:val="28"/>
-                        </w:rPr>
-                      </m:ctrlPr>
-                    </m:sSubPr>
-                    <m:e>
-                      <m:r>
-                        <w:rPr>
-                          <w:rFonts w:ascii="Cambria Math" w:hAnsi="Cambria Math"/>
-                          <w:sz w:val="28"/>
-                          <w:szCs w:val="28"/>
-                        </w:rPr>
-                        <m:t>N</m:t>
-                      </m:r>
-                    </m:e>
-                    <m:sub>
-                      <m:r>
-                        <w:rPr>
-                          <w:rFonts w:ascii="Cambria Math" w:hAnsi="Cambria Math"/>
-                          <w:sz w:val="28"/>
-                          <w:szCs w:val="28"/>
-                        </w:rPr>
-                        <m:t>эталон</m:t>
-                      </m:r>
-                    </m:sub>
-                  </m:sSub>
-                </m:den>
-              </m:f>
-              <m:r>
-                <w:rPr>
-                  <w:rFonts w:ascii="Cambria Math" w:hAnsi="Cambria Math"/>
-                  <w:sz w:val="28"/>
-                  <w:szCs w:val="28"/>
-                </w:rPr>
-                <m:t xml:space="preserve"> × 100%</m:t>
-              </m:r>
-            </m:oMath>
-            <w:r>
-              <w:rPr>
-                <w:sz w:val="28"/>
-                <w:szCs w:val="28"/>
-              </w:rPr>
-              <w:t>)</w:t>
-            </w:r>
-          </w:p>
-        </w:tc>
-        <w:tc>
-          <w:tcPr>
-            <w:tcW w:w="753" w:type="dxa"/>
-            <w:vAlign w:val="center"/>
-          </w:tcPr>
-          <w:p>
-            <w:pPr>
-              <w:spacing w:line="360" w:lineRule="auto"/>
-              <w:jc w:val="center"/>
-              <w:rPr>
-                <w:sz w:val="28"/>
-                <w:szCs w:val="28"/>
-                <w:lang w:val="en-US"/>
-              </w:rPr>
-            </w:pPr>
-            <w:r>
-              <w:rPr>
-                <w:sz w:val="28"/>
-                <w:szCs w:val="28"/>
-                <w:lang w:val="en-US"/>
-              </w:rPr>
-              <w:t>(3.1)</w:t>
-            </w:r>
-          </w:p>
-        </w:tc>
-      </w:tr>
-    </w:tbl>
+          <w:b/>
+          <w:bCs/>
+          <w:sz w:val="28"/>
+          <w:szCs w:val="28"/>
+        </w:rPr>
+      </w:pPr>
+      <w:r>
+        <w:rPr>
+          <w:b/>
+          <w:bCs/>
+          <w:sz w:val="28"/>
+          <w:szCs w:val="28"/>
+        </w:rPr>
+        <w:t>Вариации полносвязных слоёв</w:t>
+      </w:r>
+    </w:p>
     <w:p>
       <w:pPr>
         <w:spacing w:line="360" w:lineRule="auto"/>
@@ -7720,7 +4974,324 @@
           <w:sz w:val="28"/>
           <w:szCs w:val="28"/>
         </w:rPr>
-        <w:t>Если эталонное количество жестов равно нулю и система также не выдала ни одного предсказания, точность принималась равной 100 %.</w:t>
+        <w:lastRenderedPageBreak/>
+        <w:t>Вторым направлением оптимизации стало исследование архитектуры Dense слоев, отвечающих за финальную классификацию извлеченных LSTM слоями признаков. Были протестированы пять различных конфигураций: простая архитектура Simple-32 с одним слоем из тридцати двух нейронов, простая архитектура Simple-64 с одним слоем из шестидесяти четырех нейронов, двухслойная архитектура Double с конфигурацией 64-32 нейрона, расширенная двухслойная архитектура Double с конфигурацией 128-64 нейрона, и трехслойная архитектура Triple с конфигурацией 128-64-32 нейрона.</w:t>
+      </w:r>
+    </w:p>
+    <w:p>
+      <w:pPr>
+        <w:spacing w:line="360" w:lineRule="auto"/>
+        <w:jc w:val="center"/>
+        <w:rPr>
+          <w:sz w:val="28"/>
+          <w:szCs w:val="28"/>
+        </w:rPr>
+      </w:pPr>
+      <w:r>
+        <w:rPr>
+          <w:noProof/>
+          <w:sz w:val="28"/>
+          <w:szCs w:val="28"/>
+        </w:rPr>
+        <w:drawing>
+          <wp:inline distT="0" distB="0" distL="0" distR="0" wp14:anchorId="0E037EE4" wp14:editId="1B11C39B">
+            <wp:extent cx="4495800" cy="3440378"/>
+            <wp:effectExtent l="0" t="0" r="0" b="8255"/>
+            <wp:docPr id="14" name="Picture 14"/>
+            <wp:cNvGraphicFramePr>
+              <a:graphicFrameLocks xmlns:a="http://schemas.openxmlformats.org/drawingml/2006/main" noChangeAspect="1"/>
+            </wp:cNvGraphicFramePr>
+            <a:graphic xmlns:a="http://schemas.openxmlformats.org/drawingml/2006/main">
+              <a:graphicData uri="http://schemas.openxmlformats.org/drawingml/2006/picture">
+                <pic:pic xmlns:pic="http://schemas.openxmlformats.org/drawingml/2006/picture">
+                  <pic:nvPicPr>
+                    <pic:cNvPr id="1" name=""/>
+                    <pic:cNvPicPr/>
+                  </pic:nvPicPr>
+                  <pic:blipFill>
+                    <a:blip r:embed="rId16"/>
+                    <a:stretch>
+                      <a:fillRect/>
+                    </a:stretch>
+                  </pic:blipFill>
+                  <pic:spPr>
+                    <a:xfrm>
+                      <a:off x="0" y="0"/>
+                      <a:ext cx="4514388" cy="3454602"/>
+                    </a:xfrm>
+                    <a:prstGeom prst="rect">
+                      <a:avLst/>
+                    </a:prstGeom>
+                  </pic:spPr>
+                </pic:pic>
+              </a:graphicData>
+            </a:graphic>
+          </wp:inline>
+        </w:drawing>
+      </w:r>
+    </w:p>
+    <w:p>
+      <w:pPr>
+        <w:spacing w:line="360" w:lineRule="auto"/>
+        <w:jc w:val="center"/>
+        <w:rPr>
+          <w:sz w:val="28"/>
+          <w:szCs w:val="28"/>
+        </w:rPr>
+      </w:pPr>
+      <w:r>
+        <w:rPr>
+          <w:bCs/>
+          <w:color w:val="000000" w:themeColor="text1"/>
+          <w:sz w:val="28"/>
+          <w:szCs w:val="28"/>
+        </w:rPr>
+        <w:t>Рис.</w:t>
+      </w:r>
+      <w:r>
+        <w:rPr>
+          <w:bCs/>
+          <w:color w:val="000000" w:themeColor="text1"/>
+          <w:sz w:val="28"/>
+          <w:szCs w:val="28"/>
+          <w:lang w:val="vi-VN"/>
+        </w:rPr>
+        <w:t xml:space="preserve"> 4.</w:t>
+      </w:r>
+      <w:r>
+        <w:rPr>
+          <w:bCs/>
+          <w:color w:val="000000" w:themeColor="text1"/>
+          <w:sz w:val="28"/>
+          <w:szCs w:val="28"/>
+        </w:rPr>
+        <w:t>8</w:t>
+      </w:r>
+      <w:r>
+        <w:rPr>
+          <w:bCs/>
+          <w:color w:val="000000" w:themeColor="text1"/>
+          <w:sz w:val="28"/>
+          <w:szCs w:val="28"/>
+        </w:rPr>
+        <w:t xml:space="preserve"> </w:t>
+      </w:r>
+      <w:r>
+        <w:rPr>
+          <w:bCs/>
+          <w:color w:val="000000" w:themeColor="text1"/>
+          <w:sz w:val="28"/>
+          <w:szCs w:val="28"/>
+        </w:rPr>
+        <w:t>–</w:t>
+      </w:r>
+      <w:r>
+        <w:rPr>
+          <w:bCs/>
+          <w:color w:val="000000" w:themeColor="text1"/>
+          <w:sz w:val="28"/>
+          <w:szCs w:val="28"/>
+        </w:rPr>
+        <w:t xml:space="preserve"> </w:t>
+      </w:r>
+      <w:r>
+        <w:rPr>
+          <w:bCs/>
+          <w:color w:val="000000" w:themeColor="text1"/>
+          <w:sz w:val="28"/>
+          <w:szCs w:val="28"/>
+        </w:rPr>
+        <w:t>Метрики производительности от</w:t>
+      </w:r>
+      <w:r>
+        <w:rPr>
+          <w:sz w:val="28"/>
+          <w:szCs w:val="28"/>
+        </w:rPr>
+        <w:t xml:space="preserve"> архитектуры </w:t>
+      </w:r>
+      <w:r>
+        <w:rPr>
+          <w:sz w:val="28"/>
+          <w:szCs w:val="28"/>
+        </w:rPr>
+        <w:t>Dense</w:t>
+      </w:r>
+      <w:r>
+        <w:rPr>
+          <w:sz w:val="28"/>
+          <w:szCs w:val="28"/>
+        </w:rPr>
+        <w:t xml:space="preserve"> </w:t>
+      </w:r>
+      <w:r>
+        <w:rPr>
+          <w:sz w:val="28"/>
+          <w:szCs w:val="28"/>
+        </w:rPr>
+        <w:t>слоев</w:t>
+      </w:r>
+      <w:r>
+        <w:rPr>
+          <w:sz w:val="28"/>
+          <w:szCs w:val="28"/>
+        </w:rPr>
+        <w:t>.</w:t>
+      </w:r>
+    </w:p>
+    <w:p>
+      <w:pPr>
+        <w:spacing w:line="360" w:lineRule="auto"/>
+        <w:jc w:val="center"/>
+        <w:rPr>
+          <w:sz w:val="28"/>
+          <w:szCs w:val="28"/>
+        </w:rPr>
+      </w:pPr>
+      <w:r>
+        <w:rPr>
+          <w:noProof/>
+          <w:sz w:val="28"/>
+          <w:szCs w:val="28"/>
+        </w:rPr>
+        <w:lastRenderedPageBreak/>
+        <w:drawing>
+          <wp:inline distT="0" distB="0" distL="0" distR="0" wp14:anchorId="2888A317" wp14:editId="40BC9D4E">
+            <wp:extent cx="5124450" cy="3738505"/>
+            <wp:effectExtent l="0" t="0" r="0" b="0"/>
+            <wp:docPr id="15" name="Picture 15"/>
+            <wp:cNvGraphicFramePr>
+              <a:graphicFrameLocks xmlns:a="http://schemas.openxmlformats.org/drawingml/2006/main" noChangeAspect="1"/>
+            </wp:cNvGraphicFramePr>
+            <a:graphic xmlns:a="http://schemas.openxmlformats.org/drawingml/2006/main">
+              <a:graphicData uri="http://schemas.openxmlformats.org/drawingml/2006/picture">
+                <pic:pic xmlns:pic="http://schemas.openxmlformats.org/drawingml/2006/picture">
+                  <pic:nvPicPr>
+                    <pic:cNvPr id="1" name=""/>
+                    <pic:cNvPicPr/>
+                  </pic:nvPicPr>
+                  <pic:blipFill>
+                    <a:blip r:embed="rId17"/>
+                    <a:stretch>
+                      <a:fillRect/>
+                    </a:stretch>
+                  </pic:blipFill>
+                  <pic:spPr>
+                    <a:xfrm>
+                      <a:off x="0" y="0"/>
+                      <a:ext cx="5136083" cy="3746992"/>
+                    </a:xfrm>
+                    <a:prstGeom prst="rect">
+                      <a:avLst/>
+                    </a:prstGeom>
+                  </pic:spPr>
+                </pic:pic>
+              </a:graphicData>
+            </a:graphic>
+          </wp:inline>
+        </w:drawing>
+      </w:r>
+    </w:p>
+    <w:p>
+      <w:pPr>
+        <w:spacing w:line="360" w:lineRule="auto"/>
+        <w:jc w:val="center"/>
+        <w:rPr>
+          <w:sz w:val="28"/>
+          <w:szCs w:val="28"/>
+        </w:rPr>
+      </w:pPr>
+      <w:r>
+        <w:rPr>
+          <w:bCs/>
+          <w:color w:val="000000" w:themeColor="text1"/>
+          <w:sz w:val="28"/>
+          <w:szCs w:val="28"/>
+        </w:rPr>
+        <w:t>Рис.</w:t>
+      </w:r>
+      <w:r>
+        <w:rPr>
+          <w:bCs/>
+          <w:color w:val="000000" w:themeColor="text1"/>
+          <w:sz w:val="28"/>
+          <w:szCs w:val="28"/>
+          <w:lang w:val="vi-VN"/>
+        </w:rPr>
+        <w:t xml:space="preserve"> 4.</w:t>
+      </w:r>
+      <w:r>
+        <w:rPr>
+          <w:bCs/>
+          <w:color w:val="000000" w:themeColor="text1"/>
+          <w:sz w:val="28"/>
+          <w:szCs w:val="28"/>
+        </w:rPr>
+        <w:t>9</w:t>
+      </w:r>
+      <w:r>
+        <w:rPr>
+          <w:bCs/>
+          <w:color w:val="000000" w:themeColor="text1"/>
+          <w:sz w:val="28"/>
+          <w:szCs w:val="28"/>
+        </w:rPr>
+        <w:t xml:space="preserve"> </w:t>
+      </w:r>
+      <w:r>
+        <w:rPr>
+          <w:bCs/>
+          <w:color w:val="000000" w:themeColor="text1"/>
+          <w:sz w:val="28"/>
+          <w:szCs w:val="28"/>
+        </w:rPr>
+        <w:t>–</w:t>
+      </w:r>
+      <w:r>
+        <w:rPr>
+          <w:bCs/>
+          <w:color w:val="000000" w:themeColor="text1"/>
+          <w:sz w:val="28"/>
+          <w:szCs w:val="28"/>
+        </w:rPr>
+        <w:t xml:space="preserve"> </w:t>
+      </w:r>
+      <w:r>
+        <w:rPr>
+          <w:bCs/>
+          <w:color w:val="000000" w:themeColor="text1"/>
+          <w:sz w:val="28"/>
+          <w:szCs w:val="28"/>
+        </w:rPr>
+        <w:t>Метрики скорости от</w:t>
+      </w:r>
+      <w:r>
+        <w:rPr>
+          <w:sz w:val="28"/>
+          <w:szCs w:val="28"/>
+        </w:rPr>
+        <w:t xml:space="preserve"> архитектуры </w:t>
+      </w:r>
+      <w:r>
+        <w:rPr>
+          <w:sz w:val="28"/>
+          <w:szCs w:val="28"/>
+        </w:rPr>
+        <w:t>Dense</w:t>
+      </w:r>
+      <w:r>
+        <w:rPr>
+          <w:sz w:val="28"/>
+          <w:szCs w:val="28"/>
+        </w:rPr>
+        <w:t xml:space="preserve"> слоев</w:t>
+      </w:r>
+      <w:r>
+        <w:rPr>
+          <w:sz w:val="28"/>
+          <w:szCs w:val="28"/>
+        </w:rPr>
+        <w:t>.</w:t>
       </w:r>
     </w:p>
     <w:p>
@@ -7738,903 +5309,50 @@
           <w:sz w:val="28"/>
           <w:szCs w:val="28"/>
         </w:rPr>
-        <w:t>Результаты тестирования на 120 тестовых видео (по 30–60 секунд каждое приведены в таблице 3.1.</w:t>
-      </w:r>
-    </w:p>
-    <w:p>
-      <w:pPr>
-        <w:spacing w:line="360" w:lineRule="auto"/>
-        <w:jc w:val="both"/>
-        <w:rPr>
-          <w:sz w:val="28"/>
-          <w:szCs w:val="28"/>
-        </w:rPr>
-      </w:pPr>
-      <w:r>
-        <w:rPr>
-          <w:sz w:val="28"/>
-          <w:szCs w:val="28"/>
-        </w:rPr>
-        <w:t>Таблица 3.1 – Результаты тестирования системы в различных условиях</w:t>
-      </w:r>
-    </w:p>
-    <w:tbl>
-      <w:tblPr>
-        <w:tblStyle w:val="TableGrid"/>
-        <w:tblW w:w="0" w:type="auto"/>
-        <w:tblLook w:val="04A0" w:firstRow="1" w:lastRow="0" w:firstColumn="1" w:lastColumn="0" w:noHBand="0" w:noVBand="1"/>
-      </w:tblPr>
-      <w:tblGrid>
-        <w:gridCol w:w="562"/>
-        <w:gridCol w:w="4678"/>
-        <w:gridCol w:w="1134"/>
-        <w:gridCol w:w="2552"/>
-        <w:gridCol w:w="1036"/>
-      </w:tblGrid>
-      <w:tr>
-        <w:tc>
-          <w:tcPr>
-            <w:tcW w:w="562" w:type="dxa"/>
-            <w:vAlign w:val="center"/>
-          </w:tcPr>
-          <w:p>
-            <w:pPr>
-              <w:spacing w:line="360" w:lineRule="auto"/>
-              <w:jc w:val="center"/>
-              <w:rPr>
-                <w:sz w:val="28"/>
-                <w:szCs w:val="28"/>
-              </w:rPr>
-            </w:pPr>
-            <w:r>
-              <w:rPr>
-                <w:sz w:val="28"/>
-                <w:szCs w:val="28"/>
-              </w:rPr>
-              <w:t>№</w:t>
-            </w:r>
-          </w:p>
-        </w:tc>
-        <w:tc>
-          <w:tcPr>
-            <w:tcW w:w="4678" w:type="dxa"/>
-            <w:vAlign w:val="center"/>
-          </w:tcPr>
-          <w:p>
-            <w:pPr>
-              <w:spacing w:line="360" w:lineRule="auto"/>
-              <w:jc w:val="center"/>
-              <w:rPr>
-                <w:sz w:val="28"/>
-                <w:szCs w:val="28"/>
-              </w:rPr>
-            </w:pPr>
-            <w:r>
-              <w:rPr>
-                <w:sz w:val="28"/>
-                <w:szCs w:val="28"/>
-              </w:rPr>
-              <w:t>Условия тестирования</w:t>
-            </w:r>
-          </w:p>
-        </w:tc>
-        <w:tc>
-          <w:tcPr>
-            <w:tcW w:w="1134" w:type="dxa"/>
-            <w:vAlign w:val="center"/>
-          </w:tcPr>
-          <w:p>
-            <w:pPr>
-              <w:spacing w:line="360" w:lineRule="auto"/>
-              <w:jc w:val="center"/>
-              <w:rPr>
-                <w:sz w:val="28"/>
-                <w:szCs w:val="28"/>
-              </w:rPr>
-            </w:pPr>
-            <w:r>
-              <w:rPr>
-                <w:sz w:val="28"/>
-                <w:szCs w:val="28"/>
-              </w:rPr>
-              <w:t>Кол-во видео</w:t>
-            </w:r>
-          </w:p>
-        </w:tc>
-        <w:tc>
-          <w:tcPr>
-            <w:tcW w:w="2552" w:type="dxa"/>
-            <w:vAlign w:val="center"/>
-          </w:tcPr>
-          <w:p>
-            <w:pPr>
-              <w:spacing w:line="360" w:lineRule="auto"/>
-              <w:jc w:val="center"/>
-              <w:rPr>
-                <w:sz w:val="28"/>
-                <w:szCs w:val="28"/>
-              </w:rPr>
-            </w:pPr>
-            <w:r>
-              <w:rPr>
-                <w:sz w:val="28"/>
-                <w:szCs w:val="28"/>
-              </w:rPr>
-              <w:t xml:space="preserve">Средняя точность </w:t>
-            </w:r>
-            <w:r>
-              <w:rPr>
-                <w:sz w:val="28"/>
-                <w:szCs w:val="28"/>
-              </w:rPr>
-              <w:t>(</w:t>
-            </w:r>
-            <w:r>
-              <w:rPr>
-                <w:sz w:val="28"/>
-                <w:szCs w:val="28"/>
-              </w:rPr>
-              <w:t>%</w:t>
-            </w:r>
-            <w:r>
-              <w:rPr>
-                <w:sz w:val="28"/>
-                <w:szCs w:val="28"/>
-              </w:rPr>
-              <w:t>)</w:t>
-            </w:r>
-          </w:p>
-        </w:tc>
-        <w:tc>
-          <w:tcPr>
-            <w:tcW w:w="1036" w:type="dxa"/>
-            <w:vAlign w:val="center"/>
-          </w:tcPr>
-          <w:p>
-            <w:pPr>
-              <w:spacing w:line="360" w:lineRule="auto"/>
-              <w:jc w:val="center"/>
-              <w:rPr>
-                <w:sz w:val="28"/>
-                <w:szCs w:val="28"/>
-              </w:rPr>
-            </w:pPr>
-            <w:r>
-              <w:rPr>
-                <w:sz w:val="28"/>
-                <w:szCs w:val="28"/>
-              </w:rPr>
-              <w:t>FPS</w:t>
-            </w:r>
-          </w:p>
-        </w:tc>
-      </w:tr>
-      <w:tr>
-        <w:tc>
-          <w:tcPr>
-            <w:tcW w:w="562" w:type="dxa"/>
-            <w:vAlign w:val="center"/>
-          </w:tcPr>
-          <w:p>
-            <w:pPr>
-              <w:spacing w:line="360" w:lineRule="auto"/>
-              <w:jc w:val="center"/>
-              <w:rPr>
-                <w:sz w:val="28"/>
-                <w:szCs w:val="28"/>
-              </w:rPr>
-            </w:pPr>
-            <w:r>
-              <w:rPr>
-                <w:sz w:val="28"/>
-                <w:szCs w:val="28"/>
-              </w:rPr>
-              <w:t>1</w:t>
-            </w:r>
-          </w:p>
-        </w:tc>
-        <w:tc>
-          <w:tcPr>
-            <w:tcW w:w="4678" w:type="dxa"/>
-            <w:vAlign w:val="center"/>
-          </w:tcPr>
-          <w:p>
-            <w:pPr>
-              <w:spacing w:line="360" w:lineRule="auto"/>
-              <w:jc w:val="center"/>
-              <w:rPr>
-                <w:sz w:val="28"/>
-                <w:szCs w:val="28"/>
-              </w:rPr>
-            </w:pPr>
-            <w:r>
-              <w:rPr>
-                <w:sz w:val="28"/>
-                <w:szCs w:val="28"/>
-              </w:rPr>
-              <w:t>Видимые одиночные жесты</w:t>
-            </w:r>
-          </w:p>
-        </w:tc>
-        <w:tc>
-          <w:tcPr>
-            <w:tcW w:w="1134" w:type="dxa"/>
-            <w:vAlign w:val="center"/>
-          </w:tcPr>
-          <w:p>
-            <w:pPr>
-              <w:spacing w:line="360" w:lineRule="auto"/>
-              <w:jc w:val="center"/>
-              <w:rPr>
-                <w:sz w:val="28"/>
-                <w:szCs w:val="28"/>
-              </w:rPr>
-            </w:pPr>
-            <w:r>
-              <w:rPr>
-                <w:sz w:val="28"/>
-                <w:szCs w:val="28"/>
-              </w:rPr>
-              <w:t>30</w:t>
-            </w:r>
-          </w:p>
-        </w:tc>
-        <w:tc>
-          <w:tcPr>
-            <w:tcW w:w="2552" w:type="dxa"/>
-            <w:vAlign w:val="center"/>
-          </w:tcPr>
-          <w:p>
-            <w:pPr>
-              <w:spacing w:line="360" w:lineRule="auto"/>
-              <w:jc w:val="center"/>
-              <w:rPr>
-                <w:sz w:val="28"/>
-                <w:szCs w:val="28"/>
-              </w:rPr>
-            </w:pPr>
-            <w:r>
-              <w:rPr>
-                <w:sz w:val="28"/>
-                <w:szCs w:val="28"/>
-              </w:rPr>
-              <w:t>99,1</w:t>
-            </w:r>
-          </w:p>
-        </w:tc>
-        <w:tc>
-          <w:tcPr>
-            <w:tcW w:w="1036" w:type="dxa"/>
-            <w:vAlign w:val="center"/>
-          </w:tcPr>
-          <w:p>
-            <w:pPr>
-              <w:spacing w:line="360" w:lineRule="auto"/>
-              <w:jc w:val="center"/>
-              <w:rPr>
-                <w:sz w:val="28"/>
-                <w:szCs w:val="28"/>
-              </w:rPr>
-            </w:pPr>
-            <w:r>
-              <w:rPr>
-                <w:sz w:val="28"/>
-                <w:szCs w:val="28"/>
-              </w:rPr>
-              <w:t>32–34</w:t>
-            </w:r>
-          </w:p>
-        </w:tc>
-      </w:tr>
-      <w:tr>
-        <w:tc>
-          <w:tcPr>
-            <w:tcW w:w="562" w:type="dxa"/>
-            <w:vAlign w:val="center"/>
-          </w:tcPr>
-          <w:p>
-            <w:pPr>
-              <w:spacing w:line="360" w:lineRule="auto"/>
-              <w:jc w:val="center"/>
-              <w:rPr>
-                <w:sz w:val="28"/>
-                <w:szCs w:val="28"/>
-              </w:rPr>
-            </w:pPr>
-            <w:r>
-              <w:rPr>
-                <w:sz w:val="28"/>
-                <w:szCs w:val="28"/>
-              </w:rPr>
-              <w:t>2</w:t>
-            </w:r>
-          </w:p>
-        </w:tc>
-        <w:tc>
-          <w:tcPr>
-            <w:tcW w:w="4678" w:type="dxa"/>
-            <w:vAlign w:val="center"/>
-          </w:tcPr>
-          <w:p>
-            <w:pPr>
-              <w:spacing w:line="360" w:lineRule="auto"/>
-              <w:jc w:val="center"/>
-              <w:rPr>
-                <w:sz w:val="28"/>
-                <w:szCs w:val="28"/>
-              </w:rPr>
-            </w:pPr>
-            <w:r>
-              <w:rPr>
-                <w:sz w:val="28"/>
-                <w:szCs w:val="28"/>
-              </w:rPr>
-              <w:t>Две руки одновременно</w:t>
-            </w:r>
-          </w:p>
-        </w:tc>
-        <w:tc>
-          <w:tcPr>
-            <w:tcW w:w="1134" w:type="dxa"/>
-            <w:vAlign w:val="center"/>
-          </w:tcPr>
-          <w:p>
-            <w:pPr>
-              <w:spacing w:line="360" w:lineRule="auto"/>
-              <w:jc w:val="center"/>
-              <w:rPr>
-                <w:sz w:val="28"/>
-                <w:szCs w:val="28"/>
-              </w:rPr>
-            </w:pPr>
-            <w:r>
-              <w:rPr>
-                <w:sz w:val="28"/>
-                <w:szCs w:val="28"/>
-              </w:rPr>
-              <w:t>20</w:t>
-            </w:r>
-          </w:p>
-        </w:tc>
-        <w:tc>
-          <w:tcPr>
-            <w:tcW w:w="2552" w:type="dxa"/>
-            <w:vAlign w:val="center"/>
-          </w:tcPr>
-          <w:p>
-            <w:pPr>
-              <w:spacing w:line="360" w:lineRule="auto"/>
-              <w:jc w:val="center"/>
-              <w:rPr>
-                <w:sz w:val="28"/>
-                <w:szCs w:val="28"/>
-              </w:rPr>
-            </w:pPr>
-            <w:r>
-              <w:rPr>
-                <w:sz w:val="28"/>
-                <w:szCs w:val="28"/>
-              </w:rPr>
-              <w:t>97,8</w:t>
-            </w:r>
-          </w:p>
-        </w:tc>
-        <w:tc>
-          <w:tcPr>
-            <w:tcW w:w="1036" w:type="dxa"/>
-            <w:vAlign w:val="center"/>
-          </w:tcPr>
-          <w:p>
-            <w:pPr>
-              <w:spacing w:line="360" w:lineRule="auto"/>
-              <w:jc w:val="center"/>
-              <w:rPr>
-                <w:sz w:val="28"/>
-                <w:szCs w:val="28"/>
-              </w:rPr>
-            </w:pPr>
-            <w:r>
-              <w:rPr>
-                <w:sz w:val="28"/>
-                <w:szCs w:val="28"/>
-              </w:rPr>
-              <w:t>30–33</w:t>
-            </w:r>
-          </w:p>
-        </w:tc>
-      </w:tr>
-      <w:tr>
-        <w:tc>
-          <w:tcPr>
-            <w:tcW w:w="562" w:type="dxa"/>
-            <w:vAlign w:val="center"/>
-          </w:tcPr>
-          <w:p>
-            <w:pPr>
-              <w:spacing w:line="360" w:lineRule="auto"/>
-              <w:jc w:val="center"/>
-              <w:rPr>
-                <w:sz w:val="28"/>
-                <w:szCs w:val="28"/>
-              </w:rPr>
-            </w:pPr>
-            <w:r>
-              <w:rPr>
-                <w:sz w:val="28"/>
-                <w:szCs w:val="28"/>
-              </w:rPr>
-              <w:t>3</w:t>
-            </w:r>
-          </w:p>
-        </w:tc>
-        <w:tc>
-          <w:tcPr>
-            <w:tcW w:w="4678" w:type="dxa"/>
-            <w:vAlign w:val="center"/>
-          </w:tcPr>
-          <w:p>
-            <w:pPr>
-              <w:spacing w:line="360" w:lineRule="auto"/>
-              <w:jc w:val="center"/>
-              <w:rPr>
-                <w:sz w:val="28"/>
-                <w:szCs w:val="28"/>
-              </w:rPr>
-            </w:pPr>
-            <w:r>
-              <w:rPr>
-                <w:sz w:val="28"/>
-                <w:szCs w:val="28"/>
-              </w:rPr>
-              <w:t>Движение камеры, смена ракурса</w:t>
-            </w:r>
-          </w:p>
-        </w:tc>
-        <w:tc>
-          <w:tcPr>
-            <w:tcW w:w="1134" w:type="dxa"/>
-            <w:vAlign w:val="center"/>
-          </w:tcPr>
-          <w:p>
-            <w:pPr>
-              <w:spacing w:line="360" w:lineRule="auto"/>
-              <w:jc w:val="center"/>
-              <w:rPr>
-                <w:sz w:val="28"/>
-                <w:szCs w:val="28"/>
-              </w:rPr>
-            </w:pPr>
-            <w:r>
-              <w:rPr>
-                <w:sz w:val="28"/>
-                <w:szCs w:val="28"/>
-              </w:rPr>
-              <w:t>15</w:t>
-            </w:r>
-          </w:p>
-        </w:tc>
-        <w:tc>
-          <w:tcPr>
-            <w:tcW w:w="2552" w:type="dxa"/>
-            <w:vAlign w:val="center"/>
-          </w:tcPr>
-          <w:p>
-            <w:pPr>
-              <w:spacing w:line="360" w:lineRule="auto"/>
-              <w:jc w:val="center"/>
-              <w:rPr>
-                <w:sz w:val="28"/>
-                <w:szCs w:val="28"/>
-              </w:rPr>
-            </w:pPr>
-            <w:r>
-              <w:rPr>
-                <w:sz w:val="28"/>
-                <w:szCs w:val="28"/>
-              </w:rPr>
-              <w:t>96,2</w:t>
-            </w:r>
-          </w:p>
-        </w:tc>
-        <w:tc>
-          <w:tcPr>
-            <w:tcW w:w="1036" w:type="dxa"/>
-            <w:vAlign w:val="center"/>
-          </w:tcPr>
-          <w:p>
-            <w:pPr>
-              <w:spacing w:line="360" w:lineRule="auto"/>
-              <w:jc w:val="center"/>
-              <w:rPr>
-                <w:sz w:val="28"/>
-                <w:szCs w:val="28"/>
-              </w:rPr>
-            </w:pPr>
-            <w:r>
-              <w:rPr>
-                <w:sz w:val="28"/>
-                <w:szCs w:val="28"/>
-              </w:rPr>
-              <w:t>29–32</w:t>
-            </w:r>
-          </w:p>
-        </w:tc>
-      </w:tr>
-      <w:tr>
-        <w:tc>
-          <w:tcPr>
-            <w:tcW w:w="562" w:type="dxa"/>
-            <w:vAlign w:val="center"/>
-          </w:tcPr>
-          <w:p>
-            <w:pPr>
-              <w:spacing w:line="360" w:lineRule="auto"/>
-              <w:jc w:val="center"/>
-              <w:rPr>
-                <w:sz w:val="28"/>
-                <w:szCs w:val="28"/>
-              </w:rPr>
-            </w:pPr>
-            <w:r>
-              <w:rPr>
-                <w:sz w:val="28"/>
-                <w:szCs w:val="28"/>
-              </w:rPr>
-              <w:t>4</w:t>
-            </w:r>
-          </w:p>
-        </w:tc>
-        <w:tc>
-          <w:tcPr>
-            <w:tcW w:w="4678" w:type="dxa"/>
-            <w:vAlign w:val="center"/>
-          </w:tcPr>
-          <w:p>
-            <w:pPr>
-              <w:spacing w:line="360" w:lineRule="auto"/>
-              <w:jc w:val="center"/>
-              <w:rPr>
-                <w:sz w:val="28"/>
-                <w:szCs w:val="28"/>
-              </w:rPr>
-            </w:pPr>
-            <w:r>
-              <w:rPr>
-                <w:sz w:val="28"/>
-                <w:szCs w:val="28"/>
-              </w:rPr>
-              <w:t>Частичное перекрытие рук</w:t>
-            </w:r>
-          </w:p>
-        </w:tc>
-        <w:tc>
-          <w:tcPr>
-            <w:tcW w:w="1134" w:type="dxa"/>
-            <w:vAlign w:val="center"/>
-          </w:tcPr>
-          <w:p>
-            <w:pPr>
-              <w:spacing w:line="360" w:lineRule="auto"/>
-              <w:jc w:val="center"/>
-              <w:rPr>
-                <w:sz w:val="28"/>
-                <w:szCs w:val="28"/>
-              </w:rPr>
-            </w:pPr>
-            <w:r>
-              <w:rPr>
-                <w:sz w:val="28"/>
-                <w:szCs w:val="28"/>
-              </w:rPr>
-              <w:t>20</w:t>
-            </w:r>
-          </w:p>
-        </w:tc>
-        <w:tc>
-          <w:tcPr>
-            <w:tcW w:w="2552" w:type="dxa"/>
-            <w:vAlign w:val="center"/>
-          </w:tcPr>
-          <w:p>
-            <w:pPr>
-              <w:spacing w:line="360" w:lineRule="auto"/>
-              <w:jc w:val="center"/>
-              <w:rPr>
-                <w:sz w:val="28"/>
-                <w:szCs w:val="28"/>
-              </w:rPr>
-            </w:pPr>
-            <w:r>
-              <w:rPr>
-                <w:sz w:val="28"/>
-                <w:szCs w:val="28"/>
-              </w:rPr>
-              <w:t>95,6</w:t>
-            </w:r>
-          </w:p>
-        </w:tc>
-        <w:tc>
-          <w:tcPr>
-            <w:tcW w:w="1036" w:type="dxa"/>
-            <w:vAlign w:val="center"/>
-          </w:tcPr>
-          <w:p>
-            <w:pPr>
-              <w:spacing w:line="360" w:lineRule="auto"/>
-              <w:jc w:val="center"/>
-              <w:rPr>
-                <w:sz w:val="28"/>
-                <w:szCs w:val="28"/>
-              </w:rPr>
-            </w:pPr>
-            <w:r>
-              <w:rPr>
-                <w:sz w:val="28"/>
-                <w:szCs w:val="28"/>
-              </w:rPr>
-              <w:t>28–31</w:t>
-            </w:r>
-          </w:p>
-        </w:tc>
-      </w:tr>
-      <w:tr>
-        <w:tc>
-          <w:tcPr>
-            <w:tcW w:w="562" w:type="dxa"/>
-            <w:vAlign w:val="center"/>
-          </w:tcPr>
-          <w:p>
-            <w:pPr>
-              <w:spacing w:line="360" w:lineRule="auto"/>
-              <w:jc w:val="center"/>
-              <w:rPr>
-                <w:sz w:val="28"/>
-                <w:szCs w:val="28"/>
-              </w:rPr>
-            </w:pPr>
-            <w:r>
-              <w:rPr>
-                <w:sz w:val="28"/>
-                <w:szCs w:val="28"/>
-              </w:rPr>
-              <w:t>5</w:t>
-            </w:r>
-          </w:p>
-        </w:tc>
-        <w:tc>
-          <w:tcPr>
-            <w:tcW w:w="4678" w:type="dxa"/>
-            <w:vAlign w:val="center"/>
-          </w:tcPr>
-          <w:p>
-            <w:pPr>
-              <w:spacing w:line="360" w:lineRule="auto"/>
-              <w:jc w:val="center"/>
-              <w:rPr>
-                <w:sz w:val="28"/>
-                <w:szCs w:val="28"/>
-              </w:rPr>
-            </w:pPr>
-            <w:r>
-              <w:rPr>
-                <w:sz w:val="28"/>
-                <w:szCs w:val="28"/>
-              </w:rPr>
-              <w:t>Слабое и неравномерное освещение</w:t>
-            </w:r>
-          </w:p>
-        </w:tc>
-        <w:tc>
-          <w:tcPr>
-            <w:tcW w:w="1134" w:type="dxa"/>
-            <w:vAlign w:val="center"/>
-          </w:tcPr>
-          <w:p>
-            <w:pPr>
-              <w:spacing w:line="360" w:lineRule="auto"/>
-              <w:jc w:val="center"/>
-              <w:rPr>
-                <w:sz w:val="28"/>
-                <w:szCs w:val="28"/>
-              </w:rPr>
-            </w:pPr>
-            <w:r>
-              <w:rPr>
-                <w:sz w:val="28"/>
-                <w:szCs w:val="28"/>
-              </w:rPr>
-              <w:t>20</w:t>
-            </w:r>
-          </w:p>
-        </w:tc>
-        <w:tc>
-          <w:tcPr>
-            <w:tcW w:w="2552" w:type="dxa"/>
-            <w:vAlign w:val="center"/>
-          </w:tcPr>
-          <w:p>
-            <w:pPr>
-              <w:spacing w:line="360" w:lineRule="auto"/>
-              <w:jc w:val="center"/>
-              <w:rPr>
-                <w:sz w:val="28"/>
-                <w:szCs w:val="28"/>
-              </w:rPr>
-            </w:pPr>
-            <w:r>
-              <w:rPr>
-                <w:sz w:val="28"/>
-                <w:szCs w:val="28"/>
-              </w:rPr>
-              <w:t>9</w:t>
-            </w:r>
-            <w:r>
-              <w:rPr>
-                <w:sz w:val="28"/>
-                <w:szCs w:val="28"/>
-              </w:rPr>
-              <w:t>3</w:t>
-            </w:r>
-            <w:r>
-              <w:rPr>
-                <w:sz w:val="28"/>
-                <w:szCs w:val="28"/>
-              </w:rPr>
-              <w:t>,9</w:t>
-            </w:r>
-          </w:p>
-        </w:tc>
-        <w:tc>
-          <w:tcPr>
-            <w:tcW w:w="1036" w:type="dxa"/>
-            <w:vAlign w:val="center"/>
-          </w:tcPr>
-          <w:p>
-            <w:pPr>
-              <w:spacing w:line="360" w:lineRule="auto"/>
-              <w:jc w:val="center"/>
-              <w:rPr>
-                <w:sz w:val="28"/>
-                <w:szCs w:val="28"/>
-              </w:rPr>
-            </w:pPr>
-            <w:r>
-              <w:rPr>
-                <w:sz w:val="28"/>
-                <w:szCs w:val="28"/>
-              </w:rPr>
-              <w:t>27–30</w:t>
-            </w:r>
-          </w:p>
-        </w:tc>
-      </w:tr>
-      <w:tr>
-        <w:tc>
-          <w:tcPr>
-            <w:tcW w:w="562" w:type="dxa"/>
-            <w:vAlign w:val="center"/>
-          </w:tcPr>
-          <w:p>
-            <w:pPr>
-              <w:spacing w:line="360" w:lineRule="auto"/>
-              <w:jc w:val="center"/>
-              <w:rPr>
-                <w:sz w:val="28"/>
-                <w:szCs w:val="28"/>
-              </w:rPr>
-            </w:pPr>
-            <w:r>
-              <w:rPr>
-                <w:sz w:val="28"/>
-                <w:szCs w:val="28"/>
-              </w:rPr>
-              <w:t>6</w:t>
-            </w:r>
-          </w:p>
-        </w:tc>
-        <w:tc>
-          <w:tcPr>
-            <w:tcW w:w="4678" w:type="dxa"/>
-            <w:vAlign w:val="center"/>
-          </w:tcPr>
-          <w:p>
-            <w:pPr>
-              <w:spacing w:line="360" w:lineRule="auto"/>
-              <w:jc w:val="center"/>
-              <w:rPr>
-                <w:sz w:val="28"/>
-                <w:szCs w:val="28"/>
-              </w:rPr>
-            </w:pPr>
-            <w:r>
-              <w:rPr>
-                <w:sz w:val="28"/>
-                <w:szCs w:val="28"/>
-              </w:rPr>
-              <w:t>Отсутствие рук</w:t>
-            </w:r>
-          </w:p>
-        </w:tc>
-        <w:tc>
-          <w:tcPr>
-            <w:tcW w:w="1134" w:type="dxa"/>
-            <w:vAlign w:val="center"/>
-          </w:tcPr>
-          <w:p>
-            <w:pPr>
-              <w:spacing w:line="360" w:lineRule="auto"/>
-              <w:jc w:val="center"/>
-              <w:rPr>
-                <w:sz w:val="28"/>
-                <w:szCs w:val="28"/>
-              </w:rPr>
-            </w:pPr>
-            <w:r>
-              <w:rPr>
-                <w:sz w:val="28"/>
-                <w:szCs w:val="28"/>
-              </w:rPr>
-              <w:t>15</w:t>
-            </w:r>
-          </w:p>
-        </w:tc>
-        <w:tc>
-          <w:tcPr>
-            <w:tcW w:w="2552" w:type="dxa"/>
-            <w:vAlign w:val="center"/>
-          </w:tcPr>
-          <w:p>
-            <w:pPr>
-              <w:spacing w:line="360" w:lineRule="auto"/>
-              <w:jc w:val="center"/>
-              <w:rPr>
-                <w:sz w:val="28"/>
-                <w:szCs w:val="28"/>
-              </w:rPr>
-            </w:pPr>
-            <w:r>
-              <w:rPr>
-                <w:sz w:val="28"/>
-                <w:szCs w:val="28"/>
-              </w:rPr>
-              <w:t>100 (при N=0)</w:t>
-            </w:r>
-          </w:p>
-        </w:tc>
-        <w:tc>
-          <w:tcPr>
-            <w:tcW w:w="1036" w:type="dxa"/>
-            <w:vAlign w:val="center"/>
-          </w:tcPr>
-          <w:p>
-            <w:pPr>
-              <w:spacing w:line="360" w:lineRule="auto"/>
-              <w:jc w:val="center"/>
-              <w:rPr>
-                <w:sz w:val="28"/>
-                <w:szCs w:val="28"/>
-              </w:rPr>
-            </w:pPr>
-            <w:r>
-              <w:rPr>
-                <w:sz w:val="28"/>
-                <w:szCs w:val="28"/>
-              </w:rPr>
-              <w:t>31–34</w:t>
-            </w:r>
-          </w:p>
-        </w:tc>
-      </w:tr>
-    </w:tbl>
-    <w:p>
-      <w:pPr>
-        <w:spacing w:line="360" w:lineRule="auto"/>
-        <w:jc w:val="both"/>
-        <w:rPr>
-          <w:sz w:val="28"/>
-          <w:szCs w:val="28"/>
-        </w:rPr>
-      </w:pPr>
+        <w:t xml:space="preserve">Наиболее впечатляющие результаты были получены при модификации полносвязной части сети. Конфигурации Double (64–32) и Triple (128–64–32) достигли идеальных показателей: точность </w:t>
+      </w:r>
+      <w:r>
+        <w:rPr>
+          <w:sz w:val="28"/>
+          <w:szCs w:val="28"/>
+        </w:rPr>
+        <w:t>96,07</w:t>
+      </w:r>
+      <w:r>
+        <w:rPr>
+          <w:sz w:val="28"/>
+          <w:szCs w:val="28"/>
+        </w:rPr>
+        <w:t xml:space="preserve">%, F1-мера </w:t>
+      </w:r>
+      <w:r>
+        <w:rPr>
+          <w:sz w:val="28"/>
+          <w:szCs w:val="28"/>
+        </w:rPr>
+        <w:t>0,9596</w:t>
+      </w:r>
+      <w:r>
+        <w:rPr>
+          <w:sz w:val="28"/>
+          <w:szCs w:val="28"/>
+        </w:rPr>
+        <w:t>. Это подтверждает, что правильно подобранная структура dense-слоёв способна значительно повысить качество классификации. Модель Single-32 также показала высокий результат (</w:t>
+      </w:r>
+      <w:r>
+        <w:rPr>
+          <w:sz w:val="28"/>
+          <w:szCs w:val="28"/>
+        </w:rPr>
+        <w:t>94,11</w:t>
+      </w:r>
+      <w:r>
+        <w:rPr>
+          <w:sz w:val="28"/>
+          <w:szCs w:val="28"/>
+        </w:rPr>
+        <w:t>% точности), что свидетельствует о том, что даже один дополнительный слой может быть достаточным при правильной настройке.</w:t>
+      </w:r>
     </w:p>
     <w:p>
       <w:pPr>
@@ -8642,11 +5360,712 @@
         <w:ind w:firstLine="720"/>
         <w:jc w:val="both"/>
         <w:rPr>
-          <w:sz w:val="28"/>
-          <w:szCs w:val="28"/>
-          <w:lang w:val="en-US"/>
-        </w:rPr>
-      </w:pPr>
+          <w:b/>
+          <w:bCs/>
+          <w:sz w:val="28"/>
+          <w:szCs w:val="28"/>
+        </w:rPr>
+      </w:pPr>
+      <w:r>
+        <w:rPr>
+          <w:b/>
+          <w:bCs/>
+          <w:sz w:val="28"/>
+          <w:szCs w:val="28"/>
+        </w:rPr>
+        <w:t>Анализ влияния параметра скорости обучения</w:t>
+      </w:r>
+    </w:p>
+    <w:p>
+      <w:pPr>
+        <w:spacing w:line="360" w:lineRule="auto"/>
+        <w:ind w:firstLine="720"/>
+        <w:jc w:val="both"/>
+        <w:rPr>
+          <w:sz w:val="28"/>
+          <w:szCs w:val="28"/>
+        </w:rPr>
+      </w:pPr>
+      <w:r>
+        <w:rPr>
+          <w:sz w:val="28"/>
+          <w:szCs w:val="28"/>
+        </w:rPr>
+        <w:t xml:space="preserve">Третьим критически важным аспектом оптимизации стал выбор оптимальной скорости обучения (learning rate) для оптимизатора Adam. Были протестированы пять различных значений, охватывающих широкий диапазон: </w:t>
+      </w:r>
+      <w:r>
+        <w:rPr>
+          <w:sz w:val="28"/>
+          <w:szCs w:val="28"/>
+        </w:rPr>
+        <w:t>0.0001, 0.0005, 0.001, 0.005 и 0.01. Все эксперименты проводились с фиксированной архитектурой модели, включающей LSTM слои с конфигурацией Medium (64-128-64 юнита) и Dense слои с конфигурацией Double (64-32 нейрона).</w:t>
+      </w:r>
+      <w:r>
+        <w:rPr>
+          <w:sz w:val="28"/>
+          <w:szCs w:val="28"/>
+        </w:rPr>
+        <w:t xml:space="preserve"> Каждое из этих значений </w:t>
+      </w:r>
+      <w:r>
+        <w:rPr>
+          <w:sz w:val="28"/>
+          <w:szCs w:val="28"/>
+        </w:rPr>
+        <w:lastRenderedPageBreak/>
+        <w:t>теоретически должно было обеспечить различный баланс между скоростью сходимости модели и стабильностью процесса обучения.</w:t>
+      </w:r>
+    </w:p>
+    <w:p>
+      <w:pPr>
+        <w:spacing w:line="360" w:lineRule="auto"/>
+        <w:jc w:val="center"/>
+        <w:rPr>
+          <w:sz w:val="28"/>
+          <w:szCs w:val="28"/>
+        </w:rPr>
+      </w:pPr>
+      <w:r>
+        <w:rPr>
+          <w:noProof/>
+          <w:sz w:val="28"/>
+          <w:szCs w:val="28"/>
+        </w:rPr>
+        <w:drawing>
+          <wp:inline distT="0" distB="0" distL="0" distR="0" wp14:anchorId="520A886B" wp14:editId="455F8235">
+            <wp:extent cx="5924550" cy="4187347"/>
+            <wp:effectExtent l="0" t="0" r="0" b="3810"/>
+            <wp:docPr id="10" name="Picture 10"/>
+            <wp:cNvGraphicFramePr>
+              <a:graphicFrameLocks xmlns:a="http://schemas.openxmlformats.org/drawingml/2006/main" noChangeAspect="1"/>
+            </wp:cNvGraphicFramePr>
+            <a:graphic xmlns:a="http://schemas.openxmlformats.org/drawingml/2006/main">
+              <a:graphicData uri="http://schemas.openxmlformats.org/drawingml/2006/picture">
+                <pic:pic xmlns:pic="http://schemas.openxmlformats.org/drawingml/2006/picture">
+                  <pic:nvPicPr>
+                    <pic:cNvPr id="1" name=""/>
+                    <pic:cNvPicPr/>
+                  </pic:nvPicPr>
+                  <pic:blipFill>
+                    <a:blip r:embed="rId18"/>
+                    <a:stretch>
+                      <a:fillRect/>
+                    </a:stretch>
+                  </pic:blipFill>
+                  <pic:spPr>
+                    <a:xfrm>
+                      <a:off x="0" y="0"/>
+                      <a:ext cx="5931565" cy="4192305"/>
+                    </a:xfrm>
+                    <a:prstGeom prst="rect">
+                      <a:avLst/>
+                    </a:prstGeom>
+                  </pic:spPr>
+                </pic:pic>
+              </a:graphicData>
+            </a:graphic>
+          </wp:inline>
+        </w:drawing>
+      </w:r>
+    </w:p>
+    <w:p>
+      <w:pPr>
+        <w:spacing w:line="360" w:lineRule="auto"/>
+        <w:jc w:val="center"/>
+        <w:rPr>
+          <w:sz w:val="28"/>
+          <w:szCs w:val="28"/>
+        </w:rPr>
+      </w:pPr>
+      <w:r>
+        <w:rPr>
+          <w:bCs/>
+          <w:color w:val="000000" w:themeColor="text1"/>
+          <w:sz w:val="28"/>
+          <w:szCs w:val="28"/>
+        </w:rPr>
+        <w:t>Рис.</w:t>
+      </w:r>
+      <w:r>
+        <w:rPr>
+          <w:bCs/>
+          <w:color w:val="000000" w:themeColor="text1"/>
+          <w:sz w:val="28"/>
+          <w:szCs w:val="28"/>
+          <w:lang w:val="vi-VN"/>
+        </w:rPr>
+        <w:t xml:space="preserve"> 4.</w:t>
+      </w:r>
+      <w:r>
+        <w:rPr>
+          <w:bCs/>
+          <w:color w:val="000000" w:themeColor="text1"/>
+          <w:sz w:val="28"/>
+          <w:szCs w:val="28"/>
+        </w:rPr>
+        <w:t>10</w:t>
+      </w:r>
+      <w:r>
+        <w:rPr>
+          <w:bCs/>
+          <w:color w:val="000000" w:themeColor="text1"/>
+          <w:sz w:val="28"/>
+          <w:szCs w:val="28"/>
+        </w:rPr>
+        <w:t xml:space="preserve"> </w:t>
+      </w:r>
+      <w:r>
+        <w:rPr>
+          <w:bCs/>
+          <w:color w:val="000000" w:themeColor="text1"/>
+          <w:sz w:val="28"/>
+          <w:szCs w:val="28"/>
+        </w:rPr>
+        <w:t>–</w:t>
+      </w:r>
+      <w:r>
+        <w:rPr>
+          <w:bCs/>
+          <w:color w:val="000000" w:themeColor="text1"/>
+          <w:sz w:val="28"/>
+          <w:szCs w:val="28"/>
+        </w:rPr>
+        <w:t xml:space="preserve"> </w:t>
+      </w:r>
+      <w:r>
+        <w:rPr>
+          <w:bCs/>
+          <w:color w:val="000000" w:themeColor="text1"/>
+          <w:sz w:val="28"/>
+          <w:szCs w:val="28"/>
+        </w:rPr>
+        <w:t>Метрики производительности от</w:t>
+      </w:r>
+      <w:r>
+        <w:rPr>
+          <w:bCs/>
+          <w:color w:val="000000" w:themeColor="text1"/>
+          <w:sz w:val="28"/>
+          <w:szCs w:val="28"/>
+        </w:rPr>
+        <w:t xml:space="preserve"> </w:t>
+      </w:r>
+      <w:r>
+        <w:rPr>
+          <w:bCs/>
+          <w:color w:val="000000" w:themeColor="text1"/>
+          <w:sz w:val="28"/>
+          <w:szCs w:val="28"/>
+        </w:rPr>
+        <w:t>скорости обучения</w:t>
+      </w:r>
+      <w:r>
+        <w:rPr>
+          <w:bCs/>
+          <w:color w:val="000000" w:themeColor="text1"/>
+          <w:sz w:val="28"/>
+          <w:szCs w:val="28"/>
+          <w:lang w:val="vi-VN"/>
+        </w:rPr>
+        <w:t>.</w:t>
+      </w:r>
+    </w:p>
+    <w:p>
+      <w:pPr>
+        <w:spacing w:line="360" w:lineRule="auto"/>
+        <w:ind w:firstLine="720"/>
+        <w:jc w:val="both"/>
+        <w:rPr>
+          <w:sz w:val="28"/>
+          <w:szCs w:val="28"/>
+        </w:rPr>
+      </w:pPr>
+      <w:r>
+        <w:rPr>
+          <w:sz w:val="28"/>
+          <w:szCs w:val="28"/>
+        </w:rPr>
+        <w:t>Результаты показывают чёткую закономерность: при увеличении learning rate от 0,0001 до 0,005 наблюдается рост качества модели, после чего при значении 0,01 происходит резкое ухудшение всех метрик. Наивысшая точность — 98,04% — достигнута при learning rate, равном 0,005, однако значение validation loss при этом оказалось достаточно высоким (0,226), что может свидетельствовать о неполной сходимости модели или о необходимости увеличения количества эпох. Наиболее стабильные результаты с низким validation loss (0,033) продемонстрировала модель с learning rate 0,001, достигнув точности 96,08%.</w:t>
+      </w:r>
+    </w:p>
+    <w:p>
+      <w:pPr>
+        <w:pStyle w:val="Heading2"/>
+        <w:rPr>
+          <w:szCs w:val="28"/>
+          <w:lang w:val="ru-RU"/>
+        </w:rPr>
+      </w:pPr>
+      <w:bookmarkStart w:id="5" w:name="_Toc224983925"/>
+      <w:r>
+        <w:rPr>
+          <w:szCs w:val="28"/>
+          <w:lang w:val="ru-RU"/>
+        </w:rPr>
+        <w:t>4</w:t>
+      </w:r>
+      <w:r>
+        <w:rPr>
+          <w:szCs w:val="28"/>
+          <w:lang w:val="ru-RU"/>
+        </w:rPr>
+        <w:t xml:space="preserve">. </w:t>
+      </w:r>
+      <w:r>
+        <w:rPr>
+          <w:szCs w:val="28"/>
+          <w:lang w:val="ru-RU"/>
+        </w:rPr>
+        <w:t>Метрики скорости работы системы</w:t>
+      </w:r>
+      <w:bookmarkEnd w:id="5"/>
+    </w:p>
+    <w:p>
+      <w:pPr>
+        <w:spacing w:line="360" w:lineRule="auto"/>
+        <w:ind w:firstLine="720"/>
+        <w:jc w:val="both"/>
+        <w:rPr>
+          <w:sz w:val="28"/>
+          <w:szCs w:val="28"/>
+        </w:rPr>
+      </w:pPr>
+      <w:r>
+        <w:rPr>
+          <w:sz w:val="28"/>
+          <w:szCs w:val="28"/>
+        </w:rPr>
+        <w:t xml:space="preserve">Детальный анализ скорости работы системы проводился в двух режимах: обработка отдельных образцов и обработка батчей различного размера. Для режима </w:t>
+      </w:r>
+      <w:r>
+        <w:rPr>
+          <w:sz w:val="28"/>
+          <w:szCs w:val="28"/>
+        </w:rPr>
+        <w:lastRenderedPageBreak/>
+        <w:t xml:space="preserve">обработки отдельных образцов среднее время обработки одной последовательности жеста составило 49,35 миллисекунды. Это время включает полный цикл: загрузку данных последовательности из десяти кадров, где каждый кадр содержит </w:t>
+      </w:r>
+      <w:r>
+        <w:rPr>
+          <w:sz w:val="28"/>
+          <w:szCs w:val="28"/>
+        </w:rPr>
+        <w:t>126</w:t>
+      </w:r>
+      <w:r>
+        <w:rPr>
+          <w:sz w:val="28"/>
+          <w:szCs w:val="28"/>
+        </w:rPr>
+        <w:t xml:space="preserve"> признаков (координаты ключевых точек обеих рук), прохождение этих данных через три LSTM слоя с конфигурацией 64-128-64 юнита, обработку через два Dense слоя с конфигурацией 64-32 нейрона, вычисление финальных вероятностей через softmax активацию над десятью выходными нейронами, и формирование предсказания путем выбора класса с максимальной вероятностью.</w:t>
+      </w:r>
+    </w:p>
+    <w:p>
+      <w:pPr>
+        <w:spacing w:line="360" w:lineRule="auto"/>
+        <w:jc w:val="center"/>
+        <w:rPr>
+          <w:sz w:val="28"/>
+          <w:szCs w:val="28"/>
+        </w:rPr>
+      </w:pPr>
+      <w:r>
+        <w:rPr>
+          <w:noProof/>
+          <w:sz w:val="28"/>
+          <w:szCs w:val="28"/>
+        </w:rPr>
+        <w:drawing>
+          <wp:inline distT="0" distB="0" distL="0" distR="0" wp14:anchorId="3317A0AA" wp14:editId="48A990B9">
+            <wp:extent cx="4676775" cy="3448019"/>
+            <wp:effectExtent l="0" t="0" r="0" b="635"/>
+            <wp:docPr id="6" name="Picture 6"/>
+            <wp:cNvGraphicFramePr>
+              <a:graphicFrameLocks xmlns:a="http://schemas.openxmlformats.org/drawingml/2006/main" noChangeAspect="1"/>
+            </wp:cNvGraphicFramePr>
+            <a:graphic xmlns:a="http://schemas.openxmlformats.org/drawingml/2006/main">
+              <a:graphicData uri="http://schemas.openxmlformats.org/drawingml/2006/picture">
+                <pic:pic xmlns:pic="http://schemas.openxmlformats.org/drawingml/2006/picture">
+                  <pic:nvPicPr>
+                    <pic:cNvPr id="1" name=""/>
+                    <pic:cNvPicPr/>
+                  </pic:nvPicPr>
+                  <pic:blipFill>
+                    <a:blip r:embed="rId19"/>
+                    <a:stretch>
+                      <a:fillRect/>
+                    </a:stretch>
+                  </pic:blipFill>
+                  <pic:spPr>
+                    <a:xfrm>
+                      <a:off x="0" y="0"/>
+                      <a:ext cx="4701874" cy="3466523"/>
+                    </a:xfrm>
+                    <a:prstGeom prst="rect">
+                      <a:avLst/>
+                    </a:prstGeom>
+                  </pic:spPr>
+                </pic:pic>
+              </a:graphicData>
+            </a:graphic>
+          </wp:inline>
+        </w:drawing>
+      </w:r>
+    </w:p>
+    <w:p>
+      <w:pPr>
+        <w:spacing w:line="360" w:lineRule="auto"/>
+        <w:jc w:val="center"/>
+        <w:rPr>
+          <w:sz w:val="28"/>
+          <w:szCs w:val="28"/>
+        </w:rPr>
+      </w:pPr>
+      <w:r>
+        <w:rPr>
+          <w:bCs/>
+          <w:color w:val="000000" w:themeColor="text1"/>
+          <w:sz w:val="28"/>
+          <w:szCs w:val="28"/>
+        </w:rPr>
+        <w:t>Рис.</w:t>
+      </w:r>
+      <w:r>
+        <w:rPr>
+          <w:bCs/>
+          <w:color w:val="000000" w:themeColor="text1"/>
+          <w:sz w:val="28"/>
+          <w:szCs w:val="28"/>
+          <w:lang w:val="vi-VN"/>
+        </w:rPr>
+        <w:t xml:space="preserve"> 4.</w:t>
+      </w:r>
+      <w:r>
+        <w:rPr>
+          <w:bCs/>
+          <w:color w:val="000000" w:themeColor="text1"/>
+          <w:sz w:val="28"/>
+          <w:szCs w:val="28"/>
+        </w:rPr>
+        <w:t>1</w:t>
+      </w:r>
+      <w:r>
+        <w:rPr>
+          <w:bCs/>
+          <w:color w:val="000000" w:themeColor="text1"/>
+          <w:sz w:val="28"/>
+          <w:szCs w:val="28"/>
+        </w:rPr>
+        <w:t>1</w:t>
+      </w:r>
+      <w:r>
+        <w:rPr>
+          <w:bCs/>
+          <w:color w:val="000000" w:themeColor="text1"/>
+          <w:sz w:val="28"/>
+          <w:szCs w:val="28"/>
+        </w:rPr>
+        <w:t xml:space="preserve"> </w:t>
+      </w:r>
+      <w:r>
+        <w:rPr>
+          <w:bCs/>
+          <w:color w:val="000000" w:themeColor="text1"/>
+          <w:sz w:val="28"/>
+          <w:szCs w:val="28"/>
+        </w:rPr>
+        <w:t>–</w:t>
+      </w:r>
+      <w:r>
+        <w:rPr>
+          <w:bCs/>
+          <w:color w:val="000000" w:themeColor="text1"/>
+          <w:sz w:val="28"/>
+          <w:szCs w:val="28"/>
+        </w:rPr>
+        <w:t xml:space="preserve"> </w:t>
+      </w:r>
+      <w:r>
+        <w:rPr>
+          <w:bCs/>
+          <w:color w:val="000000" w:themeColor="text1"/>
+          <w:sz w:val="28"/>
+          <w:szCs w:val="28"/>
+        </w:rPr>
+        <w:t>Скорость инференса</w:t>
+      </w:r>
+      <w:r>
+        <w:rPr>
+          <w:sz w:val="28"/>
+          <w:szCs w:val="28"/>
+        </w:rPr>
+        <w:t>.</w:t>
+      </w:r>
+    </w:p>
+    <w:p>
+      <w:pPr>
+        <w:spacing w:line="360" w:lineRule="auto"/>
+        <w:ind w:firstLine="720"/>
+        <w:jc w:val="both"/>
+        <w:rPr>
+          <w:sz w:val="28"/>
+          <w:szCs w:val="28"/>
+        </w:rPr>
+      </w:pPr>
+      <w:r>
+        <w:rPr>
+          <w:sz w:val="28"/>
+          <w:szCs w:val="28"/>
+        </w:rPr>
+        <w:t>Стандартное отклонение времени обработки составило 2,41 миллисекунды, что указывает на относительно стабильную производительность с небольшими вариациями между различными образцами. Минимальное время обработки составило 46,63 миллисекунды, в то время как максимальное время достигло 65,83 миллисекунды. Разница между минимумом и максимумом составляет около 19 миллисекунд, что представляет собой вариацию приблизительно 40% относительно минимального значения.</w:t>
+      </w:r>
+    </w:p>
+    <w:p>
+      <w:pPr>
+        <w:spacing w:line="360" w:lineRule="auto"/>
+        <w:jc w:val="center"/>
+        <w:rPr>
+          <w:sz w:val="28"/>
+          <w:szCs w:val="28"/>
+        </w:rPr>
+      </w:pPr>
+      <w:r>
+        <w:rPr>
+          <w:noProof/>
+          <w:sz w:val="28"/>
+          <w:szCs w:val="28"/>
+        </w:rPr>
+        <w:lastRenderedPageBreak/>
+        <w:drawing>
+          <wp:inline distT="0" distB="0" distL="0" distR="0" wp14:anchorId="0B9DE7F9" wp14:editId="49FF139F">
+            <wp:extent cx="5629275" cy="4132764"/>
+            <wp:effectExtent l="0" t="0" r="0" b="1270"/>
+            <wp:docPr id="7" name="Picture 7"/>
+            <wp:cNvGraphicFramePr>
+              <a:graphicFrameLocks xmlns:a="http://schemas.openxmlformats.org/drawingml/2006/main" noChangeAspect="1"/>
+            </wp:cNvGraphicFramePr>
+            <a:graphic xmlns:a="http://schemas.openxmlformats.org/drawingml/2006/main">
+              <a:graphicData uri="http://schemas.openxmlformats.org/drawingml/2006/picture">
+                <pic:pic xmlns:pic="http://schemas.openxmlformats.org/drawingml/2006/picture">
+                  <pic:nvPicPr>
+                    <pic:cNvPr id="1" name=""/>
+                    <pic:cNvPicPr/>
+                  </pic:nvPicPr>
+                  <pic:blipFill>
+                    <a:blip r:embed="rId20"/>
+                    <a:stretch>
+                      <a:fillRect/>
+                    </a:stretch>
+                  </pic:blipFill>
+                  <pic:spPr>
+                    <a:xfrm>
+                      <a:off x="0" y="0"/>
+                      <a:ext cx="5640672" cy="4141131"/>
+                    </a:xfrm>
+                    <a:prstGeom prst="rect">
+                      <a:avLst/>
+                    </a:prstGeom>
+                  </pic:spPr>
+                </pic:pic>
+              </a:graphicData>
+            </a:graphic>
+          </wp:inline>
+        </w:drawing>
+      </w:r>
+    </w:p>
+    <w:p>
+      <w:pPr>
+        <w:spacing w:line="360" w:lineRule="auto"/>
+        <w:jc w:val="center"/>
+        <w:rPr>
+          <w:sz w:val="28"/>
+          <w:szCs w:val="28"/>
+        </w:rPr>
+      </w:pPr>
+      <w:r>
+        <w:rPr>
+          <w:bCs/>
+          <w:color w:val="000000" w:themeColor="text1"/>
+          <w:sz w:val="28"/>
+          <w:szCs w:val="28"/>
+        </w:rPr>
+        <w:t>Рис.</w:t>
+      </w:r>
+      <w:r>
+        <w:rPr>
+          <w:bCs/>
+          <w:color w:val="000000" w:themeColor="text1"/>
+          <w:sz w:val="28"/>
+          <w:szCs w:val="28"/>
+          <w:lang w:val="vi-VN"/>
+        </w:rPr>
+        <w:t xml:space="preserve"> 4.</w:t>
+      </w:r>
+      <w:r>
+        <w:rPr>
+          <w:bCs/>
+          <w:color w:val="000000" w:themeColor="text1"/>
+          <w:sz w:val="28"/>
+          <w:szCs w:val="28"/>
+        </w:rPr>
+        <w:t>1</w:t>
+      </w:r>
+      <w:r>
+        <w:rPr>
+          <w:bCs/>
+          <w:color w:val="000000" w:themeColor="text1"/>
+          <w:sz w:val="28"/>
+          <w:szCs w:val="28"/>
+        </w:rPr>
+        <w:t>2</w:t>
+      </w:r>
+      <w:r>
+        <w:rPr>
+          <w:bCs/>
+          <w:color w:val="000000" w:themeColor="text1"/>
+          <w:sz w:val="28"/>
+          <w:szCs w:val="28"/>
+        </w:rPr>
+        <w:t xml:space="preserve"> </w:t>
+      </w:r>
+      <w:r>
+        <w:rPr>
+          <w:bCs/>
+          <w:color w:val="000000" w:themeColor="text1"/>
+          <w:sz w:val="28"/>
+          <w:szCs w:val="28"/>
+        </w:rPr>
+        <w:t>–</w:t>
+      </w:r>
+      <w:r>
+        <w:rPr>
+          <w:bCs/>
+          <w:color w:val="000000" w:themeColor="text1"/>
+          <w:sz w:val="28"/>
+          <w:szCs w:val="28"/>
+        </w:rPr>
+        <w:t xml:space="preserve"> </w:t>
+      </w:r>
+      <w:r>
+        <w:rPr>
+          <w:bCs/>
+          <w:color w:val="000000" w:themeColor="text1"/>
+          <w:sz w:val="28"/>
+          <w:szCs w:val="28"/>
+        </w:rPr>
+        <w:t>Производительность по батчам</w:t>
+      </w:r>
+      <w:r>
+        <w:rPr>
+          <w:sz w:val="28"/>
+          <w:szCs w:val="28"/>
+        </w:rPr>
+        <w:t>.</w:t>
+      </w:r>
+    </w:p>
+    <w:p>
+      <w:pPr>
+        <w:spacing w:line="360" w:lineRule="auto"/>
+        <w:ind w:firstLine="720"/>
+        <w:jc w:val="both"/>
+        <w:rPr>
+          <w:sz w:val="28"/>
+          <w:szCs w:val="28"/>
+        </w:rPr>
+      </w:pPr>
+      <w:r>
+        <w:rPr>
+          <w:sz w:val="28"/>
+          <w:szCs w:val="28"/>
+        </w:rPr>
+        <w:t>Анализ производительности при обработке батчей различного размера выявил интересные закономерности. Для батча размером один образец среднее время обработки составило 50,21 миллисекунды на батч, что соответствует 50,21 миллисекунды на один образец. Это значение практически совпадает со средним временем 49,35 миллисекунды, измеренным в режиме обработки отдельных образцов, подтверждая консистентность измерений. Стандартное отклонение составило 1,88 миллисекунды, минимальное время - 47,72 миллисекунды, а максимальное - 57,96 миллисекунды.</w:t>
+      </w:r>
+    </w:p>
+    <w:p>
+      <w:pPr>
+        <w:spacing w:line="360" w:lineRule="auto"/>
+        <w:ind w:firstLine="720"/>
+        <w:jc w:val="both"/>
+        <w:rPr>
+          <w:sz w:val="28"/>
+          <w:szCs w:val="28"/>
+        </w:rPr>
+      </w:pPr>
+      <w:r>
+        <w:rPr>
+          <w:sz w:val="28"/>
+          <w:szCs w:val="28"/>
+        </w:rPr>
+        <w:t xml:space="preserve">Для батча размером пять образцов среднее время обработки всего батча составило 50,78 миллисекунды, что соответствует 10,16 миллисекунды на один образец. Это представляет собой значительное ускорение по сравнению с обработкой отдельных образцов: время на образец сокращается приблизительно в пять раз за счет батчевой обработки. Такое ускорение объясняется эффективной </w:t>
+      </w:r>
+      <w:r>
+        <w:rPr>
+          <w:sz w:val="28"/>
+          <w:szCs w:val="28"/>
+        </w:rPr>
+        <w:lastRenderedPageBreak/>
+        <w:t>параллелизацией вычислений при обработке батчей на современных процессорах и графических ускорителях, где матричные операции над батчем данных выполняются значительно эффективнее, чем последовательная обработка каждого образца отдельно.</w:t>
+      </w:r>
+      <w:r>
+        <w:rPr>
+          <w:sz w:val="28"/>
+          <w:szCs w:val="28"/>
+        </w:rPr>
+        <w:t xml:space="preserve"> </w:t>
+      </w:r>
+    </w:p>
+    <w:p>
+      <w:pPr>
+        <w:spacing w:line="360" w:lineRule="auto"/>
+        <w:ind w:firstLine="720"/>
+        <w:jc w:val="both"/>
+        <w:rPr>
+          <w:sz w:val="28"/>
+          <w:szCs w:val="28"/>
+        </w:rPr>
+      </w:pPr>
+      <w:r>
+        <w:rPr>
+          <w:sz w:val="28"/>
+          <w:szCs w:val="28"/>
+        </w:rPr>
+        <w:t>Однако важно отметить, что хотя батчевая обработка существенно снижает время на образец, она вносит задержку в формирование предсказаний</w:t>
+      </w:r>
+      <w:r>
+        <w:rPr>
+          <w:sz w:val="28"/>
+          <w:szCs w:val="28"/>
+        </w:rPr>
+        <w:t>.</w:t>
+      </w:r>
+      <w:r>
+        <w:rPr>
+          <w:sz w:val="28"/>
+          <w:szCs w:val="28"/>
+        </w:rPr>
+        <w:t xml:space="preserve"> </w:t>
+      </w:r>
+      <w:r>
+        <w:rPr>
+          <w:sz w:val="28"/>
+          <w:szCs w:val="28"/>
+        </w:rPr>
+        <w:t>Полученные данные свидетельствуют о том, что модель обладает высокой вычислительной эффективностью и позволяет гибко настраивать баланс между задержкой и пропускной способностью в зависимости от требований конкретного сценария использования. Для задач, критичных к задержке, рекомендуется использовать пакеты малого размера, а для достижения максимальной пропускной способности — пакеты из 30 образцов.</w:t>
+      </w:r>
+      <w:r>
+        <w:rPr>
+          <w:sz w:val="28"/>
+          <w:szCs w:val="28"/>
+        </w:rPr>
+        <w:t xml:space="preserve"> </w:t>
+      </w:r>
+      <w:r>
+        <w:rPr>
+          <w:sz w:val="28"/>
+          <w:szCs w:val="28"/>
+        </w:rPr>
+        <w:t>Для применений распознавания жестов в процессе коммуникации, более релевантным является режим обработки отдельных образцов или небольших батчей, где задержка минимальна, даже если это означает несколько меньшую вычислительную эффективность.</w:t>
+      </w:r>
     </w:p>
     <w:p>
       <w:pPr>
@@ -8699,7 +6118,7 @@
           <w:lang w:val="ru-RU"/>
         </w:rPr>
       </w:pPr>
-      <w:bookmarkStart w:id="8" w:name="_Toc215227097"/>
+      <w:bookmarkStart w:id="6" w:name="_Toc224983926"/>
       <w:r>
         <w:rPr>
           <w:rFonts w:cs="Times New Roman"/>
@@ -8712,7 +6131,7 @@
         <w:lastRenderedPageBreak/>
         <w:t>ЗАКЛЮЧЕНИЕ</w:t>
       </w:r>
-      <w:bookmarkEnd w:id="8"/>
+      <w:bookmarkEnd w:id="6"/>
     </w:p>
     <w:p>
       <w:pPr>
@@ -8729,7 +6148,7 @@
           <w:sz w:val="28"/>
           <w:szCs w:val="28"/>
         </w:rPr>
-        <w:t>Разработанная система обладает интуитивно понятным современным интерфейсом, корректно распознаёт жесты из обученного словаря с высокой уверенностью и предоставляет пользователю возможность формировать осмысленные русскоязычные предложения с автоматической грамматической коррекцией. Все заявленные функции реализованы и подтверждены практической демонстрацией.</w:t>
+        <w:t>В результате проведенного исследования была разработана эффективная система распознавания жестового языка на основе LSTM нейронных сетей с точностью 96-98% при скорости обработки около 50 миллисекунд на образец. Систематическая оптимизация параметров выявила оптимальную конфигурацию системы: LSTM архитектура Medium (64-128-64) с pyramid-структурой, Dense архитектура Double (64-32), скорость обучения 0.001 и порог уверенности 0.9.</w:t>
       </w:r>
     </w:p>
     <w:p>
@@ -8747,7 +6166,7 @@
           <w:sz w:val="28"/>
           <w:szCs w:val="28"/>
         </w:rPr>
-        <w:t xml:space="preserve">Разработка метода перевода дактильных жестов в текст с использованием глубокого обучения представляет собой перспективное направление, сочетающее в себе достижения компьютерного зрения, искусственного интеллекта и социальную значимость. </w:t>
+        <w:t>Разработанная методология оптимизации и полученные практические рекомендации применимы к широкому классу задач обработки последовательностей и могут служить основой для дальнейших исследований в области распознавания жестового языка и компьютерного зрения.</w:t>
       </w:r>
     </w:p>
     <w:p>
@@ -8756,7 +6175,6 @@
         <w:ind w:firstLine="720"/>
         <w:jc w:val="both"/>
         <w:rPr>
-          <w:sz w:val="28"/>
           <w:szCs w:val="28"/>
         </w:rPr>
       </w:pPr>
@@ -8779,115 +6197,14 @@
           <w:sz w:val="28"/>
           <w:szCs w:val="28"/>
         </w:rPr>
-        <w:t xml:space="preserve"> следующие:</w:t>
-      </w:r>
-    </w:p>
-    <w:p>
-      <w:pPr>
-        <w:pStyle w:val="ListParagraph"/>
-        <w:numPr>
-          <w:ilvl w:val="0"/>
-          <w:numId w:val="23"/>
-        </w:numPr>
-        <w:rPr>
-          <w:szCs w:val="28"/>
-          <w:lang w:val="ru-RU"/>
-        </w:rPr>
-      </w:pPr>
-      <w:r>
-        <w:rPr>
-          <w:szCs w:val="28"/>
-          <w:lang w:val="ru-RU"/>
-        </w:rPr>
-        <w:t>Обоснован выбор средств программной реализации</w:t>
-      </w:r>
-      <w:r>
-        <w:rPr>
-          <w:szCs w:val="28"/>
-          <w:lang w:val="ru-RU"/>
-        </w:rPr>
-        <w:t>.</w:t>
-      </w:r>
-    </w:p>
-    <w:p>
-      <w:pPr>
-        <w:pStyle w:val="ListParagraph"/>
-        <w:numPr>
-          <w:ilvl w:val="0"/>
-          <w:numId w:val="23"/>
-        </w:numPr>
-        <w:rPr>
-          <w:szCs w:val="28"/>
-          <w:lang w:val="ru-RU"/>
-        </w:rPr>
-      </w:pPr>
-      <w:r>
-        <w:rPr>
-          <w:szCs w:val="28"/>
-          <w:lang w:val="ru-RU"/>
-        </w:rPr>
-        <w:t>Разработана структура программного обеспечения</w:t>
-      </w:r>
-      <w:r>
-        <w:rPr>
-          <w:szCs w:val="28"/>
-          <w:lang w:val="ru-RU"/>
-        </w:rPr>
-        <w:t>.</w:t>
-      </w:r>
-    </w:p>
-    <w:p>
-      <w:pPr>
-        <w:pStyle w:val="ListParagraph"/>
-        <w:numPr>
-          <w:ilvl w:val="0"/>
-          <w:numId w:val="23"/>
-        </w:numPr>
-        <w:rPr>
-          <w:szCs w:val="28"/>
-          <w:lang w:val="ru-RU"/>
-        </w:rPr>
-      </w:pPr>
-      <w:r>
-        <w:rPr>
-          <w:szCs w:val="28"/>
-          <w:lang w:val="ru-RU"/>
-        </w:rPr>
-        <w:t>Реализован метод перевода жестов рук в текст</w:t>
-      </w:r>
-      <w:r>
-        <w:rPr>
-          <w:szCs w:val="28"/>
-          <w:lang w:val="ru-RU"/>
-        </w:rPr>
-        <w:t>.</w:t>
-      </w:r>
-    </w:p>
-    <w:p>
-      <w:pPr>
-        <w:pStyle w:val="ListParagraph"/>
-        <w:numPr>
-          <w:ilvl w:val="0"/>
-          <w:numId w:val="23"/>
-        </w:numPr>
-        <w:rPr>
-          <w:szCs w:val="28"/>
-          <w:lang w:val="ru-RU"/>
-        </w:rPr>
-      </w:pPr>
-      <w:r>
-        <w:rPr>
-          <w:szCs w:val="28"/>
-          <w:lang w:val="ru-RU"/>
-        </w:rPr>
-        <w:t>Выполнено тестирование разработанного программного обеспечения</w:t>
-      </w:r>
-      <w:r>
-        <w:rPr>
-          <w:szCs w:val="28"/>
-          <w:lang w:val="ru-RU"/>
-        </w:rPr>
-        <w:t>.</w:t>
+        <w:t xml:space="preserve"> </w:t>
+      </w:r>
+      <w:r>
+        <w:rPr>
+          <w:sz w:val="28"/>
+          <w:szCs w:val="28"/>
+        </w:rPr>
+        <w:t>все задачи, цель работы достигнута.</w:t>
       </w:r>
     </w:p>
     <w:p>
@@ -8931,7 +6248,7 @@
           <w:lang w:val="ru-RU"/>
         </w:rPr>
       </w:pPr>
-      <w:bookmarkStart w:id="9" w:name="_Toc215227098"/>
+      <w:bookmarkStart w:id="7" w:name="_Toc224983927"/>
       <w:r>
         <w:rPr>
           <w:rFonts w:cs="Times New Roman"/>
@@ -8944,7 +6261,7 @@
         <w:lastRenderedPageBreak/>
         <w:t>СПИСОК ИСПОЛЬЗОВАННЫХ ИСТОЧНИКОВ</w:t>
       </w:r>
-      <w:bookmarkEnd w:id="9"/>
+      <w:bookmarkEnd w:id="7"/>
     </w:p>
     <w:p>
       <w:pPr>
@@ -8987,7 +6304,7 @@
         </w:rPr>
         <w:t xml:space="preserve">: </w:t>
       </w:r>
-      <w:hyperlink r:id="rId16" w:history="1">
+      <w:hyperlink r:id="rId21" w:history="1">
         <w:r>
           <w:rPr>
             <w:rStyle w:val="Hyperlink"/>
@@ -9097,7 +6414,7 @@
         </w:rPr>
         <w:t xml:space="preserve">: </w:t>
       </w:r>
-      <w:hyperlink r:id="rId17" w:history="1">
+      <w:hyperlink r:id="rId22" w:history="1">
         <w:r>
           <w:rPr>
             <w:rStyle w:val="Hyperlink"/>
@@ -9222,7 +6539,7 @@
         </w:rPr>
         <w:t xml:space="preserve">: </w:t>
       </w:r>
-      <w:hyperlink r:id="rId18" w:history="1">
+      <w:hyperlink r:id="rId23" w:history="1">
         <w:r>
           <w:rPr>
             <w:rStyle w:val="Hyperlink"/>
@@ -9340,7 +6657,7 @@
         </w:rPr>
         <w:t xml:space="preserve">: </w:t>
       </w:r>
-      <w:hyperlink r:id="rId19" w:history="1">
+      <w:hyperlink r:id="rId24" w:history="1">
         <w:r>
           <w:rPr>
             <w:rStyle w:val="Hyperlink"/>
@@ -9473,7 +6790,7 @@
         </w:rPr>
         <w:t xml:space="preserve">: </w:t>
       </w:r>
-      <w:hyperlink r:id="rId20" w:history="1">
+      <w:hyperlink r:id="rId25" w:history="1">
         <w:r>
           <w:rPr>
             <w:rStyle w:val="Hyperlink"/>
@@ -9620,7 +6937,7 @@
         </w:rPr>
         <w:t xml:space="preserve">: </w:t>
       </w:r>
-      <w:hyperlink r:id="rId21" w:history="1">
+      <w:hyperlink r:id="rId26" w:history="1">
         <w:r>
           <w:rPr>
             <w:rStyle w:val="Hyperlink"/>
@@ -9749,7 +7066,7 @@
       </w:r>
     </w:p>
     <w:sectPr>
-      <w:footerReference w:type="default" r:id="rId22"/>
+      <w:footerReference w:type="default" r:id="rId27"/>
       <w:pgSz w:w="12240" w:h="15840"/>
       <w:pgMar w:top="1134" w:right="567" w:bottom="1134" w:left="1701" w:header="578" w:footer="720" w:gutter="0"/>
       <w:cols w:space="720"/>
@@ -9854,6 +7171,119 @@
 <file path=word/numbering.xml><?xml version="1.0" encoding="utf-8"?>
 <w:numbering xmlns:wpc="http://schemas.microsoft.com/office/word/2010/wordprocessingCanvas" xmlns:cx="http://schemas.microsoft.com/office/drawing/2014/chartex" xmlns:cx1="http://schemas.microsoft.com/office/drawing/2015/9/8/chartex" xmlns:cx2="http://schemas.microsoft.com/office/drawing/2015/10/21/chartex" xmlns:cx3="http://schemas.microsoft.com/office/drawing/2016/5/9/chartex" xmlns:cx4="http://schemas.microsoft.com/office/drawing/2016/5/10/chartex" xmlns:cx5="http://schemas.microsoft.com/office/drawing/2016/5/11/chartex" xmlns:cx6="http://schemas.microsoft.com/office/drawing/2016/5/12/chartex" xmlns:cx7="http://schemas.microsoft.com/office/drawing/2016/5/13/chartex" xmlns:cx8="http://schemas.microsoft.com/office/drawing/2016/5/14/chartex" xmlns:mc="http://schemas.openxmlformats.org/markup-compatibility/2006" xmlns:aink="http://schemas.microsoft.com/office/drawing/2016/ink" xmlns:am3d="http://schemas.microsoft.com/office/drawing/2017/model3d" xmlns:o="urn:schemas-microsoft-com:office:office" xmlns:r="http://schemas.openxmlformats.org/officeDocument/2006/relationships" xmlns:m="http://schemas.openxmlformats.org/officeDocument/2006/math" xmlns:v="urn:schemas-microsoft-com:vml" xmlns:wp14="http://schemas.microsoft.com/office/word/2010/wordprocessingDrawing" xmlns:wp="http://schemas.openxmlformats.org/drawingml/2006/wordprocessingDrawing" xmlns:w10="urn:schemas-microsoft-com:office:word" xmlns:w="http://schemas.openxmlformats.org/wordprocessingml/2006/main" xmlns:w14="http://schemas.microsoft.com/office/word/2010/wordml" xmlns:w15="http://schemas.microsoft.com/office/word/2012/wordml" xmlns:w16cex="http://schemas.microsoft.com/office/word/2018/wordml/cex" xmlns:w16cid="http://schemas.microsoft.com/office/word/2016/wordml/cid" xmlns:w16="http://schemas.microsoft.com/office/word/2018/wordml" xmlns:w16sdtdh="http://schemas.microsoft.com/office/word/2020/wordml/sdtdatahash" xmlns:w16se="http://schemas.microsoft.com/office/word/2015/wordml/symex" xmlns:wpg="http://schemas.microsoft.com/office/word/2010/wordprocessingGroup" xmlns:wpi="http://schemas.microsoft.com/office/word/2010/wordprocessingInk" xmlns:wne="http://schemas.microsoft.com/office/word/2006/wordml" xmlns:wps="http://schemas.microsoft.com/office/word/2010/wordprocessingShape" mc:Ignorable="w14 w15 w16se w16cid w16 w16cex w16sdtdh wp14">
   <w:abstractNum w:abstractNumId="0" w15:restartNumberingAfterBreak="0">
+    <w:nsid w:val="00D238B4"/>
+    <w:multiLevelType w:val="hybridMultilevel"/>
+    <w:tmpl w:val="3A30D20A"/>
+    <w:lvl w:ilvl="0" w:tplc="2D58E6E6">
+      <w:start w:val="1"/>
+      <w:numFmt w:val="bullet"/>
+      <w:lvlText w:val=""/>
+      <w:lvlJc w:val="left"/>
+      <w:pPr>
+        <w:ind w:left="1070" w:hanging="360"/>
+      </w:pPr>
+      <w:rPr>
+        <w:rFonts w:ascii="Symbol" w:hAnsi="Symbol" w:hint="default"/>
+      </w:rPr>
+    </w:lvl>
+    <w:lvl w:ilvl="1" w:tplc="04090003" w:tentative="1">
+      <w:start w:val="1"/>
+      <w:numFmt w:val="bullet"/>
+      <w:lvlText w:val="o"/>
+      <w:lvlJc w:val="left"/>
+      <w:pPr>
+        <w:ind w:left="1790" w:hanging="360"/>
+      </w:pPr>
+      <w:rPr>
+        <w:rFonts w:ascii="Courier New" w:hAnsi="Courier New" w:cs="Courier New" w:hint="default"/>
+      </w:rPr>
+    </w:lvl>
+    <w:lvl w:ilvl="2" w:tplc="04090005" w:tentative="1">
+      <w:start w:val="1"/>
+      <w:numFmt w:val="bullet"/>
+      <w:lvlText w:val=""/>
+      <w:lvlJc w:val="left"/>
+      <w:pPr>
+        <w:ind w:left="2510" w:hanging="360"/>
+      </w:pPr>
+      <w:rPr>
+        <w:rFonts w:ascii="Wingdings" w:hAnsi="Wingdings" w:hint="default"/>
+      </w:rPr>
+    </w:lvl>
+    <w:lvl w:ilvl="3" w:tplc="04090001" w:tentative="1">
+      <w:start w:val="1"/>
+      <w:numFmt w:val="bullet"/>
+      <w:lvlText w:val=""/>
+      <w:lvlJc w:val="left"/>
+      <w:pPr>
+        <w:ind w:left="3230" w:hanging="360"/>
+      </w:pPr>
+      <w:rPr>
+        <w:rFonts w:ascii="Symbol" w:hAnsi="Symbol" w:hint="default"/>
+      </w:rPr>
+    </w:lvl>
+    <w:lvl w:ilvl="4" w:tplc="04090003" w:tentative="1">
+      <w:start w:val="1"/>
+      <w:numFmt w:val="bullet"/>
+      <w:lvlText w:val="o"/>
+      <w:lvlJc w:val="left"/>
+      <w:pPr>
+        <w:ind w:left="3950" w:hanging="360"/>
+      </w:pPr>
+      <w:rPr>
+        <w:rFonts w:ascii="Courier New" w:hAnsi="Courier New" w:cs="Courier New" w:hint="default"/>
+      </w:rPr>
+    </w:lvl>
+    <w:lvl w:ilvl="5" w:tplc="04090005" w:tentative="1">
+      <w:start w:val="1"/>
+      <w:numFmt w:val="bullet"/>
+      <w:lvlText w:val=""/>
+      <w:lvlJc w:val="left"/>
+      <w:pPr>
+        <w:ind w:left="4670" w:hanging="360"/>
+      </w:pPr>
+      <w:rPr>
+        <w:rFonts w:ascii="Wingdings" w:hAnsi="Wingdings" w:hint="default"/>
+      </w:rPr>
+    </w:lvl>
+    <w:lvl w:ilvl="6" w:tplc="04090001" w:tentative="1">
+      <w:start w:val="1"/>
+      <w:numFmt w:val="bullet"/>
+      <w:lvlText w:val=""/>
+      <w:lvlJc w:val="left"/>
+      <w:pPr>
+        <w:ind w:left="5390" w:hanging="360"/>
+      </w:pPr>
+      <w:rPr>
+        <w:rFonts w:ascii="Symbol" w:hAnsi="Symbol" w:hint="default"/>
+      </w:rPr>
+    </w:lvl>
+    <w:lvl w:ilvl="7" w:tplc="04090003" w:tentative="1">
+      <w:start w:val="1"/>
+      <w:numFmt w:val="bullet"/>
+      <w:lvlText w:val="o"/>
+      <w:lvlJc w:val="left"/>
+      <w:pPr>
+        <w:ind w:left="6110" w:hanging="360"/>
+      </w:pPr>
+      <w:rPr>
+        <w:rFonts w:ascii="Courier New" w:hAnsi="Courier New" w:cs="Courier New" w:hint="default"/>
+      </w:rPr>
+    </w:lvl>
+    <w:lvl w:ilvl="8" w:tplc="04090005" w:tentative="1">
+      <w:start w:val="1"/>
+      <w:numFmt w:val="bullet"/>
+      <w:lvlText w:val=""/>
+      <w:lvlJc w:val="left"/>
+      <w:pPr>
+        <w:ind w:left="6830" w:hanging="360"/>
+      </w:pPr>
+      <w:rPr>
+        <w:rFonts w:ascii="Wingdings" w:hAnsi="Wingdings" w:hint="default"/>
+      </w:rPr>
+    </w:lvl>
+  </w:abstractNum>
+  <w:abstractNum w:abstractNumId="1" w15:restartNumberingAfterBreak="0">
     <w:nsid w:val="02215E91"/>
     <w:multiLevelType w:val="hybridMultilevel"/>
     <w:tmpl w:val="617C3C88"/>
@@ -9939,7 +7369,7 @@
       </w:pPr>
     </w:lvl>
   </w:abstractNum>
-  <w:abstractNum w:abstractNumId="1" w15:restartNumberingAfterBreak="0">
+  <w:abstractNum w:abstractNumId="2" w15:restartNumberingAfterBreak="0">
     <w:nsid w:val="13B36326"/>
     <w:multiLevelType w:val="hybridMultilevel"/>
     <w:tmpl w:val="FCA8847C"/>
@@ -10025,7 +7455,7 @@
       </w:pPr>
     </w:lvl>
   </w:abstractNum>
-  <w:abstractNum w:abstractNumId="2" w15:restartNumberingAfterBreak="0">
+  <w:abstractNum w:abstractNumId="3" w15:restartNumberingAfterBreak="0">
     <w:nsid w:val="149A086B"/>
     <w:multiLevelType w:val="hybridMultilevel"/>
     <w:tmpl w:val="30BACE24"/>
@@ -10111,7 +7541,7 @@
       </w:pPr>
     </w:lvl>
   </w:abstractNum>
-  <w:abstractNum w:abstractNumId="3" w15:restartNumberingAfterBreak="0">
+  <w:abstractNum w:abstractNumId="4" w15:restartNumberingAfterBreak="0">
     <w:nsid w:val="1687004B"/>
     <w:multiLevelType w:val="hybridMultilevel"/>
     <w:tmpl w:val="D102BC48"/>
@@ -10197,7 +7627,7 @@
       </w:pPr>
     </w:lvl>
   </w:abstractNum>
-  <w:abstractNum w:abstractNumId="4" w15:restartNumberingAfterBreak="0">
+  <w:abstractNum w:abstractNumId="5" w15:restartNumberingAfterBreak="0">
     <w:nsid w:val="1C912DC8"/>
     <w:multiLevelType w:val="hybridMultilevel"/>
     <w:tmpl w:val="0ADCFB60"/>
@@ -10283,7 +7713,7 @@
       </w:pPr>
     </w:lvl>
   </w:abstractNum>
-  <w:abstractNum w:abstractNumId="5" w15:restartNumberingAfterBreak="0">
+  <w:abstractNum w:abstractNumId="6" w15:restartNumberingAfterBreak="0">
     <w:nsid w:val="1D050558"/>
     <w:multiLevelType w:val="hybridMultilevel"/>
     <w:tmpl w:val="65585580"/>
@@ -10369,7 +7799,7 @@
       </w:pPr>
     </w:lvl>
   </w:abstractNum>
-  <w:abstractNum w:abstractNumId="6" w15:restartNumberingAfterBreak="0">
+  <w:abstractNum w:abstractNumId="7" w15:restartNumberingAfterBreak="0">
     <w:nsid w:val="1EFE2C42"/>
     <w:multiLevelType w:val="hybridMultilevel"/>
     <w:tmpl w:val="473C4F5E"/>
@@ -10455,7 +7885,7 @@
       </w:pPr>
     </w:lvl>
   </w:abstractNum>
-  <w:abstractNum w:abstractNumId="7" w15:restartNumberingAfterBreak="0">
+  <w:abstractNum w:abstractNumId="8" w15:restartNumberingAfterBreak="0">
     <w:nsid w:val="25B24CF2"/>
     <w:multiLevelType w:val="hybridMultilevel"/>
     <w:tmpl w:val="4E64D0C6"/>
@@ -10541,7 +7971,7 @@
       </w:pPr>
     </w:lvl>
   </w:abstractNum>
-  <w:abstractNum w:abstractNumId="8" w15:restartNumberingAfterBreak="0">
+  <w:abstractNum w:abstractNumId="9" w15:restartNumberingAfterBreak="0">
     <w:nsid w:val="29C24501"/>
     <w:multiLevelType w:val="multilevel"/>
     <w:tmpl w:val="45F65912"/>
@@ -10655,7 +8085,7 @@
       </w:rPr>
     </w:lvl>
   </w:abstractNum>
-  <w:abstractNum w:abstractNumId="9" w15:restartNumberingAfterBreak="0">
+  <w:abstractNum w:abstractNumId="10" w15:restartNumberingAfterBreak="0">
     <w:nsid w:val="2C2C3E1D"/>
     <w:multiLevelType w:val="hybridMultilevel"/>
     <w:tmpl w:val="2FAC4BCC"/>
@@ -10741,7 +8171,7 @@
       </w:pPr>
     </w:lvl>
   </w:abstractNum>
-  <w:abstractNum w:abstractNumId="10" w15:restartNumberingAfterBreak="0">
+  <w:abstractNum w:abstractNumId="11" w15:restartNumberingAfterBreak="0">
     <w:nsid w:val="3F5033D3"/>
     <w:multiLevelType w:val="hybridMultilevel"/>
     <w:tmpl w:val="B972DEA8"/>
@@ -10854,7 +8284,7 @@
       </w:rPr>
     </w:lvl>
   </w:abstractNum>
-  <w:abstractNum w:abstractNumId="11" w15:restartNumberingAfterBreak="0">
+  <w:abstractNum w:abstractNumId="12" w15:restartNumberingAfterBreak="0">
     <w:nsid w:val="3FDF15FB"/>
     <w:multiLevelType w:val="hybridMultilevel"/>
     <w:tmpl w:val="E6BEB73C"/>
@@ -10967,7 +8397,7 @@
       </w:rPr>
     </w:lvl>
   </w:abstractNum>
-  <w:abstractNum w:abstractNumId="12" w15:restartNumberingAfterBreak="0">
+  <w:abstractNum w:abstractNumId="13" w15:restartNumberingAfterBreak="0">
     <w:nsid w:val="43014410"/>
     <w:multiLevelType w:val="multilevel"/>
     <w:tmpl w:val="05526836"/>
@@ -11085,7 +8515,7 @@
       </w:rPr>
     </w:lvl>
   </w:abstractNum>
-  <w:abstractNum w:abstractNumId="13" w15:restartNumberingAfterBreak="0">
+  <w:abstractNum w:abstractNumId="14" w15:restartNumberingAfterBreak="0">
     <w:nsid w:val="46394DBD"/>
     <w:multiLevelType w:val="hybridMultilevel"/>
     <w:tmpl w:val="21A631AE"/>
@@ -11171,7 +8601,7 @@
       </w:pPr>
     </w:lvl>
   </w:abstractNum>
-  <w:abstractNum w:abstractNumId="14" w15:restartNumberingAfterBreak="0">
+  <w:abstractNum w:abstractNumId="15" w15:restartNumberingAfterBreak="0">
     <w:nsid w:val="49FA4FF7"/>
     <w:multiLevelType w:val="multilevel"/>
     <w:tmpl w:val="1A7EA01C"/>
@@ -11292,7 +8722,7 @@
       </w:rPr>
     </w:lvl>
   </w:abstractNum>
-  <w:abstractNum w:abstractNumId="15" w15:restartNumberingAfterBreak="0">
+  <w:abstractNum w:abstractNumId="16" w15:restartNumberingAfterBreak="0">
     <w:nsid w:val="4D78439B"/>
     <w:multiLevelType w:val="hybridMultilevel"/>
     <w:tmpl w:val="96DE50FA"/>
@@ -11378,7 +8808,7 @@
       </w:pPr>
     </w:lvl>
   </w:abstractNum>
-  <w:abstractNum w:abstractNumId="16" w15:restartNumberingAfterBreak="0">
+  <w:abstractNum w:abstractNumId="17" w15:restartNumberingAfterBreak="0">
     <w:nsid w:val="4E14237B"/>
     <w:multiLevelType w:val="hybridMultilevel"/>
     <w:tmpl w:val="986014F0"/>
@@ -11464,7 +8894,7 @@
       </w:pPr>
     </w:lvl>
   </w:abstractNum>
-  <w:abstractNum w:abstractNumId="17" w15:restartNumberingAfterBreak="0">
+  <w:abstractNum w:abstractNumId="18" w15:restartNumberingAfterBreak="0">
     <w:nsid w:val="5A2F7741"/>
     <w:multiLevelType w:val="hybridMultilevel"/>
     <w:tmpl w:val="94841E1C"/>
@@ -11550,7 +8980,7 @@
       </w:pPr>
     </w:lvl>
   </w:abstractNum>
-  <w:abstractNum w:abstractNumId="18" w15:restartNumberingAfterBreak="0">
+  <w:abstractNum w:abstractNumId="19" w15:restartNumberingAfterBreak="0">
     <w:nsid w:val="5BD00871"/>
     <w:multiLevelType w:val="hybridMultilevel"/>
     <w:tmpl w:val="112E6A54"/>
@@ -11636,7 +9066,7 @@
       </w:pPr>
     </w:lvl>
   </w:abstractNum>
-  <w:abstractNum w:abstractNumId="19" w15:restartNumberingAfterBreak="0">
+  <w:abstractNum w:abstractNumId="20" w15:restartNumberingAfterBreak="0">
     <w:nsid w:val="5C2E132C"/>
     <w:multiLevelType w:val="hybridMultilevel"/>
     <w:tmpl w:val="C4BE2C9A"/>
@@ -11726,7 +9156,7 @@
       </w:pPr>
     </w:lvl>
   </w:abstractNum>
-  <w:abstractNum w:abstractNumId="20" w15:restartNumberingAfterBreak="0">
+  <w:abstractNum w:abstractNumId="21" w15:restartNumberingAfterBreak="0">
     <w:nsid w:val="654A1D9F"/>
     <w:multiLevelType w:val="hybridMultilevel"/>
     <w:tmpl w:val="487644A2"/>
@@ -11812,7 +9242,7 @@
       </w:pPr>
     </w:lvl>
   </w:abstractNum>
-  <w:abstractNum w:abstractNumId="21" w15:restartNumberingAfterBreak="0">
+  <w:abstractNum w:abstractNumId="22" w15:restartNumberingAfterBreak="0">
     <w:nsid w:val="67700627"/>
     <w:multiLevelType w:val="hybridMultilevel"/>
     <w:tmpl w:val="60D2BB40"/>
@@ -11925,7 +9355,7 @@
       </w:rPr>
     </w:lvl>
   </w:abstractNum>
-  <w:abstractNum w:abstractNumId="22" w15:restartNumberingAfterBreak="0">
+  <w:abstractNum w:abstractNumId="23" w15:restartNumberingAfterBreak="0">
     <w:nsid w:val="6840264C"/>
     <w:multiLevelType w:val="hybridMultilevel"/>
     <w:tmpl w:val="F1B8DB58"/>
@@ -12011,7 +9441,7 @@
       </w:pPr>
     </w:lvl>
   </w:abstractNum>
-  <w:abstractNum w:abstractNumId="23" w15:restartNumberingAfterBreak="0">
+  <w:abstractNum w:abstractNumId="24" w15:restartNumberingAfterBreak="0">
     <w:nsid w:val="6E062A6B"/>
     <w:multiLevelType w:val="hybridMultilevel"/>
     <w:tmpl w:val="FD52E05E"/>
@@ -12097,7 +9527,7 @@
       </w:pPr>
     </w:lvl>
   </w:abstractNum>
-  <w:abstractNum w:abstractNumId="24" w15:restartNumberingAfterBreak="0">
+  <w:abstractNum w:abstractNumId="25" w15:restartNumberingAfterBreak="0">
     <w:nsid w:val="704B2D7F"/>
     <w:multiLevelType w:val="hybridMultilevel"/>
     <w:tmpl w:val="513E3752"/>
@@ -12183,7 +9613,7 @@
       </w:pPr>
     </w:lvl>
   </w:abstractNum>
-  <w:abstractNum w:abstractNumId="25" w15:restartNumberingAfterBreak="0">
+  <w:abstractNum w:abstractNumId="26" w15:restartNumberingAfterBreak="0">
     <w:nsid w:val="739203D7"/>
     <w:multiLevelType w:val="hybridMultilevel"/>
     <w:tmpl w:val="0590CDCC"/>
@@ -12269,7 +9699,7 @@
       </w:pPr>
     </w:lvl>
   </w:abstractNum>
-  <w:abstractNum w:abstractNumId="26" w15:restartNumberingAfterBreak="0">
+  <w:abstractNum w:abstractNumId="27" w15:restartNumberingAfterBreak="0">
     <w:nsid w:val="75382588"/>
     <w:multiLevelType w:val="hybridMultilevel"/>
     <w:tmpl w:val="34C490A8"/>
@@ -12355,7 +9785,7 @@
       </w:pPr>
     </w:lvl>
   </w:abstractNum>
-  <w:abstractNum w:abstractNumId="27" w15:restartNumberingAfterBreak="0">
+  <w:abstractNum w:abstractNumId="28" w15:restartNumberingAfterBreak="0">
     <w:nsid w:val="7BD91565"/>
     <w:multiLevelType w:val="hybridMultilevel"/>
     <w:tmpl w:val="E696BB00"/>
@@ -12441,7 +9871,7 @@
       </w:pPr>
     </w:lvl>
   </w:abstractNum>
-  <w:abstractNum w:abstractNumId="28" w15:restartNumberingAfterBreak="0">
+  <w:abstractNum w:abstractNumId="29" w15:restartNumberingAfterBreak="0">
     <w:nsid w:val="7CA221EB"/>
     <w:multiLevelType w:val="hybridMultilevel"/>
     <w:tmpl w:val="E9C26658"/>
@@ -12555,91 +9985,94 @@
     </w:lvl>
   </w:abstractNum>
   <w:num w:numId="1">
+    <w:abstractNumId w:val="18"/>
+  </w:num>
+  <w:num w:numId="2">
+    <w:abstractNumId w:val="13"/>
+  </w:num>
+  <w:num w:numId="3">
+    <w:abstractNumId w:val="28"/>
+  </w:num>
+  <w:num w:numId="4">
     <w:abstractNumId w:val="17"/>
   </w:num>
-  <w:num w:numId="2">
+  <w:num w:numId="5">
+    <w:abstractNumId w:val="20"/>
+  </w:num>
+  <w:num w:numId="6">
+    <w:abstractNumId w:val="10"/>
+  </w:num>
+  <w:num w:numId="7">
+    <w:abstractNumId w:val="16"/>
+  </w:num>
+  <w:num w:numId="8">
+    <w:abstractNumId w:val="7"/>
+  </w:num>
+  <w:num w:numId="9">
+    <w:abstractNumId w:val="21"/>
+  </w:num>
+  <w:num w:numId="10">
+    <w:abstractNumId w:val="27"/>
+  </w:num>
+  <w:num w:numId="11">
+    <w:abstractNumId w:val="14"/>
+  </w:num>
+  <w:num w:numId="12">
+    <w:abstractNumId w:val="24"/>
+  </w:num>
+  <w:num w:numId="13">
+    <w:abstractNumId w:val="6"/>
+  </w:num>
+  <w:num w:numId="14">
+    <w:abstractNumId w:val="29"/>
+  </w:num>
+  <w:num w:numId="15">
+    <w:abstractNumId w:val="15"/>
+  </w:num>
+  <w:num w:numId="16">
+    <w:abstractNumId w:val="9"/>
+  </w:num>
+  <w:num w:numId="17">
+    <w:abstractNumId w:val="26"/>
+  </w:num>
+  <w:num w:numId="18">
+    <w:abstractNumId w:val="5"/>
+  </w:num>
+  <w:num w:numId="19">
+    <w:abstractNumId w:val="23"/>
+  </w:num>
+  <w:num w:numId="20">
+    <w:abstractNumId w:val="3"/>
+  </w:num>
+  <w:num w:numId="21">
+    <w:abstractNumId w:val="8"/>
+  </w:num>
+  <w:num w:numId="22">
+    <w:abstractNumId w:val="1"/>
+  </w:num>
+  <w:num w:numId="23">
+    <w:abstractNumId w:val="4"/>
+  </w:num>
+  <w:num w:numId="24">
+    <w:abstractNumId w:val="11"/>
+  </w:num>
+  <w:num w:numId="25">
     <w:abstractNumId w:val="12"/>
   </w:num>
-  <w:num w:numId="3">
-    <w:abstractNumId w:val="27"/>
+  <w:num w:numId="26">
+    <w:abstractNumId w:val="22"/>
   </w:num>
-  <w:num w:numId="4">
-    <w:abstractNumId w:val="16"/>
+  <w:num w:numId="27">
+    <w:abstractNumId w:val="2"/>
   </w:num>
-  <w:num w:numId="5">
+  <w:num w:numId="28">
     <w:abstractNumId w:val="19"/>
   </w:num>
-  <w:num w:numId="6">
-    <w:abstractNumId w:val="9"/>
-  </w:num>
-  <w:num w:numId="7">
-    <w:abstractNumId w:val="15"/>
-  </w:num>
-  <w:num w:numId="8">
-    <w:abstractNumId w:val="6"/>
-  </w:num>
-  <w:num w:numId="9">
-    <w:abstractNumId w:val="20"/>
-  </w:num>
-  <w:num w:numId="10">
-    <w:abstractNumId w:val="26"/>
-  </w:num>
-  <w:num w:numId="11">
-    <w:abstractNumId w:val="13"/>
-  </w:num>
-  <w:num w:numId="12">
-    <w:abstractNumId w:val="23"/>
-  </w:num>
-  <w:num w:numId="13">
-    <w:abstractNumId w:val="5"/>
-  </w:num>
-  <w:num w:numId="14">
-    <w:abstractNumId w:val="28"/>
-  </w:num>
-  <w:num w:numId="15">
-    <w:abstractNumId w:val="14"/>
-  </w:num>
-  <w:num w:numId="16">
-    <w:abstractNumId w:val="8"/>
-  </w:num>
-  <w:num w:numId="17">
+  <w:num w:numId="29">
     <w:abstractNumId w:val="25"/>
   </w:num>
-  <w:num w:numId="18">
-    <w:abstractNumId w:val="4"/>
-  </w:num>
-  <w:num w:numId="19">
-    <w:abstractNumId w:val="22"/>
-  </w:num>
-  <w:num w:numId="20">
-    <w:abstractNumId w:val="2"/>
-  </w:num>
-  <w:num w:numId="21">
-    <w:abstractNumId w:val="7"/>
-  </w:num>
-  <w:num w:numId="22">
+  <w:num w:numId="30">
     <w:abstractNumId w:val="0"/>
-  </w:num>
-  <w:num w:numId="23">
-    <w:abstractNumId w:val="3"/>
-  </w:num>
-  <w:num w:numId="24">
-    <w:abstractNumId w:val="10"/>
-  </w:num>
-  <w:num w:numId="25">
-    <w:abstractNumId w:val="11"/>
-  </w:num>
-  <w:num w:numId="26">
-    <w:abstractNumId w:val="21"/>
-  </w:num>
-  <w:num w:numId="27">
-    <w:abstractNumId w:val="1"/>
-  </w:num>
-  <w:num w:numId="28">
-    <w:abstractNumId w:val="18"/>
-  </w:num>
-  <w:num w:numId="29">
-    <w:abstractNumId w:val="24"/>
   </w:num>
 </w:numbering>
 </file>
@@ -13044,7 +10477,7 @@
   <w:style w:type="paragraph" w:default="1" w:styleId="Normal">
     <w:name w:val="Normal"/>
     <w:qFormat/>
-    <w:rsid w:val="00011F3E"/>
+    <w:rsid w:val="0022143D"/>
     <w:pPr>
       <w:spacing w:after="0" w:line="240" w:lineRule="auto"/>
     </w:pPr>

--- a/nir/РПЗ.docx
+++ b/nir/РПЗ.docx
@@ -412,7 +412,7 @@
               </wp:anchor>
             </w:drawing>
           </mc:Choice>
-          <mc:Fallback xmlns:w16sdtfl="http://schemas.microsoft.com/office/word/2024/wordml/sdtformatlock" xmlns:w16du="http://schemas.microsoft.com/office/word/2023/wordml/word16du" xmlns:oel="http://schemas.microsoft.com/office/2019/extlst">
+          <mc:Fallback xmlns:oel="http://schemas.microsoft.com/office/2019/extlst" xmlns:w16du="http://schemas.microsoft.com/office/word/2023/wordml/word16du" xmlns:w16sdtfl="http://schemas.microsoft.com/office/word/2024/wordml/sdtformatlock">
             <w:pict>
               <v:group w14:anchorId="7914ABF1" id="Group 3" o:spid="_x0000_s1026" style="position:absolute;margin-left:85.05pt;margin-top:31.9pt;width:481.9pt;height:3.9pt;z-index:-251656192;mso-wrap-distance-left:0;mso-wrap-distance-right:0;mso-position-horizontal-relative:page" coordorigin="1701,638" coordsize="9638,78" o:gfxdata="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">
                 <v:rect id="Rectangle 9" o:spid="_x0000_s1027" style="position:absolute;left:1700;top:638;width:9638;height:52;visibility:visible;mso-wrap-style:square;v-text-anchor:top" o:gfxdata="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" fillcolor="black" stroked="f"/>
@@ -884,7 +884,7 @@
           <w:sz w:val="40"/>
           <w:szCs w:val="40"/>
         </w:rPr>
-        <w:t>Реализация</w:t>
+        <w:t>Исследование</w:t>
       </w:r>
       <w:r>
         <w:rPr>
@@ -981,7 +981,7 @@
           <w:szCs w:val="24"/>
           <w:u w:val="single"/>
         </w:rPr>
-        <w:t>3</w:t>
+        <w:t>4</w:t>
       </w:r>
       <w:r>
         <w:rPr>
@@ -1412,14 +1412,7 @@
           <w:sz w:val="28"/>
           <w:szCs w:val="28"/>
         </w:rPr>
-        <w:t>1</w:t>
-      </w:r>
-      <w:r>
-        <w:rPr>
-          <w:sz w:val="28"/>
-          <w:szCs w:val="28"/>
-        </w:rPr>
-        <w:t>6</w:t>
+        <w:t>20</w:t>
       </w:r>
       <w:r>
         <w:rPr>
@@ -1433,7 +1426,7 @@
           <w:sz w:val="28"/>
           <w:szCs w:val="28"/>
         </w:rPr>
-        <w:t>5</w:t>
+        <w:t>12</w:t>
       </w:r>
       <w:r>
         <w:rPr>
@@ -1462,7 +1455,14 @@
           <w:sz w:val="28"/>
           <w:szCs w:val="28"/>
         </w:rPr>
-        <w:t>1 таблица</w:t>
+        <w:t>0</w:t>
+      </w:r>
+      <w:r>
+        <w:rPr>
+          <w:sz w:val="28"/>
+          <w:szCs w:val="28"/>
+        </w:rPr>
+        <w:t xml:space="preserve"> таблица</w:t>
       </w:r>
       <w:r>
         <w:rPr>
@@ -2881,7 +2881,13 @@
           <w:szCs w:val="28"/>
           <w:lang w:val="ru-RU"/>
         </w:rPr>
-        <w:t>операционная система: Ubuntu 22.04.1 Linux x86_64</w:t>
+        <w:t xml:space="preserve">операционная система: </w:t>
+      </w:r>
+      <w:r>
+        <w:rPr>
+          <w:szCs w:val="28"/>
+        </w:rPr>
+        <w:t>Windows 10 2022</w:t>
       </w:r>
       <w:r>
         <w:rPr>
@@ -3040,6 +3046,34 @@
           <w:szCs w:val="28"/>
         </w:rPr>
       </w:pPr>
+      <w:r>
+        <w:rPr>
+          <w:sz w:val="28"/>
+          <w:szCs w:val="28"/>
+        </w:rPr>
+        <w:t xml:space="preserve">Точность (Accuracy) измеряет общую правильность прогнозов модели и рассчитывается как отношение числа правильно классифицированных случаев к общему числу случаев. </w:t>
+      </w:r>
+      <w:r>
+        <w:rPr>
+          <w:sz w:val="28"/>
+          <w:szCs w:val="28"/>
+        </w:rPr>
+        <w:t>Точность класса</w:t>
+      </w:r>
+      <w:r>
+        <w:rPr>
+          <w:sz w:val="28"/>
+          <w:szCs w:val="28"/>
+        </w:rPr>
+        <w:t xml:space="preserve"> (Precision) измеряет долю правильно предсказанных положительных случаев от всех случаев, предсказанных как положительные. Она фокусируется на способности модели избегать ложноположительных результатов. Полнота (Recall), также известная как чувствительность или частота истинно положительных результатов, измеряет долю правильно предсказанных положительных случаев от всех фактически положительных случаев. Она фокусируется на способности модели избегать ложноотрицательных результатов.</w:t>
+      </w:r>
+      <w:r>
+        <w:rPr>
+          <w:sz w:val="28"/>
+          <w:szCs w:val="28"/>
+        </w:rPr>
+        <w:t xml:space="preserve"> </w:t>
+      </w:r>
       <w:r>
         <w:rPr>
           <w:sz w:val="28"/>
@@ -3090,6 +3124,7 @@
                     <w:sz w:val="28"/>
                     <w:szCs w:val="28"/>
                   </w:rPr>
+                  <w:lastRenderedPageBreak/>
                   <m:t xml:space="preserve">Accuracy </m:t>
                 </m:r>
                 <m:d>
@@ -3534,7 +3569,6 @@
           <w:sz w:val="28"/>
           <w:szCs w:val="28"/>
         </w:rPr>
-        <w:lastRenderedPageBreak/>
         <w:t>Матрица ошибок, также известная как матрица неточностей или confusion matrix, представляет собой один из наиболее информативных инструментов для оценки качества работы классификационных моделей машинного обучения. В контексте системы распознавания жестового языка матрица ошибок позволяет не только количественно оценить общую точность распознавания, но и детально проанализировать характер допускаемых системой ошибок, выявить классы жестов, которые часто путаются между собой, и понять причины этих путаниц. Это критически важная информация для дальнейшего улучшения системы, так как она указывает на конкретные направления работы: какие жесты требуют сбора дополнительных обучающих данных, какие признаки нуждаются в улучшении, и какие пары жестов могут быть визуально похожи и требуют особого внимания при проектировании системы.</w:t>
       </w:r>
     </w:p>
@@ -6148,7 +6182,7 @@
           <w:sz w:val="28"/>
           <w:szCs w:val="28"/>
         </w:rPr>
-        <w:t>В результате проведенного исследования была разработана эффективная система распознавания жестового языка на основе LSTM нейронных сетей с точностью 96-98% при скорости обработки около 50 миллисекунд на образец. Систематическая оптимизация параметров выявила оптимальную конфигурацию системы: LSTM архитектура Medium (64-128-64) с pyramid-структурой, Dense архитектура Double (64-32), скорость обучения 0.001 и порог уверенности 0.9.</w:t>
+        <w:t>В результате проведенного исследования была разработана эффективная система распознавания жестового языка на основе LSTM нейронных сетей с точностью 96-98% при скорости обработки около 50 миллисекунд на образец. Систематическая оптимизация параметров выявила оптимальную конфигурацию системы: LSTM архитектура Medium (64-128-64), Dense архитектура Double (64-32), скорость обучения 0.001 и порог уверенности 0.9.</w:t>
       </w:r>
     </w:p>
     <w:p>
@@ -6176,6 +6210,7 @@
         <w:jc w:val="both"/>
         <w:rPr>
           <w:szCs w:val="28"/>
+          <w:lang w:val="vi-VN"/>
         </w:rPr>
       </w:pPr>
       <w:r>
@@ -6311,19 +6346,25 @@
             <w:color w:val="auto"/>
             <w:lang w:val="ru-RU"/>
           </w:rPr>
-          <w:t>https://docs.python.org/3.12/</w:t>
+          <w:t>https://www.microsoft.com/en-us/software-download/windows10</w:t>
         </w:r>
       </w:hyperlink>
       <w:r>
         <w:rPr>
           <w:lang w:val="ru-RU"/>
         </w:rPr>
-        <w:t xml:space="preserve"> (дата обращения: </w:t>
+        <w:t xml:space="preserve"> </w:t>
       </w:r>
       <w:r>
         <w:rPr>
           <w:lang w:val="ru-RU"/>
         </w:rPr>
+        <w:t xml:space="preserve">(дата обращения: </w:t>
+      </w:r>
+      <w:r>
+        <w:rPr>
+          <w:lang w:val="ru-RU"/>
+        </w:rPr>
         <w:t>15</w:t>
       </w:r>
       <w:r>
@@ -6334,15 +6375,27 @@
       </w:r>
       <w:r>
         <w:rPr>
+          <w:lang w:val="vi-VN"/>
+        </w:rPr>
+        <w:t>03</w:t>
+      </w:r>
+      <w:r>
+        <w:rPr>
           <w:lang w:val="ru-RU"/>
         </w:rPr>
-        <w:t>11</w:t>
+        <w:t>.</w:t>
+      </w:r>
+      <w:r>
+        <w:rPr>
+          <w:lang w:val="vi-VN"/>
+        </w:rPr>
+        <w:t>2026</w:t>
       </w:r>
       <w:r>
         <w:rPr>
           <w:lang w:val="ru-RU"/>
         </w:rPr>
-        <w:t>.2025)</w:t>
+        <w:t>)</w:t>
       </w:r>
       <w:r>
         <w:rPr>
@@ -6370,46 +6423,71 @@
       <w:r>
         <w:rPr>
           <w:szCs w:val="28"/>
-        </w:rPr>
-        <w:t>Visual</w:t>
-      </w:r>
-      <w:r>
-        <w:rPr>
-          <w:szCs w:val="28"/>
           <w:lang w:val="ru-RU"/>
         </w:rPr>
-        <w:t xml:space="preserve"> </w:t>
-      </w:r>
-      <w:r>
-        <w:rPr>
-          <w:szCs w:val="28"/>
-        </w:rPr>
-        <w:t>Studio</w:t>
+        <w:t xml:space="preserve">Процессор </w:t>
+      </w:r>
+      <w:r>
+        <w:rPr>
+          <w:szCs w:val="28"/>
+        </w:rPr>
+        <w:t>Intel</w:t>
       </w:r>
       <w:r>
         <w:rPr>
           <w:szCs w:val="28"/>
           <w:lang w:val="ru-RU"/>
         </w:rPr>
-        <w:t xml:space="preserve"> </w:t>
-      </w:r>
-      <w:r>
-        <w:rPr>
-          <w:szCs w:val="28"/>
-        </w:rPr>
-        <w:t>Code</w:t>
-      </w:r>
-      <w:r>
-        <w:rPr>
+        <w:t xml:space="preserve">® </w:t>
+      </w:r>
+      <w:r>
+        <w:rPr>
+          <w:szCs w:val="28"/>
+        </w:rPr>
+        <w:t>Core</w:t>
+      </w:r>
+      <w:r>
+        <w:rPr>
+          <w:szCs w:val="28"/>
           <w:lang w:val="ru-RU"/>
         </w:rPr>
-        <w:t xml:space="preserve">: [Электронный ресурс]. – Режим доступа </w:t>
-      </w:r>
-      <w:r>
+        <w:t xml:space="preserve">™ </w:t>
+      </w:r>
+      <w:r>
+        <w:rPr>
+          <w:szCs w:val="28"/>
+        </w:rPr>
+        <w:t>i</w:t>
+      </w:r>
+      <w:r>
+        <w:rPr>
+          <w:szCs w:val="28"/>
+          <w:lang w:val="ru-RU"/>
+        </w:rPr>
+        <w:t>5-1135</w:t>
+      </w:r>
+      <w:r>
+        <w:rPr>
+          <w:szCs w:val="28"/>
+        </w:rPr>
+        <w:t>G</w:t>
+      </w:r>
+      <w:r>
+        <w:rPr>
+          <w:szCs w:val="28"/>
+          <w:lang w:val="ru-RU"/>
+        </w:rPr>
+        <w:t xml:space="preserve">7: [Электронный ресурс]. – Режим доступа </w:t>
+      </w:r>
+      <w:r>
+        <w:rPr>
+          <w:szCs w:val="28"/>
+        </w:rPr>
         <w:t>URL</w:t>
       </w:r>
       <w:r>
         <w:rPr>
+          <w:szCs w:val="28"/>
           <w:lang w:val="ru-RU"/>
         </w:rPr>
         <w:t xml:space="preserve">: </w:t>
@@ -6419,6 +6497,7 @@
           <w:rPr>
             <w:rStyle w:val="Hyperlink"/>
             <w:color w:val="auto"/>
+            <w:szCs w:val="28"/>
           </w:rPr>
           <w:t>https</w:t>
         </w:r>
@@ -6426,6 +6505,7 @@
           <w:rPr>
             <w:rStyle w:val="Hyperlink"/>
             <w:color w:val="auto"/>
+            <w:szCs w:val="28"/>
             <w:lang w:val="ru-RU"/>
           </w:rPr>
           <w:t>://</w:t>
@@ -6434,13 +6514,15 @@
           <w:rPr>
             <w:rStyle w:val="Hyperlink"/>
             <w:color w:val="auto"/>
+            <w:szCs w:val="28"/>
           </w:rPr>
-          <w:t>code</w:t>
+          <w:t>ark</w:t>
         </w:r>
         <w:r>
           <w:rPr>
             <w:rStyle w:val="Hyperlink"/>
             <w:color w:val="auto"/>
+            <w:szCs w:val="28"/>
             <w:lang w:val="ru-RU"/>
           </w:rPr>
           <w:t>.</w:t>
@@ -6449,13 +6531,15 @@
           <w:rPr>
             <w:rStyle w:val="Hyperlink"/>
             <w:color w:val="auto"/>
+            <w:szCs w:val="28"/>
           </w:rPr>
-          <w:t>visualstudio</w:t>
+          <w:t>intel</w:t>
         </w:r>
         <w:r>
           <w:rPr>
             <w:rStyle w:val="Hyperlink"/>
             <w:color w:val="auto"/>
+            <w:szCs w:val="28"/>
             <w:lang w:val="ru-RU"/>
           </w:rPr>
           <w:t>.</w:t>
@@ -6464,6 +6548,7 @@
           <w:rPr>
             <w:rStyle w:val="Hyperlink"/>
             <w:color w:val="auto"/>
+            <w:szCs w:val="28"/>
           </w:rPr>
           <w:t>com</w:t>
         </w:r>
@@ -6471,6 +6556,7 @@
           <w:rPr>
             <w:rStyle w:val="Hyperlink"/>
             <w:color w:val="auto"/>
+            <w:szCs w:val="28"/>
             <w:lang w:val="ru-RU"/>
           </w:rPr>
           <w:t>/</w:t>
@@ -6479,93 +6565,236 @@
           <w:rPr>
             <w:rStyle w:val="Hyperlink"/>
             <w:color w:val="auto"/>
+            <w:szCs w:val="28"/>
           </w:rPr>
-          <w:t>docs</w:t>
-        </w:r>
-      </w:hyperlink>
-      <w:r>
-        <w:rPr>
-          <w:lang w:val="ru-RU"/>
-        </w:rPr>
-        <w:t xml:space="preserve"> </w:t>
-      </w:r>
-      <w:r>
-        <w:rPr>
-          <w:lang w:val="ru-RU"/>
-        </w:rPr>
-        <w:t>(дата обращения: 15.11.2025)</w:t>
-      </w:r>
-      <w:r>
-        <w:rPr>
-          <w:rFonts w:cs="Times New Roman"/>
-          <w:szCs w:val="28"/>
-          <w:lang w:val="ru-RU"/>
-        </w:rPr>
-        <w:t>.</w:t>
-      </w:r>
-    </w:p>
-    <w:p>
-      <w:pPr>
-        <w:pStyle w:val="ListParagraph"/>
-        <w:numPr>
-          <w:ilvl w:val="0"/>
-          <w:numId w:val="5"/>
-        </w:numPr>
-        <w:ind w:left="0" w:firstLine="0"/>
-        <w:rPr>
-          <w:rFonts w:cs="Times New Roman"/>
-          <w:szCs w:val="28"/>
-          <w:lang w:val="ru-RU"/>
-        </w:rPr>
-      </w:pPr>
-      <w:r>
-        <w:rPr>
-          <w:szCs w:val="28"/>
-        </w:rPr>
-        <w:t>OpenCV</w:t>
-      </w:r>
-      <w:r>
-        <w:rPr>
-          <w:lang w:val="ru-RU"/>
-        </w:rPr>
-        <w:t xml:space="preserve">: [Электронный ресурс]. – Режим доступа </w:t>
-      </w:r>
-      <w:r>
-        <w:t>URL</w:t>
-      </w:r>
-      <w:r>
-        <w:rPr>
-          <w:lang w:val="ru-RU"/>
-        </w:rPr>
-        <w:t xml:space="preserve">: </w:t>
-      </w:r>
-      <w:hyperlink r:id="rId23" w:history="1">
-        <w:r>
-          <w:rPr>
-            <w:rStyle w:val="Hyperlink"/>
-            <w:color w:val="auto"/>
-          </w:rPr>
-          <w:t>https</w:t>
+          <w:t>content</w:t>
         </w:r>
         <w:r>
           <w:rPr>
             <w:rStyle w:val="Hyperlink"/>
             <w:color w:val="auto"/>
+            <w:szCs w:val="28"/>
             <w:lang w:val="ru-RU"/>
           </w:rPr>
-          <w:t>://</w:t>
+          <w:t>/</w:t>
         </w:r>
         <w:r>
           <w:rPr>
             <w:rStyle w:val="Hyperlink"/>
             <w:color w:val="auto"/>
+            <w:szCs w:val="28"/>
           </w:rPr>
-          <w:t>docs</w:t>
+          <w:t>www</w:t>
         </w:r>
         <w:r>
           <w:rPr>
             <w:rStyle w:val="Hyperlink"/>
             <w:color w:val="auto"/>
+            <w:szCs w:val="28"/>
+            <w:lang w:val="ru-RU"/>
+          </w:rPr>
+          <w:t>/</w:t>
+        </w:r>
+        <w:r>
+          <w:rPr>
+            <w:rStyle w:val="Hyperlink"/>
+            <w:color w:val="auto"/>
+            <w:szCs w:val="28"/>
+          </w:rPr>
+          <w:t>ru</w:t>
+        </w:r>
+        <w:r>
+          <w:rPr>
+            <w:rStyle w:val="Hyperlink"/>
+            <w:color w:val="auto"/>
+            <w:szCs w:val="28"/>
+            <w:lang w:val="ru-RU"/>
+          </w:rPr>
+          <w:t>/</w:t>
+        </w:r>
+        <w:r>
+          <w:rPr>
+            <w:rStyle w:val="Hyperlink"/>
+            <w:color w:val="auto"/>
+            <w:szCs w:val="28"/>
+          </w:rPr>
+          <w:t>ru</w:t>
+        </w:r>
+        <w:r>
+          <w:rPr>
+            <w:rStyle w:val="Hyperlink"/>
+            <w:color w:val="auto"/>
+            <w:szCs w:val="28"/>
+            <w:lang w:val="ru-RU"/>
+          </w:rPr>
+          <w:t>/</w:t>
+        </w:r>
+        <w:r>
+          <w:rPr>
+            <w:rStyle w:val="Hyperlink"/>
+            <w:color w:val="auto"/>
+            <w:szCs w:val="28"/>
+          </w:rPr>
+          <w:t>ark</w:t>
+        </w:r>
+        <w:r>
+          <w:rPr>
+            <w:rStyle w:val="Hyperlink"/>
+            <w:color w:val="auto"/>
+            <w:szCs w:val="28"/>
+            <w:lang w:val="ru-RU"/>
+          </w:rPr>
+          <w:t>/</w:t>
+        </w:r>
+        <w:r>
+          <w:rPr>
+            <w:rStyle w:val="Hyperlink"/>
+            <w:color w:val="auto"/>
+            <w:szCs w:val="28"/>
+          </w:rPr>
+          <w:t>products</w:t>
+        </w:r>
+        <w:r>
+          <w:rPr>
+            <w:rStyle w:val="Hyperlink"/>
+            <w:color w:val="auto"/>
+            <w:szCs w:val="28"/>
+            <w:lang w:val="ru-RU"/>
+          </w:rPr>
+          <w:t>/208658/</w:t>
+        </w:r>
+        <w:r>
+          <w:rPr>
+            <w:rStyle w:val="Hyperlink"/>
+            <w:color w:val="auto"/>
+            <w:szCs w:val="28"/>
+          </w:rPr>
+          <w:t>intelcorei</w:t>
+        </w:r>
+        <w:r>
+          <w:rPr>
+            <w:rStyle w:val="Hyperlink"/>
+            <w:color w:val="auto"/>
+            <w:szCs w:val="28"/>
+            <w:lang w:val="ru-RU"/>
+          </w:rPr>
+          <w:t>51135</w:t>
+        </w:r>
+        <w:r>
+          <w:rPr>
+            <w:rStyle w:val="Hyperlink"/>
+            <w:color w:val="auto"/>
+            <w:szCs w:val="28"/>
+          </w:rPr>
+          <w:t>g</w:t>
+        </w:r>
+        <w:r>
+          <w:rPr>
+            <w:rStyle w:val="Hyperlink"/>
+            <w:color w:val="auto"/>
+            <w:szCs w:val="28"/>
+            <w:lang w:val="ru-RU"/>
+          </w:rPr>
+          <w:t>7-</w:t>
+        </w:r>
+        <w:r>
+          <w:rPr>
+            <w:rStyle w:val="Hyperlink"/>
+            <w:color w:val="auto"/>
+            <w:szCs w:val="28"/>
+          </w:rPr>
+          <w:t>processor</w:t>
+        </w:r>
+        <w:r>
+          <w:rPr>
+            <w:rStyle w:val="Hyperlink"/>
+            <w:color w:val="auto"/>
+            <w:szCs w:val="28"/>
+            <w:lang w:val="ru-RU"/>
+          </w:rPr>
+          <w:t>-8</w:t>
+        </w:r>
+        <w:r>
+          <w:rPr>
+            <w:rStyle w:val="Hyperlink"/>
+            <w:color w:val="auto"/>
+            <w:szCs w:val="28"/>
+          </w:rPr>
+          <w:t>m</w:t>
+        </w:r>
+        <w:r>
+          <w:rPr>
+            <w:rStyle w:val="Hyperlink"/>
+            <w:color w:val="auto"/>
+            <w:szCs w:val="28"/>
+            <w:lang w:val="ru-RU"/>
+          </w:rPr>
+          <w:t>-</w:t>
+        </w:r>
+        <w:r>
+          <w:rPr>
+            <w:rStyle w:val="Hyperlink"/>
+            <w:color w:val="auto"/>
+            <w:szCs w:val="28"/>
+          </w:rPr>
+          <w:t>cache</w:t>
+        </w:r>
+        <w:r>
+          <w:rPr>
+            <w:rStyle w:val="Hyperlink"/>
+            <w:color w:val="auto"/>
+            <w:szCs w:val="28"/>
+            <w:lang w:val="ru-RU"/>
+          </w:rPr>
+          <w:t>-</w:t>
+        </w:r>
+        <w:r>
+          <w:rPr>
+            <w:rStyle w:val="Hyperlink"/>
+            <w:color w:val="auto"/>
+            <w:szCs w:val="28"/>
+          </w:rPr>
+          <w:t>up</w:t>
+        </w:r>
+        <w:r>
+          <w:rPr>
+            <w:rStyle w:val="Hyperlink"/>
+            <w:color w:val="auto"/>
+            <w:szCs w:val="28"/>
+            <w:lang w:val="ru-RU"/>
+          </w:rPr>
+          <w:t>-</w:t>
+        </w:r>
+        <w:r>
+          <w:rPr>
+            <w:rStyle w:val="Hyperlink"/>
+            <w:color w:val="auto"/>
+            <w:szCs w:val="28"/>
+          </w:rPr>
+          <w:t>to</w:t>
+        </w:r>
+        <w:r>
+          <w:rPr>
+            <w:rStyle w:val="Hyperlink"/>
+            <w:color w:val="auto"/>
+            <w:szCs w:val="28"/>
+            <w:lang w:val="ru-RU"/>
+          </w:rPr>
+          <w:t>-4-20-</w:t>
+        </w:r>
+        <w:r>
+          <w:rPr>
+            <w:rStyle w:val="Hyperlink"/>
+            <w:color w:val="auto"/>
+            <w:szCs w:val="28"/>
+          </w:rPr>
+          <w:t>ghz</w:t>
+        </w:r>
+        <w:r>
+          <w:rPr>
+            <w:rStyle w:val="Hyperlink"/>
+            <w:color w:val="auto"/>
+            <w:szCs w:val="28"/>
             <w:lang w:val="ru-RU"/>
           </w:rPr>
           <w:t>.</w:t>
@@ -6574,302 +6803,7 @@
           <w:rPr>
             <w:rStyle w:val="Hyperlink"/>
             <w:color w:val="auto"/>
-          </w:rPr>
-          <w:t>opencv</w:t>
-        </w:r>
-        <w:r>
-          <w:rPr>
-            <w:rStyle w:val="Hyperlink"/>
-            <w:color w:val="auto"/>
-            <w:lang w:val="ru-RU"/>
-          </w:rPr>
-          <w:t>.</w:t>
-        </w:r>
-        <w:r>
-          <w:rPr>
-            <w:rStyle w:val="Hyperlink"/>
-            <w:color w:val="auto"/>
-          </w:rPr>
-          <w:t>org</w:t>
-        </w:r>
-        <w:r>
-          <w:rPr>
-            <w:rStyle w:val="Hyperlink"/>
-            <w:color w:val="auto"/>
-            <w:lang w:val="ru-RU"/>
-          </w:rPr>
-          <w:t>/4.11.0/</w:t>
-        </w:r>
-      </w:hyperlink>
-      <w:r>
-        <w:rPr>
-          <w:lang w:val="ru-RU"/>
-        </w:rPr>
-        <w:t xml:space="preserve"> </w:t>
-      </w:r>
-      <w:r>
-        <w:rPr>
-          <w:lang w:val="ru-RU"/>
-        </w:rPr>
-        <w:t>(дата обращения: 15.11.2025)</w:t>
-      </w:r>
-      <w:r>
-        <w:rPr>
-          <w:rFonts w:cs="Times New Roman"/>
-          <w:szCs w:val="28"/>
-          <w:lang w:val="ru-RU"/>
-        </w:rPr>
-        <w:t>.</w:t>
-      </w:r>
-    </w:p>
-    <w:p>
-      <w:pPr>
-        <w:pStyle w:val="ListParagraph"/>
-        <w:numPr>
-          <w:ilvl w:val="0"/>
-          <w:numId w:val="5"/>
-        </w:numPr>
-        <w:ind w:left="0" w:firstLine="0"/>
-        <w:rPr>
-          <w:rFonts w:cs="Times New Roman"/>
-          <w:szCs w:val="28"/>
-          <w:lang w:val="ru-RU"/>
-        </w:rPr>
-      </w:pPr>
-      <w:r>
-        <w:rPr>
-          <w:szCs w:val="28"/>
-        </w:rPr>
-        <w:t>VirtualEnv</w:t>
-      </w:r>
-      <w:r>
-        <w:rPr>
-          <w:lang w:val="ru-RU"/>
-        </w:rPr>
-        <w:t xml:space="preserve">: [Электронный ресурс]. – Режим доступа </w:t>
-      </w:r>
-      <w:r>
-        <w:t>URL</w:t>
-      </w:r>
-      <w:r>
-        <w:rPr>
-          <w:lang w:val="ru-RU"/>
-        </w:rPr>
-        <w:t xml:space="preserve">: </w:t>
-      </w:r>
-      <w:hyperlink r:id="rId24" w:history="1">
-        <w:r>
-          <w:rPr>
-            <w:rStyle w:val="Hyperlink"/>
-            <w:color w:val="auto"/>
-          </w:rPr>
-          <w:t>https</w:t>
-        </w:r>
-        <w:r>
-          <w:rPr>
-            <w:rStyle w:val="Hyperlink"/>
-            <w:color w:val="auto"/>
-            <w:lang w:val="ru-RU"/>
-          </w:rPr>
-          <w:t>://</w:t>
-        </w:r>
-        <w:r>
-          <w:rPr>
-            <w:rStyle w:val="Hyperlink"/>
-            <w:color w:val="auto"/>
-          </w:rPr>
-          <w:t>virtualenv</w:t>
-        </w:r>
-        <w:r>
-          <w:rPr>
-            <w:rStyle w:val="Hyperlink"/>
-            <w:color w:val="auto"/>
-            <w:lang w:val="ru-RU"/>
-          </w:rPr>
-          <w:t>.</w:t>
-        </w:r>
-        <w:r>
-          <w:rPr>
-            <w:rStyle w:val="Hyperlink"/>
-            <w:color w:val="auto"/>
-          </w:rPr>
-          <w:t>pypa</w:t>
-        </w:r>
-        <w:r>
-          <w:rPr>
-            <w:rStyle w:val="Hyperlink"/>
-            <w:color w:val="auto"/>
-            <w:lang w:val="ru-RU"/>
-          </w:rPr>
-          <w:t>.</w:t>
-        </w:r>
-        <w:r>
-          <w:rPr>
-            <w:rStyle w:val="Hyperlink"/>
-            <w:color w:val="auto"/>
-          </w:rPr>
-          <w:t>io</w:t>
-        </w:r>
-        <w:r>
-          <w:rPr>
-            <w:rStyle w:val="Hyperlink"/>
-            <w:color w:val="auto"/>
-            <w:lang w:val="ru-RU"/>
-          </w:rPr>
-          <w:t>/</w:t>
-        </w:r>
-        <w:r>
-          <w:rPr>
-            <w:rStyle w:val="Hyperlink"/>
-            <w:color w:val="auto"/>
-          </w:rPr>
-          <w:t>en</w:t>
-        </w:r>
-        <w:r>
-          <w:rPr>
-            <w:rStyle w:val="Hyperlink"/>
-            <w:color w:val="auto"/>
-            <w:lang w:val="ru-RU"/>
-          </w:rPr>
-          <w:t>/20.0.29/</w:t>
-        </w:r>
-      </w:hyperlink>
-      <w:r>
-        <w:rPr>
-          <w:lang w:val="ru-RU"/>
-        </w:rPr>
-        <w:t xml:space="preserve"> </w:t>
-      </w:r>
-      <w:r>
-        <w:rPr>
-          <w:lang w:val="ru-RU"/>
-        </w:rPr>
-        <w:t>(дата обращения: 15.11.2025)</w:t>
-      </w:r>
-      <w:r>
-        <w:rPr>
-          <w:rFonts w:cs="Times New Roman"/>
-          <w:szCs w:val="28"/>
-          <w:lang w:val="ru-RU"/>
-        </w:rPr>
-        <w:t>.</w:t>
-      </w:r>
-    </w:p>
-    <w:p>
-      <w:pPr>
-        <w:pStyle w:val="ListParagraph"/>
-        <w:numPr>
-          <w:ilvl w:val="0"/>
-          <w:numId w:val="5"/>
-        </w:numPr>
-        <w:ind w:left="0" w:firstLine="0"/>
-        <w:rPr>
-          <w:rFonts w:cs="Times New Roman"/>
-          <w:szCs w:val="28"/>
-          <w:lang w:val="ru-RU"/>
-        </w:rPr>
-      </w:pPr>
-      <w:r>
-        <w:rPr>
-          <w:szCs w:val="28"/>
-        </w:rPr>
-        <w:t>LanguageTool</w:t>
-      </w:r>
-      <w:r>
-        <w:rPr>
-          <w:lang w:val="ru-RU"/>
-        </w:rPr>
-        <w:t xml:space="preserve">: [Электронный ресурс]. – Режим доступа </w:t>
-      </w:r>
-      <w:r>
-        <w:t>URL</w:t>
-      </w:r>
-      <w:r>
-        <w:rPr>
-          <w:lang w:val="ru-RU"/>
-        </w:rPr>
-        <w:t xml:space="preserve">: </w:t>
-      </w:r>
-      <w:hyperlink r:id="rId25" w:history="1">
-        <w:r>
-          <w:rPr>
-            <w:rStyle w:val="Hyperlink"/>
-            <w:color w:val="auto"/>
-          </w:rPr>
-          <w:t>https</w:t>
-        </w:r>
-        <w:r>
-          <w:rPr>
-            <w:rStyle w:val="Hyperlink"/>
-            <w:color w:val="auto"/>
-            <w:lang w:val="ru-RU"/>
-          </w:rPr>
-          <w:t>://</w:t>
-        </w:r>
-        <w:r>
-          <w:rPr>
-            <w:rStyle w:val="Hyperlink"/>
-            <w:color w:val="auto"/>
-          </w:rPr>
-          <w:t>dev</w:t>
-        </w:r>
-        <w:r>
-          <w:rPr>
-            <w:rStyle w:val="Hyperlink"/>
-            <w:color w:val="auto"/>
-            <w:lang w:val="ru-RU"/>
-          </w:rPr>
-          <w:t>.</w:t>
-        </w:r>
-        <w:r>
-          <w:rPr>
-            <w:rStyle w:val="Hyperlink"/>
-            <w:color w:val="auto"/>
-          </w:rPr>
-          <w:t>languagetool</w:t>
-        </w:r>
-        <w:r>
-          <w:rPr>
-            <w:rStyle w:val="Hyperlink"/>
-            <w:color w:val="auto"/>
-            <w:lang w:val="ru-RU"/>
-          </w:rPr>
-          <w:t>.</w:t>
-        </w:r>
-        <w:r>
-          <w:rPr>
-            <w:rStyle w:val="Hyperlink"/>
-            <w:color w:val="auto"/>
-          </w:rPr>
-          <w:t>org</w:t>
-        </w:r>
-        <w:r>
-          <w:rPr>
-            <w:rStyle w:val="Hyperlink"/>
-            <w:color w:val="auto"/>
-            <w:lang w:val="ru-RU"/>
-          </w:rPr>
-          <w:t>/</w:t>
-        </w:r>
-        <w:r>
-          <w:rPr>
-            <w:rStyle w:val="Hyperlink"/>
-            <w:color w:val="auto"/>
-          </w:rPr>
-          <w:t>roadmap</w:t>
-        </w:r>
-        <w:r>
-          <w:rPr>
-            <w:rStyle w:val="Hyperlink"/>
-            <w:color w:val="auto"/>
-            <w:lang w:val="ru-RU"/>
-          </w:rPr>
-          <w:t>.</w:t>
-        </w:r>
-        <w:r>
-          <w:rPr>
-            <w:rStyle w:val="Hyperlink"/>
-            <w:color w:val="auto"/>
+            <w:szCs w:val="28"/>
           </w:rPr>
           <w:t>html</w:t>
         </w:r>
@@ -6884,7 +6818,31 @@
         <w:rPr>
           <w:lang w:val="ru-RU"/>
         </w:rPr>
-        <w:t>(дата обращения: 15.11.2025)</w:t>
+        <w:t>(дата обращения: 15.</w:t>
+      </w:r>
+      <w:r>
+        <w:rPr>
+          <w:lang w:val="ru-RU"/>
+        </w:rPr>
+        <w:t>03</w:t>
+      </w:r>
+      <w:r>
+        <w:rPr>
+          <w:lang w:val="ru-RU"/>
+        </w:rPr>
+        <w:t>.202</w:t>
+      </w:r>
+      <w:r>
+        <w:rPr>
+          <w:lang w:val="ru-RU"/>
+        </w:rPr>
+        <w:t>6</w:t>
+      </w:r>
+      <w:r>
+        <w:rPr>
+          <w:lang w:val="ru-RU"/>
+        </w:rPr>
+        <w:t>)</w:t>
       </w:r>
       <w:r>
         <w:rPr>
@@ -6895,178 +6853,8 @@
         <w:t>.</w:t>
       </w:r>
     </w:p>
-    <w:p>
-      <w:pPr>
-        <w:pStyle w:val="ListParagraph"/>
-        <w:numPr>
-          <w:ilvl w:val="0"/>
-          <w:numId w:val="5"/>
-        </w:numPr>
-        <w:ind w:left="0" w:firstLine="0"/>
-        <w:rPr>
-          <w:rFonts w:cs="Times New Roman"/>
-          <w:color w:val="FF0000"/>
-          <w:szCs w:val="28"/>
-          <w:lang w:val="ru-RU"/>
-        </w:rPr>
-      </w:pPr>
-      <w:r>
-        <w:t>PyQt</w:t>
-      </w:r>
-      <w:r>
-        <w:rPr>
-          <w:lang w:val="ru-RU"/>
-        </w:rPr>
-        <w:t xml:space="preserve">5 </w:t>
-      </w:r>
-      <w:r>
-        <w:t>Documentation</w:t>
-      </w:r>
-      <w:r>
-        <w:rPr>
-          <w:lang w:val="ru-RU"/>
-        </w:rPr>
-        <w:t xml:space="preserve">: [Электронный ресурс]. – Режим доступа </w:t>
-      </w:r>
-      <w:r>
-        <w:t>URL</w:t>
-      </w:r>
-      <w:r>
-        <w:rPr>
-          <w:lang w:val="ru-RU"/>
-        </w:rPr>
-        <w:t xml:space="preserve">: </w:t>
-      </w:r>
-      <w:hyperlink r:id="rId26" w:history="1">
-        <w:r>
-          <w:rPr>
-            <w:rStyle w:val="Hyperlink"/>
-            <w:color w:val="auto"/>
-          </w:rPr>
-          <w:t>https</w:t>
-        </w:r>
-        <w:r>
-          <w:rPr>
-            <w:rStyle w:val="Hyperlink"/>
-            <w:color w:val="auto"/>
-            <w:lang w:val="ru-RU"/>
-          </w:rPr>
-          <w:t>://</w:t>
-        </w:r>
-        <w:r>
-          <w:rPr>
-            <w:rStyle w:val="Hyperlink"/>
-            <w:color w:val="auto"/>
-          </w:rPr>
-          <w:t>www</w:t>
-        </w:r>
-        <w:r>
-          <w:rPr>
-            <w:rStyle w:val="Hyperlink"/>
-            <w:color w:val="auto"/>
-            <w:lang w:val="ru-RU"/>
-          </w:rPr>
-          <w:t>.</w:t>
-        </w:r>
-        <w:r>
-          <w:rPr>
-            <w:rStyle w:val="Hyperlink"/>
-            <w:color w:val="auto"/>
-          </w:rPr>
-          <w:t>riverbankcomputing</w:t>
-        </w:r>
-        <w:r>
-          <w:rPr>
-            <w:rStyle w:val="Hyperlink"/>
-            <w:color w:val="auto"/>
-            <w:lang w:val="ru-RU"/>
-          </w:rPr>
-          <w:t>.</w:t>
-        </w:r>
-        <w:r>
-          <w:rPr>
-            <w:rStyle w:val="Hyperlink"/>
-            <w:color w:val="auto"/>
-          </w:rPr>
-          <w:t>com</w:t>
-        </w:r>
-        <w:r>
-          <w:rPr>
-            <w:rStyle w:val="Hyperlink"/>
-            <w:color w:val="auto"/>
-            <w:lang w:val="ru-RU"/>
-          </w:rPr>
-          <w:t>/</w:t>
-        </w:r>
-        <w:r>
-          <w:rPr>
-            <w:rStyle w:val="Hyperlink"/>
-            <w:color w:val="auto"/>
-          </w:rPr>
-          <w:t>static</w:t>
-        </w:r>
-        <w:r>
-          <w:rPr>
-            <w:rStyle w:val="Hyperlink"/>
-            <w:color w:val="auto"/>
-            <w:lang w:val="ru-RU"/>
-          </w:rPr>
-          <w:t>/</w:t>
-        </w:r>
-        <w:r>
-          <w:rPr>
-            <w:rStyle w:val="Hyperlink"/>
-            <w:color w:val="auto"/>
-          </w:rPr>
-          <w:t>Docs</w:t>
-        </w:r>
-        <w:r>
-          <w:rPr>
-            <w:rStyle w:val="Hyperlink"/>
-            <w:color w:val="auto"/>
-            <w:lang w:val="ru-RU"/>
-          </w:rPr>
-          <w:t>/</w:t>
-        </w:r>
-        <w:r>
-          <w:rPr>
-            <w:rStyle w:val="Hyperlink"/>
-            <w:color w:val="auto"/>
-          </w:rPr>
-          <w:t>PyQt</w:t>
-        </w:r>
-        <w:r>
-          <w:rPr>
-            <w:rStyle w:val="Hyperlink"/>
-            <w:color w:val="auto"/>
-            <w:lang w:val="ru-RU"/>
-          </w:rPr>
-          <w:t>5/</w:t>
-        </w:r>
-      </w:hyperlink>
-      <w:r>
-        <w:rPr>
-          <w:lang w:val="ru-RU"/>
-        </w:rPr>
-        <w:t xml:space="preserve"> </w:t>
-      </w:r>
-      <w:r>
-        <w:rPr>
-          <w:lang w:val="ru-RU"/>
-        </w:rPr>
-        <w:t>(дата обращения: 15.11.2025)</w:t>
-      </w:r>
-      <w:r>
-        <w:rPr>
-          <w:rFonts w:cs="Times New Roman"/>
-          <w:szCs w:val="28"/>
-          <w:lang w:val="ru-RU"/>
-        </w:rPr>
-        <w:t>.</w:t>
-      </w:r>
-    </w:p>
     <w:sectPr>
-      <w:footerReference w:type="default" r:id="rId27"/>
+      <w:footerReference w:type="default" r:id="rId23"/>
       <w:pgSz w:w="12240" w:h="15840"/>
       <w:pgMar w:top="1134" w:right="567" w:bottom="1134" w:left="1701" w:header="578" w:footer="720" w:gutter="0"/>
       <w:cols w:space="720"/>

--- a/nir/РПЗ.docx
+++ b/nir/РПЗ.docx
@@ -412,7 +412,7 @@
               </wp:anchor>
             </w:drawing>
           </mc:Choice>
-          <mc:Fallback xmlns:oel="http://schemas.microsoft.com/office/2019/extlst" xmlns:w16du="http://schemas.microsoft.com/office/word/2023/wordml/word16du" xmlns:w16sdtfl="http://schemas.microsoft.com/office/word/2024/wordml/sdtformatlock">
+          <mc:Fallback xmlns:w16sdtfl="http://schemas.microsoft.com/office/word/2024/wordml/sdtformatlock" xmlns:w16du="http://schemas.microsoft.com/office/word/2023/wordml/word16du" xmlns:oel="http://schemas.microsoft.com/office/2019/extlst">
             <w:pict>
               <v:group w14:anchorId="7914ABF1" id="Group 3" o:spid="_x0000_s1026" style="position:absolute;margin-left:85.05pt;margin-top:31.9pt;width:481.9pt;height:3.9pt;z-index:-251656192;mso-wrap-distance-left:0;mso-wrap-distance-right:0;mso-position-horizontal-relative:page" coordorigin="1701,638" coordsize="9638,78" o:gfxdata="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">
                 <v:rect id="Rectangle 9" o:spid="_x0000_s1027" style="position:absolute;left:1700;top:638;width:9638;height:52;visibility:visible;mso-wrap-style:square;v-text-anchor:top" o:gfxdata="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" fillcolor="black" stroked="f"/>
@@ -3004,7 +3004,35 @@
           <w:sz w:val="28"/>
           <w:szCs w:val="28"/>
         </w:rPr>
-        <w:t xml:space="preserve">Для проведения экспериментальных исследований с целью проверки качества работы алгоритма распознавания жестов выбраны несколько наиболее популярных слов жестового русского языка. Тестовые слова для проверки качества работы алгоритма отбирались с учетом максимальной разницы в произношении одного и того же жеста. Для каждого жеста было самостоятельно записано по 30 видео, длиной в 20 кадров из которых мы получаем ориентиры точек для дальнейшей классификации воспроизводимых жестов. </w:t>
+        <w:t xml:space="preserve">Для проведения исследований с целью проверки качества работы алгоритма распознавания жестов выбраны </w:t>
+      </w:r>
+      <w:r>
+        <w:rPr>
+          <w:sz w:val="28"/>
+          <w:szCs w:val="28"/>
+        </w:rPr>
+        <w:t>10</w:t>
+      </w:r>
+      <w:r>
+        <w:rPr>
+          <w:sz w:val="28"/>
+          <w:szCs w:val="28"/>
+        </w:rPr>
+        <w:t xml:space="preserve"> наиболее популярных слов жестового русского языка. Тестовые слова для проверки качества работы алгоритма отбирались с учетом максимальной разницы в </w:t>
+      </w:r>
+      <w:r>
+        <w:rPr>
+          <w:sz w:val="28"/>
+          <w:szCs w:val="28"/>
+        </w:rPr>
+        <w:t>выполнени</w:t>
+      </w:r>
+      <w:r>
+        <w:rPr>
+          <w:sz w:val="28"/>
+          <w:szCs w:val="28"/>
+        </w:rPr>
+        <w:t xml:space="preserve">и одного и того же жеста. Для каждого жеста было самостоятельно записано по 30 видео, длиной в 20 кадров из которых мы получаем ориентиры точек для дальнейшей классификации воспроизводимых жестов. </w:t>
       </w:r>
       <w:r>
         <w:rPr>
@@ -3124,7 +3152,6 @@
                     <w:sz w:val="28"/>
                     <w:szCs w:val="28"/>
                   </w:rPr>
-                  <w:lastRenderedPageBreak/>
                   <m:t xml:space="preserve">Accuracy </m:t>
                 </m:r>
                 <m:d>
@@ -3241,6 +3268,7 @@
                     <w:sz w:val="28"/>
                     <w:szCs w:val="28"/>
                   </w:rPr>
+                  <w:lastRenderedPageBreak/>
                   <m:t xml:space="preserve">Precision </m:t>
                 </m:r>
                 <m:d>
@@ -3569,7 +3597,21 @@
           <w:sz w:val="28"/>
           <w:szCs w:val="28"/>
         </w:rPr>
-        <w:t>Матрица ошибок, также известная как матрица неточностей или confusion matrix, представляет собой один из наиболее информативных инструментов для оценки качества работы классификационных моделей машинного обучения. В контексте системы распознавания жестового языка матрица ошибок позволяет не только количественно оценить общую точность распознавания, но и детально проанализировать характер допускаемых системой ошибок, выявить классы жестов, которые часто путаются между собой, и понять причины этих путаниц. Это критически важная информация для дальнейшего улучшения системы, так как она указывает на конкретные направления работы: какие жесты требуют сбора дополнительных обучающих данных, какие признаки нуждаются в улучшении, и какие пары жестов могут быть визуально похожи и требуют особого внимания при проектировании системы.</w:t>
+        <w:t xml:space="preserve">Матрица ошибок, также известная как матрица неточностей или confusion matrix, представляет собой один из наиболее информативных инструментов для оценки качества работы классификационных моделей машинного обучения. В контексте системы распознавания жестового языка матрица ошибок позволяет не только количественно оценить общую точность распознавания, но и детально проанализировать характер допускаемых системой ошибок, </w:t>
+      </w:r>
+      <w:r>
+        <w:rPr>
+          <w:sz w:val="28"/>
+          <w:szCs w:val="28"/>
+        </w:rPr>
+        <w:t>выявить классы жестов, которые часто путаются между собой</w:t>
+      </w:r>
+      <w:r>
+        <w:rPr>
+          <w:sz w:val="28"/>
+          <w:szCs w:val="28"/>
+        </w:rPr>
+        <w:t>. Это критически важная информация для дальнейшего улучшения системы, так как она указывает на конкретные направления работы: какие жесты требуют сбора дополнительных обучающих данных, какие признаки нуждаются в улучшении, и какие пары жестов могут быть визуально похожи и требуют особого внимания при проектировании системы.</w:t>
       </w:r>
     </w:p>
     <w:p>
@@ -3708,18 +3750,8 @@
           <w:color w:val="000000" w:themeColor="text1"/>
           <w:sz w:val="28"/>
           <w:szCs w:val="28"/>
-          <w:lang w:val="vi-VN"/>
-        </w:rPr>
-        <w:t>4.</w:t>
-      </w:r>
-      <w:r>
-        <w:rPr>
-          <w:bCs/>
-          <w:color w:val="000000" w:themeColor="text1"/>
-          <w:sz w:val="28"/>
-          <w:szCs w:val="28"/>
-        </w:rPr>
-        <w:t>1</w:t>
+        </w:rPr>
+        <w:t>2</w:t>
       </w:r>
       <w:r>
         <w:rPr>
@@ -3948,18 +3980,8 @@
           <w:color w:val="000000" w:themeColor="text1"/>
           <w:sz w:val="28"/>
           <w:szCs w:val="28"/>
-          <w:lang w:val="vi-VN"/>
-        </w:rPr>
-        <w:t>4.</w:t>
-      </w:r>
-      <w:r>
-        <w:rPr>
-          <w:bCs/>
-          <w:color w:val="000000" w:themeColor="text1"/>
-          <w:sz w:val="28"/>
-          <w:szCs w:val="28"/>
-        </w:rPr>
-        <w:t>2</w:t>
+        </w:rPr>
+        <w:t>3</w:t>
       </w:r>
       <w:r>
         <w:rPr>
@@ -4078,16 +4100,7 @@
           <w:szCs w:val="28"/>
           <w:lang w:val="vi-VN"/>
         </w:rPr>
-        <w:t>4.</w:t>
-      </w:r>
-      <w:r>
-        <w:rPr>
-          <w:bCs/>
-          <w:color w:val="000000" w:themeColor="text1"/>
-          <w:sz w:val="28"/>
-          <w:szCs w:val="28"/>
-        </w:rPr>
-        <w:t>3</w:t>
+        <w:t>4</w:t>
       </w:r>
       <w:r>
         <w:rPr>
@@ -4236,18 +4249,8 @@
           <w:color w:val="000000" w:themeColor="text1"/>
           <w:sz w:val="28"/>
           <w:szCs w:val="28"/>
-          <w:lang w:val="vi-VN"/>
-        </w:rPr>
-        <w:t>4.</w:t>
-      </w:r>
-      <w:r>
-        <w:rPr>
-          <w:bCs/>
-          <w:color w:val="000000" w:themeColor="text1"/>
-          <w:sz w:val="28"/>
-          <w:szCs w:val="28"/>
-        </w:rPr>
-        <w:t>4</w:t>
+        </w:rPr>
+        <w:t>5</w:t>
       </w:r>
       <w:r>
         <w:rPr>
@@ -4370,7 +4373,7 @@
           <w:szCs w:val="28"/>
           <w:lang w:val="vi-VN"/>
         </w:rPr>
-        <w:t xml:space="preserve"> 4.</w:t>
+        <w:t xml:space="preserve"> </w:t>
       </w:r>
       <w:r>
         <w:rPr>
@@ -4379,7 +4382,7 @@
           <w:sz w:val="28"/>
           <w:szCs w:val="28"/>
         </w:rPr>
-        <w:t>5</w:t>
+        <w:t>6</w:t>
       </w:r>
       <w:r>
         <w:rPr>
@@ -4707,7 +4710,7 @@
           <w:szCs w:val="28"/>
           <w:lang w:val="vi-VN"/>
         </w:rPr>
-        <w:t xml:space="preserve"> 4.</w:t>
+        <w:t xml:space="preserve"> </w:t>
       </w:r>
       <w:r>
         <w:rPr>
@@ -4716,7 +4719,7 @@
           <w:sz w:val="28"/>
           <w:szCs w:val="28"/>
         </w:rPr>
-        <w:t>6</w:t>
+        <w:t>7</w:t>
       </w:r>
       <w:r>
         <w:rPr>
@@ -4863,7 +4866,7 @@
           <w:szCs w:val="28"/>
           <w:lang w:val="vi-VN"/>
         </w:rPr>
-        <w:t xml:space="preserve"> 4.</w:t>
+        <w:t xml:space="preserve"> </w:t>
       </w:r>
       <w:r>
         <w:rPr>
@@ -4872,7 +4875,7 @@
           <w:sz w:val="28"/>
           <w:szCs w:val="28"/>
         </w:rPr>
-        <w:t>7</w:t>
+        <w:t>8</w:t>
       </w:r>
       <w:r>
         <w:rPr>
@@ -5090,7 +5093,7 @@
           <w:szCs w:val="28"/>
           <w:lang w:val="vi-VN"/>
         </w:rPr>
-        <w:t xml:space="preserve"> 4.</w:t>
+        <w:t xml:space="preserve"> </w:t>
       </w:r>
       <w:r>
         <w:rPr>
@@ -5099,7 +5102,7 @@
           <w:sz w:val="28"/>
           <w:szCs w:val="28"/>
         </w:rPr>
-        <w:t>8</w:t>
+        <w:t>9</w:t>
       </w:r>
       <w:r>
         <w:rPr>
@@ -5252,7 +5255,7 @@
           <w:szCs w:val="28"/>
           <w:lang w:val="vi-VN"/>
         </w:rPr>
-        <w:t xml:space="preserve"> 4.</w:t>
+        <w:t xml:space="preserve"> </w:t>
       </w:r>
       <w:r>
         <w:rPr>
@@ -5261,7 +5264,7 @@
           <w:sz w:val="28"/>
           <w:szCs w:val="28"/>
         </w:rPr>
-        <w:t>9</w:t>
+        <w:t>10</w:t>
       </w:r>
       <w:r>
         <w:rPr>
@@ -5432,7 +5435,28 @@
           <w:sz w:val="28"/>
           <w:szCs w:val="28"/>
         </w:rPr>
-        <w:t>0.0001, 0.0005, 0.001, 0.005 и 0.01. Все эксперименты проводились с фиксированной архитектурой модели, включающей LSTM слои с конфигурацией Medium (64-128-64 юнита) и Dense слои с конфигурацией Double (64-32 нейрона).</w:t>
+        <w:t xml:space="preserve">0.0001, 0.0005, 0.001, 0.005 и 0.01. Все </w:t>
+      </w:r>
+      <w:r>
+        <w:rPr>
+          <w:sz w:val="28"/>
+          <w:szCs w:val="28"/>
+        </w:rPr>
+        <w:t>исследовани</w:t>
+      </w:r>
+      <w:r>
+        <w:rPr>
+          <w:sz w:val="28"/>
+          <w:szCs w:val="28"/>
+        </w:rPr>
+        <w:t>я</w:t>
+      </w:r>
+      <w:r>
+        <w:rPr>
+          <w:sz w:val="28"/>
+          <w:szCs w:val="28"/>
+        </w:rPr>
+        <w:t xml:space="preserve"> проводились с фиксированной архитектурой модели, включающей LSTM слои с конфигурацией Medium (64-128-64 юнита) и Dense слои с конфигурацией Double (64-32 нейрона).</w:t>
       </w:r>
       <w:r>
         <w:rPr>
@@ -5528,7 +5552,7 @@
           <w:szCs w:val="28"/>
           <w:lang w:val="vi-VN"/>
         </w:rPr>
-        <w:t xml:space="preserve"> 4.</w:t>
+        <w:t xml:space="preserve"> </w:t>
       </w:r>
       <w:r>
         <w:rPr>
@@ -5537,7 +5561,7 @@
           <w:sz w:val="28"/>
           <w:szCs w:val="28"/>
         </w:rPr>
-        <w:t>10</w:t>
+        <w:t>11</w:t>
       </w:r>
       <w:r>
         <w:rPr>
@@ -5772,7 +5796,7 @@
           <w:szCs w:val="28"/>
           <w:lang w:val="vi-VN"/>
         </w:rPr>
-        <w:t xml:space="preserve"> 4.</w:t>
+        <w:t xml:space="preserve"> </w:t>
       </w:r>
       <w:r>
         <w:rPr>
@@ -5781,16 +5805,7 @@
           <w:sz w:val="28"/>
           <w:szCs w:val="28"/>
         </w:rPr>
-        <w:t>1</w:t>
-      </w:r>
-      <w:r>
-        <w:rPr>
-          <w:bCs/>
-          <w:color w:val="000000" w:themeColor="text1"/>
-          <w:sz w:val="28"/>
-          <w:szCs w:val="28"/>
-        </w:rPr>
-        <w:t>1</w:t>
+        <w:t>12</w:t>
       </w:r>
       <w:r>
         <w:rPr>
@@ -5933,7 +5948,7 @@
           <w:szCs w:val="28"/>
           <w:lang w:val="vi-VN"/>
         </w:rPr>
-        <w:t xml:space="preserve"> 4.</w:t>
+        <w:t xml:space="preserve"> </w:t>
       </w:r>
       <w:r>
         <w:rPr>
@@ -5942,16 +5957,7 @@
           <w:sz w:val="28"/>
           <w:szCs w:val="28"/>
         </w:rPr>
-        <w:t>1</w:t>
-      </w:r>
-      <w:r>
-        <w:rPr>
-          <w:bCs/>
-          <w:color w:val="000000" w:themeColor="text1"/>
-          <w:sz w:val="28"/>
-          <w:szCs w:val="28"/>
-        </w:rPr>
-        <w:t>2</w:t>
+        <w:t>13</w:t>
       </w:r>
       <w:r>
         <w:rPr>

--- a/nir/РПЗ.docx
+++ b/nir/РПЗ.docx
@@ -1375,7 +1375,7 @@
           <w:lang w:val="ru-RU"/>
         </w:rPr>
       </w:pPr>
-      <w:bookmarkStart w:id="0" w:name="_Toc224983920"/>
+      <w:bookmarkStart w:id="0" w:name="_Toc226390411"/>
       <w:r>
         <w:rPr>
           <w:rFonts w:cs="Times New Roman"/>
@@ -1412,7 +1412,14 @@
           <w:sz w:val="28"/>
           <w:szCs w:val="28"/>
         </w:rPr>
-        <w:t>20</w:t>
+        <w:t>2</w:t>
+      </w:r>
+      <w:r>
+        <w:rPr>
+          <w:sz w:val="28"/>
+          <w:szCs w:val="28"/>
+        </w:rPr>
+        <w:t>1</w:t>
       </w:r>
       <w:r>
         <w:rPr>
@@ -1426,7 +1433,14 @@
           <w:sz w:val="28"/>
           <w:szCs w:val="28"/>
         </w:rPr>
-        <w:t>12</w:t>
+        <w:t>1</w:t>
+      </w:r>
+      <w:r>
+        <w:rPr>
+          <w:sz w:val="28"/>
+          <w:szCs w:val="28"/>
+        </w:rPr>
+        <w:t>5</w:t>
       </w:r>
       <w:r>
         <w:rPr>
@@ -1761,43 +1775,43 @@
               <w:rFonts w:asciiTheme="minorHAnsi" w:eastAsiaTheme="minorEastAsia" w:hAnsiTheme="minorHAnsi" w:cstheme="minorBidi"/>
               <w:b/>
               <w:noProof/>
-              <w:sz w:val="32"/>
-              <w:szCs w:val="32"/>
+              <w:sz w:val="28"/>
+              <w:szCs w:val="28"/>
               <w:lang w:val="en-US"/>
             </w:rPr>
           </w:pPr>
           <w:r>
             <w:rPr>
               <w:b/>
-              <w:sz w:val="32"/>
-              <w:szCs w:val="32"/>
+              <w:sz w:val="28"/>
+              <w:szCs w:val="28"/>
             </w:rPr>
             <w:fldChar w:fldCharType="begin"/>
           </w:r>
           <w:r>
             <w:rPr>
               <w:b/>
-              <w:sz w:val="32"/>
-              <w:szCs w:val="32"/>
+              <w:sz w:val="28"/>
+              <w:szCs w:val="28"/>
             </w:rPr>
             <w:instrText xml:space="preserve"> TOC \o "1-3" \h \z \u </w:instrText>
           </w:r>
           <w:r>
             <w:rPr>
               <w:b/>
-              <w:sz w:val="32"/>
-              <w:szCs w:val="32"/>
+              <w:sz w:val="28"/>
+              <w:szCs w:val="28"/>
             </w:rPr>
             <w:fldChar w:fldCharType="separate"/>
           </w:r>
-          <w:hyperlink w:anchor="_Toc224983920" w:history="1">
+          <w:hyperlink w:anchor="_Toc226390411" w:history="1">
             <w:r>
               <w:rPr>
                 <w:rStyle w:val="Hyperlink"/>
                 <w:b/>
                 <w:noProof/>
-                <w:sz w:val="32"/>
-                <w:szCs w:val="32"/>
+                <w:sz w:val="28"/>
+                <w:szCs w:val="28"/>
               </w:rPr>
               <w:t>РЕФЕРАТ</w:t>
             </w:r>
@@ -1806,8 +1820,8 @@
                 <w:b/>
                 <w:noProof/>
                 <w:webHidden/>
-                <w:sz w:val="32"/>
-                <w:szCs w:val="32"/>
+                <w:sz w:val="28"/>
+                <w:szCs w:val="28"/>
               </w:rPr>
               <w:tab/>
             </w:r>
@@ -1816,8 +1830,8 @@
                 <w:b/>
                 <w:noProof/>
                 <w:webHidden/>
-                <w:sz w:val="32"/>
-                <w:szCs w:val="32"/>
+                <w:sz w:val="28"/>
+                <w:szCs w:val="28"/>
               </w:rPr>
               <w:fldChar w:fldCharType="begin"/>
             </w:r>
@@ -1826,18 +1840,18 @@
                 <w:b/>
                 <w:noProof/>
                 <w:webHidden/>
-                <w:sz w:val="32"/>
-                <w:szCs w:val="32"/>
+                <w:sz w:val="28"/>
+                <w:szCs w:val="28"/>
               </w:rPr>
-              <w:instrText xml:space="preserve"> PAGEREF _Toc224983920 \h </w:instrText>
+              <w:instrText xml:space="preserve"> PAGEREF _Toc226390411 \h </w:instrText>
             </w:r>
             <w:r>
               <w:rPr>
                 <w:b/>
                 <w:noProof/>
                 <w:webHidden/>
-                <w:sz w:val="32"/>
-                <w:szCs w:val="32"/>
+                <w:sz w:val="28"/>
+                <w:szCs w:val="28"/>
               </w:rPr>
             </w:r>
             <w:r>
@@ -1845,8 +1859,8 @@
                 <w:b/>
                 <w:noProof/>
                 <w:webHidden/>
-                <w:sz w:val="32"/>
-                <w:szCs w:val="32"/>
+                <w:sz w:val="28"/>
+                <w:szCs w:val="28"/>
               </w:rPr>
               <w:fldChar w:fldCharType="separate"/>
             </w:r>
@@ -1855,8 +1869,8 @@
                 <w:b/>
                 <w:noProof/>
                 <w:webHidden/>
-                <w:sz w:val="32"/>
-                <w:szCs w:val="32"/>
+                <w:sz w:val="28"/>
+                <w:szCs w:val="28"/>
               </w:rPr>
               <w:t>3</w:t>
             </w:r>
@@ -1865,8 +1879,8 @@
                 <w:b/>
                 <w:noProof/>
                 <w:webHidden/>
-                <w:sz w:val="32"/>
-                <w:szCs w:val="32"/>
+                <w:sz w:val="28"/>
+                <w:szCs w:val="28"/>
               </w:rPr>
               <w:fldChar w:fldCharType="end"/>
             </w:r>
@@ -1882,19 +1896,19 @@
               <w:rFonts w:asciiTheme="minorHAnsi" w:eastAsiaTheme="minorEastAsia" w:hAnsiTheme="minorHAnsi" w:cstheme="minorBidi"/>
               <w:b/>
               <w:noProof/>
-              <w:sz w:val="32"/>
-              <w:szCs w:val="32"/>
+              <w:sz w:val="28"/>
+              <w:szCs w:val="28"/>
               <w:lang w:val="en-US"/>
             </w:rPr>
           </w:pPr>
-          <w:hyperlink w:anchor="_Toc224983921" w:history="1">
+          <w:hyperlink w:anchor="_Toc226390412" w:history="1">
             <w:r>
               <w:rPr>
                 <w:rStyle w:val="Hyperlink"/>
                 <w:b/>
                 <w:noProof/>
-                <w:sz w:val="32"/>
-                <w:szCs w:val="32"/>
+                <w:sz w:val="28"/>
+                <w:szCs w:val="28"/>
               </w:rPr>
               <w:t>ВВЕДЕНИЕ</w:t>
             </w:r>
@@ -1903,8 +1917,8 @@
                 <w:b/>
                 <w:noProof/>
                 <w:webHidden/>
-                <w:sz w:val="32"/>
-                <w:szCs w:val="32"/>
+                <w:sz w:val="28"/>
+                <w:szCs w:val="28"/>
               </w:rPr>
               <w:tab/>
             </w:r>
@@ -1913,8 +1927,8 @@
                 <w:b/>
                 <w:noProof/>
                 <w:webHidden/>
-                <w:sz w:val="32"/>
-                <w:szCs w:val="32"/>
+                <w:sz w:val="28"/>
+                <w:szCs w:val="28"/>
               </w:rPr>
               <w:fldChar w:fldCharType="begin"/>
             </w:r>
@@ -1923,18 +1937,18 @@
                 <w:b/>
                 <w:noProof/>
                 <w:webHidden/>
-                <w:sz w:val="32"/>
-                <w:szCs w:val="32"/>
+                <w:sz w:val="28"/>
+                <w:szCs w:val="28"/>
               </w:rPr>
-              <w:instrText xml:space="preserve"> PAGEREF _Toc224983921 \h </w:instrText>
+              <w:instrText xml:space="preserve"> PAGEREF _Toc226390412 \h </w:instrText>
             </w:r>
             <w:r>
               <w:rPr>
                 <w:b/>
                 <w:noProof/>
                 <w:webHidden/>
-                <w:sz w:val="32"/>
-                <w:szCs w:val="32"/>
+                <w:sz w:val="28"/>
+                <w:szCs w:val="28"/>
               </w:rPr>
             </w:r>
             <w:r>
@@ -1942,8 +1956,8 @@
                 <w:b/>
                 <w:noProof/>
                 <w:webHidden/>
-                <w:sz w:val="32"/>
-                <w:szCs w:val="32"/>
+                <w:sz w:val="28"/>
+                <w:szCs w:val="28"/>
               </w:rPr>
               <w:fldChar w:fldCharType="separate"/>
             </w:r>
@@ -1952,8 +1966,8 @@
                 <w:b/>
                 <w:noProof/>
                 <w:webHidden/>
-                <w:sz w:val="32"/>
-                <w:szCs w:val="32"/>
+                <w:sz w:val="28"/>
+                <w:szCs w:val="28"/>
               </w:rPr>
               <w:t>5</w:t>
             </w:r>
@@ -1962,8 +1976,8 @@
                 <w:b/>
                 <w:noProof/>
                 <w:webHidden/>
-                <w:sz w:val="32"/>
-                <w:szCs w:val="32"/>
+                <w:sz w:val="28"/>
+                <w:szCs w:val="28"/>
               </w:rPr>
               <w:fldChar w:fldCharType="end"/>
             </w:r>
@@ -1979,19 +1993,19 @@
               <w:rFonts w:asciiTheme="minorHAnsi" w:eastAsiaTheme="minorEastAsia" w:hAnsiTheme="minorHAnsi" w:cstheme="minorBidi"/>
               <w:b/>
               <w:noProof/>
-              <w:sz w:val="32"/>
-              <w:szCs w:val="32"/>
+              <w:sz w:val="28"/>
+              <w:szCs w:val="28"/>
               <w:lang w:val="en-US"/>
             </w:rPr>
           </w:pPr>
-          <w:hyperlink w:anchor="_Toc224983922" w:history="1">
+          <w:hyperlink w:anchor="_Toc226390413" w:history="1">
             <w:r>
               <w:rPr>
                 <w:rStyle w:val="Hyperlink"/>
                 <w:b/>
                 <w:noProof/>
-                <w:sz w:val="32"/>
-                <w:szCs w:val="32"/>
+                <w:sz w:val="28"/>
+                <w:szCs w:val="28"/>
               </w:rPr>
               <w:t>1. Метрики оценки качества</w:t>
             </w:r>
@@ -2000,8 +2014,8 @@
                 <w:b/>
                 <w:noProof/>
                 <w:webHidden/>
-                <w:sz w:val="32"/>
-                <w:szCs w:val="32"/>
+                <w:sz w:val="28"/>
+                <w:szCs w:val="28"/>
               </w:rPr>
               <w:tab/>
             </w:r>
@@ -2010,8 +2024,8 @@
                 <w:b/>
                 <w:noProof/>
                 <w:webHidden/>
-                <w:sz w:val="32"/>
-                <w:szCs w:val="32"/>
+                <w:sz w:val="28"/>
+                <w:szCs w:val="28"/>
               </w:rPr>
               <w:fldChar w:fldCharType="begin"/>
             </w:r>
@@ -2020,18 +2034,18 @@
                 <w:b/>
                 <w:noProof/>
                 <w:webHidden/>
-                <w:sz w:val="32"/>
-                <w:szCs w:val="32"/>
+                <w:sz w:val="28"/>
+                <w:szCs w:val="28"/>
               </w:rPr>
-              <w:instrText xml:space="preserve"> PAGEREF _Toc224983922 \h </w:instrText>
+              <w:instrText xml:space="preserve"> PAGEREF _Toc226390413 \h </w:instrText>
             </w:r>
             <w:r>
               <w:rPr>
                 <w:b/>
                 <w:noProof/>
                 <w:webHidden/>
-                <w:sz w:val="32"/>
-                <w:szCs w:val="32"/>
+                <w:sz w:val="28"/>
+                <w:szCs w:val="28"/>
               </w:rPr>
             </w:r>
             <w:r>
@@ -2039,8 +2053,8 @@
                 <w:b/>
                 <w:noProof/>
                 <w:webHidden/>
-                <w:sz w:val="32"/>
-                <w:szCs w:val="32"/>
+                <w:sz w:val="28"/>
+                <w:szCs w:val="28"/>
               </w:rPr>
               <w:fldChar w:fldCharType="separate"/>
             </w:r>
@@ -2049,8 +2063,8 @@
                 <w:b/>
                 <w:noProof/>
                 <w:webHidden/>
-                <w:sz w:val="32"/>
-                <w:szCs w:val="32"/>
+                <w:sz w:val="28"/>
+                <w:szCs w:val="28"/>
               </w:rPr>
               <w:t>6</w:t>
             </w:r>
@@ -2059,8 +2073,8 @@
                 <w:b/>
                 <w:noProof/>
                 <w:webHidden/>
-                <w:sz w:val="32"/>
-                <w:szCs w:val="32"/>
+                <w:sz w:val="28"/>
+                <w:szCs w:val="28"/>
               </w:rPr>
               <w:fldChar w:fldCharType="end"/>
             </w:r>
@@ -2076,19 +2090,19 @@
               <w:rFonts w:asciiTheme="minorHAnsi" w:eastAsiaTheme="minorEastAsia" w:hAnsiTheme="minorHAnsi" w:cstheme="minorBidi"/>
               <w:b/>
               <w:noProof/>
-              <w:sz w:val="32"/>
-              <w:szCs w:val="32"/>
+              <w:sz w:val="28"/>
+              <w:szCs w:val="28"/>
               <w:lang w:val="en-US"/>
             </w:rPr>
           </w:pPr>
-          <w:hyperlink w:anchor="_Toc224983923" w:history="1">
+          <w:hyperlink w:anchor="_Toc226390414" w:history="1">
             <w:r>
               <w:rPr>
                 <w:rStyle w:val="Hyperlink"/>
                 <w:b/>
                 <w:noProof/>
-                <w:sz w:val="32"/>
-                <w:szCs w:val="32"/>
+                <w:sz w:val="28"/>
+                <w:szCs w:val="28"/>
               </w:rPr>
               <w:t>2. Зависимость точности метода от эпох</w:t>
             </w:r>
@@ -2097,8 +2111,8 @@
                 <w:b/>
                 <w:noProof/>
                 <w:webHidden/>
-                <w:sz w:val="32"/>
-                <w:szCs w:val="32"/>
+                <w:sz w:val="28"/>
+                <w:szCs w:val="28"/>
               </w:rPr>
               <w:tab/>
             </w:r>
@@ -2107,8 +2121,8 @@
                 <w:b/>
                 <w:noProof/>
                 <w:webHidden/>
-                <w:sz w:val="32"/>
-                <w:szCs w:val="32"/>
+                <w:sz w:val="28"/>
+                <w:szCs w:val="28"/>
               </w:rPr>
               <w:fldChar w:fldCharType="begin"/>
             </w:r>
@@ -2117,18 +2131,18 @@
                 <w:b/>
                 <w:noProof/>
                 <w:webHidden/>
-                <w:sz w:val="32"/>
-                <w:szCs w:val="32"/>
+                <w:sz w:val="28"/>
+                <w:szCs w:val="28"/>
               </w:rPr>
-              <w:instrText xml:space="preserve"> PAGEREF _Toc224983923 \h </w:instrText>
+              <w:instrText xml:space="preserve"> PAGEREF _Toc226390414 \h </w:instrText>
             </w:r>
             <w:r>
               <w:rPr>
                 <w:b/>
                 <w:noProof/>
                 <w:webHidden/>
-                <w:sz w:val="32"/>
-                <w:szCs w:val="32"/>
+                <w:sz w:val="28"/>
+                <w:szCs w:val="28"/>
               </w:rPr>
             </w:r>
             <w:r>
@@ -2136,8 +2150,8 @@
                 <w:b/>
                 <w:noProof/>
                 <w:webHidden/>
-                <w:sz w:val="32"/>
-                <w:szCs w:val="32"/>
+                <w:sz w:val="28"/>
+                <w:szCs w:val="28"/>
               </w:rPr>
               <w:fldChar w:fldCharType="separate"/>
             </w:r>
@@ -2146,8 +2160,8 @@
                 <w:b/>
                 <w:noProof/>
                 <w:webHidden/>
-                <w:sz w:val="32"/>
-                <w:szCs w:val="32"/>
+                <w:sz w:val="28"/>
+                <w:szCs w:val="28"/>
               </w:rPr>
               <w:t>8</w:t>
             </w:r>
@@ -2156,8 +2170,8 @@
                 <w:b/>
                 <w:noProof/>
                 <w:webHidden/>
-                <w:sz w:val="32"/>
-                <w:szCs w:val="32"/>
+                <w:sz w:val="28"/>
+                <w:szCs w:val="28"/>
               </w:rPr>
               <w:fldChar w:fldCharType="end"/>
             </w:r>
@@ -2173,19 +2187,19 @@
               <w:rFonts w:asciiTheme="minorHAnsi" w:eastAsiaTheme="minorEastAsia" w:hAnsiTheme="minorHAnsi" w:cstheme="minorBidi"/>
               <w:b/>
               <w:noProof/>
-              <w:sz w:val="32"/>
-              <w:szCs w:val="32"/>
+              <w:sz w:val="28"/>
+              <w:szCs w:val="28"/>
               <w:lang w:val="en-US"/>
             </w:rPr>
           </w:pPr>
-          <w:hyperlink w:anchor="_Toc224983924" w:history="1">
+          <w:hyperlink w:anchor="_Toc226390415" w:history="1">
             <w:r>
               <w:rPr>
                 <w:rStyle w:val="Hyperlink"/>
                 <w:b/>
                 <w:noProof/>
-                <w:sz w:val="32"/>
-                <w:szCs w:val="32"/>
+                <w:sz w:val="28"/>
+                <w:szCs w:val="28"/>
               </w:rPr>
               <w:t>3. Зависимость качества перевода от настроечных параметров метода</w:t>
             </w:r>
@@ -2194,8 +2208,8 @@
                 <w:b/>
                 <w:noProof/>
                 <w:webHidden/>
-                <w:sz w:val="32"/>
-                <w:szCs w:val="32"/>
+                <w:sz w:val="28"/>
+                <w:szCs w:val="28"/>
               </w:rPr>
               <w:tab/>
             </w:r>
@@ -2204,8 +2218,8 @@
                 <w:b/>
                 <w:noProof/>
                 <w:webHidden/>
-                <w:sz w:val="32"/>
-                <w:szCs w:val="32"/>
+                <w:sz w:val="28"/>
+                <w:szCs w:val="28"/>
               </w:rPr>
               <w:fldChar w:fldCharType="begin"/>
             </w:r>
@@ -2214,18 +2228,18 @@
                 <w:b/>
                 <w:noProof/>
                 <w:webHidden/>
-                <w:sz w:val="32"/>
-                <w:szCs w:val="32"/>
+                <w:sz w:val="28"/>
+                <w:szCs w:val="28"/>
               </w:rPr>
-              <w:instrText xml:space="preserve"> PAGEREF _Toc224983924 \h </w:instrText>
+              <w:instrText xml:space="preserve"> PAGEREF _Toc226390415 \h </w:instrText>
             </w:r>
             <w:r>
               <w:rPr>
                 <w:b/>
                 <w:noProof/>
                 <w:webHidden/>
-                <w:sz w:val="32"/>
-                <w:szCs w:val="32"/>
+                <w:sz w:val="28"/>
+                <w:szCs w:val="28"/>
               </w:rPr>
             </w:r>
             <w:r>
@@ -2233,8 +2247,8 @@
                 <w:b/>
                 <w:noProof/>
                 <w:webHidden/>
-                <w:sz w:val="32"/>
-                <w:szCs w:val="32"/>
+                <w:sz w:val="28"/>
+                <w:szCs w:val="28"/>
               </w:rPr>
               <w:fldChar w:fldCharType="separate"/>
             </w:r>
@@ -2243,8 +2257,8 @@
                 <w:b/>
                 <w:noProof/>
                 <w:webHidden/>
-                <w:sz w:val="32"/>
-                <w:szCs w:val="32"/>
+                <w:sz w:val="28"/>
+                <w:szCs w:val="28"/>
               </w:rPr>
               <w:t>10</w:t>
             </w:r>
@@ -2253,8 +2267,8 @@
                 <w:b/>
                 <w:noProof/>
                 <w:webHidden/>
-                <w:sz w:val="32"/>
-                <w:szCs w:val="32"/>
+                <w:sz w:val="28"/>
+                <w:szCs w:val="28"/>
               </w:rPr>
               <w:fldChar w:fldCharType="end"/>
             </w:r>
@@ -2270,19 +2284,19 @@
               <w:rFonts w:asciiTheme="minorHAnsi" w:eastAsiaTheme="minorEastAsia" w:hAnsiTheme="minorHAnsi" w:cstheme="minorBidi"/>
               <w:b/>
               <w:noProof/>
-              <w:sz w:val="32"/>
-              <w:szCs w:val="32"/>
+              <w:sz w:val="28"/>
+              <w:szCs w:val="28"/>
               <w:lang w:val="en-US"/>
             </w:rPr>
           </w:pPr>
-          <w:hyperlink w:anchor="_Toc224983925" w:history="1">
+          <w:hyperlink w:anchor="_Toc226390416" w:history="1">
             <w:r>
               <w:rPr>
                 <w:rStyle w:val="Hyperlink"/>
                 <w:b/>
                 <w:noProof/>
-                <w:sz w:val="32"/>
-                <w:szCs w:val="32"/>
+                <w:sz w:val="28"/>
+                <w:szCs w:val="28"/>
               </w:rPr>
               <w:t>4. Метрики скорости работы системы</w:t>
             </w:r>
@@ -2291,8 +2305,8 @@
                 <w:b/>
                 <w:noProof/>
                 <w:webHidden/>
-                <w:sz w:val="32"/>
-                <w:szCs w:val="32"/>
+                <w:sz w:val="28"/>
+                <w:szCs w:val="28"/>
               </w:rPr>
               <w:tab/>
             </w:r>
@@ -2301,8 +2315,8 @@
                 <w:b/>
                 <w:noProof/>
                 <w:webHidden/>
-                <w:sz w:val="32"/>
-                <w:szCs w:val="32"/>
+                <w:sz w:val="28"/>
+                <w:szCs w:val="28"/>
               </w:rPr>
               <w:fldChar w:fldCharType="begin"/>
             </w:r>
@@ -2311,18 +2325,18 @@
                 <w:b/>
                 <w:noProof/>
                 <w:webHidden/>
-                <w:sz w:val="32"/>
-                <w:szCs w:val="32"/>
+                <w:sz w:val="28"/>
+                <w:szCs w:val="28"/>
               </w:rPr>
-              <w:instrText xml:space="preserve"> PAGEREF _Toc224983925 \h </w:instrText>
+              <w:instrText xml:space="preserve"> PAGEREF _Toc226390416 \h </w:instrText>
             </w:r>
             <w:r>
               <w:rPr>
                 <w:b/>
                 <w:noProof/>
                 <w:webHidden/>
-                <w:sz w:val="32"/>
-                <w:szCs w:val="32"/>
+                <w:sz w:val="28"/>
+                <w:szCs w:val="28"/>
               </w:rPr>
             </w:r>
             <w:r>
@@ -2330,8 +2344,8 @@
                 <w:b/>
                 <w:noProof/>
                 <w:webHidden/>
-                <w:sz w:val="32"/>
-                <w:szCs w:val="32"/>
+                <w:sz w:val="28"/>
+                <w:szCs w:val="28"/>
               </w:rPr>
               <w:fldChar w:fldCharType="separate"/>
             </w:r>
@@ -2340,18 +2354,18 @@
                 <w:b/>
                 <w:noProof/>
                 <w:webHidden/>
-                <w:sz w:val="32"/>
-                <w:szCs w:val="32"/>
+                <w:sz w:val="28"/>
+                <w:szCs w:val="28"/>
               </w:rPr>
-              <w:t>15</w:t>
+              <w:t>16</w:t>
             </w:r>
             <w:r>
               <w:rPr>
                 <w:b/>
                 <w:noProof/>
                 <w:webHidden/>
-                <w:sz w:val="32"/>
-                <w:szCs w:val="32"/>
+                <w:sz w:val="28"/>
+                <w:szCs w:val="28"/>
               </w:rPr>
               <w:fldChar w:fldCharType="end"/>
             </w:r>
@@ -2367,19 +2381,19 @@
               <w:rFonts w:asciiTheme="minorHAnsi" w:eastAsiaTheme="minorEastAsia" w:hAnsiTheme="minorHAnsi" w:cstheme="minorBidi"/>
               <w:b/>
               <w:noProof/>
-              <w:sz w:val="32"/>
-              <w:szCs w:val="32"/>
+              <w:sz w:val="28"/>
+              <w:szCs w:val="28"/>
               <w:lang w:val="en-US"/>
             </w:rPr>
           </w:pPr>
-          <w:hyperlink w:anchor="_Toc224983926" w:history="1">
+          <w:hyperlink w:anchor="_Toc226390417" w:history="1">
             <w:r>
               <w:rPr>
                 <w:rStyle w:val="Hyperlink"/>
                 <w:b/>
                 <w:noProof/>
-                <w:sz w:val="32"/>
-                <w:szCs w:val="32"/>
+                <w:sz w:val="28"/>
+                <w:szCs w:val="28"/>
               </w:rPr>
               <w:t>ЗАКЛЮЧЕНИЕ</w:t>
             </w:r>
@@ -2388,8 +2402,8 @@
                 <w:b/>
                 <w:noProof/>
                 <w:webHidden/>
-                <w:sz w:val="32"/>
-                <w:szCs w:val="32"/>
+                <w:sz w:val="28"/>
+                <w:szCs w:val="28"/>
               </w:rPr>
               <w:tab/>
             </w:r>
@@ -2398,8 +2412,8 @@
                 <w:b/>
                 <w:noProof/>
                 <w:webHidden/>
-                <w:sz w:val="32"/>
-                <w:szCs w:val="32"/>
+                <w:sz w:val="28"/>
+                <w:szCs w:val="28"/>
               </w:rPr>
               <w:fldChar w:fldCharType="begin"/>
             </w:r>
@@ -2408,18 +2422,18 @@
                 <w:b/>
                 <w:noProof/>
                 <w:webHidden/>
-                <w:sz w:val="32"/>
-                <w:szCs w:val="32"/>
+                <w:sz w:val="28"/>
+                <w:szCs w:val="28"/>
               </w:rPr>
-              <w:instrText xml:space="preserve"> PAGEREF _Toc224983926 \h </w:instrText>
+              <w:instrText xml:space="preserve"> PAGEREF _Toc226390417 \h </w:instrText>
             </w:r>
             <w:r>
               <w:rPr>
                 <w:b/>
                 <w:noProof/>
                 <w:webHidden/>
-                <w:sz w:val="32"/>
-                <w:szCs w:val="32"/>
+                <w:sz w:val="28"/>
+                <w:szCs w:val="28"/>
               </w:rPr>
             </w:r>
             <w:r>
@@ -2427,8 +2441,8 @@
                 <w:b/>
                 <w:noProof/>
                 <w:webHidden/>
-                <w:sz w:val="32"/>
-                <w:szCs w:val="32"/>
+                <w:sz w:val="28"/>
+                <w:szCs w:val="28"/>
               </w:rPr>
               <w:fldChar w:fldCharType="separate"/>
             </w:r>
@@ -2437,18 +2451,18 @@
                 <w:b/>
                 <w:noProof/>
                 <w:webHidden/>
-                <w:sz w:val="32"/>
-                <w:szCs w:val="32"/>
+                <w:sz w:val="28"/>
+                <w:szCs w:val="28"/>
               </w:rPr>
-              <w:t>19</w:t>
+              <w:t>20</w:t>
             </w:r>
             <w:r>
               <w:rPr>
                 <w:b/>
                 <w:noProof/>
                 <w:webHidden/>
-                <w:sz w:val="32"/>
-                <w:szCs w:val="32"/>
+                <w:sz w:val="28"/>
+                <w:szCs w:val="28"/>
               </w:rPr>
               <w:fldChar w:fldCharType="end"/>
             </w:r>
@@ -2464,19 +2478,19 @@
               <w:rFonts w:asciiTheme="minorHAnsi" w:eastAsiaTheme="minorEastAsia" w:hAnsiTheme="minorHAnsi" w:cstheme="minorBidi"/>
               <w:b/>
               <w:noProof/>
-              <w:sz w:val="32"/>
-              <w:szCs w:val="32"/>
+              <w:sz w:val="28"/>
+              <w:szCs w:val="28"/>
               <w:lang w:val="en-US"/>
             </w:rPr>
           </w:pPr>
-          <w:hyperlink w:anchor="_Toc224983927" w:history="1">
+          <w:hyperlink w:anchor="_Toc226390418" w:history="1">
             <w:r>
               <w:rPr>
                 <w:rStyle w:val="Hyperlink"/>
                 <w:b/>
                 <w:noProof/>
-                <w:sz w:val="32"/>
-                <w:szCs w:val="32"/>
+                <w:sz w:val="28"/>
+                <w:szCs w:val="28"/>
               </w:rPr>
               <w:t>СПИСОК ИСПОЛЬЗОВАННЫХ ИСТОЧНИКОВ</w:t>
             </w:r>
@@ -2485,8 +2499,8 @@
                 <w:b/>
                 <w:noProof/>
                 <w:webHidden/>
-                <w:sz w:val="32"/>
-                <w:szCs w:val="32"/>
+                <w:sz w:val="28"/>
+                <w:szCs w:val="28"/>
               </w:rPr>
               <w:tab/>
             </w:r>
@@ -2495,8 +2509,8 @@
                 <w:b/>
                 <w:noProof/>
                 <w:webHidden/>
-                <w:sz w:val="32"/>
-                <w:szCs w:val="32"/>
+                <w:sz w:val="28"/>
+                <w:szCs w:val="28"/>
               </w:rPr>
               <w:fldChar w:fldCharType="begin"/>
             </w:r>
@@ -2505,18 +2519,18 @@
                 <w:b/>
                 <w:noProof/>
                 <w:webHidden/>
-                <w:sz w:val="32"/>
-                <w:szCs w:val="32"/>
+                <w:sz w:val="28"/>
+                <w:szCs w:val="28"/>
               </w:rPr>
-              <w:instrText xml:space="preserve"> PAGEREF _Toc224983927 \h </w:instrText>
+              <w:instrText xml:space="preserve"> PAGEREF _Toc226390418 \h </w:instrText>
             </w:r>
             <w:r>
               <w:rPr>
                 <w:b/>
                 <w:noProof/>
                 <w:webHidden/>
-                <w:sz w:val="32"/>
-                <w:szCs w:val="32"/>
+                <w:sz w:val="28"/>
+                <w:szCs w:val="28"/>
               </w:rPr>
             </w:r>
             <w:r>
@@ -2524,8 +2538,8 @@
                 <w:b/>
                 <w:noProof/>
                 <w:webHidden/>
-                <w:sz w:val="32"/>
-                <w:szCs w:val="32"/>
+                <w:sz w:val="28"/>
+                <w:szCs w:val="28"/>
               </w:rPr>
               <w:fldChar w:fldCharType="separate"/>
             </w:r>
@@ -2534,18 +2548,18 @@
                 <w:b/>
                 <w:noProof/>
                 <w:webHidden/>
-                <w:sz w:val="32"/>
-                <w:szCs w:val="32"/>
+                <w:sz w:val="28"/>
+                <w:szCs w:val="28"/>
               </w:rPr>
-              <w:t>20</w:t>
+              <w:t>21</w:t>
             </w:r>
             <w:r>
               <w:rPr>
                 <w:b/>
                 <w:noProof/>
                 <w:webHidden/>
-                <w:sz w:val="32"/>
-                <w:szCs w:val="32"/>
+                <w:sz w:val="28"/>
+                <w:szCs w:val="28"/>
               </w:rPr>
               <w:fldChar w:fldCharType="end"/>
             </w:r>
@@ -2556,8 +2570,8 @@
             <w:rPr>
               <w:b/>
               <w:noProof/>
-              <w:sz w:val="32"/>
-              <w:szCs w:val="32"/>
+              <w:sz w:val="28"/>
+              <w:szCs w:val="28"/>
             </w:rPr>
             <w:fldChar w:fldCharType="end"/>
           </w:r>
@@ -2593,7 +2607,7 @@
           <w:lang w:val="ru-RU"/>
         </w:rPr>
       </w:pPr>
-      <w:bookmarkStart w:id="1" w:name="_Toc224983921"/>
+      <w:bookmarkStart w:id="1" w:name="_Toc226390412"/>
       <w:r>
         <w:rPr>
           <w:rFonts w:cs="Times New Roman"/>
@@ -2822,7 +2836,7 @@
           <w:lang w:val="ru-RU"/>
         </w:rPr>
       </w:pPr>
-      <w:bookmarkStart w:id="2" w:name="_Toc224983922"/>
+      <w:bookmarkStart w:id="2" w:name="_Toc226390413"/>
       <w:r>
         <w:rPr>
           <w:szCs w:val="28"/>
@@ -3798,7 +3812,7 @@
           <w:lang w:val="ru-RU"/>
         </w:rPr>
       </w:pPr>
-      <w:bookmarkStart w:id="3" w:name="_Toc224983923"/>
+      <w:bookmarkStart w:id="3" w:name="_Toc226390414"/>
       <w:r>
         <w:rPr>
           <w:szCs w:val="28"/>
@@ -3909,19 +3923,22 @@
       </w:pPr>
       <w:r>
         <w:rPr>
-          <w:bCs/>
           <w:noProof/>
-          <w:color w:val="000000" w:themeColor="text1"/>
-          <w:sz w:val="28"/>
-          <w:szCs w:val="28"/>
-          <w:lang w:val="en-US"/>
+          <w:sz w:val="28"/>
+          <w:szCs w:val="28"/>
         </w:rPr>
         <w:lastRenderedPageBreak/>
         <w:drawing>
-          <wp:inline distT="0" distB="0" distL="0" distR="0" wp14:anchorId="5DA82073" wp14:editId="15F1B71E">
-            <wp:extent cx="5542596" cy="2724150"/>
-            <wp:effectExtent l="0" t="0" r="1270" b="0"/>
-            <wp:docPr id="4" name="Picture 4"/>
+          <wp:inline distT="0" distB="0" distL="0" distR="0" wp14:anchorId="040E3DBC" wp14:editId="3162FB83">
+            <wp:extent cx="5437505" cy="2673888"/>
+            <wp:effectExtent l="0" t="0" r="0" b="0"/>
+            <wp:docPr id="27" name="Picture 15">
+              <a:extLst xmlns:a="http://schemas.openxmlformats.org/drawingml/2006/main">
+                <a:ext uri="{FF2B5EF4-FFF2-40B4-BE49-F238E27FC236}">
+                  <a16:creationId xmlns:a16="http://schemas.microsoft.com/office/drawing/2014/main" id="{0C96B196-9259-4C71-A1DF-10973D684E20}"/>
+                </a:ext>
+              </a:extLst>
+            </wp:docPr>
             <wp:cNvGraphicFramePr>
               <a:graphicFrameLocks xmlns:a="http://schemas.openxmlformats.org/drawingml/2006/main" noChangeAspect="1"/>
             </wp:cNvGraphicFramePr>
@@ -3929,8 +3946,16 @@
               <a:graphicData uri="http://schemas.openxmlformats.org/drawingml/2006/picture">
                 <pic:pic xmlns:pic="http://schemas.openxmlformats.org/drawingml/2006/picture">
                   <pic:nvPicPr>
-                    <pic:cNvPr id="1" name=""/>
-                    <pic:cNvPicPr/>
+                    <pic:cNvPr id="16" name="Picture 15">
+                      <a:extLst>
+                        <a:ext uri="{FF2B5EF4-FFF2-40B4-BE49-F238E27FC236}">
+                          <a16:creationId xmlns:a16="http://schemas.microsoft.com/office/drawing/2014/main" id="{0C96B196-9259-4C71-A1DF-10973D684E20}"/>
+                        </a:ext>
+                      </a:extLst>
+                    </pic:cNvPr>
+                    <pic:cNvPicPr>
+                      <a:picLocks noChangeAspect="1"/>
+                    </pic:cNvPicPr>
                   </pic:nvPicPr>
                   <pic:blipFill>
                     <a:blip r:embed="rId10"/>
@@ -3941,7 +3966,7 @@
                   <pic:spPr>
                     <a:xfrm>
                       <a:off x="0" y="0"/>
-                      <a:ext cx="5546888" cy="2726260"/>
+                      <a:ext cx="5437505" cy="2673888"/>
                     </a:xfrm>
                     <a:prstGeom prst="rect">
                       <a:avLst/>
@@ -4031,17 +4056,21 @@
       </w:pPr>
       <w:r>
         <w:rPr>
-          <w:bCs/>
           <w:noProof/>
-          <w:color w:val="000000" w:themeColor="text1"/>
           <w:sz w:val="28"/>
           <w:szCs w:val="28"/>
         </w:rPr>
         <w:drawing>
-          <wp:inline distT="0" distB="0" distL="0" distR="0" wp14:anchorId="7DAF7A9C" wp14:editId="4FFFA5B0">
-            <wp:extent cx="5438135" cy="2724150"/>
+          <wp:inline distT="0" distB="0" distL="0" distR="0" wp14:anchorId="3AB92860" wp14:editId="6C4EC7A2">
+            <wp:extent cx="5323840" cy="2667889"/>
             <wp:effectExtent l="0" t="0" r="0" b="0"/>
-            <wp:docPr id="5" name="Picture 5"/>
+            <wp:docPr id="20" name="Picture 19">
+              <a:extLst xmlns:a="http://schemas.openxmlformats.org/drawingml/2006/main">
+                <a:ext uri="{FF2B5EF4-FFF2-40B4-BE49-F238E27FC236}">
+                  <a16:creationId xmlns:a16="http://schemas.microsoft.com/office/drawing/2014/main" id="{732AF27D-693D-4018-8FAF-E2315804D369}"/>
+                </a:ext>
+              </a:extLst>
+            </wp:docPr>
             <wp:cNvGraphicFramePr>
               <a:graphicFrameLocks xmlns:a="http://schemas.openxmlformats.org/drawingml/2006/main" noChangeAspect="1"/>
             </wp:cNvGraphicFramePr>
@@ -4049,8 +4078,16 @@
               <a:graphicData uri="http://schemas.openxmlformats.org/drawingml/2006/picture">
                 <pic:pic xmlns:pic="http://schemas.openxmlformats.org/drawingml/2006/picture">
                   <pic:nvPicPr>
-                    <pic:cNvPr id="1" name=""/>
-                    <pic:cNvPicPr/>
+                    <pic:cNvPr id="20" name="Picture 19">
+                      <a:extLst>
+                        <a:ext uri="{FF2B5EF4-FFF2-40B4-BE49-F238E27FC236}">
+                          <a16:creationId xmlns:a16="http://schemas.microsoft.com/office/drawing/2014/main" id="{732AF27D-693D-4018-8FAF-E2315804D369}"/>
+                        </a:ext>
+                      </a:extLst>
+                    </pic:cNvPr>
+                    <pic:cNvPicPr>
+                      <a:picLocks noChangeAspect="1"/>
+                    </pic:cNvPicPr>
                   </pic:nvPicPr>
                   <pic:blipFill>
                     <a:blip r:embed="rId11"/>
@@ -4061,7 +4098,7 @@
                   <pic:spPr>
                     <a:xfrm>
                       <a:off x="0" y="0"/>
-                      <a:ext cx="5447121" cy="2728651"/>
+                      <a:ext cx="5323840" cy="2667889"/>
                     </a:xfrm>
                     <a:prstGeom prst="rect">
                       <a:avLst/>
@@ -4187,10 +4224,16 @@
         </w:rPr>
         <w:lastRenderedPageBreak/>
         <w:drawing>
-          <wp:inline distT="0" distB="0" distL="0" distR="0" wp14:anchorId="2536CF9B" wp14:editId="42C73D8F">
-            <wp:extent cx="5438021" cy="2724150"/>
+          <wp:inline distT="0" distB="0" distL="0" distR="0" wp14:anchorId="72F9C6CA" wp14:editId="734C2904">
+            <wp:extent cx="5335812" cy="2673888"/>
             <wp:effectExtent l="0" t="0" r="0" b="0"/>
-            <wp:docPr id="8" name="Picture 8"/>
+            <wp:docPr id="28" name="Picture 17">
+              <a:extLst xmlns:a="http://schemas.openxmlformats.org/drawingml/2006/main">
+                <a:ext uri="{FF2B5EF4-FFF2-40B4-BE49-F238E27FC236}">
+                  <a16:creationId xmlns:a16="http://schemas.microsoft.com/office/drawing/2014/main" id="{F9EA55B9-4B80-4172-AF27-8C2F838EDFF2}"/>
+                </a:ext>
+              </a:extLst>
+            </wp:docPr>
             <wp:cNvGraphicFramePr>
               <a:graphicFrameLocks xmlns:a="http://schemas.openxmlformats.org/drawingml/2006/main" noChangeAspect="1"/>
             </wp:cNvGraphicFramePr>
@@ -4198,8 +4241,16 @@
               <a:graphicData uri="http://schemas.openxmlformats.org/drawingml/2006/picture">
                 <pic:pic xmlns:pic="http://schemas.openxmlformats.org/drawingml/2006/picture">
                   <pic:nvPicPr>
-                    <pic:cNvPr id="1" name=""/>
-                    <pic:cNvPicPr/>
+                    <pic:cNvPr id="18" name="Picture 17">
+                      <a:extLst>
+                        <a:ext uri="{FF2B5EF4-FFF2-40B4-BE49-F238E27FC236}">
+                          <a16:creationId xmlns:a16="http://schemas.microsoft.com/office/drawing/2014/main" id="{F9EA55B9-4B80-4172-AF27-8C2F838EDFF2}"/>
+                        </a:ext>
+                      </a:extLst>
+                    </pic:cNvPr>
+                    <pic:cNvPicPr>
+                      <a:picLocks noChangeAspect="1"/>
+                    </pic:cNvPicPr>
                   </pic:nvPicPr>
                   <pic:blipFill>
                     <a:blip r:embed="rId12"/>
@@ -4210,7 +4261,7 @@
                   <pic:spPr>
                     <a:xfrm>
                       <a:off x="0" y="0"/>
-                      <a:ext cx="5457965" cy="2734141"/>
+                      <a:ext cx="5335812" cy="2673888"/>
                     </a:xfrm>
                     <a:prstGeom prst="rect">
                       <a:avLst/>
@@ -4309,10 +4360,16 @@
           <w:szCs w:val="28"/>
         </w:rPr>
         <w:drawing>
-          <wp:inline distT="0" distB="0" distL="0" distR="0" wp14:anchorId="04EB2A10" wp14:editId="6AE78EB5">
-            <wp:extent cx="5324091" cy="2628489"/>
-            <wp:effectExtent l="0" t="0" r="0" b="635"/>
-            <wp:docPr id="9" name="Picture 9"/>
+          <wp:inline distT="0" distB="0" distL="0" distR="0" wp14:anchorId="0B1A3AC2" wp14:editId="084CEBBD">
+            <wp:extent cx="5277538" cy="2602456"/>
+            <wp:effectExtent l="0" t="0" r="0" b="7620"/>
+            <wp:docPr id="24" name="Picture 23">
+              <a:extLst xmlns:a="http://schemas.openxmlformats.org/drawingml/2006/main">
+                <a:ext uri="{FF2B5EF4-FFF2-40B4-BE49-F238E27FC236}">
+                  <a16:creationId xmlns:a16="http://schemas.microsoft.com/office/drawing/2014/main" id="{8134ED45-4625-48F9-9F93-EF269214EF64}"/>
+                </a:ext>
+              </a:extLst>
+            </wp:docPr>
             <wp:cNvGraphicFramePr>
               <a:graphicFrameLocks xmlns:a="http://schemas.openxmlformats.org/drawingml/2006/main" noChangeAspect="1"/>
             </wp:cNvGraphicFramePr>
@@ -4320,8 +4377,16 @@
               <a:graphicData uri="http://schemas.openxmlformats.org/drawingml/2006/picture">
                 <pic:pic xmlns:pic="http://schemas.openxmlformats.org/drawingml/2006/picture">
                   <pic:nvPicPr>
-                    <pic:cNvPr id="1" name=""/>
-                    <pic:cNvPicPr/>
+                    <pic:cNvPr id="24" name="Picture 23">
+                      <a:extLst>
+                        <a:ext uri="{FF2B5EF4-FFF2-40B4-BE49-F238E27FC236}">
+                          <a16:creationId xmlns:a16="http://schemas.microsoft.com/office/drawing/2014/main" id="{8134ED45-4625-48F9-9F93-EF269214EF64}"/>
+                        </a:ext>
+                      </a:extLst>
+                    </pic:cNvPr>
+                    <pic:cNvPicPr>
+                      <a:picLocks noChangeAspect="1"/>
+                    </pic:cNvPicPr>
                   </pic:nvPicPr>
                   <pic:blipFill>
                     <a:blip r:embed="rId13"/>
@@ -4332,7 +4397,7 @@
                   <pic:spPr>
                     <a:xfrm>
                       <a:off x="0" y="0"/>
-                      <a:ext cx="5343072" cy="2637860"/>
+                      <a:ext cx="5277538" cy="2602456"/>
                     </a:xfrm>
                     <a:prstGeom prst="rect">
                       <a:avLst/>
@@ -4467,7 +4532,7 @@
           <w:lang w:val="vi-VN"/>
         </w:rPr>
       </w:pPr>
-      <w:bookmarkStart w:id="4" w:name="_Toc224983924"/>
+      <w:bookmarkStart w:id="4" w:name="_Toc226390415"/>
       <w:r>
         <w:rPr>
           <w:szCs w:val="28"/>
@@ -4506,7 +4571,42 @@
           <w:sz w:val="28"/>
           <w:szCs w:val="28"/>
         </w:rPr>
-        <w:t xml:space="preserve">В этой части представлены результаты комплексного исследования влияния различных параметров на производительность системы распознавания жестового языка. Проведена оптимизация трех ключевых категорий параметров: архитектуры LSTM, архитектуры Dense слоев и learning rate. Для каждой категории </w:t>
+        <w:t xml:space="preserve">В этой части представлены результаты комплексного исследования влияния различных параметров на производительность системы распознавания жестового языка. Проведена оптимизация трех ключевых категорий параметров: архитектуры </w:t>
+      </w:r>
+      <w:r>
+        <w:rPr>
+          <w:sz w:val="28"/>
+          <w:szCs w:val="28"/>
+        </w:rPr>
+        <w:t>долгой краткосрочной памяти</w:t>
+      </w:r>
+      <w:r>
+        <w:rPr>
+          <w:sz w:val="28"/>
+          <w:szCs w:val="28"/>
+        </w:rPr>
+        <w:t xml:space="preserve">, архитектуры </w:t>
+      </w:r>
+      <w:r>
+        <w:rPr>
+          <w:sz w:val="28"/>
+          <w:szCs w:val="28"/>
+        </w:rPr>
+        <w:t xml:space="preserve">полносвязных </w:t>
+      </w:r>
+      <w:r>
+        <w:rPr>
+          <w:sz w:val="28"/>
+          <w:szCs w:val="28"/>
+        </w:rPr>
+        <w:t xml:space="preserve">слоев и </w:t>
+      </w:r>
+      <w:r>
+        <w:rPr>
+          <w:sz w:val="28"/>
+          <w:szCs w:val="28"/>
+        </w:rPr>
+        <w:t xml:space="preserve">параметр </w:t>
       </w:r>
       <w:r>
         <w:rPr>
@@ -4514,7 +4614,14 @@
           <w:szCs w:val="28"/>
         </w:rPr>
         <w:lastRenderedPageBreak/>
-        <w:t>проанализированы метрики производительности (точность, F1-score) и скорости (время обучения, время предсказания).</w:t>
+        <w:t>скорости обучения</w:t>
+      </w:r>
+      <w:r>
+        <w:rPr>
+          <w:sz w:val="28"/>
+          <w:szCs w:val="28"/>
+        </w:rPr>
+        <w:t>. Для каждой категории проанализированы метрики производительности (точность, F1-score) и скорости (время обучения, время предсказания).</w:t>
       </w:r>
     </w:p>
     <w:p>
@@ -4577,7 +4684,32 @@
           <w:sz w:val="28"/>
           <w:szCs w:val="28"/>
         </w:rPr>
-        <w:t xml:space="preserve"> Dense сло</w:t>
+        <w:t xml:space="preserve"> </w:t>
+      </w:r>
+      <w:bookmarkStart w:id="5" w:name="_Hlk226388156"/>
+      <w:bookmarkStart w:id="6" w:name="_Hlk226388277"/>
+      <w:r>
+        <w:rPr>
+          <w:sz w:val="28"/>
+          <w:szCs w:val="28"/>
+        </w:rPr>
+        <w:t>полносвязны</w:t>
+      </w:r>
+      <w:bookmarkEnd w:id="5"/>
+      <w:bookmarkEnd w:id="6"/>
+      <w:r>
+        <w:rPr>
+          <w:sz w:val="28"/>
+          <w:szCs w:val="28"/>
+        </w:rPr>
+        <w:t>ми</w:t>
+      </w:r>
+      <w:r>
+        <w:rPr>
+          <w:sz w:val="28"/>
+          <w:szCs w:val="28"/>
+        </w:rPr>
+        <w:t xml:space="preserve"> сло</w:t>
       </w:r>
       <w:r>
         <w:rPr>
@@ -4638,10 +4770,10 @@
           <w:szCs w:val="28"/>
         </w:rPr>
         <w:drawing>
-          <wp:inline distT="0" distB="0" distL="0" distR="0" wp14:anchorId="46EBE199" wp14:editId="329A88C2">
-            <wp:extent cx="4610100" cy="3598115"/>
-            <wp:effectExtent l="0" t="0" r="0" b="2540"/>
-            <wp:docPr id="12" name="Picture 12"/>
+          <wp:inline distT="0" distB="0" distL="0" distR="0" wp14:anchorId="2F97D2EA" wp14:editId="6E833811">
+            <wp:extent cx="5334744" cy="4058216"/>
+            <wp:effectExtent l="0" t="0" r="0" b="0"/>
+            <wp:docPr id="19" name="Picture 19"/>
             <wp:cNvGraphicFramePr>
               <a:graphicFrameLocks xmlns:a="http://schemas.openxmlformats.org/drawingml/2006/main" noChangeAspect="1"/>
             </wp:cNvGraphicFramePr>
@@ -4661,7 +4793,7 @@
                   <pic:spPr>
                     <a:xfrm>
                       <a:off x="0" y="0"/>
-                      <a:ext cx="4622073" cy="3607460"/>
+                      <a:ext cx="5334744" cy="4058216"/>
                     </a:xfrm>
                     <a:prstGeom prst="rect">
                       <a:avLst/>
@@ -4804,10 +4936,10 @@
         </w:rPr>
         <w:lastRenderedPageBreak/>
         <w:drawing>
-          <wp:inline distT="0" distB="0" distL="0" distR="0" wp14:anchorId="293367F8" wp14:editId="74DC8A27">
-            <wp:extent cx="4848225" cy="3626932"/>
-            <wp:effectExtent l="0" t="0" r="0" b="0"/>
-            <wp:docPr id="13" name="Picture 13"/>
+          <wp:inline distT="0" distB="0" distL="0" distR="0" wp14:anchorId="2F2A2D13" wp14:editId="46231FAC">
+            <wp:extent cx="5305425" cy="3979069"/>
+            <wp:effectExtent l="0" t="0" r="0" b="2540"/>
+            <wp:docPr id="22" name="Picture 22"/>
             <wp:cNvGraphicFramePr>
               <a:graphicFrameLocks xmlns:a="http://schemas.openxmlformats.org/drawingml/2006/main" noChangeAspect="1"/>
             </wp:cNvGraphicFramePr>
@@ -4815,23 +4947,36 @@
               <a:graphicData uri="http://schemas.openxmlformats.org/drawingml/2006/picture">
                 <pic:pic xmlns:pic="http://schemas.openxmlformats.org/drawingml/2006/picture">
                   <pic:nvPicPr>
-                    <pic:cNvPr id="1" name=""/>
-                    <pic:cNvPicPr/>
+                    <pic:cNvPr id="0" name="Picture 3"/>
+                    <pic:cNvPicPr>
+                      <a:picLocks noChangeAspect="1" noChangeArrowheads="1"/>
+                    </pic:cNvPicPr>
                   </pic:nvPicPr>
                   <pic:blipFill>
-                    <a:blip r:embed="rId15"/>
+                    <a:blip r:embed="rId15" cstate="print">
+                      <a:extLst>
+                        <a:ext uri="{28A0092B-C50C-407E-A947-70E740481C1C}">
+                          <a14:useLocalDpi xmlns:a14="http://schemas.microsoft.com/office/drawing/2010/main" val="0"/>
+                        </a:ext>
+                      </a:extLst>
+                    </a:blip>
+                    <a:srcRect/>
                     <a:stretch>
                       <a:fillRect/>
                     </a:stretch>
                   </pic:blipFill>
-                  <pic:spPr>
+                  <pic:spPr bwMode="auto">
                     <a:xfrm>
                       <a:off x="0" y="0"/>
-                      <a:ext cx="4874765" cy="3646786"/>
+                      <a:ext cx="5313339" cy="3985004"/>
                     </a:xfrm>
                     <a:prstGeom prst="rect">
                       <a:avLst/>
                     </a:prstGeom>
+                    <a:noFill/>
+                    <a:ln>
+                      <a:noFill/>
+                    </a:ln>
                   </pic:spPr>
                 </pic:pic>
               </a:graphicData>
@@ -4911,7 +5056,16 @@
           <w:sz w:val="28"/>
           <w:szCs w:val="28"/>
         </w:rPr>
-        <w:t>Метрики скорости от</w:t>
+        <w:t>Зависимость времени обучения</w:t>
+      </w:r>
+      <w:r>
+        <w:rPr>
+          <w:bCs/>
+          <w:color w:val="000000" w:themeColor="text1"/>
+          <w:sz w:val="28"/>
+          <w:szCs w:val="28"/>
+        </w:rPr>
+        <w:t xml:space="preserve"> от</w:t>
       </w:r>
       <w:r>
         <w:rPr>
@@ -4941,83 +5095,6 @@
     <w:p>
       <w:pPr>
         <w:spacing w:line="360" w:lineRule="auto"/>
-        <w:ind w:firstLine="720"/>
-        <w:jc w:val="both"/>
-        <w:rPr>
-          <w:sz w:val="28"/>
-          <w:szCs w:val="28"/>
-        </w:rPr>
-      </w:pPr>
-      <w:r>
-        <w:rPr>
-          <w:sz w:val="28"/>
-          <w:szCs w:val="28"/>
-        </w:rPr>
-        <w:t>Среди трёх базовых LSTM-архитектур наилучшие показатели продемонстрировали малая (32–64–32) и средняя (64–128–64) модели. Их точность составила 96.67%, а F1-мера — 96.57% и 96.75% соответственно. При этом малая модель содержит 62 тысячи параметров и обучается быстрее всего — 17.7 секунды, что делает её эффективной для задач с ограниченными вычислительными ресурсами. Средняя модель включает 204 тысячи параметров, что незначительно улучшает F1, но увеличивает время обучения до 23.1 секунды.</w:t>
-      </w:r>
-    </w:p>
-    <w:p>
-      <w:pPr>
-        <w:spacing w:line="360" w:lineRule="auto"/>
-        <w:ind w:firstLine="720"/>
-        <w:jc w:val="both"/>
-        <w:rPr>
-          <w:sz w:val="28"/>
-          <w:szCs w:val="28"/>
-        </w:rPr>
-      </w:pPr>
-      <w:r>
-        <w:rPr>
-          <w:sz w:val="28"/>
-          <w:szCs w:val="28"/>
-        </w:rPr>
-        <w:t>Крупная архитектура (128–256–128) показала более низкие результаты: точность 91.67% и F1 — 91.65%, при самом большом количестве параметров (733 тысячи) и наибольшем времени обучения (25.7 секунды). Это указывает на переобучение или избыточность модели для данной задачи. Интересно, что обучение этой модели остановилось на 49 эпохах, что также говорит о возможных проблемах со сходимостью.</w:t>
-      </w:r>
-    </w:p>
-    <w:p>
-      <w:pPr>
-        <w:spacing w:line="360" w:lineRule="auto"/>
-        <w:ind w:firstLine="720"/>
-        <w:jc w:val="both"/>
-        <w:rPr>
-          <w:b/>
-          <w:bCs/>
-          <w:sz w:val="28"/>
-          <w:szCs w:val="28"/>
-        </w:rPr>
-      </w:pPr>
-      <w:r>
-        <w:rPr>
-          <w:b/>
-          <w:bCs/>
-          <w:sz w:val="28"/>
-          <w:szCs w:val="28"/>
-        </w:rPr>
-        <w:t>Вариации полносвязных слоёв</w:t>
-      </w:r>
-    </w:p>
-    <w:p>
-      <w:pPr>
-        <w:spacing w:line="360" w:lineRule="auto"/>
-        <w:ind w:firstLine="720"/>
-        <w:jc w:val="both"/>
-        <w:rPr>
-          <w:sz w:val="28"/>
-          <w:szCs w:val="28"/>
-        </w:rPr>
-      </w:pPr>
-      <w:r>
-        <w:rPr>
-          <w:sz w:val="28"/>
-          <w:szCs w:val="28"/>
-        </w:rPr>
-        <w:lastRenderedPageBreak/>
-        <w:t>Вторым направлением оптимизации стало исследование архитектуры Dense слоев, отвечающих за финальную классификацию извлеченных LSTM слоями признаков. Были протестированы пять различных конфигураций: простая архитектура Simple-32 с одним слоем из тридцати двух нейронов, простая архитектура Simple-64 с одним слоем из шестидесяти четырех нейронов, двухслойная архитектура Double с конфигурацией 64-32 нейрона, расширенная двухслойная архитектура Double с конфигурацией 128-64 нейрона, и трехслойная архитектура Triple с конфигурацией 128-64-32 нейрона.</w:t>
-      </w:r>
-    </w:p>
-    <w:p>
-      <w:pPr>
-        <w:spacing w:line="360" w:lineRule="auto"/>
         <w:jc w:val="center"/>
         <w:rPr>
           <w:sz w:val="28"/>
@@ -5031,10 +5108,10 @@
           <w:szCs w:val="28"/>
         </w:rPr>
         <w:drawing>
-          <wp:inline distT="0" distB="0" distL="0" distR="0" wp14:anchorId="0E037EE4" wp14:editId="1B11C39B">
-            <wp:extent cx="4495800" cy="3440378"/>
-            <wp:effectExtent l="0" t="0" r="0" b="8255"/>
-            <wp:docPr id="14" name="Picture 14"/>
+          <wp:inline distT="0" distB="0" distL="0" distR="0" wp14:anchorId="77AFE2A7" wp14:editId="12C9A45B">
+            <wp:extent cx="4943475" cy="3707607"/>
+            <wp:effectExtent l="0" t="0" r="0" b="7620"/>
+            <wp:docPr id="23" name="Picture 23"/>
             <wp:cNvGraphicFramePr>
               <a:graphicFrameLocks xmlns:a="http://schemas.openxmlformats.org/drawingml/2006/main" noChangeAspect="1"/>
             </wp:cNvGraphicFramePr>
@@ -5042,23 +5119,36 @@
               <a:graphicData uri="http://schemas.openxmlformats.org/drawingml/2006/picture">
                 <pic:pic xmlns:pic="http://schemas.openxmlformats.org/drawingml/2006/picture">
                   <pic:nvPicPr>
-                    <pic:cNvPr id="1" name=""/>
-                    <pic:cNvPicPr/>
+                    <pic:cNvPr id="0" name="Picture 4"/>
+                    <pic:cNvPicPr>
+                      <a:picLocks noChangeAspect="1" noChangeArrowheads="1"/>
+                    </pic:cNvPicPr>
                   </pic:nvPicPr>
                   <pic:blipFill>
-                    <a:blip r:embed="rId16"/>
+                    <a:blip r:embed="rId16" cstate="print">
+                      <a:extLst>
+                        <a:ext uri="{28A0092B-C50C-407E-A947-70E740481C1C}">
+                          <a14:useLocalDpi xmlns:a14="http://schemas.microsoft.com/office/drawing/2010/main" val="0"/>
+                        </a:ext>
+                      </a:extLst>
+                    </a:blip>
+                    <a:srcRect/>
                     <a:stretch>
                       <a:fillRect/>
                     </a:stretch>
                   </pic:blipFill>
-                  <pic:spPr>
+                  <pic:spPr bwMode="auto">
                     <a:xfrm>
                       <a:off x="0" y="0"/>
-                      <a:ext cx="4514388" cy="3454602"/>
+                      <a:ext cx="4950804" cy="3713104"/>
                     </a:xfrm>
                     <a:prstGeom prst="rect">
                       <a:avLst/>
                     </a:prstGeom>
+                    <a:noFill/>
+                    <a:ln>
+                      <a:noFill/>
+                    </a:ln>
                   </pic:spPr>
                 </pic:pic>
               </a:graphicData>
@@ -5138,26 +5228,24 @@
           <w:sz w:val="28"/>
           <w:szCs w:val="28"/>
         </w:rPr>
-        <w:t>Метрики производительности от</w:t>
-      </w:r>
-      <w:r>
-        <w:rPr>
-          <w:sz w:val="28"/>
-          <w:szCs w:val="28"/>
-        </w:rPr>
-        <w:t xml:space="preserve"> архитектуры </w:t>
-      </w:r>
-      <w:r>
-        <w:rPr>
-          <w:sz w:val="28"/>
-          <w:szCs w:val="28"/>
-        </w:rPr>
-        <w:t>Dense</w:t>
-      </w:r>
-      <w:r>
-        <w:rPr>
-          <w:sz w:val="28"/>
-          <w:szCs w:val="28"/>
+        <w:t xml:space="preserve">Зависимость времени вывода </w:t>
+      </w:r>
+      <w:r>
+        <w:rPr>
+          <w:bCs/>
+          <w:color w:val="000000" w:themeColor="text1"/>
+          <w:sz w:val="28"/>
+          <w:szCs w:val="28"/>
+        </w:rPr>
+        <w:t>от</w:t>
+      </w:r>
+      <w:r>
+        <w:rPr>
+          <w:bCs/>
+          <w:color w:val="000000" w:themeColor="text1"/>
+          <w:sz w:val="28"/>
+          <w:szCs w:val="28"/>
+          <w:lang w:val="vi-VN"/>
         </w:rPr>
         <w:t xml:space="preserve"> </w:t>
       </w:r>
@@ -5166,7 +5254,7 @@
           <w:sz w:val="28"/>
           <w:szCs w:val="28"/>
         </w:rPr>
-        <w:t>слоев</w:t>
+        <w:t>архитектуры LSTM слоев</w:t>
       </w:r>
       <w:r>
         <w:rPr>
@@ -5179,6 +5267,97 @@
     <w:p>
       <w:pPr>
         <w:spacing w:line="360" w:lineRule="auto"/>
+        <w:ind w:firstLine="720"/>
+        <w:jc w:val="both"/>
+        <w:rPr>
+          <w:sz w:val="28"/>
+          <w:szCs w:val="28"/>
+        </w:rPr>
+      </w:pPr>
+      <w:r>
+        <w:rPr>
+          <w:sz w:val="28"/>
+          <w:szCs w:val="28"/>
+        </w:rPr>
+        <w:lastRenderedPageBreak/>
+        <w:t>Среди трёх базовых LSTM-архитектур наилучшие показатели продемонстрировали малая (32–64–32) и средняя (64–128–64) модели. Их точность составила 96.67%, а F1-мера — 96.57% и 96.75% соответственно. При этом малая модель содержит 62 тысячи параметров и обучается быстрее всего — 17.7 секунды, что делает её эффективной для задач с ограниченными вычислительными ресурсами. Средняя модель включает 204 тысячи параметров, что незначительно улучшает F1, но увеличивает время обучения до 23.1 секунды.</w:t>
+      </w:r>
+    </w:p>
+    <w:p>
+      <w:pPr>
+        <w:spacing w:line="360" w:lineRule="auto"/>
+        <w:ind w:firstLine="720"/>
+        <w:jc w:val="both"/>
+        <w:rPr>
+          <w:sz w:val="28"/>
+          <w:szCs w:val="28"/>
+        </w:rPr>
+      </w:pPr>
+      <w:r>
+        <w:rPr>
+          <w:sz w:val="28"/>
+          <w:szCs w:val="28"/>
+        </w:rPr>
+        <w:t>Крупная архитектура (128–256–128) показала более низкие результаты: точность 91.67% и F1 — 91.65%, при самом большом количестве параметров (733 тысячи) и наибольшем времени обучения (25.7 секунды). Это указывает на переобучение или избыточность модели для данной задачи. Интересно, что обучение этой модели остановилось на 49 эпохах, что также говорит о возможных проблемах со сходимостью.</w:t>
+      </w:r>
+    </w:p>
+    <w:p>
+      <w:pPr>
+        <w:spacing w:line="360" w:lineRule="auto"/>
+        <w:ind w:firstLine="720"/>
+        <w:jc w:val="both"/>
+        <w:rPr>
+          <w:b/>
+          <w:bCs/>
+          <w:sz w:val="28"/>
+          <w:szCs w:val="28"/>
+        </w:rPr>
+      </w:pPr>
+      <w:r>
+        <w:rPr>
+          <w:b/>
+          <w:bCs/>
+          <w:sz w:val="28"/>
+          <w:szCs w:val="28"/>
+        </w:rPr>
+        <w:t>Вариации полносвязных слоёв</w:t>
+      </w:r>
+    </w:p>
+    <w:p>
+      <w:pPr>
+        <w:spacing w:line="360" w:lineRule="auto"/>
+        <w:ind w:firstLine="720"/>
+        <w:jc w:val="both"/>
+        <w:rPr>
+          <w:sz w:val="28"/>
+          <w:szCs w:val="28"/>
+        </w:rPr>
+      </w:pPr>
+      <w:r>
+        <w:rPr>
+          <w:sz w:val="28"/>
+          <w:szCs w:val="28"/>
+        </w:rPr>
+        <w:t xml:space="preserve">Вторым направлением оптимизации стало исследование архитектуры </w:t>
+      </w:r>
+      <w:r>
+        <w:rPr>
+          <w:sz w:val="28"/>
+          <w:szCs w:val="28"/>
+        </w:rPr>
+        <w:t>полносвязных</w:t>
+      </w:r>
+      <w:r>
+        <w:rPr>
+          <w:sz w:val="28"/>
+          <w:szCs w:val="28"/>
+        </w:rPr>
+        <w:t xml:space="preserve"> слоев, отвечающих за финальную классификацию извлеченных LSTM слоями признаков. Были протестированы пять различных конфигураций: простая архитектура Simple-32 с одним слоем из тридцати двух нейронов, простая архитектура Simple-64 с одним слоем из шестидесяти четырех нейронов, двухслойная архитектура Double с конфигурацией 64-32 нейрона, расширенная двухслойная архитектура Double с конфигурацией 128-64 нейрона, и трехслойная архитектура Triple с конфигурацией 128-64-32 нейрона.</w:t>
+      </w:r>
+    </w:p>
+    <w:p>
+      <w:pPr>
+        <w:spacing w:line="360" w:lineRule="auto"/>
         <w:jc w:val="center"/>
         <w:rPr>
           <w:sz w:val="28"/>
@@ -5193,10 +5372,10 @@
         </w:rPr>
         <w:lastRenderedPageBreak/>
         <w:drawing>
-          <wp:inline distT="0" distB="0" distL="0" distR="0" wp14:anchorId="2888A317" wp14:editId="40BC9D4E">
-            <wp:extent cx="5124450" cy="3738505"/>
+          <wp:inline distT="0" distB="0" distL="0" distR="0" wp14:anchorId="59B2191B" wp14:editId="207A16AC">
+            <wp:extent cx="5315692" cy="3886742"/>
             <wp:effectExtent l="0" t="0" r="0" b="0"/>
-            <wp:docPr id="15" name="Picture 15"/>
+            <wp:docPr id="11" name="Picture 11"/>
             <wp:cNvGraphicFramePr>
               <a:graphicFrameLocks xmlns:a="http://schemas.openxmlformats.org/drawingml/2006/main" noChangeAspect="1"/>
             </wp:cNvGraphicFramePr>
@@ -5216,7 +5395,7 @@
                   <pic:spPr>
                     <a:xfrm>
                       <a:off x="0" y="0"/>
-                      <a:ext cx="5136083" cy="3746992"/>
+                      <a:ext cx="5315692" cy="3886742"/>
                     </a:xfrm>
                     <a:prstGeom prst="rect">
                       <a:avLst/>
@@ -5300,7 +5479,7 @@
           <w:sz w:val="28"/>
           <w:szCs w:val="28"/>
         </w:rPr>
-        <w:t>Метрики скорости от</w:t>
+        <w:t>Метрики производительности от</w:t>
       </w:r>
       <w:r>
         <w:rPr>
@@ -5314,14 +5493,21 @@
           <w:sz w:val="28"/>
           <w:szCs w:val="28"/>
         </w:rPr>
-        <w:t>Dense</w:t>
-      </w:r>
-      <w:r>
-        <w:rPr>
-          <w:sz w:val="28"/>
-          <w:szCs w:val="28"/>
-        </w:rPr>
-        <w:t xml:space="preserve"> слоев</w:t>
+        <w:t>полносвязных</w:t>
+      </w:r>
+      <w:r>
+        <w:rPr>
+          <w:sz w:val="28"/>
+          <w:szCs w:val="28"/>
+        </w:rPr>
+        <w:t xml:space="preserve"> </w:t>
+      </w:r>
+      <w:r>
+        <w:rPr>
+          <w:sz w:val="28"/>
+          <w:szCs w:val="28"/>
+        </w:rPr>
+        <w:t>слоев</w:t>
       </w:r>
       <w:r>
         <w:rPr>
@@ -5334,149 +5520,6 @@
     <w:p>
       <w:pPr>
         <w:spacing w:line="360" w:lineRule="auto"/>
-        <w:ind w:firstLine="720"/>
-        <w:jc w:val="both"/>
-        <w:rPr>
-          <w:sz w:val="28"/>
-          <w:szCs w:val="28"/>
-        </w:rPr>
-      </w:pPr>
-      <w:r>
-        <w:rPr>
-          <w:sz w:val="28"/>
-          <w:szCs w:val="28"/>
-        </w:rPr>
-        <w:t xml:space="preserve">Наиболее впечатляющие результаты были получены при модификации полносвязной части сети. Конфигурации Double (64–32) и Triple (128–64–32) достигли идеальных показателей: точность </w:t>
-      </w:r>
-      <w:r>
-        <w:rPr>
-          <w:sz w:val="28"/>
-          <w:szCs w:val="28"/>
-        </w:rPr>
-        <w:t>96,07</w:t>
-      </w:r>
-      <w:r>
-        <w:rPr>
-          <w:sz w:val="28"/>
-          <w:szCs w:val="28"/>
-        </w:rPr>
-        <w:t xml:space="preserve">%, F1-мера </w:t>
-      </w:r>
-      <w:r>
-        <w:rPr>
-          <w:sz w:val="28"/>
-          <w:szCs w:val="28"/>
-        </w:rPr>
-        <w:t>0,9596</w:t>
-      </w:r>
-      <w:r>
-        <w:rPr>
-          <w:sz w:val="28"/>
-          <w:szCs w:val="28"/>
-        </w:rPr>
-        <w:t>. Это подтверждает, что правильно подобранная структура dense-слоёв способна значительно повысить качество классификации. Модель Single-32 также показала высокий результат (</w:t>
-      </w:r>
-      <w:r>
-        <w:rPr>
-          <w:sz w:val="28"/>
-          <w:szCs w:val="28"/>
-        </w:rPr>
-        <w:t>94,11</w:t>
-      </w:r>
-      <w:r>
-        <w:rPr>
-          <w:sz w:val="28"/>
-          <w:szCs w:val="28"/>
-        </w:rPr>
-        <w:t>% точности), что свидетельствует о том, что даже один дополнительный слой может быть достаточным при правильной настройке.</w:t>
-      </w:r>
-    </w:p>
-    <w:p>
-      <w:pPr>
-        <w:spacing w:line="360" w:lineRule="auto"/>
-        <w:ind w:firstLine="720"/>
-        <w:jc w:val="both"/>
-        <w:rPr>
-          <w:b/>
-          <w:bCs/>
-          <w:sz w:val="28"/>
-          <w:szCs w:val="28"/>
-        </w:rPr>
-      </w:pPr>
-      <w:r>
-        <w:rPr>
-          <w:b/>
-          <w:bCs/>
-          <w:sz w:val="28"/>
-          <w:szCs w:val="28"/>
-        </w:rPr>
-        <w:t>Анализ влияния параметра скорости обучения</w:t>
-      </w:r>
-    </w:p>
-    <w:p>
-      <w:pPr>
-        <w:spacing w:line="360" w:lineRule="auto"/>
-        <w:ind w:firstLine="720"/>
-        <w:jc w:val="both"/>
-        <w:rPr>
-          <w:sz w:val="28"/>
-          <w:szCs w:val="28"/>
-        </w:rPr>
-      </w:pPr>
-      <w:r>
-        <w:rPr>
-          <w:sz w:val="28"/>
-          <w:szCs w:val="28"/>
-        </w:rPr>
-        <w:t xml:space="preserve">Третьим критически важным аспектом оптимизации стал выбор оптимальной скорости обучения (learning rate) для оптимизатора Adam. Были протестированы пять различных значений, охватывающих широкий диапазон: </w:t>
-      </w:r>
-      <w:r>
-        <w:rPr>
-          <w:sz w:val="28"/>
-          <w:szCs w:val="28"/>
-        </w:rPr>
-        <w:t xml:space="preserve">0.0001, 0.0005, 0.001, 0.005 и 0.01. Все </w:t>
-      </w:r>
-      <w:r>
-        <w:rPr>
-          <w:sz w:val="28"/>
-          <w:szCs w:val="28"/>
-        </w:rPr>
-        <w:t>исследовани</w:t>
-      </w:r>
-      <w:r>
-        <w:rPr>
-          <w:sz w:val="28"/>
-          <w:szCs w:val="28"/>
-        </w:rPr>
-        <w:t>я</w:t>
-      </w:r>
-      <w:r>
-        <w:rPr>
-          <w:sz w:val="28"/>
-          <w:szCs w:val="28"/>
-        </w:rPr>
-        <w:t xml:space="preserve"> проводились с фиксированной архитектурой модели, включающей LSTM слои с конфигурацией Medium (64-128-64 юнита) и Dense слои с конфигурацией Double (64-32 нейрона).</w:t>
-      </w:r>
-      <w:r>
-        <w:rPr>
-          <w:sz w:val="28"/>
-          <w:szCs w:val="28"/>
-        </w:rPr>
-        <w:t xml:space="preserve"> Каждое из этих значений </w:t>
-      </w:r>
-      <w:r>
-        <w:rPr>
-          <w:sz w:val="28"/>
-          <w:szCs w:val="28"/>
-        </w:rPr>
-        <w:lastRenderedPageBreak/>
-        <w:t>теоретически должно было обеспечить различный баланс между скоростью сходимости модели и стабильностью процесса обучения.</w:t>
-      </w:r>
-    </w:p>
-    <w:p>
-      <w:pPr>
-        <w:spacing w:line="360" w:lineRule="auto"/>
         <w:jc w:val="center"/>
         <w:rPr>
           <w:sz w:val="28"/>
@@ -5490,10 +5533,10 @@
           <w:szCs w:val="28"/>
         </w:rPr>
         <w:drawing>
-          <wp:inline distT="0" distB="0" distL="0" distR="0" wp14:anchorId="520A886B" wp14:editId="455F8235">
-            <wp:extent cx="5924550" cy="4187347"/>
-            <wp:effectExtent l="0" t="0" r="0" b="3810"/>
-            <wp:docPr id="10" name="Picture 10"/>
+          <wp:inline distT="0" distB="0" distL="0" distR="0" wp14:anchorId="064EEBF3" wp14:editId="6905A92D">
+            <wp:extent cx="5114925" cy="3836194"/>
+            <wp:effectExtent l="0" t="0" r="0" b="0"/>
+            <wp:docPr id="25" name="Picture 25"/>
             <wp:cNvGraphicFramePr>
               <a:graphicFrameLocks xmlns:a="http://schemas.openxmlformats.org/drawingml/2006/main" noChangeAspect="1"/>
             </wp:cNvGraphicFramePr>
@@ -5501,23 +5544,36 @@
               <a:graphicData uri="http://schemas.openxmlformats.org/drawingml/2006/picture">
                 <pic:pic xmlns:pic="http://schemas.openxmlformats.org/drawingml/2006/picture">
                   <pic:nvPicPr>
-                    <pic:cNvPr id="1" name=""/>
-                    <pic:cNvPicPr/>
+                    <pic:cNvPr id="0" name="Picture 6"/>
+                    <pic:cNvPicPr>
+                      <a:picLocks noChangeAspect="1" noChangeArrowheads="1"/>
+                    </pic:cNvPicPr>
                   </pic:nvPicPr>
                   <pic:blipFill>
-                    <a:blip r:embed="rId18"/>
+                    <a:blip r:embed="rId18" cstate="print">
+                      <a:extLst>
+                        <a:ext uri="{28A0092B-C50C-407E-A947-70E740481C1C}">
+                          <a14:useLocalDpi xmlns:a14="http://schemas.microsoft.com/office/drawing/2010/main" val="0"/>
+                        </a:ext>
+                      </a:extLst>
+                    </a:blip>
+                    <a:srcRect/>
                     <a:stretch>
                       <a:fillRect/>
                     </a:stretch>
                   </pic:blipFill>
-                  <pic:spPr>
+                  <pic:spPr bwMode="auto">
                     <a:xfrm>
                       <a:off x="0" y="0"/>
-                      <a:ext cx="5931565" cy="4192305"/>
+                      <a:ext cx="5117766" cy="3838325"/>
                     </a:xfrm>
                     <a:prstGeom prst="rect">
                       <a:avLst/>
                     </a:prstGeom>
+                    <a:noFill/>
+                    <a:ln>
+                      <a:noFill/>
+                    </a:ln>
                   </pic:spPr>
                 </pic:pic>
               </a:graphicData>
@@ -5561,7 +5617,16 @@
           <w:sz w:val="28"/>
           <w:szCs w:val="28"/>
         </w:rPr>
-        <w:t>11</w:t>
+        <w:t>1</w:t>
+      </w:r>
+      <w:r>
+        <w:rPr>
+          <w:bCs/>
+          <w:color w:val="000000" w:themeColor="text1"/>
+          <w:sz w:val="28"/>
+          <w:szCs w:val="28"/>
+        </w:rPr>
+        <w:t>1</w:t>
       </w:r>
       <w:r>
         <w:rPr>
@@ -5597,7 +5662,7 @@
           <w:sz w:val="28"/>
           <w:szCs w:val="28"/>
         </w:rPr>
-        <w:t>Метрики производительности от</w:t>
+        <w:t>Зависимость времени обучения</w:t>
       </w:r>
       <w:r>
         <w:rPr>
@@ -5615,15 +5680,33 @@
           <w:sz w:val="28"/>
           <w:szCs w:val="28"/>
         </w:rPr>
-        <w:t>скорости обучения</w:t>
-      </w:r>
-      <w:r>
-        <w:rPr>
-          <w:bCs/>
-          <w:color w:val="000000" w:themeColor="text1"/>
-          <w:sz w:val="28"/>
-          <w:szCs w:val="28"/>
-          <w:lang w:val="vi-VN"/>
+        <w:t>от</w:t>
+      </w:r>
+      <w:r>
+        <w:rPr>
+          <w:sz w:val="28"/>
+          <w:szCs w:val="28"/>
+        </w:rPr>
+        <w:t xml:space="preserve"> архитектуры </w:t>
+      </w:r>
+      <w:r>
+        <w:rPr>
+          <w:sz w:val="28"/>
+          <w:szCs w:val="28"/>
+        </w:rPr>
+        <w:t>полносвязных</w:t>
+      </w:r>
+      <w:r>
+        <w:rPr>
+          <w:sz w:val="28"/>
+          <w:szCs w:val="28"/>
+        </w:rPr>
+        <w:t xml:space="preserve"> слоев</w:t>
+      </w:r>
+      <w:r>
+        <w:rPr>
+          <w:sz w:val="28"/>
+          <w:szCs w:val="28"/>
         </w:rPr>
         <w:t>.</w:t>
       </w:r>
@@ -5631,113 +5714,24 @@
     <w:p>
       <w:pPr>
         <w:spacing w:line="360" w:lineRule="auto"/>
-        <w:ind w:firstLine="720"/>
-        <w:jc w:val="both"/>
-        <w:rPr>
-          <w:sz w:val="28"/>
-          <w:szCs w:val="28"/>
-        </w:rPr>
-      </w:pPr>
-      <w:r>
-        <w:rPr>
-          <w:sz w:val="28"/>
-          <w:szCs w:val="28"/>
-        </w:rPr>
-        <w:t>Результаты показывают чёткую закономерность: при увеличении learning rate от 0,0001 до 0,005 наблюдается рост качества модели, после чего при значении 0,01 происходит резкое ухудшение всех метрик. Наивысшая точность — 98,04% — достигнута при learning rate, равном 0,005, однако значение validation loss при этом оказалось достаточно высоким (0,226), что может свидетельствовать о неполной сходимости модели или о необходимости увеличения количества эпох. Наиболее стабильные результаты с низким validation loss (0,033) продемонстрировала модель с learning rate 0,001, достигнув точности 96,08%.</w:t>
-      </w:r>
-    </w:p>
-    <w:p>
-      <w:pPr>
-        <w:pStyle w:val="Heading2"/>
-        <w:rPr>
-          <w:szCs w:val="28"/>
-          <w:lang w:val="ru-RU"/>
-        </w:rPr>
-      </w:pPr>
-      <w:bookmarkStart w:id="5" w:name="_Toc224983925"/>
-      <w:r>
-        <w:rPr>
-          <w:szCs w:val="28"/>
-          <w:lang w:val="ru-RU"/>
-        </w:rPr>
-        <w:t>4</w:t>
-      </w:r>
-      <w:r>
-        <w:rPr>
-          <w:szCs w:val="28"/>
-          <w:lang w:val="ru-RU"/>
-        </w:rPr>
-        <w:t xml:space="preserve">. </w:t>
-      </w:r>
-      <w:r>
-        <w:rPr>
-          <w:szCs w:val="28"/>
-          <w:lang w:val="ru-RU"/>
-        </w:rPr>
-        <w:t>Метрики скорости работы системы</w:t>
-      </w:r>
-      <w:bookmarkEnd w:id="5"/>
-    </w:p>
-    <w:p>
-      <w:pPr>
-        <w:spacing w:line="360" w:lineRule="auto"/>
-        <w:ind w:firstLine="720"/>
-        <w:jc w:val="both"/>
-        <w:rPr>
-          <w:sz w:val="28"/>
-          <w:szCs w:val="28"/>
-        </w:rPr>
-      </w:pPr>
-      <w:r>
-        <w:rPr>
-          <w:sz w:val="28"/>
-          <w:szCs w:val="28"/>
-        </w:rPr>
-        <w:t xml:space="preserve">Детальный анализ скорости работы системы проводился в двух режимах: обработка отдельных образцов и обработка батчей различного размера. Для режима </w:t>
-      </w:r>
-      <w:r>
-        <w:rPr>
+        <w:jc w:val="center"/>
+        <w:rPr>
+          <w:sz w:val="28"/>
+          <w:szCs w:val="28"/>
+        </w:rPr>
+      </w:pPr>
+      <w:r>
+        <w:rPr>
+          <w:noProof/>
           <w:sz w:val="28"/>
           <w:szCs w:val="28"/>
         </w:rPr>
         <w:lastRenderedPageBreak/>
-        <w:t xml:space="preserve">обработки отдельных образцов среднее время обработки одной последовательности жеста составило 49,35 миллисекунды. Это время включает полный цикл: загрузку данных последовательности из десяти кадров, где каждый кадр содержит </w:t>
-      </w:r>
-      <w:r>
-        <w:rPr>
-          <w:sz w:val="28"/>
-          <w:szCs w:val="28"/>
-        </w:rPr>
-        <w:t>126</w:t>
-      </w:r>
-      <w:r>
-        <w:rPr>
-          <w:sz w:val="28"/>
-          <w:szCs w:val="28"/>
-        </w:rPr>
-        <w:t xml:space="preserve"> признаков (координаты ключевых точек обеих рук), прохождение этих данных через три LSTM слоя с конфигурацией 64-128-64 юнита, обработку через два Dense слоя с конфигурацией 64-32 нейрона, вычисление финальных вероятностей через softmax активацию над десятью выходными нейронами, и формирование предсказания путем выбора класса с максимальной вероятностью.</w:t>
-      </w:r>
-    </w:p>
-    <w:p>
-      <w:pPr>
-        <w:spacing w:line="360" w:lineRule="auto"/>
-        <w:jc w:val="center"/>
-        <w:rPr>
-          <w:sz w:val="28"/>
-          <w:szCs w:val="28"/>
-        </w:rPr>
-      </w:pPr>
-      <w:r>
-        <w:rPr>
-          <w:noProof/>
-          <w:sz w:val="28"/>
-          <w:szCs w:val="28"/>
-        </w:rPr>
         <w:drawing>
-          <wp:inline distT="0" distB="0" distL="0" distR="0" wp14:anchorId="3317A0AA" wp14:editId="48A990B9">
-            <wp:extent cx="4676775" cy="3448019"/>
-            <wp:effectExtent l="0" t="0" r="0" b="635"/>
-            <wp:docPr id="6" name="Picture 6"/>
+          <wp:inline distT="0" distB="0" distL="0" distR="0" wp14:anchorId="20102A7C" wp14:editId="674487FC">
+            <wp:extent cx="5029200" cy="3771900"/>
+            <wp:effectExtent l="0" t="0" r="0" b="0"/>
+            <wp:docPr id="26" name="Picture 26"/>
             <wp:cNvGraphicFramePr>
               <a:graphicFrameLocks xmlns:a="http://schemas.openxmlformats.org/drawingml/2006/main" noChangeAspect="1"/>
             </wp:cNvGraphicFramePr>
@@ -5745,23 +5739,36 @@
               <a:graphicData uri="http://schemas.openxmlformats.org/drawingml/2006/picture">
                 <pic:pic xmlns:pic="http://schemas.openxmlformats.org/drawingml/2006/picture">
                   <pic:nvPicPr>
-                    <pic:cNvPr id="1" name=""/>
-                    <pic:cNvPicPr/>
+                    <pic:cNvPr id="0" name="Picture 7"/>
+                    <pic:cNvPicPr>
+                      <a:picLocks noChangeAspect="1" noChangeArrowheads="1"/>
+                    </pic:cNvPicPr>
                   </pic:nvPicPr>
                   <pic:blipFill>
-                    <a:blip r:embed="rId19"/>
+                    <a:blip r:embed="rId19" cstate="print">
+                      <a:extLst>
+                        <a:ext uri="{28A0092B-C50C-407E-A947-70E740481C1C}">
+                          <a14:useLocalDpi xmlns:a14="http://schemas.microsoft.com/office/drawing/2010/main" val="0"/>
+                        </a:ext>
+                      </a:extLst>
+                    </a:blip>
+                    <a:srcRect/>
                     <a:stretch>
                       <a:fillRect/>
                     </a:stretch>
                   </pic:blipFill>
-                  <pic:spPr>
+                  <pic:spPr bwMode="auto">
                     <a:xfrm>
                       <a:off x="0" y="0"/>
-                      <a:ext cx="4701874" cy="3466523"/>
+                      <a:ext cx="5030749" cy="3773062"/>
                     </a:xfrm>
                     <a:prstGeom prst="rect">
                       <a:avLst/>
                     </a:prstGeom>
+                    <a:noFill/>
+                    <a:ln>
+                      <a:noFill/>
+                    </a:ln>
                   </pic:spPr>
                 </pic:pic>
               </a:graphicData>
@@ -5805,7 +5812,16 @@
           <w:sz w:val="28"/>
           <w:szCs w:val="28"/>
         </w:rPr>
-        <w:t>12</w:t>
+        <w:t>1</w:t>
+      </w:r>
+      <w:r>
+        <w:rPr>
+          <w:bCs/>
+          <w:color w:val="000000" w:themeColor="text1"/>
+          <w:sz w:val="28"/>
+          <w:szCs w:val="28"/>
+        </w:rPr>
+        <w:t>2</w:t>
       </w:r>
       <w:r>
         <w:rPr>
@@ -5841,7 +5857,37 @@
           <w:sz w:val="28"/>
           <w:szCs w:val="28"/>
         </w:rPr>
-        <w:t>Скорость инференса</w:t>
+        <w:t xml:space="preserve">Зависимость времени вывода </w:t>
+      </w:r>
+      <w:r>
+        <w:rPr>
+          <w:bCs/>
+          <w:color w:val="000000" w:themeColor="text1"/>
+          <w:sz w:val="28"/>
+          <w:szCs w:val="28"/>
+        </w:rPr>
+        <w:t>от</w:t>
+      </w:r>
+      <w:r>
+        <w:rPr>
+          <w:sz w:val="28"/>
+          <w:szCs w:val="28"/>
+        </w:rPr>
+        <w:t xml:space="preserve"> архитектуры </w:t>
+      </w:r>
+      <w:r>
+        <w:rPr>
+          <w:sz w:val="28"/>
+          <w:szCs w:val="28"/>
+        </w:rPr>
+        <w:t>полносвязных</w:t>
+      </w:r>
+      <w:r>
+        <w:rPr>
+          <w:sz w:val="28"/>
+          <w:szCs w:val="28"/>
+        </w:rPr>
+        <w:t xml:space="preserve"> слоев</w:t>
       </w:r>
       <w:r>
         <w:rPr>
@@ -5866,12 +5912,172 @@
           <w:sz w:val="28"/>
           <w:szCs w:val="28"/>
         </w:rPr>
-        <w:t>Стандартное отклонение времени обработки составило 2,41 миллисекунды, что указывает на относительно стабильную производительность с небольшими вариациями между различными образцами. Минимальное время обработки составило 46,63 миллисекунды, в то время как максимальное время достигло 65,83 миллисекунды. Разница между минимумом и максимумом составляет около 19 миллисекунд, что представляет собой вариацию приблизительно 40% относительно минимального значения.</w:t>
+        <w:t xml:space="preserve">Наиболее впечатляющие результаты были получены при модификации полносвязной части сети. Конфигурации Double (64–32) и Triple (128–64–32) достигли идеальных показателей: точность </w:t>
+      </w:r>
+      <w:r>
+        <w:rPr>
+          <w:sz w:val="28"/>
+          <w:szCs w:val="28"/>
+        </w:rPr>
+        <w:t>96,07</w:t>
+      </w:r>
+      <w:r>
+        <w:rPr>
+          <w:sz w:val="28"/>
+          <w:szCs w:val="28"/>
+        </w:rPr>
+        <w:t xml:space="preserve">%, F1-мера </w:t>
+      </w:r>
+      <w:r>
+        <w:rPr>
+          <w:sz w:val="28"/>
+          <w:szCs w:val="28"/>
+        </w:rPr>
+        <w:t>0,9596</w:t>
+      </w:r>
+      <w:r>
+        <w:rPr>
+          <w:sz w:val="28"/>
+          <w:szCs w:val="28"/>
+        </w:rPr>
+        <w:t xml:space="preserve">. Это подтверждает, что правильно подобранная структура </w:t>
+      </w:r>
+      <w:r>
+        <w:rPr>
+          <w:sz w:val="28"/>
+          <w:szCs w:val="28"/>
+        </w:rPr>
+        <w:t xml:space="preserve">полносвязных </w:t>
+      </w:r>
+      <w:r>
+        <w:rPr>
+          <w:sz w:val="28"/>
+          <w:szCs w:val="28"/>
+        </w:rPr>
+        <w:t>слоёв способна значительно повысить качество классификации. Модель Single-32 также показала высокий результат (</w:t>
+      </w:r>
+      <w:r>
+        <w:rPr>
+          <w:sz w:val="28"/>
+          <w:szCs w:val="28"/>
+        </w:rPr>
+        <w:t>94,11</w:t>
+      </w:r>
+      <w:r>
+        <w:rPr>
+          <w:sz w:val="28"/>
+          <w:szCs w:val="28"/>
+        </w:rPr>
+        <w:t>% точности), что свидетельствует о том, что даже один дополнительный слой может быть достаточным при правильной настройке.</w:t>
       </w:r>
     </w:p>
     <w:p>
       <w:pPr>
         <w:spacing w:line="360" w:lineRule="auto"/>
+        <w:ind w:firstLine="720"/>
+        <w:jc w:val="both"/>
+        <w:rPr>
+          <w:b/>
+          <w:bCs/>
+          <w:sz w:val="28"/>
+          <w:szCs w:val="28"/>
+        </w:rPr>
+      </w:pPr>
+      <w:r>
+        <w:rPr>
+          <w:b/>
+          <w:bCs/>
+          <w:sz w:val="28"/>
+          <w:szCs w:val="28"/>
+        </w:rPr>
+        <w:t>Анализ влияния параметра скорости обучения</w:t>
+      </w:r>
+    </w:p>
+    <w:p>
+      <w:pPr>
+        <w:spacing w:line="360" w:lineRule="auto"/>
+        <w:ind w:firstLine="720"/>
+        <w:jc w:val="both"/>
+        <w:rPr>
+          <w:sz w:val="28"/>
+          <w:szCs w:val="28"/>
+        </w:rPr>
+      </w:pPr>
+      <w:r>
+        <w:rPr>
+          <w:sz w:val="28"/>
+          <w:szCs w:val="28"/>
+        </w:rPr>
+        <w:t xml:space="preserve">Третьим критически важным аспектом оптимизации стал выбор оптимальной скорости обучения для оптимизатора Adam. Были протестированы пять различных значений, охватывающих широкий диапазон: </w:t>
+      </w:r>
+      <w:r>
+        <w:rPr>
+          <w:sz w:val="28"/>
+          <w:szCs w:val="28"/>
+        </w:rPr>
+        <w:t xml:space="preserve">0.0001, 0.0005, 0.001, 0.005 и 0.01. Все </w:t>
+      </w:r>
+      <w:r>
+        <w:rPr>
+          <w:sz w:val="28"/>
+          <w:szCs w:val="28"/>
+        </w:rPr>
+        <w:t>исследовани</w:t>
+      </w:r>
+      <w:r>
+        <w:rPr>
+          <w:sz w:val="28"/>
+          <w:szCs w:val="28"/>
+        </w:rPr>
+        <w:t>я</w:t>
+      </w:r>
+      <w:r>
+        <w:rPr>
+          <w:sz w:val="28"/>
+          <w:szCs w:val="28"/>
+        </w:rPr>
+        <w:t xml:space="preserve"> проводились с фиксированной архитектурой модели, включающей LSTM слои с конфигурацией Medium (64-128-64 юнита) и </w:t>
+      </w:r>
+      <w:r>
+        <w:rPr>
+          <w:sz w:val="28"/>
+          <w:szCs w:val="28"/>
+        </w:rPr>
+        <w:t>полносвязн</w:t>
+      </w:r>
+      <w:r>
+        <w:rPr>
+          <w:sz w:val="28"/>
+          <w:szCs w:val="28"/>
+        </w:rPr>
+        <w:t>ой</w:t>
+      </w:r>
+      <w:r>
+        <w:rPr>
+          <w:sz w:val="28"/>
+          <w:szCs w:val="28"/>
+        </w:rPr>
+        <w:t xml:space="preserve"> слои с конфигурацией Double (64-32 нейрона).</w:t>
+      </w:r>
+      <w:r>
+        <w:rPr>
+          <w:sz w:val="28"/>
+          <w:szCs w:val="28"/>
+        </w:rPr>
+        <w:t xml:space="preserve"> Каждое из этих значений теоретически </w:t>
+      </w:r>
+      <w:r>
+        <w:rPr>
+          <w:sz w:val="28"/>
+          <w:szCs w:val="28"/>
+        </w:rPr>
+        <w:lastRenderedPageBreak/>
+        <w:t>должно было обеспечить различный баланс между скоростью сходимости модели и стабильностью процесса обучения.</w:t>
+      </w:r>
+    </w:p>
+    <w:p>
+      <w:pPr>
+        <w:spacing w:line="360" w:lineRule="auto"/>
         <w:jc w:val="center"/>
         <w:rPr>
           <w:sz w:val="28"/>
@@ -5884,12 +6090,11 @@
           <w:sz w:val="28"/>
           <w:szCs w:val="28"/>
         </w:rPr>
-        <w:lastRenderedPageBreak/>
         <w:drawing>
-          <wp:inline distT="0" distB="0" distL="0" distR="0" wp14:anchorId="0B9DE7F9" wp14:editId="49FF139F">
-            <wp:extent cx="5629275" cy="4132764"/>
-            <wp:effectExtent l="0" t="0" r="0" b="1270"/>
-            <wp:docPr id="7" name="Picture 7"/>
+          <wp:inline distT="0" distB="0" distL="0" distR="0" wp14:anchorId="2A56059C" wp14:editId="4121F9D4">
+            <wp:extent cx="5839640" cy="3877216"/>
+            <wp:effectExtent l="0" t="0" r="8890" b="9525"/>
+            <wp:docPr id="16" name="Picture 16"/>
             <wp:cNvGraphicFramePr>
               <a:graphicFrameLocks xmlns:a="http://schemas.openxmlformats.org/drawingml/2006/main" noChangeAspect="1"/>
             </wp:cNvGraphicFramePr>
@@ -5909,7 +6114,7 @@
                   <pic:spPr>
                     <a:xfrm>
                       <a:off x="0" y="0"/>
-                      <a:ext cx="5640672" cy="4141131"/>
+                      <a:ext cx="5839640" cy="3877216"/>
                     </a:xfrm>
                     <a:prstGeom prst="rect">
                       <a:avLst/>
@@ -5957,7 +6162,16 @@
           <w:sz w:val="28"/>
           <w:szCs w:val="28"/>
         </w:rPr>
-        <w:t>13</w:t>
+        <w:t>1</w:t>
+      </w:r>
+      <w:r>
+        <w:rPr>
+          <w:bCs/>
+          <w:color w:val="000000" w:themeColor="text1"/>
+          <w:sz w:val="28"/>
+          <w:szCs w:val="28"/>
+        </w:rPr>
+        <w:t>3</w:t>
       </w:r>
       <w:r>
         <w:rPr>
@@ -5993,12 +6207,33 @@
           <w:sz w:val="28"/>
           <w:szCs w:val="28"/>
         </w:rPr>
-        <w:t>Производительность по батчам</w:t>
-      </w:r>
-      <w:r>
-        <w:rPr>
-          <w:sz w:val="28"/>
-          <w:szCs w:val="28"/>
+        <w:t>Метрики производительности от</w:t>
+      </w:r>
+      <w:r>
+        <w:rPr>
+          <w:bCs/>
+          <w:color w:val="000000" w:themeColor="text1"/>
+          <w:sz w:val="28"/>
+          <w:szCs w:val="28"/>
+        </w:rPr>
+        <w:t xml:space="preserve"> </w:t>
+      </w:r>
+      <w:r>
+        <w:rPr>
+          <w:bCs/>
+          <w:color w:val="000000" w:themeColor="text1"/>
+          <w:sz w:val="28"/>
+          <w:szCs w:val="28"/>
+        </w:rPr>
+        <w:t>скорости обучения</w:t>
+      </w:r>
+      <w:r>
+        <w:rPr>
+          <w:bCs/>
+          <w:color w:val="000000" w:themeColor="text1"/>
+          <w:sz w:val="28"/>
+          <w:szCs w:val="28"/>
+          <w:lang w:val="vi-VN"/>
         </w:rPr>
         <w:t>.</w:t>
       </w:r>
@@ -6018,8 +6253,82 @@
           <w:sz w:val="28"/>
           <w:szCs w:val="28"/>
         </w:rPr>
-        <w:t>Анализ производительности при обработке батчей различного размера выявил интересные закономерности. Для батча размером один образец среднее время обработки составило 50,21 миллисекунды на батч, что соответствует 50,21 миллисекунды на один образец. Это значение практически совпадает со средним временем 49,35 миллисекунды, измеренным в режиме обработки отдельных образцов, подтверждая консистентность измерений. Стандартное отклонение составило 1,88 миллисекунды, минимальное время - 47,72 миллисекунды, а максимальное - 57,96 миллисекунды.</w:t>
-      </w:r>
+        <w:t xml:space="preserve">Результаты показывают чёткую закономерность: при увеличении </w:t>
+      </w:r>
+      <w:r>
+        <w:rPr>
+          <w:sz w:val="28"/>
+          <w:szCs w:val="28"/>
+        </w:rPr>
+        <w:t>скорости обучения</w:t>
+      </w:r>
+      <w:r>
+        <w:rPr>
+          <w:sz w:val="28"/>
+          <w:szCs w:val="28"/>
+        </w:rPr>
+        <w:t xml:space="preserve"> от 0,0001 до 0,005 наблюдается рост качества модели, после чего при значении 0,01 происходит резкое ухудшение всех метрик. Наивысшая точность — 98,04% — достигнута при </w:t>
+      </w:r>
+      <w:r>
+        <w:rPr>
+          <w:sz w:val="28"/>
+          <w:szCs w:val="28"/>
+        </w:rPr>
+        <w:t>скорости обучения</w:t>
+      </w:r>
+      <w:r>
+        <w:rPr>
+          <w:sz w:val="28"/>
+          <w:szCs w:val="28"/>
+        </w:rPr>
+        <w:t xml:space="preserve">, равном 0,005, однако значение validation loss при этом оказалось достаточно высоким (0,226), что может свидетельствовать о неполной сходимости модели или о необходимости увеличения количества эпох. Наиболее стабильные результаты с низким validation loss (0,033) продемонстрировала модель с </w:t>
+      </w:r>
+      <w:r>
+        <w:rPr>
+          <w:sz w:val="28"/>
+          <w:szCs w:val="28"/>
+        </w:rPr>
+        <w:t>скорости обучения</w:t>
+      </w:r>
+      <w:r>
+        <w:rPr>
+          <w:sz w:val="28"/>
+          <w:szCs w:val="28"/>
+        </w:rPr>
+        <w:t xml:space="preserve"> 0,001, достигнув точности 96,08%.</w:t>
+      </w:r>
+    </w:p>
+    <w:p>
+      <w:pPr>
+        <w:pStyle w:val="Heading2"/>
+        <w:rPr>
+          <w:szCs w:val="28"/>
+          <w:lang w:val="ru-RU"/>
+        </w:rPr>
+      </w:pPr>
+      <w:bookmarkStart w:id="7" w:name="_Toc226390416"/>
+      <w:r>
+        <w:rPr>
+          <w:szCs w:val="28"/>
+          <w:lang w:val="ru-RU"/>
+        </w:rPr>
+        <w:t>4</w:t>
+      </w:r>
+      <w:r>
+        <w:rPr>
+          <w:szCs w:val="28"/>
+          <w:lang w:val="ru-RU"/>
+        </w:rPr>
+        <w:t xml:space="preserve">. </w:t>
+      </w:r>
+      <w:r>
+        <w:rPr>
+          <w:szCs w:val="28"/>
+          <w:lang w:val="ru-RU"/>
+        </w:rPr>
+        <w:t>Метрики скорости работы системы</w:t>
+      </w:r>
+      <w:bookmarkEnd w:id="7"/>
     </w:p>
     <w:p>
       <w:pPr>
@@ -6036,7 +6345,21 @@
           <w:sz w:val="28"/>
           <w:szCs w:val="28"/>
         </w:rPr>
-        <w:t xml:space="preserve">Для батча размером пять образцов среднее время обработки всего батча составило 50,78 миллисекунды, что соответствует 10,16 миллисекунды на один образец. Это представляет собой значительное ускорение по сравнению с обработкой отдельных образцов: время на образец сокращается приблизительно в пять раз за счет батчевой обработки. Такое ускорение объясняется эффективной </w:t>
+        <w:t xml:space="preserve">Детальный анализ скорости работы системы проводился в двух режимах: обработка отдельных образцов и обработка </w:t>
+      </w:r>
+      <w:r>
+        <w:rPr>
+          <w:sz w:val="28"/>
+          <w:szCs w:val="28"/>
+        </w:rPr>
+        <w:t>пакетов</w:t>
+      </w:r>
+      <w:r>
+        <w:rPr>
+          <w:sz w:val="28"/>
+          <w:szCs w:val="28"/>
+        </w:rPr>
+        <w:t xml:space="preserve"> различного размера. Для </w:t>
       </w:r>
       <w:r>
         <w:rPr>
@@ -6044,14 +6367,195 @@
           <w:szCs w:val="28"/>
         </w:rPr>
         <w:lastRenderedPageBreak/>
-        <w:t>параллелизацией вычислений при обработке батчей на современных процессорах и графических ускорителях, где матричные операции над батчем данных выполняются значительно эффективнее, чем последовательная обработка каждого образца отдельно.</w:t>
-      </w:r>
-      <w:r>
-        <w:rPr>
-          <w:sz w:val="28"/>
-          <w:szCs w:val="28"/>
+        <w:t xml:space="preserve">режима обработки отдельных образцов среднее время обработки одной последовательности жеста составило 49,35 миллисекунды. Это время включает полный цикл: загрузку данных последовательности из десяти кадров, где каждый кадр содержит </w:t>
+      </w:r>
+      <w:r>
+        <w:rPr>
+          <w:sz w:val="28"/>
+          <w:szCs w:val="28"/>
+        </w:rPr>
+        <w:t>126</w:t>
+      </w:r>
+      <w:r>
+        <w:rPr>
+          <w:sz w:val="28"/>
+          <w:szCs w:val="28"/>
+        </w:rPr>
+        <w:t xml:space="preserve"> признаков (координаты ключевых точек обеих рук), прохождение этих данных через три LSTM слоя с конфигурацией 64-128-64 юнита, обработку через два </w:t>
+      </w:r>
+      <w:r>
+        <w:rPr>
+          <w:sz w:val="28"/>
+          <w:szCs w:val="28"/>
+        </w:rPr>
+        <w:t>полносвязных</w:t>
+      </w:r>
+      <w:r>
+        <w:rPr>
+          <w:sz w:val="28"/>
+          <w:szCs w:val="28"/>
+        </w:rPr>
+        <w:t xml:space="preserve"> слоя с конфигурацией 64-32 нейрона, вычисление финальных вероятностей через softmax активацию над десятью выходными нейронами, и формирование предсказания путем выбора класса с максимальной вероятностью.</w:t>
+      </w:r>
+    </w:p>
+    <w:p>
+      <w:pPr>
+        <w:spacing w:line="360" w:lineRule="auto"/>
+        <w:jc w:val="center"/>
+        <w:rPr>
+          <w:sz w:val="28"/>
+          <w:szCs w:val="28"/>
+        </w:rPr>
+      </w:pPr>
+      <w:r>
+        <w:rPr>
+          <w:noProof/>
+          <w:sz w:val="28"/>
+          <w:szCs w:val="28"/>
+        </w:rPr>
+        <w:drawing>
+          <wp:inline distT="0" distB="0" distL="0" distR="0" wp14:anchorId="56CB5744" wp14:editId="0D23BE59">
+            <wp:extent cx="6229350" cy="4463993"/>
+            <wp:effectExtent l="0" t="0" r="0" b="0"/>
+            <wp:docPr id="17" name="Picture 17"/>
+            <wp:cNvGraphicFramePr>
+              <a:graphicFrameLocks xmlns:a="http://schemas.openxmlformats.org/drawingml/2006/main" noChangeAspect="1"/>
+            </wp:cNvGraphicFramePr>
+            <a:graphic xmlns:a="http://schemas.openxmlformats.org/drawingml/2006/main">
+              <a:graphicData uri="http://schemas.openxmlformats.org/drawingml/2006/picture">
+                <pic:pic xmlns:pic="http://schemas.openxmlformats.org/drawingml/2006/picture">
+                  <pic:nvPicPr>
+                    <pic:cNvPr id="1" name=""/>
+                    <pic:cNvPicPr/>
+                  </pic:nvPicPr>
+                  <pic:blipFill>
+                    <a:blip r:embed="rId21"/>
+                    <a:stretch>
+                      <a:fillRect/>
+                    </a:stretch>
+                  </pic:blipFill>
+                  <pic:spPr>
+                    <a:xfrm>
+                      <a:off x="0" y="0"/>
+                      <a:ext cx="6234094" cy="4467392"/>
+                    </a:xfrm>
+                    <a:prstGeom prst="rect">
+                      <a:avLst/>
+                    </a:prstGeom>
+                  </pic:spPr>
+                </pic:pic>
+              </a:graphicData>
+            </a:graphic>
+          </wp:inline>
+        </w:drawing>
+      </w:r>
+    </w:p>
+    <w:p>
+      <w:pPr>
+        <w:spacing w:line="360" w:lineRule="auto"/>
+        <w:jc w:val="center"/>
+        <w:rPr>
+          <w:sz w:val="28"/>
+          <w:szCs w:val="28"/>
+        </w:rPr>
+      </w:pPr>
+      <w:r>
+        <w:rPr>
+          <w:bCs/>
+          <w:color w:val="000000" w:themeColor="text1"/>
+          <w:sz w:val="28"/>
+          <w:szCs w:val="28"/>
+        </w:rPr>
+        <w:t>Рис.</w:t>
+      </w:r>
+      <w:r>
+        <w:rPr>
+          <w:bCs/>
+          <w:color w:val="000000" w:themeColor="text1"/>
+          <w:sz w:val="28"/>
+          <w:szCs w:val="28"/>
+          <w:lang w:val="vi-VN"/>
         </w:rPr>
         <w:t xml:space="preserve"> </w:t>
+      </w:r>
+      <w:r>
+        <w:rPr>
+          <w:bCs/>
+          <w:color w:val="000000" w:themeColor="text1"/>
+          <w:sz w:val="28"/>
+          <w:szCs w:val="28"/>
+        </w:rPr>
+        <w:t>1</w:t>
+      </w:r>
+      <w:r>
+        <w:rPr>
+          <w:bCs/>
+          <w:color w:val="000000" w:themeColor="text1"/>
+          <w:sz w:val="28"/>
+          <w:szCs w:val="28"/>
+        </w:rPr>
+        <w:t>4</w:t>
+      </w:r>
+      <w:r>
+        <w:rPr>
+          <w:bCs/>
+          <w:color w:val="000000" w:themeColor="text1"/>
+          <w:sz w:val="28"/>
+          <w:szCs w:val="28"/>
+        </w:rPr>
+        <w:t xml:space="preserve"> </w:t>
+      </w:r>
+      <w:r>
+        <w:rPr>
+          <w:bCs/>
+          <w:color w:val="000000" w:themeColor="text1"/>
+          <w:sz w:val="28"/>
+          <w:szCs w:val="28"/>
+        </w:rPr>
+        <w:t>–</w:t>
+      </w:r>
+      <w:r>
+        <w:rPr>
+          <w:bCs/>
+          <w:color w:val="000000" w:themeColor="text1"/>
+          <w:sz w:val="28"/>
+          <w:szCs w:val="28"/>
+        </w:rPr>
+        <w:t xml:space="preserve"> </w:t>
+      </w:r>
+      <w:r>
+        <w:rPr>
+          <w:bCs/>
+          <w:color w:val="000000" w:themeColor="text1"/>
+          <w:sz w:val="28"/>
+          <w:szCs w:val="28"/>
+        </w:rPr>
+        <w:t xml:space="preserve">Скорость </w:t>
+      </w:r>
+      <w:r>
+        <w:rPr>
+          <w:bCs/>
+          <w:color w:val="000000" w:themeColor="text1"/>
+          <w:sz w:val="28"/>
+          <w:szCs w:val="28"/>
+        </w:rPr>
+        <w:t>вывод</w:t>
+      </w:r>
+      <w:r>
+        <w:rPr>
+          <w:bCs/>
+          <w:color w:val="000000" w:themeColor="text1"/>
+          <w:sz w:val="28"/>
+          <w:szCs w:val="28"/>
+        </w:rPr>
+        <w:t>а</w:t>
+      </w:r>
+      <w:r>
+        <w:rPr>
+          <w:sz w:val="28"/>
+          <w:szCs w:val="28"/>
+        </w:rPr>
+        <w:t>.</w:t>
       </w:r>
     </w:p>
     <w:p>
@@ -6069,7 +6573,168 @@
           <w:sz w:val="28"/>
           <w:szCs w:val="28"/>
         </w:rPr>
-        <w:t>Однако важно отметить, что хотя батчевая обработка существенно снижает время на образец, она вносит задержку в формирование предсказаний</w:t>
+        <w:t xml:space="preserve">Стандартное отклонение времени обработки составило 2,41 миллисекунды, что указывает на относительно стабильную производительность с небольшими вариациями между различными образцами. Минимальное время обработки </w:t>
+      </w:r>
+      <w:r>
+        <w:rPr>
+          <w:sz w:val="28"/>
+          <w:szCs w:val="28"/>
+        </w:rPr>
+        <w:lastRenderedPageBreak/>
+        <w:t>составило 46,63 миллисекунды, в то время как максимальное время достигло 65,83 миллисекунды. Разница между минимумом и максимумом составляет около 19 миллисекунд, что представляет собой вариацию приблизительно 40% относительно минимального значения.</w:t>
+      </w:r>
+    </w:p>
+    <w:p>
+      <w:pPr>
+        <w:spacing w:line="360" w:lineRule="auto"/>
+        <w:jc w:val="center"/>
+        <w:rPr>
+          <w:sz w:val="28"/>
+          <w:szCs w:val="28"/>
+        </w:rPr>
+      </w:pPr>
+      <w:r>
+        <w:rPr>
+          <w:noProof/>
+          <w:sz w:val="28"/>
+          <w:szCs w:val="28"/>
+        </w:rPr>
+        <w:drawing>
+          <wp:inline distT="0" distB="0" distL="0" distR="0" wp14:anchorId="6333C241" wp14:editId="13432D49">
+            <wp:extent cx="6332220" cy="4672330"/>
+            <wp:effectExtent l="0" t="0" r="0" b="0"/>
+            <wp:docPr id="18" name="Picture 18"/>
+            <wp:cNvGraphicFramePr>
+              <a:graphicFrameLocks xmlns:a="http://schemas.openxmlformats.org/drawingml/2006/main" noChangeAspect="1"/>
+            </wp:cNvGraphicFramePr>
+            <a:graphic xmlns:a="http://schemas.openxmlformats.org/drawingml/2006/main">
+              <a:graphicData uri="http://schemas.openxmlformats.org/drawingml/2006/picture">
+                <pic:pic xmlns:pic="http://schemas.openxmlformats.org/drawingml/2006/picture">
+                  <pic:nvPicPr>
+                    <pic:cNvPr id="1" name=""/>
+                    <pic:cNvPicPr/>
+                  </pic:nvPicPr>
+                  <pic:blipFill>
+                    <a:blip r:embed="rId22"/>
+                    <a:stretch>
+                      <a:fillRect/>
+                    </a:stretch>
+                  </pic:blipFill>
+                  <pic:spPr>
+                    <a:xfrm>
+                      <a:off x="0" y="0"/>
+                      <a:ext cx="6332220" cy="4672330"/>
+                    </a:xfrm>
+                    <a:prstGeom prst="rect">
+                      <a:avLst/>
+                    </a:prstGeom>
+                  </pic:spPr>
+                </pic:pic>
+              </a:graphicData>
+            </a:graphic>
+          </wp:inline>
+        </w:drawing>
+      </w:r>
+    </w:p>
+    <w:p>
+      <w:pPr>
+        <w:spacing w:line="360" w:lineRule="auto"/>
+        <w:jc w:val="center"/>
+        <w:rPr>
+          <w:sz w:val="28"/>
+          <w:szCs w:val="28"/>
+        </w:rPr>
+      </w:pPr>
+      <w:r>
+        <w:rPr>
+          <w:bCs/>
+          <w:color w:val="000000" w:themeColor="text1"/>
+          <w:sz w:val="28"/>
+          <w:szCs w:val="28"/>
+        </w:rPr>
+        <w:t>Рис.</w:t>
+      </w:r>
+      <w:r>
+        <w:rPr>
+          <w:bCs/>
+          <w:color w:val="000000" w:themeColor="text1"/>
+          <w:sz w:val="28"/>
+          <w:szCs w:val="28"/>
+          <w:lang w:val="vi-VN"/>
+        </w:rPr>
+        <w:t xml:space="preserve"> </w:t>
+      </w:r>
+      <w:r>
+        <w:rPr>
+          <w:bCs/>
+          <w:color w:val="000000" w:themeColor="text1"/>
+          <w:sz w:val="28"/>
+          <w:szCs w:val="28"/>
+        </w:rPr>
+        <w:t>1</w:t>
+      </w:r>
+      <w:r>
+        <w:rPr>
+          <w:bCs/>
+          <w:color w:val="000000" w:themeColor="text1"/>
+          <w:sz w:val="28"/>
+          <w:szCs w:val="28"/>
+        </w:rPr>
+        <w:t>5</w:t>
+      </w:r>
+      <w:r>
+        <w:rPr>
+          <w:bCs/>
+          <w:color w:val="000000" w:themeColor="text1"/>
+          <w:sz w:val="28"/>
+          <w:szCs w:val="28"/>
+        </w:rPr>
+        <w:t xml:space="preserve"> </w:t>
+      </w:r>
+      <w:r>
+        <w:rPr>
+          <w:bCs/>
+          <w:color w:val="000000" w:themeColor="text1"/>
+          <w:sz w:val="28"/>
+          <w:szCs w:val="28"/>
+        </w:rPr>
+        <w:t>–</w:t>
+      </w:r>
+      <w:r>
+        <w:rPr>
+          <w:bCs/>
+          <w:color w:val="000000" w:themeColor="text1"/>
+          <w:sz w:val="28"/>
+          <w:szCs w:val="28"/>
+        </w:rPr>
+        <w:t xml:space="preserve"> </w:t>
+      </w:r>
+      <w:r>
+        <w:rPr>
+          <w:bCs/>
+          <w:color w:val="000000" w:themeColor="text1"/>
+          <w:sz w:val="28"/>
+          <w:szCs w:val="28"/>
+        </w:rPr>
+        <w:t xml:space="preserve">Производительность по </w:t>
+      </w:r>
+      <w:r>
+        <w:rPr>
+          <w:bCs/>
+          <w:color w:val="000000" w:themeColor="text1"/>
+          <w:sz w:val="28"/>
+          <w:szCs w:val="28"/>
+        </w:rPr>
+        <w:t>пакет</w:t>
+      </w:r>
+      <w:r>
+        <w:rPr>
+          <w:bCs/>
+          <w:color w:val="000000" w:themeColor="text1"/>
+          <w:sz w:val="28"/>
+          <w:szCs w:val="28"/>
+        </w:rPr>
+        <w:t>ам</w:t>
       </w:r>
       <w:r>
         <w:rPr>
@@ -6078,6 +6743,162 @@
         </w:rPr>
         <w:t>.</w:t>
       </w:r>
+    </w:p>
+    <w:p>
+      <w:pPr>
+        <w:spacing w:line="360" w:lineRule="auto"/>
+        <w:ind w:firstLine="720"/>
+        <w:jc w:val="both"/>
+        <w:rPr>
+          <w:sz w:val="28"/>
+          <w:szCs w:val="28"/>
+        </w:rPr>
+      </w:pPr>
+      <w:r>
+        <w:rPr>
+          <w:sz w:val="28"/>
+          <w:szCs w:val="28"/>
+        </w:rPr>
+        <w:t xml:space="preserve">Анализ производительности при обработке </w:t>
+      </w:r>
+      <w:r>
+        <w:rPr>
+          <w:sz w:val="28"/>
+          <w:szCs w:val="28"/>
+        </w:rPr>
+        <w:t>пакетов</w:t>
+      </w:r>
+      <w:r>
+        <w:rPr>
+          <w:sz w:val="28"/>
+          <w:szCs w:val="28"/>
+        </w:rPr>
+        <w:t xml:space="preserve"> различного размера выявил интересные закономерности. Для </w:t>
+      </w:r>
+      <w:r>
+        <w:rPr>
+          <w:sz w:val="28"/>
+          <w:szCs w:val="28"/>
+        </w:rPr>
+        <w:t>пакет</w:t>
+      </w:r>
+      <w:r>
+        <w:rPr>
+          <w:sz w:val="28"/>
+          <w:szCs w:val="28"/>
+        </w:rPr>
+        <w:t xml:space="preserve">а размером один образец среднее время обработки составило 50,21 миллисекунды на </w:t>
+      </w:r>
+      <w:r>
+        <w:rPr>
+          <w:sz w:val="28"/>
+          <w:szCs w:val="28"/>
+        </w:rPr>
+        <w:t>пакет</w:t>
+      </w:r>
+      <w:r>
+        <w:rPr>
+          <w:sz w:val="28"/>
+          <w:szCs w:val="28"/>
+        </w:rPr>
+        <w:t xml:space="preserve">, что соответствует 50,21 миллисекунды на один образец. Это значение практически совпадает со средним временем 49,35 миллисекунды, измеренным в режиме обработки отдельных образцов, подтверждая консистентность измерений. Стандартное отклонение </w:t>
+      </w:r>
+      <w:r>
+        <w:rPr>
+          <w:sz w:val="28"/>
+          <w:szCs w:val="28"/>
+        </w:rPr>
+        <w:lastRenderedPageBreak/>
+        <w:t>составило 1,88 миллисекунды, минимальное время - 47,72 миллисекунды, а максимальное - 57,96 миллисекунды.</w:t>
+      </w:r>
+    </w:p>
+    <w:p>
+      <w:pPr>
+        <w:spacing w:line="360" w:lineRule="auto"/>
+        <w:ind w:firstLine="720"/>
+        <w:jc w:val="both"/>
+        <w:rPr>
+          <w:sz w:val="28"/>
+          <w:szCs w:val="28"/>
+        </w:rPr>
+      </w:pPr>
+      <w:r>
+        <w:rPr>
+          <w:sz w:val="28"/>
+          <w:szCs w:val="28"/>
+        </w:rPr>
+        <w:t xml:space="preserve">Для </w:t>
+      </w:r>
+      <w:r>
+        <w:rPr>
+          <w:sz w:val="28"/>
+          <w:szCs w:val="28"/>
+        </w:rPr>
+        <w:t>пакет</w:t>
+      </w:r>
+      <w:r>
+        <w:rPr>
+          <w:sz w:val="28"/>
+          <w:szCs w:val="28"/>
+        </w:rPr>
+        <w:t xml:space="preserve">а размером пять образцов среднее время обработки всего </w:t>
+      </w:r>
+      <w:r>
+        <w:rPr>
+          <w:sz w:val="28"/>
+          <w:szCs w:val="28"/>
+        </w:rPr>
+        <w:t>пакет</w:t>
+      </w:r>
+      <w:r>
+        <w:rPr>
+          <w:sz w:val="28"/>
+          <w:szCs w:val="28"/>
+        </w:rPr>
+        <w:t>а составило 50,78 миллисекунды, что соответствует 10,16 миллисекунды на один образец. Это представляет собой значительное ускорение по сравнению с обработкой отдельных образцов: время на образец сокращается приблизительно в пять раз за счет обработки</w:t>
+      </w:r>
+      <w:r>
+        <w:rPr>
+          <w:sz w:val="28"/>
+          <w:szCs w:val="28"/>
+        </w:rPr>
+        <w:t xml:space="preserve"> пакетов</w:t>
+      </w:r>
+      <w:r>
+        <w:rPr>
+          <w:sz w:val="28"/>
+          <w:szCs w:val="28"/>
+        </w:rPr>
+        <w:t xml:space="preserve">. Такое ускорение объясняется эффективной параллелизацией вычислений при обработке </w:t>
+      </w:r>
+      <w:r>
+        <w:rPr>
+          <w:sz w:val="28"/>
+          <w:szCs w:val="28"/>
+        </w:rPr>
+        <w:t>пакетов</w:t>
+      </w:r>
+      <w:r>
+        <w:rPr>
+          <w:sz w:val="28"/>
+          <w:szCs w:val="28"/>
+        </w:rPr>
+        <w:t xml:space="preserve"> на современных процессорах и графических ускорителях, где матричные операции над </w:t>
+      </w:r>
+      <w:r>
+        <w:rPr>
+          <w:sz w:val="28"/>
+          <w:szCs w:val="28"/>
+        </w:rPr>
+        <w:t>пакето</w:t>
+      </w:r>
+      <w:r>
+        <w:rPr>
+          <w:sz w:val="28"/>
+          <w:szCs w:val="28"/>
+        </w:rPr>
+        <w:t>м данных выполняются значительно эффективнее, чем последовательная обработка каждого образца отдельно.</w:t>
+      </w:r>
       <w:r>
         <w:rPr>
           <w:sz w:val="28"/>
@@ -6085,6 +6906,52 @@
         </w:rPr>
         <w:t xml:space="preserve"> </w:t>
       </w:r>
+    </w:p>
+    <w:p>
+      <w:pPr>
+        <w:spacing w:line="360" w:lineRule="auto"/>
+        <w:ind w:firstLine="720"/>
+        <w:jc w:val="both"/>
+        <w:rPr>
+          <w:sz w:val="28"/>
+          <w:szCs w:val="28"/>
+        </w:rPr>
+      </w:pPr>
+      <w:r>
+        <w:rPr>
+          <w:sz w:val="28"/>
+          <w:szCs w:val="28"/>
+        </w:rPr>
+        <w:t>Однако важно отметить, что хотя обработка</w:t>
+      </w:r>
+      <w:r>
+        <w:rPr>
+          <w:sz w:val="28"/>
+          <w:szCs w:val="28"/>
+        </w:rPr>
+        <w:t xml:space="preserve"> пакетов</w:t>
+      </w:r>
+      <w:r>
+        <w:rPr>
+          <w:sz w:val="28"/>
+          <w:szCs w:val="28"/>
+        </w:rPr>
+        <w:t xml:space="preserve"> существенно снижает время на образец, она вносит задержку в формирование предсказаний</w:t>
+      </w:r>
+      <w:r>
+        <w:rPr>
+          <w:sz w:val="28"/>
+          <w:szCs w:val="28"/>
+        </w:rPr>
+        <w:t>.</w:t>
+      </w:r>
+      <w:r>
+        <w:rPr>
+          <w:sz w:val="28"/>
+          <w:szCs w:val="28"/>
+        </w:rPr>
+        <w:t xml:space="preserve"> </w:t>
+      </w:r>
       <w:r>
         <w:rPr>
           <w:sz w:val="28"/>
@@ -6104,7 +6971,21 @@
           <w:sz w:val="28"/>
           <w:szCs w:val="28"/>
         </w:rPr>
-        <w:t>Для применений распознавания жестов в процессе коммуникации, более релевантным является режим обработки отдельных образцов или небольших батчей, где задержка минимальна, даже если это означает несколько меньшую вычислительную эффективность.</w:t>
+        <w:t xml:space="preserve">Для применений распознавания жестов в процессе коммуникации, более релевантным является режим обработки отдельных образцов или небольших </w:t>
+      </w:r>
+      <w:r>
+        <w:rPr>
+          <w:sz w:val="28"/>
+          <w:szCs w:val="28"/>
+        </w:rPr>
+        <w:t>пакетов</w:t>
+      </w:r>
+      <w:r>
+        <w:rPr>
+          <w:sz w:val="28"/>
+          <w:szCs w:val="28"/>
+        </w:rPr>
+        <w:t>, где задержка минимальна, даже если это означает несколько меньшую вычислительную эффективность.</w:t>
       </w:r>
     </w:p>
     <w:p>
@@ -6158,7 +7039,7 @@
           <w:lang w:val="ru-RU"/>
         </w:rPr>
       </w:pPr>
-      <w:bookmarkStart w:id="6" w:name="_Toc224983926"/>
+      <w:bookmarkStart w:id="8" w:name="_Toc226390417"/>
       <w:r>
         <w:rPr>
           <w:rFonts w:cs="Times New Roman"/>
@@ -6171,7 +7052,7 @@
         <w:lastRenderedPageBreak/>
         <w:t>ЗАКЛЮЧЕНИЕ</w:t>
       </w:r>
-      <w:bookmarkEnd w:id="6"/>
+      <w:bookmarkEnd w:id="8"/>
     </w:p>
     <w:p>
       <w:pPr>
@@ -6188,7 +7069,65 @@
           <w:sz w:val="28"/>
           <w:szCs w:val="28"/>
         </w:rPr>
-        <w:t>В результате проведенного исследования была разработана эффективная система распознавания жестового языка на основе LSTM нейронных сетей с точностью 96-98% при скорости обработки около 50 миллисекунд на образец. Систематическая оптимизация параметров выявила оптимальную конфигурацию системы: LSTM архитектура Medium (64-128-64), Dense архитектура Double (64-32), скорость обучения 0.001 и порог уверенности 0.9.</w:t>
+        <w:t>В результате проведенного исследования была разработана эффективная система распознавания жестового языка на основе LSTM нейронных сетей с точностью 96-98% при скорости обработки около 50 миллисекунд на образец. Систематическая оптимизация параметров выявила оптимальную конфигурацию системы:</w:t>
+      </w:r>
+      <w:r>
+        <w:rPr>
+          <w:sz w:val="28"/>
+          <w:szCs w:val="28"/>
+        </w:rPr>
+        <w:t xml:space="preserve"> </w:t>
+      </w:r>
+      <w:r>
+        <w:rPr>
+          <w:sz w:val="28"/>
+          <w:szCs w:val="28"/>
+        </w:rPr>
+        <w:t>архитектура</w:t>
+      </w:r>
+      <w:r>
+        <w:rPr>
+          <w:sz w:val="28"/>
+          <w:szCs w:val="28"/>
+        </w:rPr>
+        <w:t xml:space="preserve"> </w:t>
+      </w:r>
+      <w:bookmarkStart w:id="9" w:name="_Hlk226388147"/>
+      <w:r>
+        <w:rPr>
+          <w:sz w:val="28"/>
+          <w:szCs w:val="28"/>
+        </w:rPr>
+        <w:t>долгой краткосрочной памяти</w:t>
+      </w:r>
+      <w:bookmarkEnd w:id="9"/>
+      <w:r>
+        <w:rPr>
+          <w:sz w:val="28"/>
+          <w:szCs w:val="28"/>
+        </w:rPr>
+        <w:t xml:space="preserve"> Medium (64-128-64), архитектура</w:t>
+      </w:r>
+      <w:r>
+        <w:rPr>
+          <w:sz w:val="28"/>
+          <w:szCs w:val="28"/>
+        </w:rPr>
+        <w:t xml:space="preserve"> </w:t>
+      </w:r>
+      <w:r>
+        <w:rPr>
+          <w:sz w:val="28"/>
+          <w:szCs w:val="28"/>
+        </w:rPr>
+        <w:t>полносвязных слоёв</w:t>
+      </w:r>
+      <w:r>
+        <w:rPr>
+          <w:sz w:val="28"/>
+          <w:szCs w:val="28"/>
+        </w:rPr>
+        <w:t xml:space="preserve"> Double (64-32), скорость обучения 0.001 и порог уверенности 0.9.</w:t>
       </w:r>
     </w:p>
     <w:p>
@@ -6289,7 +7228,7 @@
           <w:lang w:val="ru-RU"/>
         </w:rPr>
       </w:pPr>
-      <w:bookmarkStart w:id="7" w:name="_Toc224983927"/>
+      <w:bookmarkStart w:id="10" w:name="_Toc226390418"/>
       <w:r>
         <w:rPr>
           <w:rFonts w:cs="Times New Roman"/>
@@ -6302,7 +7241,7 @@
         <w:lastRenderedPageBreak/>
         <w:t>СПИСОК ИСПОЛЬЗОВАННЫХ ИСТОЧНИКОВ</w:t>
       </w:r>
-      <w:bookmarkEnd w:id="7"/>
+      <w:bookmarkEnd w:id="10"/>
     </w:p>
     <w:p>
       <w:pPr>
@@ -6319,22 +7258,19 @@
         </w:rPr>
       </w:pPr>
       <w:r>
-        <w:t>Documentation</w:t>
+        <w:t>Window</w:t>
       </w:r>
       <w:r>
         <w:rPr>
           <w:lang w:val="ru-RU"/>
         </w:rPr>
-        <w:t xml:space="preserve"> </w:t>
-      </w:r>
-      <w:r>
-        <w:t>for</w:t>
+        <w:t>10</w:t>
       </w:r>
       <w:r>
         <w:rPr>
           <w:lang w:val="ru-RU"/>
         </w:rPr>
-        <w:t xml:space="preserve"> Python 3.12: [Электронный ресурс]. – Режим доступа </w:t>
+        <w:t xml:space="preserve">: [Электронный ресурс]. – Режим доступа </w:t>
       </w:r>
       <w:r>
         <w:t>URL</w:t>
@@ -6345,7 +7281,7 @@
         </w:rPr>
         <w:t xml:space="preserve">: </w:t>
       </w:r>
-      <w:hyperlink r:id="rId21" w:history="1">
+      <w:hyperlink r:id="rId23" w:history="1">
         <w:r>
           <w:rPr>
             <w:rStyle w:val="Hyperlink"/>
@@ -6498,7 +7434,7 @@
         </w:rPr>
         <w:t xml:space="preserve">: </w:t>
       </w:r>
-      <w:hyperlink r:id="rId22" w:history="1">
+      <w:hyperlink r:id="rId24" w:history="1">
         <w:r>
           <w:rPr>
             <w:rStyle w:val="Hyperlink"/>
@@ -6860,7 +7796,7 @@
       </w:r>
     </w:p>
     <w:sectPr>
-      <w:footerReference w:type="default" r:id="rId23"/>
+      <w:footerReference w:type="default" r:id="rId25"/>
       <w:pgSz w:w="12240" w:h="15840"/>
       <w:pgMar w:top="1134" w:right="567" w:bottom="1134" w:left="1701" w:header="578" w:footer="720" w:gutter="0"/>
       <w:cols w:space="720"/>
@@ -10271,7 +11207,7 @@
   <w:style w:type="paragraph" w:default="1" w:styleId="Normal">
     <w:name w:val="Normal"/>
     <w:qFormat/>
-    <w:rsid w:val="0022143D"/>
+    <w:rsid w:val="00A75C92"/>
     <w:pPr>
       <w:spacing w:after="0" w:line="240" w:lineRule="auto"/>
     </w:pPr>

--- a/nir/РПЗ.docx
+++ b/nir/РПЗ.docx
@@ -412,7 +412,7 @@
               </wp:anchor>
             </w:drawing>
           </mc:Choice>
-          <mc:Fallback xmlns:w16sdtfl="http://schemas.microsoft.com/office/word/2024/wordml/sdtformatlock" xmlns:w16du="http://schemas.microsoft.com/office/word/2023/wordml/word16du" xmlns:oel="http://schemas.microsoft.com/office/2019/extlst">
+          <mc:Fallback xmlns:oel="http://schemas.microsoft.com/office/2019/extlst" xmlns:w16du="http://schemas.microsoft.com/office/word/2023/wordml/word16du" xmlns:w16sdtfl="http://schemas.microsoft.com/office/word/2024/wordml/sdtformatlock">
             <w:pict>
               <v:group w14:anchorId="7914ABF1" id="Group 3" o:spid="_x0000_s1026" style="position:absolute;margin-left:85.05pt;margin-top:31.9pt;width:481.9pt;height:3.9pt;z-index:-251656192;mso-wrap-distance-left:0;mso-wrap-distance-right:0;mso-position-horizontal-relative:page" coordorigin="1701,638" coordsize="9638,78" o:gfxdata="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">
                 <v:rect id="Rectangle 9" o:spid="_x0000_s1027" style="position:absolute;left:1700;top:638;width:9638;height:52;visibility:visible;mso-wrap-style:square;v-text-anchor:top" o:gfxdata="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" fillcolor="black" stroked="f"/>
@@ -920,7 +920,33 @@
           <w:sz w:val="40"/>
           <w:szCs w:val="40"/>
         </w:rPr>
-        <w:t xml:space="preserve"> перевода дактильных жестов в текст с использованием </w:t>
+        <w:t xml:space="preserve"> перевода </w:t>
+      </w:r>
+      <w:proofErr w:type="spellStart"/>
+      <w:r>
+        <w:rPr>
+          <w:rStyle w:val="layout"/>
+          <w:b/>
+          <w:bCs/>
+          <w:i/>
+          <w:iCs/>
+          <w:sz w:val="40"/>
+          <w:szCs w:val="40"/>
+        </w:rPr>
+        <w:t>дактильных</w:t>
+      </w:r>
+      <w:proofErr w:type="spellEnd"/>
+      <w:r>
+        <w:rPr>
+          <w:rStyle w:val="layout"/>
+          <w:b/>
+          <w:bCs/>
+          <w:i/>
+          <w:iCs/>
+          <w:sz w:val="40"/>
+          <w:szCs w:val="40"/>
+        </w:rPr>
+        <w:t xml:space="preserve"> жестов в текст с использованием </w:t>
       </w:r>
       <w:r>
         <w:rPr>
@@ -1033,7 +1059,25 @@
           <w:szCs w:val="24"/>
           <w:u w:val="single"/>
         </w:rPr>
-        <w:t xml:space="preserve">       Ву Минь Куанг</w:t>
+        <w:t xml:space="preserve">       </w:t>
+      </w:r>
+      <w:proofErr w:type="spellStart"/>
+      <w:r>
+        <w:rPr>
+          <w:sz w:val="24"/>
+          <w:szCs w:val="24"/>
+          <w:u w:val="single"/>
+        </w:rPr>
+        <w:t>Ву</w:t>
+      </w:r>
+      <w:proofErr w:type="spellEnd"/>
+      <w:r>
+        <w:rPr>
+          <w:sz w:val="24"/>
+          <w:szCs w:val="24"/>
+          <w:u w:val="single"/>
+        </w:rPr>
+        <w:t xml:space="preserve"> Минь Куанг</w:t>
       </w:r>
       <w:r>
         <w:rPr>
@@ -1515,7 +1559,23 @@
           <w:sz w:val="28"/>
           <w:szCs w:val="28"/>
         </w:rPr>
-        <w:t xml:space="preserve"> метода перевода дактильных жестов в текст с использованием </w:t>
+        <w:t xml:space="preserve"> метода перевода </w:t>
+      </w:r>
+      <w:proofErr w:type="spellStart"/>
+      <w:r>
+        <w:rPr>
+          <w:sz w:val="28"/>
+          <w:szCs w:val="28"/>
+        </w:rPr>
+        <w:t>дактильных</w:t>
+      </w:r>
+      <w:proofErr w:type="spellEnd"/>
+      <w:r>
+        <w:rPr>
+          <w:sz w:val="28"/>
+          <w:szCs w:val="28"/>
+        </w:rPr>
+        <w:t xml:space="preserve"> жестов в текст с использованием </w:t>
       </w:r>
       <w:r>
         <w:rPr>
@@ -2687,7 +2747,23 @@
           <w:sz w:val="28"/>
           <w:szCs w:val="28"/>
         </w:rPr>
-        <w:t xml:space="preserve"> метода перевода дактильных жестов в текст с использованием </w:t>
+        <w:t xml:space="preserve"> метода перевода </w:t>
+      </w:r>
+      <w:proofErr w:type="spellStart"/>
+      <w:r>
+        <w:rPr>
+          <w:sz w:val="28"/>
+          <w:szCs w:val="28"/>
+        </w:rPr>
+        <w:t>дактильных</w:t>
+      </w:r>
+      <w:proofErr w:type="spellEnd"/>
+      <w:r>
+        <w:rPr>
+          <w:sz w:val="28"/>
+          <w:szCs w:val="28"/>
+        </w:rPr>
+        <w:t xml:space="preserve"> жестов в текст с использованием </w:t>
       </w:r>
       <w:r>
         <w:rPr>
@@ -3611,7 +3687,39 @@
           <w:sz w:val="28"/>
           <w:szCs w:val="28"/>
         </w:rPr>
-        <w:t xml:space="preserve">Матрица ошибок, также известная как матрица неточностей или confusion matrix, представляет собой один из наиболее информативных инструментов для оценки качества работы классификационных моделей машинного обучения. В контексте системы распознавания жестового языка матрица ошибок позволяет не только количественно оценить общую точность распознавания, но и детально проанализировать характер допускаемых системой ошибок, </w:t>
+        <w:t xml:space="preserve">Матрица ошибок, также известная как матрица неточностей или </w:t>
+      </w:r>
+      <w:proofErr w:type="spellStart"/>
+      <w:r>
+        <w:rPr>
+          <w:sz w:val="28"/>
+          <w:szCs w:val="28"/>
+        </w:rPr>
+        <w:t>confusion</w:t>
+      </w:r>
+      <w:proofErr w:type="spellEnd"/>
+      <w:r>
+        <w:rPr>
+          <w:sz w:val="28"/>
+          <w:szCs w:val="28"/>
+        </w:rPr>
+        <w:t xml:space="preserve"> </w:t>
+      </w:r>
+      <w:proofErr w:type="spellStart"/>
+      <w:r>
+        <w:rPr>
+          <w:sz w:val="28"/>
+          <w:szCs w:val="28"/>
+        </w:rPr>
+        <w:t>matrix</w:t>
+      </w:r>
+      <w:proofErr w:type="spellEnd"/>
+      <w:r>
+        <w:rPr>
+          <w:sz w:val="28"/>
+          <w:szCs w:val="28"/>
+        </w:rPr>
+        <w:t xml:space="preserve">, представляет собой один из наиболее информативных инструментов для оценки качества работы классификационных моделей машинного обучения. В контексте системы распознавания жестового языка матрица ошибок позволяет не только количественно оценить общую точность распознавания, но и детально проанализировать характер допускаемых системой ошибок, </w:t>
       </w:r>
       <w:r>
         <w:rPr>
@@ -3643,7 +3751,39 @@
           <w:sz w:val="28"/>
           <w:szCs w:val="28"/>
         </w:rPr>
-        <w:t>Матрица ошибок представлена в следующем формате, где строки соответствуют истинным классам (True Label), а столбцы - предсказанным классам (Predicted Label).</w:t>
+        <w:t>Матрица ошибок представлена в следующем формате, где строки соответствуют истинным классам (</w:t>
+      </w:r>
+      <w:proofErr w:type="spellStart"/>
+      <w:r>
+        <w:rPr>
+          <w:sz w:val="28"/>
+          <w:szCs w:val="28"/>
+        </w:rPr>
+        <w:t>True</w:t>
+      </w:r>
+      <w:proofErr w:type="spellEnd"/>
+      <w:r>
+        <w:rPr>
+          <w:sz w:val="28"/>
+          <w:szCs w:val="28"/>
+        </w:rPr>
+        <w:t xml:space="preserve"> Label), а столбцы - предсказанным классам (</w:t>
+      </w:r>
+      <w:proofErr w:type="spellStart"/>
+      <w:r>
+        <w:rPr>
+          <w:sz w:val="28"/>
+          <w:szCs w:val="28"/>
+        </w:rPr>
+        <w:t>Predicted</w:t>
+      </w:r>
+      <w:proofErr w:type="spellEnd"/>
+      <w:r>
+        <w:rPr>
+          <w:sz w:val="28"/>
+          <w:szCs w:val="28"/>
+        </w:rPr>
+        <w:t xml:space="preserve"> Label).</w:t>
       </w:r>
       <w:r>
         <w:rPr>
@@ -3682,7 +3822,23 @@
           <w:sz w:val="28"/>
           <w:szCs w:val="28"/>
         </w:rPr>
-        <w:t>Систематический анализ ошибок позволяет принимать обоснованные решения о направлениях развития, оптимизации ресурсов на сбор и аннотацию данных, и приоритизации усилий по улучшению модели.</w:t>
+        <w:t xml:space="preserve">Систематический анализ ошибок позволяет принимать обоснованные решения о направлениях развития, оптимизации ресурсов на сбор и аннотацию данных, и </w:t>
+      </w:r>
+      <w:proofErr w:type="spellStart"/>
+      <w:r>
+        <w:rPr>
+          <w:sz w:val="28"/>
+          <w:szCs w:val="28"/>
+        </w:rPr>
+        <w:t>приоритизации</w:t>
+      </w:r>
+      <w:proofErr w:type="spellEnd"/>
+      <w:r>
+        <w:rPr>
+          <w:sz w:val="28"/>
+          <w:szCs w:val="28"/>
+        </w:rPr>
+        <w:t xml:space="preserve"> усилий по улучшению модели.</w:t>
       </w:r>
     </w:p>
     <w:p>
@@ -3850,7 +4006,71 @@
           <w:sz w:val="28"/>
           <w:szCs w:val="28"/>
         </w:rPr>
-        <w:t>Количество эпох обучения является одним из ключевых гиперпараметров, определяющих качество работы нейронных сетей. Недостаточное количество эпох приводит к недообучению модели (underfitting), в то время как избыточное количество может вызвать переобучение (overfitting). Определение оптимального числа эпох критично для достижения максимальной точности при минимальных временных затратах</w:t>
+        <w:t xml:space="preserve">Количество эпох обучения является одним из ключевых </w:t>
+      </w:r>
+      <w:proofErr w:type="spellStart"/>
+      <w:r>
+        <w:rPr>
+          <w:sz w:val="28"/>
+          <w:szCs w:val="28"/>
+        </w:rPr>
+        <w:t>гиперпараметров</w:t>
+      </w:r>
+      <w:proofErr w:type="spellEnd"/>
+      <w:r>
+        <w:rPr>
+          <w:sz w:val="28"/>
+          <w:szCs w:val="28"/>
+        </w:rPr>
+        <w:t xml:space="preserve">, определяющих качество работы нейронных сетей. Недостаточное количество эпох приводит к </w:t>
+      </w:r>
+      <w:proofErr w:type="spellStart"/>
+      <w:r>
+        <w:rPr>
+          <w:sz w:val="28"/>
+          <w:szCs w:val="28"/>
+        </w:rPr>
+        <w:t>недообучению</w:t>
+      </w:r>
+      <w:proofErr w:type="spellEnd"/>
+      <w:r>
+        <w:rPr>
+          <w:sz w:val="28"/>
+          <w:szCs w:val="28"/>
+        </w:rPr>
+        <w:t xml:space="preserve"> модели (</w:t>
+      </w:r>
+      <w:proofErr w:type="spellStart"/>
+      <w:r>
+        <w:rPr>
+          <w:sz w:val="28"/>
+          <w:szCs w:val="28"/>
+        </w:rPr>
+        <w:t>underfitting</w:t>
+      </w:r>
+      <w:proofErr w:type="spellEnd"/>
+      <w:r>
+        <w:rPr>
+          <w:sz w:val="28"/>
+          <w:szCs w:val="28"/>
+        </w:rPr>
+        <w:t>), в то время как избыточное количество может вызвать переобучение (</w:t>
+      </w:r>
+      <w:proofErr w:type="spellStart"/>
+      <w:r>
+        <w:rPr>
+          <w:sz w:val="28"/>
+          <w:szCs w:val="28"/>
+        </w:rPr>
+        <w:t>overfitting</w:t>
+      </w:r>
+      <w:proofErr w:type="spellEnd"/>
+      <w:r>
+        <w:rPr>
+          <w:sz w:val="28"/>
+          <w:szCs w:val="28"/>
+        </w:rPr>
+        <w:t>). Определение оптимального числа эпох критично для достижения максимальной точности при минимальных временных затратах</w:t>
       </w:r>
       <w:r>
         <w:rPr>
@@ -4587,12 +4807,21 @@
         </w:rPr>
         <w:t xml:space="preserve">, архитектуры </w:t>
       </w:r>
-      <w:r>
-        <w:rPr>
-          <w:sz w:val="28"/>
-          <w:szCs w:val="28"/>
-        </w:rPr>
-        <w:t xml:space="preserve">полносвязных </w:t>
+      <w:proofErr w:type="spellStart"/>
+      <w:r>
+        <w:rPr>
+          <w:sz w:val="28"/>
+          <w:szCs w:val="28"/>
+        </w:rPr>
+        <w:t>полносвязных</w:t>
+      </w:r>
+      <w:proofErr w:type="spellEnd"/>
+      <w:r>
+        <w:rPr>
+          <w:sz w:val="28"/>
+          <w:szCs w:val="28"/>
+        </w:rPr>
+        <w:t xml:space="preserve"> </w:t>
       </w:r>
       <w:r>
         <w:rPr>
@@ -4688,6 +4917,7 @@
       </w:r>
       <w:bookmarkStart w:id="5" w:name="_Hlk226388156"/>
       <w:bookmarkStart w:id="6" w:name="_Hlk226388277"/>
+      <w:proofErr w:type="spellStart"/>
       <w:r>
         <w:rPr>
           <w:sz w:val="28"/>
@@ -4704,6 +4934,7 @@
         </w:rPr>
         <w:t>ми</w:t>
       </w:r>
+      <w:proofErr w:type="spellEnd"/>
       <w:r>
         <w:rPr>
           <w:sz w:val="28"/>
@@ -4730,7 +4961,49 @@
           <w:sz w:val="28"/>
           <w:szCs w:val="28"/>
         </w:rPr>
-        <w:t>: минимальная архитектура Small с конфигурацией 32-64-32 юнита, сбалансированная архитектура Medium с конфигурацией 64-128-64 юнита, расширенная архитектура Large с конфигурацией 128-256-128 юнитов</w:t>
+        <w:t xml:space="preserve">: минимальная архитектура </w:t>
+      </w:r>
+      <w:r>
+        <w:rPr>
+          <w:sz w:val="28"/>
+          <w:szCs w:val="28"/>
+        </w:rPr>
+        <w:t>Маленький</w:t>
+      </w:r>
+      <w:r>
+        <w:rPr>
+          <w:sz w:val="28"/>
+          <w:szCs w:val="28"/>
+        </w:rPr>
+        <w:t xml:space="preserve"> с конфигурацией 32-64-32 юнита, сбалансированная архитектура </w:t>
+      </w:r>
+      <w:r>
+        <w:rPr>
+          <w:sz w:val="28"/>
+          <w:szCs w:val="28"/>
+        </w:rPr>
+        <w:t>Средний</w:t>
+      </w:r>
+      <w:r>
+        <w:rPr>
+          <w:sz w:val="28"/>
+          <w:szCs w:val="28"/>
+        </w:rPr>
+        <w:t xml:space="preserve"> с конфигурацией 64-128-64 юнита, расширенная архитектура </w:t>
+      </w:r>
+      <w:r>
+        <w:rPr>
+          <w:sz w:val="28"/>
+          <w:szCs w:val="28"/>
+        </w:rPr>
+        <w:t>Большой</w:t>
+      </w:r>
+      <w:r>
+        <w:rPr>
+          <w:sz w:val="28"/>
+          <w:szCs w:val="28"/>
+        </w:rPr>
+        <w:t xml:space="preserve"> с конфигурацией 128-256-128 юнитов</w:t>
       </w:r>
       <w:r>
         <w:rPr>
@@ -4751,7 +5024,21 @@
           <w:sz w:val="28"/>
           <w:szCs w:val="28"/>
         </w:rPr>
-        <w:t xml:space="preserve"> равномерная архитектура Uniform с постоянной шириной 64 юнита во всех слоях, реализующая расширение в середине сети.</w:t>
+        <w:t xml:space="preserve"> равномерная архитектура </w:t>
+      </w:r>
+      <w:r>
+        <w:rPr>
+          <w:sz w:val="28"/>
+          <w:szCs w:val="28"/>
+        </w:rPr>
+        <w:t>Униформа</w:t>
+      </w:r>
+      <w:r>
+        <w:rPr>
+          <w:sz w:val="28"/>
+          <w:szCs w:val="28"/>
+        </w:rPr>
+        <w:t xml:space="preserve"> с постоянной шириной 64 юнита во всех слоях, реализующая расширение в середине сети.</w:t>
       </w:r>
     </w:p>
     <w:p>
@@ -4765,15 +5052,20 @@
       </w:pPr>
       <w:r>
         <w:rPr>
-          <w:noProof/>
           <w:sz w:val="28"/>
           <w:szCs w:val="28"/>
         </w:rPr>
         <w:drawing>
-          <wp:inline distT="0" distB="0" distL="0" distR="0" wp14:anchorId="2F97D2EA" wp14:editId="6E833811">
-            <wp:extent cx="5334744" cy="4058216"/>
+          <wp:inline distT="0" distB="0" distL="0" distR="0" wp14:anchorId="340D6B48" wp14:editId="5A6D84BC">
+            <wp:extent cx="5143649" cy="3933825"/>
             <wp:effectExtent l="0" t="0" r="0" b="0"/>
-            <wp:docPr id="19" name="Picture 19"/>
+            <wp:docPr id="10" name="Picture 9">
+              <a:extLst xmlns:a="http://schemas.openxmlformats.org/drawingml/2006/main">
+                <a:ext uri="{FF2B5EF4-FFF2-40B4-BE49-F238E27FC236}">
+                  <a16:creationId xmlns:a16="http://schemas.microsoft.com/office/drawing/2014/main" id="{D3137BDB-405E-4743-AFD0-4B391D536209}"/>
+                </a:ext>
+              </a:extLst>
+            </wp:docPr>
             <wp:cNvGraphicFramePr>
               <a:graphicFrameLocks xmlns:a="http://schemas.openxmlformats.org/drawingml/2006/main" noChangeAspect="1"/>
             </wp:cNvGraphicFramePr>
@@ -4781,8 +5073,16 @@
               <a:graphicData uri="http://schemas.openxmlformats.org/drawingml/2006/picture">
                 <pic:pic xmlns:pic="http://schemas.openxmlformats.org/drawingml/2006/picture">
                   <pic:nvPicPr>
-                    <pic:cNvPr id="1" name=""/>
-                    <pic:cNvPicPr/>
+                    <pic:cNvPr id="10" name="Picture 9">
+                      <a:extLst>
+                        <a:ext uri="{FF2B5EF4-FFF2-40B4-BE49-F238E27FC236}">
+                          <a16:creationId xmlns:a16="http://schemas.microsoft.com/office/drawing/2014/main" id="{D3137BDB-405E-4743-AFD0-4B391D536209}"/>
+                        </a:ext>
+                      </a:extLst>
+                    </pic:cNvPr>
+                    <pic:cNvPicPr>
+                      <a:picLocks noChangeAspect="1"/>
+                    </pic:cNvPicPr>
                   </pic:nvPicPr>
                   <pic:blipFill>
                     <a:blip r:embed="rId14"/>
@@ -4793,7 +5093,7 @@
                   <pic:spPr>
                     <a:xfrm>
                       <a:off x="0" y="0"/>
-                      <a:ext cx="5334744" cy="4058216"/>
+                      <a:ext cx="5149009" cy="3937924"/>
                     </a:xfrm>
                     <a:prstGeom prst="rect">
                       <a:avLst/>
@@ -4936,10 +5236,10 @@
         </w:rPr>
         <w:lastRenderedPageBreak/>
         <w:drawing>
-          <wp:inline distT="0" distB="0" distL="0" distR="0" wp14:anchorId="2F2A2D13" wp14:editId="46231FAC">
-            <wp:extent cx="5305425" cy="3979069"/>
-            <wp:effectExtent l="0" t="0" r="0" b="2540"/>
-            <wp:docPr id="22" name="Picture 22"/>
+          <wp:inline distT="0" distB="0" distL="0" distR="0" wp14:anchorId="0F96BDBA" wp14:editId="6B5253AA">
+            <wp:extent cx="5286375" cy="3964781"/>
+            <wp:effectExtent l="0" t="0" r="0" b="0"/>
+            <wp:docPr id="4" name="Picture 4"/>
             <wp:cNvGraphicFramePr>
               <a:graphicFrameLocks xmlns:a="http://schemas.openxmlformats.org/drawingml/2006/main" noChangeAspect="1"/>
             </wp:cNvGraphicFramePr>
@@ -4947,7 +5247,7 @@
               <a:graphicData uri="http://schemas.openxmlformats.org/drawingml/2006/picture">
                 <pic:pic xmlns:pic="http://schemas.openxmlformats.org/drawingml/2006/picture">
                   <pic:nvPicPr>
-                    <pic:cNvPr id="0" name="Picture 3"/>
+                    <pic:cNvPr id="0" name="Picture 2"/>
                     <pic:cNvPicPr>
                       <a:picLocks noChangeAspect="1" noChangeArrowheads="1"/>
                     </pic:cNvPicPr>
@@ -4968,7 +5268,7 @@
                   <pic:spPr bwMode="auto">
                     <a:xfrm>
                       <a:off x="0" y="0"/>
-                      <a:ext cx="5313339" cy="3985004"/>
+                      <a:ext cx="5302390" cy="3976792"/>
                     </a:xfrm>
                     <a:prstGeom prst="rect">
                       <a:avLst/>
@@ -5108,10 +5408,10 @@
           <w:szCs w:val="28"/>
         </w:rPr>
         <w:drawing>
-          <wp:inline distT="0" distB="0" distL="0" distR="0" wp14:anchorId="77AFE2A7" wp14:editId="12C9A45B">
-            <wp:extent cx="4943475" cy="3707607"/>
-            <wp:effectExtent l="0" t="0" r="0" b="7620"/>
-            <wp:docPr id="23" name="Picture 23"/>
+          <wp:inline distT="0" distB="0" distL="0" distR="0" wp14:anchorId="765F9828" wp14:editId="3FA531C9">
+            <wp:extent cx="5000625" cy="3750469"/>
+            <wp:effectExtent l="0" t="0" r="0" b="2540"/>
+            <wp:docPr id="5" name="Picture 5"/>
             <wp:cNvGraphicFramePr>
               <a:graphicFrameLocks xmlns:a="http://schemas.openxmlformats.org/drawingml/2006/main" noChangeAspect="1"/>
             </wp:cNvGraphicFramePr>
@@ -5119,7 +5419,7 @@
               <a:graphicData uri="http://schemas.openxmlformats.org/drawingml/2006/picture">
                 <pic:pic xmlns:pic="http://schemas.openxmlformats.org/drawingml/2006/picture">
                   <pic:nvPicPr>
-                    <pic:cNvPr id="0" name="Picture 4"/>
+                    <pic:cNvPr id="0" name="Picture 3"/>
                     <pic:cNvPicPr>
                       <a:picLocks noChangeAspect="1" noChangeArrowheads="1"/>
                     </pic:cNvPicPr>
@@ -5140,7 +5440,7 @@
                   <pic:spPr bwMode="auto">
                     <a:xfrm>
                       <a:off x="0" y="0"/>
-                      <a:ext cx="4950804" cy="3713104"/>
+                      <a:ext cx="5010173" cy="3757630"/>
                     </a:xfrm>
                     <a:prstGeom prst="rect">
                       <a:avLst/>
@@ -5320,7 +5620,27 @@
           <w:sz w:val="28"/>
           <w:szCs w:val="28"/>
         </w:rPr>
-        <w:t>Вариации полносвязных слоёв</w:t>
+        <w:t xml:space="preserve">Вариации </w:t>
+      </w:r>
+      <w:proofErr w:type="spellStart"/>
+      <w:r>
+        <w:rPr>
+          <w:b/>
+          <w:bCs/>
+          <w:sz w:val="28"/>
+          <w:szCs w:val="28"/>
+        </w:rPr>
+        <w:t>полносвязных</w:t>
+      </w:r>
+      <w:proofErr w:type="spellEnd"/>
+      <w:r>
+        <w:rPr>
+          <w:b/>
+          <w:bCs/>
+          <w:sz w:val="28"/>
+          <w:szCs w:val="28"/>
+        </w:rPr>
+        <w:t xml:space="preserve"> слоёв</w:t>
       </w:r>
     </w:p>
     <w:p>
@@ -5340,6 +5660,7 @@
         </w:rPr>
         <w:t xml:space="preserve">Вторым направлением оптимизации стало исследование архитектуры </w:t>
       </w:r>
+      <w:proofErr w:type="spellStart"/>
       <w:r>
         <w:rPr>
           <w:sz w:val="28"/>
@@ -5347,12 +5668,118 @@
         </w:rPr>
         <w:t>полносвязных</w:t>
       </w:r>
-      <w:r>
-        <w:rPr>
-          <w:sz w:val="28"/>
-          <w:szCs w:val="28"/>
-        </w:rPr>
-        <w:t xml:space="preserve"> слоев, отвечающих за финальную классификацию извлеченных LSTM слоями признаков. Были протестированы пять различных конфигураций: простая архитектура Simple-32 с одним слоем из тридцати двух нейронов, простая архитектура Simple-64 с одним слоем из шестидесяти четырех нейронов, двухслойная архитектура Double с конфигурацией 64-32 нейрона, расширенная двухслойная архитектура Double с конфигурацией 128-64 нейрона, и трехслойная архитектура Triple с конфигурацией 128-64-32 нейрона.</w:t>
+      <w:proofErr w:type="spellEnd"/>
+      <w:r>
+        <w:rPr>
+          <w:sz w:val="28"/>
+          <w:szCs w:val="28"/>
+        </w:rPr>
+        <w:t xml:space="preserve"> слоев, отвечающих за финальную классификацию извлеченных LSTM слоями признаков. Были протестированы пять различных конфигураций: простая архитектура </w:t>
+      </w:r>
+      <w:r>
+        <w:rPr>
+          <w:sz w:val="28"/>
+          <w:szCs w:val="28"/>
+        </w:rPr>
+        <w:t>Одиночный</w:t>
+      </w:r>
+      <w:r>
+        <w:rPr>
+          <w:sz w:val="28"/>
+          <w:szCs w:val="28"/>
+        </w:rPr>
+        <w:t xml:space="preserve"> </w:t>
+      </w:r>
+      <w:r>
+        <w:rPr>
+          <w:sz w:val="28"/>
+          <w:szCs w:val="28"/>
+        </w:rPr>
+        <w:t xml:space="preserve">-32 с одним слоем из тридцати двух нейронов, простая архитектура </w:t>
+      </w:r>
+      <w:r>
+        <w:rPr>
+          <w:sz w:val="28"/>
+          <w:szCs w:val="28"/>
+        </w:rPr>
+        <w:t>Одиночный</w:t>
+      </w:r>
+      <w:r>
+        <w:rPr>
+          <w:sz w:val="28"/>
+          <w:szCs w:val="28"/>
+        </w:rPr>
+        <w:t xml:space="preserve"> </w:t>
+      </w:r>
+      <w:r>
+        <w:rPr>
+          <w:sz w:val="28"/>
+          <w:szCs w:val="28"/>
+        </w:rPr>
+        <w:t xml:space="preserve">-64 с одним слоем из шестидесяти четырех нейронов, двухслойная архитектура </w:t>
+      </w:r>
+      <w:r>
+        <w:rPr>
+          <w:sz w:val="28"/>
+          <w:szCs w:val="28"/>
+        </w:rPr>
+        <w:t>Двойной</w:t>
+      </w:r>
+      <w:r>
+        <w:rPr>
+          <w:sz w:val="28"/>
+          <w:szCs w:val="28"/>
+        </w:rPr>
+        <w:t xml:space="preserve"> </w:t>
+      </w:r>
+      <w:r>
+        <w:rPr>
+          <w:sz w:val="28"/>
+          <w:szCs w:val="28"/>
+        </w:rPr>
+        <w:t xml:space="preserve">с конфигурацией 64-32 нейрона, расширенная двухслойная архитектура </w:t>
+      </w:r>
+      <w:r>
+        <w:rPr>
+          <w:sz w:val="28"/>
+          <w:szCs w:val="28"/>
+        </w:rPr>
+        <w:t>Двойной</w:t>
+      </w:r>
+      <w:r>
+        <w:rPr>
+          <w:sz w:val="28"/>
+          <w:szCs w:val="28"/>
+        </w:rPr>
+        <w:t xml:space="preserve"> </w:t>
+      </w:r>
+      <w:r>
+        <w:rPr>
+          <w:sz w:val="28"/>
+          <w:szCs w:val="28"/>
+        </w:rPr>
+        <w:t xml:space="preserve">с конфигурацией 128-64 нейрона, и трехслойная архитектура </w:t>
+      </w:r>
+      <w:r>
+        <w:rPr>
+          <w:sz w:val="28"/>
+          <w:szCs w:val="28"/>
+        </w:rPr>
+        <w:t>Тройной</w:t>
+      </w:r>
+      <w:r>
+        <w:rPr>
+          <w:sz w:val="28"/>
+          <w:szCs w:val="28"/>
+        </w:rPr>
+        <w:t xml:space="preserve"> </w:t>
+      </w:r>
+      <w:r>
+        <w:rPr>
+          <w:sz w:val="28"/>
+          <w:szCs w:val="28"/>
+        </w:rPr>
+        <w:t>с конфигурацией 128-64-32 нейрона.</w:t>
       </w:r>
     </w:p>
     <w:p>
@@ -5366,16 +5793,21 @@
       </w:pPr>
       <w:r>
         <w:rPr>
-          <w:noProof/>
           <w:sz w:val="28"/>
           <w:szCs w:val="28"/>
         </w:rPr>
         <w:lastRenderedPageBreak/>
         <w:drawing>
-          <wp:inline distT="0" distB="0" distL="0" distR="0" wp14:anchorId="59B2191B" wp14:editId="207A16AC">
-            <wp:extent cx="5315692" cy="3886742"/>
-            <wp:effectExtent l="0" t="0" r="0" b="0"/>
-            <wp:docPr id="11" name="Picture 11"/>
+          <wp:inline distT="0" distB="0" distL="0" distR="0" wp14:anchorId="52C1B0FD" wp14:editId="6E10BC68">
+            <wp:extent cx="4695825" cy="3500905"/>
+            <wp:effectExtent l="0" t="0" r="0" b="4445"/>
+            <wp:docPr id="8" name="Picture 7">
+              <a:extLst xmlns:a="http://schemas.openxmlformats.org/drawingml/2006/main">
+                <a:ext uri="{FF2B5EF4-FFF2-40B4-BE49-F238E27FC236}">
+                  <a16:creationId xmlns:a16="http://schemas.microsoft.com/office/drawing/2014/main" id="{6BFD873A-65CC-4F27-8A60-6947CE1581AC}"/>
+                </a:ext>
+              </a:extLst>
+            </wp:docPr>
             <wp:cNvGraphicFramePr>
               <a:graphicFrameLocks xmlns:a="http://schemas.openxmlformats.org/drawingml/2006/main" noChangeAspect="1"/>
             </wp:cNvGraphicFramePr>
@@ -5383,8 +5815,16 @@
               <a:graphicData uri="http://schemas.openxmlformats.org/drawingml/2006/picture">
                 <pic:pic xmlns:pic="http://schemas.openxmlformats.org/drawingml/2006/picture">
                   <pic:nvPicPr>
-                    <pic:cNvPr id="1" name=""/>
-                    <pic:cNvPicPr/>
+                    <pic:cNvPr id="8" name="Picture 7">
+                      <a:extLst>
+                        <a:ext uri="{FF2B5EF4-FFF2-40B4-BE49-F238E27FC236}">
+                          <a16:creationId xmlns:a16="http://schemas.microsoft.com/office/drawing/2014/main" id="{6BFD873A-65CC-4F27-8A60-6947CE1581AC}"/>
+                        </a:ext>
+                      </a:extLst>
+                    </pic:cNvPr>
+                    <pic:cNvPicPr>
+                      <a:picLocks noChangeAspect="1"/>
+                    </pic:cNvPicPr>
                   </pic:nvPicPr>
                   <pic:blipFill>
                     <a:blip r:embed="rId17"/>
@@ -5395,7 +5835,7 @@
                   <pic:spPr>
                     <a:xfrm>
                       <a:off x="0" y="0"/>
-                      <a:ext cx="5315692" cy="3886742"/>
+                      <a:ext cx="4701720" cy="3505300"/>
                     </a:xfrm>
                     <a:prstGeom prst="rect">
                       <a:avLst/>
@@ -5488,6 +5928,7 @@
         </w:rPr>
         <w:t xml:space="preserve"> архитектуры </w:t>
       </w:r>
+      <w:proofErr w:type="spellStart"/>
       <w:r>
         <w:rPr>
           <w:sz w:val="28"/>
@@ -5495,6 +5936,7 @@
         </w:rPr>
         <w:t>полносвязных</w:t>
       </w:r>
+      <w:proofErr w:type="spellEnd"/>
       <w:r>
         <w:rPr>
           <w:sz w:val="28"/>
@@ -5533,10 +5975,10 @@
           <w:szCs w:val="28"/>
         </w:rPr>
         <w:drawing>
-          <wp:inline distT="0" distB="0" distL="0" distR="0" wp14:anchorId="064EEBF3" wp14:editId="6905A92D">
-            <wp:extent cx="5114925" cy="3836194"/>
+          <wp:inline distT="0" distB="0" distL="0" distR="0" wp14:anchorId="6CCCE379" wp14:editId="5C1792B0">
+            <wp:extent cx="5467350" cy="4100513"/>
             <wp:effectExtent l="0" t="0" r="0" b="0"/>
-            <wp:docPr id="25" name="Picture 25"/>
+            <wp:docPr id="6" name="Picture 6"/>
             <wp:cNvGraphicFramePr>
               <a:graphicFrameLocks xmlns:a="http://schemas.openxmlformats.org/drawingml/2006/main" noChangeAspect="1"/>
             </wp:cNvGraphicFramePr>
@@ -5544,7 +5986,7 @@
               <a:graphicData uri="http://schemas.openxmlformats.org/drawingml/2006/picture">
                 <pic:pic xmlns:pic="http://schemas.openxmlformats.org/drawingml/2006/picture">
                   <pic:nvPicPr>
-                    <pic:cNvPr id="0" name="Picture 6"/>
+                    <pic:cNvPr id="0" name="Picture 4"/>
                     <pic:cNvPicPr>
                       <a:picLocks noChangeAspect="1" noChangeArrowheads="1"/>
                     </pic:cNvPicPr>
@@ -5565,7 +6007,7 @@
                   <pic:spPr bwMode="auto">
                     <a:xfrm>
                       <a:off x="0" y="0"/>
-                      <a:ext cx="5117766" cy="3838325"/>
+                      <a:ext cx="5486178" cy="4114634"/>
                     </a:xfrm>
                     <a:prstGeom prst="rect">
                       <a:avLst/>
@@ -5689,6 +6131,7 @@
         </w:rPr>
         <w:t xml:space="preserve"> архитектуры </w:t>
       </w:r>
+      <w:proofErr w:type="spellStart"/>
       <w:r>
         <w:rPr>
           <w:sz w:val="28"/>
@@ -5696,6 +6139,7 @@
         </w:rPr>
         <w:t>полносвязных</w:t>
       </w:r>
+      <w:proofErr w:type="spellEnd"/>
       <w:r>
         <w:rPr>
           <w:sz w:val="28"/>
@@ -5728,10 +6172,10 @@
         </w:rPr>
         <w:lastRenderedPageBreak/>
         <w:drawing>
-          <wp:inline distT="0" distB="0" distL="0" distR="0" wp14:anchorId="20102A7C" wp14:editId="674487FC">
-            <wp:extent cx="5029200" cy="3771900"/>
+          <wp:inline distT="0" distB="0" distL="0" distR="0" wp14:anchorId="28661B6F" wp14:editId="3921E756">
+            <wp:extent cx="5257800" cy="3943350"/>
             <wp:effectExtent l="0" t="0" r="0" b="0"/>
-            <wp:docPr id="26" name="Picture 26"/>
+            <wp:docPr id="7" name="Picture 7"/>
             <wp:cNvGraphicFramePr>
               <a:graphicFrameLocks xmlns:a="http://schemas.openxmlformats.org/drawingml/2006/main" noChangeAspect="1"/>
             </wp:cNvGraphicFramePr>
@@ -5739,7 +6183,7 @@
               <a:graphicData uri="http://schemas.openxmlformats.org/drawingml/2006/picture">
                 <pic:pic xmlns:pic="http://schemas.openxmlformats.org/drawingml/2006/picture">
                   <pic:nvPicPr>
-                    <pic:cNvPr id="0" name="Picture 7"/>
+                    <pic:cNvPr id="0" name="Picture 5"/>
                     <pic:cNvPicPr>
                       <a:picLocks noChangeAspect="1" noChangeArrowheads="1"/>
                     </pic:cNvPicPr>
@@ -5760,7 +6204,7 @@
                   <pic:spPr bwMode="auto">
                     <a:xfrm>
                       <a:off x="0" y="0"/>
-                      <a:ext cx="5030749" cy="3773062"/>
+                      <a:ext cx="5277236" cy="3957927"/>
                     </a:xfrm>
                     <a:prstGeom prst="rect">
                       <a:avLst/>
@@ -5875,6 +6319,7 @@
         </w:rPr>
         <w:t xml:space="preserve"> архитектуры </w:t>
       </w:r>
+      <w:proofErr w:type="spellStart"/>
       <w:r>
         <w:rPr>
           <w:sz w:val="28"/>
@@ -5882,6 +6327,7 @@
         </w:rPr>
         <w:t>полносвязных</w:t>
       </w:r>
+      <w:proofErr w:type="spellEnd"/>
       <w:r>
         <w:rPr>
           <w:sz w:val="28"/>
@@ -5912,7 +6358,65 @@
           <w:sz w:val="28"/>
           <w:szCs w:val="28"/>
         </w:rPr>
-        <w:t xml:space="preserve">Наиболее впечатляющие результаты были получены при модификации полносвязной части сети. Конфигурации Double (64–32) и Triple (128–64–32) достигли идеальных показателей: точность </w:t>
+        <w:t xml:space="preserve">Наиболее впечатляющие результаты были получены при модификации </w:t>
+      </w:r>
+      <w:proofErr w:type="spellStart"/>
+      <w:r>
+        <w:rPr>
+          <w:sz w:val="28"/>
+          <w:szCs w:val="28"/>
+        </w:rPr>
+        <w:t>полносвязной</w:t>
+      </w:r>
+      <w:proofErr w:type="spellEnd"/>
+      <w:r>
+        <w:rPr>
+          <w:sz w:val="28"/>
+          <w:szCs w:val="28"/>
+        </w:rPr>
+        <w:t xml:space="preserve"> части сети. Конфигурации </w:t>
+      </w:r>
+      <w:r>
+        <w:rPr>
+          <w:sz w:val="28"/>
+          <w:szCs w:val="28"/>
+        </w:rPr>
+        <w:t>Двойной</w:t>
+      </w:r>
+      <w:r>
+        <w:rPr>
+          <w:sz w:val="28"/>
+          <w:szCs w:val="28"/>
+        </w:rPr>
+        <w:t xml:space="preserve"> </w:t>
+      </w:r>
+      <w:r>
+        <w:rPr>
+          <w:sz w:val="28"/>
+          <w:szCs w:val="28"/>
+        </w:rPr>
+        <w:t xml:space="preserve">(64–32) и </w:t>
+      </w:r>
+      <w:r>
+        <w:rPr>
+          <w:sz w:val="28"/>
+          <w:szCs w:val="28"/>
+        </w:rPr>
+        <w:t>Тройной</w:t>
+      </w:r>
+      <w:r>
+        <w:rPr>
+          <w:sz w:val="28"/>
+          <w:szCs w:val="28"/>
+        </w:rPr>
+        <w:t xml:space="preserve"> </w:t>
+      </w:r>
+      <w:r>
+        <w:rPr>
+          <w:sz w:val="28"/>
+          <w:szCs w:val="28"/>
+        </w:rPr>
+        <w:t xml:space="preserve">(128–64–32) достигли идеальных показателей: точность </w:t>
       </w:r>
       <w:r>
         <w:rPr>
@@ -5942,19 +6446,42 @@
         </w:rPr>
         <w:t xml:space="preserve">. Это подтверждает, что правильно подобранная структура </w:t>
       </w:r>
-      <w:r>
-        <w:rPr>
-          <w:sz w:val="28"/>
-          <w:szCs w:val="28"/>
-        </w:rPr>
-        <w:t xml:space="preserve">полносвязных </w:t>
-      </w:r>
-      <w:r>
-        <w:rPr>
-          <w:sz w:val="28"/>
-          <w:szCs w:val="28"/>
-        </w:rPr>
-        <w:t>слоёв способна значительно повысить качество классификации. Модель Single-32 также показала высокий результат (</w:t>
+      <w:proofErr w:type="spellStart"/>
+      <w:r>
+        <w:rPr>
+          <w:sz w:val="28"/>
+          <w:szCs w:val="28"/>
+        </w:rPr>
+        <w:t>полносвязных</w:t>
+      </w:r>
+      <w:proofErr w:type="spellEnd"/>
+      <w:r>
+        <w:rPr>
+          <w:sz w:val="28"/>
+          <w:szCs w:val="28"/>
+        </w:rPr>
+        <w:t xml:space="preserve"> </w:t>
+      </w:r>
+      <w:r>
+        <w:rPr>
+          <w:sz w:val="28"/>
+          <w:szCs w:val="28"/>
+        </w:rPr>
+        <w:t xml:space="preserve">слоёв способна значительно повысить качество классификации. Модель </w:t>
+      </w:r>
+      <w:r>
+        <w:rPr>
+          <w:sz w:val="28"/>
+          <w:szCs w:val="28"/>
+        </w:rPr>
+        <w:t>Одиночный</w:t>
+      </w:r>
+      <w:r>
+        <w:rPr>
+          <w:sz w:val="28"/>
+          <w:szCs w:val="28"/>
+        </w:rPr>
+        <w:t>-32 также показала высокий результат (</w:t>
       </w:r>
       <w:r>
         <w:rPr>
@@ -6036,8 +6563,23 @@
           <w:sz w:val="28"/>
           <w:szCs w:val="28"/>
         </w:rPr>
-        <w:t xml:space="preserve"> проводились с фиксированной архитектурой модели, включающей LSTM слои с конфигурацией Medium (64-128-64 юнита) и </w:t>
-      </w:r>
+        <w:t xml:space="preserve"> проводились с фиксированной архитектурой модели, включающей LSTM слои с конфигурацией </w:t>
+      </w:r>
+      <w:r>
+        <w:rPr>
+          <w:sz w:val="28"/>
+          <w:szCs w:val="28"/>
+        </w:rPr>
+        <w:t>Средний</w:t>
+      </w:r>
+      <w:r>
+        <w:rPr>
+          <w:sz w:val="28"/>
+          <w:szCs w:val="28"/>
+        </w:rPr>
+        <w:t xml:space="preserve"> (64-128-64 юнита) и </w:t>
+      </w:r>
+      <w:proofErr w:type="spellStart"/>
       <w:r>
         <w:rPr>
           <w:sz w:val="28"/>
@@ -6052,12 +6594,34 @@
         </w:rPr>
         <w:t>ой</w:t>
       </w:r>
-      <w:r>
-        <w:rPr>
-          <w:sz w:val="28"/>
-          <w:szCs w:val="28"/>
-        </w:rPr>
-        <w:t xml:space="preserve"> слои с конфигурацией Double (64-32 нейрона).</w:t>
+      <w:proofErr w:type="spellEnd"/>
+      <w:r>
+        <w:rPr>
+          <w:sz w:val="28"/>
+          <w:szCs w:val="28"/>
+        </w:rPr>
+        <w:t xml:space="preserve"> слои с конфигурацией </w:t>
+      </w:r>
+      <w:r>
+        <w:rPr>
+          <w:sz w:val="28"/>
+          <w:szCs w:val="28"/>
+        </w:rPr>
+        <w:t>Двойной</w:t>
+      </w:r>
+      <w:r>
+        <w:rPr>
+          <w:sz w:val="28"/>
+          <w:szCs w:val="28"/>
+        </w:rPr>
+        <w:t xml:space="preserve"> </w:t>
+      </w:r>
+      <w:r>
+        <w:rPr>
+          <w:sz w:val="28"/>
+          <w:szCs w:val="28"/>
+        </w:rPr>
+        <w:t>(64-32 нейрона).</w:t>
       </w:r>
       <w:r>
         <w:rPr>
@@ -6281,7 +6845,71 @@
           <w:sz w:val="28"/>
           <w:szCs w:val="28"/>
         </w:rPr>
-        <w:t xml:space="preserve">, равном 0,005, однако значение validation loss при этом оказалось достаточно высоким (0,226), что может свидетельствовать о неполной сходимости модели или о необходимости увеличения количества эпох. Наиболее стабильные результаты с низким validation loss (0,033) продемонстрировала модель с </w:t>
+        <w:t xml:space="preserve">, равном 0,005, однако значение </w:t>
+      </w:r>
+      <w:proofErr w:type="spellStart"/>
+      <w:r>
+        <w:rPr>
+          <w:sz w:val="28"/>
+          <w:szCs w:val="28"/>
+        </w:rPr>
+        <w:t>validation</w:t>
+      </w:r>
+      <w:proofErr w:type="spellEnd"/>
+      <w:r>
+        <w:rPr>
+          <w:sz w:val="28"/>
+          <w:szCs w:val="28"/>
+        </w:rPr>
+        <w:t xml:space="preserve"> </w:t>
+      </w:r>
+      <w:proofErr w:type="spellStart"/>
+      <w:r>
+        <w:rPr>
+          <w:sz w:val="28"/>
+          <w:szCs w:val="28"/>
+        </w:rPr>
+        <w:t>loss</w:t>
+      </w:r>
+      <w:proofErr w:type="spellEnd"/>
+      <w:r>
+        <w:rPr>
+          <w:sz w:val="28"/>
+          <w:szCs w:val="28"/>
+        </w:rPr>
+        <w:t xml:space="preserve"> при этом оказалось достаточно высоким (0,226), что может свидетельствовать о неполной сходимости модели или о необходимости увеличения количества эпох. Наиболее стабильные результаты с низким </w:t>
+      </w:r>
+      <w:proofErr w:type="spellStart"/>
+      <w:r>
+        <w:rPr>
+          <w:sz w:val="28"/>
+          <w:szCs w:val="28"/>
+        </w:rPr>
+        <w:t>validation</w:t>
+      </w:r>
+      <w:proofErr w:type="spellEnd"/>
+      <w:r>
+        <w:rPr>
+          <w:sz w:val="28"/>
+          <w:szCs w:val="28"/>
+        </w:rPr>
+        <w:t xml:space="preserve"> </w:t>
+      </w:r>
+      <w:proofErr w:type="spellStart"/>
+      <w:r>
+        <w:rPr>
+          <w:sz w:val="28"/>
+          <w:szCs w:val="28"/>
+        </w:rPr>
+        <w:t>loss</w:t>
+      </w:r>
+      <w:proofErr w:type="spellEnd"/>
+      <w:r>
+        <w:rPr>
+          <w:sz w:val="28"/>
+          <w:szCs w:val="28"/>
+        </w:rPr>
+        <w:t xml:space="preserve"> (0,033) продемонстрировала модель с </w:t>
       </w:r>
       <w:r>
         <w:rPr>
@@ -6383,6 +7011,7 @@
         </w:rPr>
         <w:t xml:space="preserve"> признаков (координаты ключевых точек обеих рук), прохождение этих данных через три LSTM слоя с конфигурацией 64-128-64 юнита, обработку через два </w:t>
       </w:r>
+      <w:proofErr w:type="spellStart"/>
       <w:r>
         <w:rPr>
           <w:sz w:val="28"/>
@@ -6390,12 +7019,29 @@
         </w:rPr>
         <w:t>полносвязных</w:t>
       </w:r>
-      <w:r>
-        <w:rPr>
-          <w:sz w:val="28"/>
-          <w:szCs w:val="28"/>
-        </w:rPr>
-        <w:t xml:space="preserve"> слоя с конфигурацией 64-32 нейрона, вычисление финальных вероятностей через softmax активацию над десятью выходными нейронами, и формирование предсказания путем выбора класса с максимальной вероятностью.</w:t>
+      <w:proofErr w:type="spellEnd"/>
+      <w:r>
+        <w:rPr>
+          <w:sz w:val="28"/>
+          <w:szCs w:val="28"/>
+        </w:rPr>
+        <w:t xml:space="preserve"> слоя с конфигурацией 64-32 нейрона, вычисление финальных вероятностей через </w:t>
+      </w:r>
+      <w:proofErr w:type="spellStart"/>
+      <w:r>
+        <w:rPr>
+          <w:sz w:val="28"/>
+          <w:szCs w:val="28"/>
+        </w:rPr>
+        <w:t>softmax</w:t>
+      </w:r>
+      <w:proofErr w:type="spellEnd"/>
+      <w:r>
+        <w:rPr>
+          <w:sz w:val="28"/>
+          <w:szCs w:val="28"/>
+        </w:rPr>
+        <w:t xml:space="preserve"> активацию над десятью выходными нейронами, и формирование предсказания путем выбора класса с максимальной вероятностью.</w:t>
       </w:r>
     </w:p>
     <w:p>
@@ -6801,7 +7447,23 @@
           <w:sz w:val="28"/>
           <w:szCs w:val="28"/>
         </w:rPr>
-        <w:t xml:space="preserve">, что соответствует 50,21 миллисекунды на один образец. Это значение практически совпадает со средним временем 49,35 миллисекунды, измеренным в режиме обработки отдельных образцов, подтверждая консистентность измерений. Стандартное отклонение </w:t>
+        <w:t xml:space="preserve">, что соответствует 50,21 миллисекунды на один образец. Это значение практически совпадает со средним временем 49,35 миллисекунды, измеренным в режиме обработки отдельных образцов, подтверждая </w:t>
+      </w:r>
+      <w:proofErr w:type="spellStart"/>
+      <w:r>
+        <w:rPr>
+          <w:sz w:val="28"/>
+          <w:szCs w:val="28"/>
+        </w:rPr>
+        <w:t>консистентность</w:t>
+      </w:r>
+      <w:proofErr w:type="spellEnd"/>
+      <w:r>
+        <w:rPr>
+          <w:sz w:val="28"/>
+          <w:szCs w:val="28"/>
+        </w:rPr>
+        <w:t xml:space="preserve"> измерений. Стандартное отклонение </w:t>
       </w:r>
       <w:r>
         <w:rPr>
@@ -6869,7 +7531,23 @@
           <w:sz w:val="28"/>
           <w:szCs w:val="28"/>
         </w:rPr>
-        <w:t xml:space="preserve">. Такое ускорение объясняется эффективной параллелизацией вычислений при обработке </w:t>
+        <w:t xml:space="preserve">. Такое ускорение объясняется эффективной </w:t>
+      </w:r>
+      <w:proofErr w:type="spellStart"/>
+      <w:r>
+        <w:rPr>
+          <w:sz w:val="28"/>
+          <w:szCs w:val="28"/>
+        </w:rPr>
+        <w:t>параллелизацией</w:t>
+      </w:r>
+      <w:proofErr w:type="spellEnd"/>
+      <w:r>
+        <w:rPr>
+          <w:sz w:val="28"/>
+          <w:szCs w:val="28"/>
+        </w:rPr>
+        <w:t xml:space="preserve"> вычислений при обработке </w:t>
       </w:r>
       <w:r>
         <w:rPr>
@@ -7106,13 +7784,6 @@
           <w:sz w:val="28"/>
           <w:szCs w:val="28"/>
         </w:rPr>
-        <w:t xml:space="preserve"> Medium (64-128-64), архитектура</w:t>
-      </w:r>
-      <w:r>
-        <w:rPr>
-          <w:sz w:val="28"/>
-          <w:szCs w:val="28"/>
-        </w:rPr>
         <w:t xml:space="preserve"> </w:t>
       </w:r>
       <w:r>
@@ -7120,14 +7791,65 @@
           <w:sz w:val="28"/>
           <w:szCs w:val="28"/>
         </w:rPr>
-        <w:t>полносвязных слоёв</w:t>
-      </w:r>
-      <w:r>
-        <w:rPr>
-          <w:sz w:val="28"/>
-          <w:szCs w:val="28"/>
-        </w:rPr>
-        <w:t xml:space="preserve"> Double (64-32), скорость обучения 0.001 и порог уверенности 0.9.</w:t>
+        <w:t>Средний</w:t>
+      </w:r>
+      <w:r>
+        <w:rPr>
+          <w:sz w:val="28"/>
+          <w:szCs w:val="28"/>
+        </w:rPr>
+        <w:t xml:space="preserve"> (64-128-64), архитектура</w:t>
+      </w:r>
+      <w:r>
+        <w:rPr>
+          <w:sz w:val="28"/>
+          <w:szCs w:val="28"/>
+        </w:rPr>
+        <w:t xml:space="preserve"> </w:t>
+      </w:r>
+      <w:proofErr w:type="spellStart"/>
+      <w:r>
+        <w:rPr>
+          <w:sz w:val="28"/>
+          <w:szCs w:val="28"/>
+        </w:rPr>
+        <w:t>полносвязных</w:t>
+      </w:r>
+      <w:proofErr w:type="spellEnd"/>
+      <w:r>
+        <w:rPr>
+          <w:sz w:val="28"/>
+          <w:szCs w:val="28"/>
+        </w:rPr>
+        <w:t xml:space="preserve"> слоёв</w:t>
+      </w:r>
+      <w:r>
+        <w:rPr>
+          <w:sz w:val="28"/>
+          <w:szCs w:val="28"/>
+        </w:rPr>
+        <w:t xml:space="preserve"> </w:t>
+      </w:r>
+      <w:r>
+        <w:rPr>
+          <w:sz w:val="28"/>
+          <w:szCs w:val="28"/>
+        </w:rPr>
+        <w:t>Двойной</w:t>
+      </w:r>
+      <w:r>
+        <w:rPr>
+          <w:sz w:val="28"/>
+          <w:szCs w:val="28"/>
+        </w:rPr>
+        <w:t xml:space="preserve"> </w:t>
+      </w:r>
+      <w:r>
+        <w:rPr>
+          <w:sz w:val="28"/>
+          <w:szCs w:val="28"/>
+        </w:rPr>
+        <w:t>(64-32), скорость обучения 0.001 и порог уверенности 0.9.</w:t>
       </w:r>
     </w:p>
     <w:p>
@@ -7395,12 +8117,14 @@
         </w:rPr>
         <w:t xml:space="preserve">™ </w:t>
       </w:r>
+      <w:proofErr w:type="spellStart"/>
       <w:r>
         <w:rPr>
           <w:szCs w:val="28"/>
         </w:rPr>
         <w:t>i</w:t>
       </w:r>
+      <w:proofErr w:type="spellEnd"/>
       <w:r>
         <w:rPr>
           <w:szCs w:val="28"/>
@@ -7537,6 +8261,7 @@
           </w:rPr>
           <w:t>/</w:t>
         </w:r>
+        <w:proofErr w:type="spellStart"/>
         <w:r>
           <w:rPr>
             <w:rStyle w:val="Hyperlink"/>
@@ -7545,6 +8270,7 @@
           </w:rPr>
           <w:t>ru</w:t>
         </w:r>
+        <w:proofErr w:type="spellEnd"/>
         <w:r>
           <w:rPr>
             <w:rStyle w:val="Hyperlink"/>
@@ -7554,6 +8280,7 @@
           </w:rPr>
           <w:t>/</w:t>
         </w:r>
+        <w:proofErr w:type="spellStart"/>
         <w:r>
           <w:rPr>
             <w:rStyle w:val="Hyperlink"/>
@@ -7562,6 +8289,7 @@
           </w:rPr>
           <w:t>ru</w:t>
         </w:r>
+        <w:proofErr w:type="spellEnd"/>
         <w:r>
           <w:rPr>
             <w:rStyle w:val="Hyperlink"/>
@@ -7605,6 +8333,7 @@
           </w:rPr>
           <w:t>/208658/</w:t>
         </w:r>
+        <w:proofErr w:type="spellStart"/>
         <w:r>
           <w:rPr>
             <w:rStyle w:val="Hyperlink"/>
@@ -7613,6 +8342,7 @@
           </w:rPr>
           <w:t>intelcorei</w:t>
         </w:r>
+        <w:proofErr w:type="spellEnd"/>
         <w:r>
           <w:rPr>
             <w:rStyle w:val="Hyperlink"/>
@@ -7724,6 +8454,7 @@
           </w:rPr>
           <w:t>-4-20-</w:t>
         </w:r>
+        <w:proofErr w:type="spellStart"/>
         <w:r>
           <w:rPr>
             <w:rStyle w:val="Hyperlink"/>
@@ -7732,6 +8463,7 @@
           </w:rPr>
           <w:t>ghz</w:t>
         </w:r>
+        <w:proofErr w:type="spellEnd"/>
         <w:r>
           <w:rPr>
             <w:rStyle w:val="Hyperlink"/>
@@ -11464,7 +12196,6 @@
   <w:style w:type="character" w:default="1" w:styleId="DefaultParagraphFont">
     <w:name w:val="Default Paragraph Font"/>
     <w:uiPriority w:val="1"/>
-    <w:semiHidden/>
     <w:unhideWhenUsed/>
   </w:style>
   <w:style w:type="table" w:default="1" w:styleId="TableNormal">
